--- a/pre_projeto/Pre projeto.docx
+++ b/pre_projeto/Pre projeto.docx
@@ -443,7 +443,7 @@
           <w:b/>
           <w:lang w:eastAsia="pt-BR"/>
         </w:rPr>
-        <w:t>5</w:t>
+        <w:t>6</w:t>
       </w:r>
       <w:r>
         <w:rPr>
@@ -978,19 +978,28 @@
         <w:t>Em cidades de porte pequeno a médio como Arinos, é comum que os canais tradicionais de comunicação sejam limitados, dificultando a divulgação de eventos, iniciativas locais e a promoção de pequenos negócios. Para preencher esta coluna, o objetivo principal deste trabalho é criar uma plataforma digital que conecte os moradores de Arinos e região, fortalecendo a interação e ampliando os laços comunitários por meio do compartilhamento de informações relacionadas a cidade e região.</w:t>
       </w:r>
     </w:p>
-    <w:p/>
-    <w:p>
-      <w:r>
-        <w:t xml:space="preserve">..... </w:t>
-      </w:r>
-      <w:r>
-        <w:rPr>
-          <w:color w:val="FF0000"/>
-        </w:rPr>
-        <w:t>texto melhor como justificativa</w:t>
-      </w:r>
-    </w:p>
-    <w:p>
+    <w:p>
+      <w:r>
+        <w:tab/>
+      </w:r>
+      <w:r>
+        <w:rPr>
+          <w:color w:val="000000" w:themeColor="text1"/>
+        </w:rPr>
+        <w:t xml:space="preserve">Embora tenha uma gama de redes sendo utilizadas, essas plataformas nem sempre atendem às necessidades de pequenas cidades. Por serem voltadas a um público global, acabam pulverizando conteúdos e algoritmos regionais e dificultando as informações relevantes para os moradores </w:t>
+      </w:r>
+      <w:r>
+        <w:rPr>
+          <w:color w:val="000000" w:themeColor="text1"/>
+        </w:rPr>
+        <w:t>dessas regiões</w:t>
+      </w:r>
+      <w:r>
+        <w:rPr>
+          <w:color w:val="000000" w:themeColor="text1"/>
+        </w:rPr>
+        <w:t>, como divulgação de eventos, oportunidades de emprego, serviços e iniciativas comunitárias. Dessa forma, torna-se evidente a necessidade de um ambiente digital que priorize a realidade regional e favoreça a visibilidade de informações locais de forma organizada e acessível.</w:t>
+      </w:r>
       <w:r>
         <w:tab/>
         <w:t xml:space="preserve">Identifica-se que nem sempre as redes sociais globais atendem às necessidades especificas de comunidades menores, por serem voltadas para uma audiência ampla e global, muitas vezes não conseguem oferecer um espaço adequado para discussões e temas regionais que são de grande importância para os moradores locais, como a divulgação de vagas de emprego, por exemplo, que frequentemente buscam canais de comunicações mais focados em temas regionais.  </w:t>
@@ -1059,6 +1068,7 @@
           <w:color w:val="000000"/>
           <w:shd w:val="clear" w:color="auto" w:fill="FFFFFF"/>
         </w:rPr>
+        <w:lastRenderedPageBreak/>
         <w:t>Palavras-chave</w:t>
       </w:r>
       <w:r>
@@ -4127,168 +4137,7 @@
       </w:r>
     </w:p>
     <w:p>
-      <w:pPr>
-        <w:spacing w:before="0" w:after="120"/>
-        <w:rPr>
-          <w:rFonts w:cs="Times New Roman"/>
-          <w:color w:val="FF0000"/>
-          <w:szCs w:val="22"/>
-        </w:rPr>
-      </w:pPr>
-      <w:r>
-        <w:rPr>
-          <w:rFonts w:cs="Times New Roman"/>
-          <w:color w:val="FF0000"/>
-          <w:szCs w:val="22"/>
-        </w:rPr>
-        <w:t>A introdução é a parte inicial do texto, onde devem constar a delimitação do tema, objetivos da pesquisa e outros elementos necessários para situar o tema do trabalho.</w:t>
-      </w:r>
-    </w:p>
-    <w:p>
-      <w:pPr>
-        <w:pStyle w:val="Citacaodireta4oumaislinhas"/>
-        <w:rPr>
-          <w:color w:val="FF0000"/>
-        </w:rPr>
-      </w:pPr>
-      <w:r>
-        <w:rPr>
-          <w:color w:val="FF0000"/>
-        </w:rPr>
-        <w:t>O trabalho do cientista não se esgota nas descobertas que faz, é de sua responsabilidade comunicar os seus resultados, suas descobertas, suas criações. Sendo assim, a escrita científica caracteriza-se como um processo de comunicação muito importante, pois uma descoberta científica torna-se reconhecida através das publicações de seus resultados. (FELTRIM; ALUÍSIO; NUNES, 2000, p. 1).</w:t>
-      </w:r>
-    </w:p>
-    <w:p>
-      <w:pPr>
-        <w:spacing w:before="0" w:after="120"/>
-        <w:rPr>
-          <w:rFonts w:cs="Times New Roman"/>
-          <w:color w:val="FF0000"/>
-          <w:szCs w:val="22"/>
-        </w:rPr>
-      </w:pPr>
-      <w:r>
-        <w:rPr>
-          <w:rFonts w:cs="Times New Roman"/>
-          <w:color w:val="FF0000"/>
-          <w:szCs w:val="22"/>
-        </w:rPr>
-        <w:t xml:space="preserve">Segundo </w:t>
-      </w:r>
-      <w:proofErr w:type="spellStart"/>
-      <w:r>
-        <w:rPr>
-          <w:rFonts w:cs="Times New Roman"/>
-          <w:color w:val="FF0000"/>
-          <w:szCs w:val="22"/>
-        </w:rPr>
-        <w:t>Solomon</w:t>
-      </w:r>
-      <w:proofErr w:type="spellEnd"/>
-      <w:r>
-        <w:rPr>
-          <w:rFonts w:cs="Times New Roman"/>
-          <w:color w:val="FF0000"/>
-          <w:szCs w:val="22"/>
-        </w:rPr>
-        <w:t xml:space="preserve"> (1977), a função da introdução é apresentar do assunto do trabalho e, sendo assim, ela deve ser apresentada de maneira clara, simples e sintética, colocando o tema dentro de um quadro de referência teórica atualizado.</w:t>
-      </w:r>
-    </w:p>
-    <w:p>
-      <w:pPr>
-        <w:spacing w:before="0" w:after="120"/>
-        <w:ind w:firstLine="709"/>
-        <w:rPr>
-          <w:rFonts w:cs="Times New Roman"/>
-          <w:color w:val="FF0000"/>
-          <w:szCs w:val="22"/>
-        </w:rPr>
-      </w:pPr>
-      <w:r>
-        <w:rPr>
-          <w:rFonts w:cs="Times New Roman"/>
-          <w:color w:val="FF0000"/>
-          <w:szCs w:val="22"/>
-        </w:rPr>
-        <w:t xml:space="preserve">Em </w:t>
-      </w:r>
-      <w:proofErr w:type="spellStart"/>
-      <w:r>
-        <w:rPr>
-          <w:rFonts w:cs="Times New Roman"/>
-          <w:color w:val="FF0000"/>
-          <w:szCs w:val="22"/>
-        </w:rPr>
-        <w:t>Barrass</w:t>
-      </w:r>
-      <w:proofErr w:type="spellEnd"/>
-      <w:r>
-        <w:rPr>
-          <w:rFonts w:cs="Times New Roman"/>
-          <w:color w:val="FF0000"/>
-          <w:szCs w:val="22"/>
-        </w:rPr>
-        <w:t xml:space="preserve"> (1979), encontramos o reforço dessa diretriz, sendo que são apresentadas as etapas de uma introdução mais detalhadamente. Segundo esse autor, a introdução deve trazer uma clara apresentação do problema focalizado, indicando o escopo do trabalho, isto é, estabelecendo o contexto no qual o trabalho se desenvolve (Contextualização). Deve ser incluída uma breve referência a qualquer nota preliminar e a outras investigações relevantes, próprias do autor ou alheias, para mostrar – se for o caso – de que modo o trabalho a ser relatado está baseado em trabalhos anteriores (Revisão Bibliográfica). Deve-se dizer do que trata o trabalho e os motivos que levaram ao seu preparo (Propósito).</w:t>
-      </w:r>
-    </w:p>
-    <w:p>
-      <w:pPr>
-        <w:spacing w:before="0" w:after="120"/>
-        <w:rPr>
-          <w:rFonts w:cs="Times New Roman"/>
-          <w:color w:val="FF0000"/>
-          <w:szCs w:val="22"/>
-        </w:rPr>
-      </w:pPr>
-      <w:r>
-        <w:rPr>
-          <w:rFonts w:cs="Times New Roman"/>
-          <w:color w:val="FF0000"/>
-          <w:szCs w:val="22"/>
-        </w:rPr>
-        <w:t>É óbvio que um começo claro, conciso e interessante pode incentivar o leitor a prosseguir na leitura do trabalho. Embora as seções relativas aos métodos, resultados e discussões possam ser compreendidas somente por especialistas, a introdução deve ser escrita numa linguagem direta e não técnica, de modo que sua apresentação possa ser entendida por todas as pessoas para as quais o trabalho será distribuído.</w:t>
-      </w:r>
-    </w:p>
-    <w:p>
-      <w:pPr>
-        <w:spacing w:before="0" w:after="120"/>
-        <w:ind w:firstLine="709"/>
-        <w:rPr>
-          <w:rFonts w:cs="Times New Roman"/>
-          <w:color w:val="FF0000"/>
-          <w:szCs w:val="22"/>
-        </w:rPr>
-      </w:pPr>
-      <w:r>
-        <w:rPr>
-          <w:rFonts w:cs="Times New Roman"/>
-          <w:color w:val="FF0000"/>
-          <w:szCs w:val="22"/>
-        </w:rPr>
-        <w:t>O autor deve contextualizar o seu TEMA de pesquisa neste capítulo.</w:t>
-      </w:r>
-    </w:p>
-    <w:p>
-      <w:pPr>
-        <w:spacing w:before="0" w:after="120"/>
-        <w:rPr>
-          <w:rFonts w:cs="Times New Roman"/>
-          <w:color w:val="FF0000"/>
-          <w:szCs w:val="22"/>
-        </w:rPr>
-      </w:pPr>
-      <w:r>
-        <w:rPr>
-          <w:rFonts w:cs="Times New Roman"/>
-          <w:color w:val="FF0000"/>
-          <w:szCs w:val="22"/>
-        </w:rPr>
-        <w:t>No último parágrafo deste capítulo o autor deve fazer a ligação do seu tema ao contexto apresentado, ou seja, onde seu assunto se encaixará na temática abordada.</w:t>
-      </w:r>
-    </w:p>
-    <w:p>
-      <w:r>
-        <w:lastRenderedPageBreak/>
+      <w:r>
         <w:t xml:space="preserve">A democratização da Internet proporcionada pela evolução </w:t>
       </w:r>
       <w:r>
@@ -4313,7 +4162,13 @@
         <w:t>canal</w:t>
       </w:r>
       <w:r>
-        <w:t xml:space="preserve"> de comunicação</w:t>
+        <w:t xml:space="preserve"> de </w:t>
+      </w:r>
+      <w:r>
+        <w:rPr>
+          <w:u w:val="single"/>
+        </w:rPr>
+        <w:t>comunicação</w:t>
       </w:r>
       <w:r>
         <w:t>. Porém, nas</w:t>
@@ -4629,512 +4484,492 @@
     </w:p>
     <w:p>
       <w:pPr>
-        <w:rPr>
-          <w:color w:val="FF0000"/>
-        </w:rPr>
-      </w:pPr>
-      <w:r>
-        <w:rPr>
-          <w:color w:val="FF0000"/>
-        </w:rPr>
-        <w:t>A</w:t>
-      </w:r>
-      <w:r>
-        <w:rPr>
-          <w:color w:val="FF0000"/>
-        </w:rPr>
-        <w:t>presenta a caracterização do problema estudado, a motivação e relevância científica e social (</w:t>
-      </w:r>
-      <w:r>
-        <w:rPr>
-          <w:color w:val="FF0000"/>
-        </w:rPr>
-        <w:t>fontes</w:t>
-      </w:r>
-      <w:r>
-        <w:rPr>
-          <w:color w:val="FF0000"/>
-        </w:rPr>
-        <w:t xml:space="preserve"> confiáveis e precisas)</w:t>
-      </w:r>
-      <w:r>
-        <w:rPr>
-          <w:color w:val="FF0000"/>
-        </w:rPr>
-        <w:t xml:space="preserve"> da pesquisa</w:t>
-      </w:r>
-      <w:r>
-        <w:rPr>
-          <w:color w:val="FF0000"/>
-        </w:rPr>
-        <w:t>. Resumindo é o “porquê”</w:t>
-      </w:r>
-    </w:p>
-    <w:p>
-      <w:pPr>
-        <w:ind w:firstLine="708"/>
-        <w:rPr>
-          <w:color w:val="FF0000"/>
-        </w:rPr>
-      </w:pPr>
-      <w:r>
-        <w:rPr>
-          <w:color w:val="FF0000"/>
-        </w:rPr>
-        <w:lastRenderedPageBreak/>
-        <w:t>Identifique o problema que gerou a solução proposta e como foi identificada a necessidade de desenvolvimento do produto/processo/ serviços inovadores? Apresente as razões que evidenciam a importância do projeto.</w:t>
-      </w:r>
-    </w:p>
-    <w:p>
-      <w:pPr>
-        <w:rPr>
-          <w:color w:val="FF0000"/>
-        </w:rPr>
-      </w:pPr>
-      <w:r>
-        <w:rPr>
-          <w:color w:val="FF0000"/>
-        </w:rPr>
-        <w:t>A justificativa descreve o fator motivador do projeto, identificando sua relevância para o mercado e descrevendo seus benefícios.</w:t>
-      </w:r>
-    </w:p>
-    <w:p>
-      <w:pPr>
-        <w:rPr>
-          <w:color w:val="FF0000"/>
-        </w:rPr>
-      </w:pPr>
-    </w:p>
-    <w:p>
-      <w:r>
-        <w:t>A crescente importância da tecnologia no cotidiano das pessoas mostra a necessidade de atender demandas específicas de diferentes públicos. Embora as grandes redes sociais tenham revolucionado o mercado, comércio, sociedade, eles ainda sofrem de um problema, que é atender</w:t>
-      </w:r>
-      <w:r>
-        <w:t xml:space="preserve"> um</w:t>
-      </w:r>
-      <w:r>
-        <w:t xml:space="preserve"> nicho</w:t>
-      </w:r>
-      <w:r>
-        <w:t xml:space="preserve"> específico.</w:t>
-      </w:r>
-    </w:p>
-    <w:p>
-      <w:r>
-        <w:tab/>
-        <w:t xml:space="preserve">Este </w:t>
-      </w:r>
-      <w:r>
-        <w:t xml:space="preserve">projeto </w:t>
-      </w:r>
-      <w:r>
-        <w:t xml:space="preserve">buscará </w:t>
-      </w:r>
-      <w:r>
-        <w:t>mostra</w:t>
-      </w:r>
-      <w:r>
-        <w:t>r</w:t>
-      </w:r>
-      <w:r>
-        <w:t xml:space="preserve"> a importância d</w:t>
-      </w:r>
-      <w:r>
-        <w:t>a criação de</w:t>
-      </w:r>
-      <w:r>
-        <w:t xml:space="preserve"> soluções tecnológicas que tenham um impacto real e positivo na vida das pessoas</w:t>
-      </w:r>
-      <w:r>
-        <w:t xml:space="preserve">, </w:t>
-      </w:r>
-      <w:r>
-        <w:t xml:space="preserve">principalmente em áreas </w:t>
-      </w:r>
-      <w:r>
-        <w:t xml:space="preserve">que </w:t>
-      </w:r>
-      <w:r>
-        <w:t>não t</w:t>
-      </w:r>
-      <w:r>
-        <w:t>enham</w:t>
-      </w:r>
-      <w:r>
-        <w:t xml:space="preserve"> recebido </w:t>
-      </w:r>
-      <w:r>
-        <w:t>muita</w:t>
-      </w:r>
-      <w:r>
-        <w:t xml:space="preserve"> atenção por parte das grandes plataformas</w:t>
-      </w:r>
-      <w:r>
-        <w:t xml:space="preserve"> de redes sociais</w:t>
-      </w:r>
-      <w:r>
-        <w:t xml:space="preserve">. </w:t>
-      </w:r>
-      <w:r>
-        <w:t xml:space="preserve">Para tanto, pretendemos </w:t>
-      </w:r>
-      <w:r>
-        <w:t>abraçar essas comunidades</w:t>
-      </w:r>
-      <w:r>
-        <w:t xml:space="preserve"> concebendo </w:t>
-      </w:r>
-      <w:r>
-        <w:t>um instrumento de mudança em Arinos e seu entorno</w:t>
-      </w:r>
-      <w:r>
-        <w:t xml:space="preserve">: </w:t>
-      </w:r>
-      <w:proofErr w:type="spellStart"/>
-      <w:r>
-        <w:rPr>
-          <w:b/>
-          <w:bCs/>
-        </w:rPr>
-        <w:t>ArinosBay</w:t>
-      </w:r>
-      <w:proofErr w:type="spellEnd"/>
-      <w:r>
-        <w:t>.</w:t>
-      </w:r>
-    </w:p>
-    <w:p>
-      <w:pPr>
-        <w:spacing w:before="0" w:after="120"/>
-        <w:rPr>
-          <w:rFonts w:cs="Times New Roman"/>
-          <w:szCs w:val="22"/>
-        </w:rPr>
-      </w:pPr>
-      <w:r>
-        <w:rPr>
-          <w:rFonts w:cs="Times New Roman"/>
-          <w:szCs w:val="22"/>
-        </w:rPr>
-        <w:tab/>
-        <w:t xml:space="preserve"> </w:t>
-      </w:r>
-      <w:r>
-        <w:rPr>
-          <w:rFonts w:cs="Times New Roman"/>
-          <w:szCs w:val="22"/>
-        </w:rPr>
-        <w:t>Portanto, a principal justificativa para e</w:t>
-      </w:r>
-      <w:r>
-        <w:rPr>
-          <w:rFonts w:cs="Times New Roman"/>
-          <w:szCs w:val="22"/>
-        </w:rPr>
-        <w:t xml:space="preserve">ste projeto </w:t>
-      </w:r>
-      <w:r>
-        <w:rPr>
-          <w:rFonts w:cs="Times New Roman"/>
-          <w:szCs w:val="22"/>
-        </w:rPr>
-        <w:t>é a</w:t>
-      </w:r>
-      <w:r>
-        <w:rPr>
-          <w:rFonts w:cs="Times New Roman"/>
-          <w:szCs w:val="22"/>
-        </w:rPr>
-        <w:t xml:space="preserve"> </w:t>
-      </w:r>
-      <w:r>
-        <w:rPr>
-          <w:rFonts w:cs="Times New Roman"/>
-          <w:szCs w:val="22"/>
-        </w:rPr>
-        <w:t>ausência</w:t>
-      </w:r>
-      <w:r>
-        <w:rPr>
-          <w:rFonts w:cs="Times New Roman"/>
-          <w:szCs w:val="22"/>
-        </w:rPr>
-        <w:t xml:space="preserve"> de redes sociais personalizadas </w:t>
-      </w:r>
-      <w:r>
-        <w:rPr>
-          <w:rFonts w:cs="Times New Roman"/>
-          <w:szCs w:val="22"/>
-        </w:rPr>
-        <w:t xml:space="preserve">que </w:t>
-      </w:r>
-      <w:r>
-        <w:rPr>
-          <w:rFonts w:cs="Times New Roman"/>
-          <w:szCs w:val="22"/>
-        </w:rPr>
-        <w:t>atend</w:t>
-      </w:r>
-      <w:r>
-        <w:rPr>
-          <w:rFonts w:cs="Times New Roman"/>
-          <w:szCs w:val="22"/>
-        </w:rPr>
-        <w:t>am</w:t>
-      </w:r>
-      <w:r>
-        <w:rPr>
-          <w:rFonts w:cs="Times New Roman"/>
-          <w:szCs w:val="22"/>
-        </w:rPr>
-        <w:t xml:space="preserve"> </w:t>
-      </w:r>
-      <w:r>
-        <w:rPr>
-          <w:rFonts w:cs="Times New Roman"/>
-          <w:szCs w:val="22"/>
-        </w:rPr>
-        <w:t>pequenas cidades</w:t>
-      </w:r>
-      <w:r>
-        <w:rPr>
-          <w:rFonts w:cs="Times New Roman"/>
-          <w:szCs w:val="22"/>
-        </w:rPr>
-        <w:t xml:space="preserve"> e/ou</w:t>
-      </w:r>
-      <w:r>
-        <w:rPr>
-          <w:rFonts w:cs="Times New Roman"/>
-          <w:szCs w:val="22"/>
-        </w:rPr>
-        <w:t xml:space="preserve"> comunidades</w:t>
-      </w:r>
-      <w:r>
-        <w:rPr>
-          <w:rFonts w:cs="Times New Roman"/>
-          <w:szCs w:val="22"/>
-        </w:rPr>
-        <w:t xml:space="preserve"> proporcionando a estas novas </w:t>
-      </w:r>
-      <w:r>
-        <w:rPr>
-          <w:rFonts w:cs="Times New Roman"/>
-          <w:szCs w:val="22"/>
-        </w:rPr>
-        <w:t>oportunidade de</w:t>
-      </w:r>
-      <w:r>
-        <w:rPr>
-          <w:rFonts w:cs="Times New Roman"/>
-          <w:szCs w:val="22"/>
-        </w:rPr>
-        <w:t xml:space="preserve"> negócios e</w:t>
-      </w:r>
-      <w:r>
-        <w:rPr>
-          <w:rFonts w:cs="Times New Roman"/>
-          <w:szCs w:val="22"/>
-        </w:rPr>
-        <w:t xml:space="preserve"> fortalec</w:t>
-      </w:r>
-      <w:r>
-        <w:rPr>
-          <w:rFonts w:cs="Times New Roman"/>
-          <w:szCs w:val="22"/>
-        </w:rPr>
-        <w:t>imento das</w:t>
-      </w:r>
-      <w:r>
-        <w:rPr>
-          <w:rFonts w:cs="Times New Roman"/>
-          <w:szCs w:val="22"/>
-        </w:rPr>
-        <w:t xml:space="preserve"> relações comunitárias. A plataforma </w:t>
-      </w:r>
-      <w:proofErr w:type="spellStart"/>
-      <w:r>
-        <w:rPr>
-          <w:b/>
-          <w:bCs/>
-        </w:rPr>
-        <w:t>ArinosBay</w:t>
-      </w:r>
-      <w:proofErr w:type="spellEnd"/>
-      <w:r>
-        <w:rPr>
-          <w:rFonts w:cs="Times New Roman"/>
-          <w:szCs w:val="22"/>
-        </w:rPr>
-        <w:t xml:space="preserve"> </w:t>
-      </w:r>
-      <w:r>
-        <w:rPr>
-          <w:rFonts w:cs="Times New Roman"/>
-          <w:szCs w:val="22"/>
-        </w:rPr>
-        <w:t xml:space="preserve">visa preencher essa lacuna </w:t>
-      </w:r>
-      <w:r>
-        <w:rPr>
-          <w:rFonts w:cs="Times New Roman"/>
-          <w:szCs w:val="22"/>
-        </w:rPr>
-        <w:t>e por meio de uma solução</w:t>
-      </w:r>
-      <w:r>
-        <w:rPr>
-          <w:rFonts w:cs="Times New Roman"/>
-          <w:szCs w:val="22"/>
-        </w:rPr>
-        <w:t xml:space="preserve"> segur</w:t>
-      </w:r>
-      <w:r>
-        <w:rPr>
-          <w:rFonts w:cs="Times New Roman"/>
-          <w:szCs w:val="22"/>
-        </w:rPr>
-        <w:t>a,</w:t>
-      </w:r>
-      <w:r>
-        <w:rPr>
-          <w:rFonts w:cs="Times New Roman"/>
-          <w:szCs w:val="22"/>
-        </w:rPr>
-        <w:t xml:space="preserve"> de baixo custo</w:t>
-      </w:r>
-      <w:r>
-        <w:rPr>
-          <w:rFonts w:cs="Times New Roman"/>
-          <w:szCs w:val="22"/>
-        </w:rPr>
-        <w:t xml:space="preserve"> e</w:t>
-      </w:r>
-      <w:r>
-        <w:rPr>
-          <w:rFonts w:cs="Times New Roman"/>
-          <w:szCs w:val="22"/>
-        </w:rPr>
-        <w:t xml:space="preserve"> eficiente. </w:t>
-      </w:r>
-      <w:r>
-        <w:rPr>
-          <w:rFonts w:cs="Times New Roman"/>
-          <w:szCs w:val="22"/>
-        </w:rPr>
-        <w:t>Em s</w:t>
-      </w:r>
-      <w:r>
-        <w:rPr>
-          <w:rFonts w:cs="Times New Roman"/>
-          <w:szCs w:val="22"/>
-        </w:rPr>
-        <w:t>ua construção ser</w:t>
-      </w:r>
-      <w:r>
-        <w:rPr>
-          <w:rFonts w:cs="Times New Roman"/>
-          <w:szCs w:val="22"/>
-        </w:rPr>
-        <w:t>ão</w:t>
-      </w:r>
-      <w:r>
-        <w:rPr>
-          <w:rFonts w:cs="Times New Roman"/>
-          <w:szCs w:val="22"/>
-        </w:rPr>
-        <w:t xml:space="preserve"> u</w:t>
-      </w:r>
-      <w:r>
-        <w:rPr>
-          <w:rFonts w:cs="Times New Roman"/>
-          <w:szCs w:val="22"/>
-        </w:rPr>
-        <w:t>tilizados</w:t>
-      </w:r>
-      <w:r>
-        <w:rPr>
-          <w:rFonts w:cs="Times New Roman"/>
-          <w:szCs w:val="22"/>
-        </w:rPr>
-        <w:t xml:space="preserve"> frameworks</w:t>
-      </w:r>
-      <w:r>
-        <w:rPr>
-          <w:rFonts w:cs="Times New Roman"/>
-          <w:szCs w:val="22"/>
-        </w:rPr>
-        <w:t xml:space="preserve"> modernos</w:t>
-      </w:r>
-      <w:r>
-        <w:rPr>
-          <w:rFonts w:cs="Times New Roman"/>
-          <w:szCs w:val="22"/>
-        </w:rPr>
-        <w:t xml:space="preserve"> </w:t>
-      </w:r>
-      <w:r>
-        <w:rPr>
-          <w:rFonts w:cs="Times New Roman"/>
-          <w:szCs w:val="22"/>
-        </w:rPr>
-        <w:t>baseados em</w:t>
-      </w:r>
-      <w:r>
-        <w:rPr>
-          <w:rFonts w:cs="Times New Roman"/>
-          <w:szCs w:val="22"/>
-        </w:rPr>
-        <w:t xml:space="preserve"> p</w:t>
-      </w:r>
-      <w:r>
-        <w:rPr>
-          <w:rFonts w:cs="Times New Roman"/>
-          <w:szCs w:val="22"/>
-        </w:rPr>
-        <w:t>adrões e linguagens</w:t>
-      </w:r>
-      <w:r>
-        <w:rPr>
-          <w:rFonts w:cs="Times New Roman"/>
-          <w:szCs w:val="22"/>
-        </w:rPr>
-        <w:t xml:space="preserve"> de programação</w:t>
-      </w:r>
-      <w:r>
-        <w:rPr>
-          <w:rFonts w:cs="Times New Roman"/>
-          <w:szCs w:val="22"/>
-        </w:rPr>
-        <w:t xml:space="preserve"> atuais, a fim de</w:t>
-      </w:r>
-      <w:r>
-        <w:rPr>
-          <w:rFonts w:cs="Times New Roman"/>
-          <w:szCs w:val="22"/>
-        </w:rPr>
-        <w:t xml:space="preserve"> proporcionar performance e </w:t>
-      </w:r>
-      <w:r>
-        <w:rPr>
-          <w:rFonts w:cs="Times New Roman"/>
-          <w:szCs w:val="22"/>
-        </w:rPr>
-        <w:t xml:space="preserve">facilidade de </w:t>
-      </w:r>
-      <w:r>
-        <w:rPr>
-          <w:rFonts w:cs="Times New Roman"/>
-          <w:szCs w:val="22"/>
-        </w:rPr>
-        <w:t>manutenção.</w:t>
-      </w:r>
-    </w:p>
-    <w:p>
-      <w:pPr>
         <w:spacing w:before="0" w:after="0" w:line="240" w:lineRule="auto"/>
         <w:jc w:val="left"/>
-      </w:pPr>
+        <w:rPr>
+          <w:color w:val="000000" w:themeColor="text1"/>
+        </w:rPr>
+      </w:pPr>
+      <w:r>
+        <w:rPr>
+          <w:color w:val="000000" w:themeColor="text1"/>
+        </w:rPr>
+        <w:t>Com o</w:t>
+      </w:r>
+      <w:r>
+        <w:rPr>
+          <w:color w:val="000000" w:themeColor="text1"/>
+        </w:rPr>
+        <w:t xml:space="preserve"> avanço da tecnologia e </w:t>
+      </w:r>
+      <w:r>
+        <w:rPr>
+          <w:color w:val="000000" w:themeColor="text1"/>
+        </w:rPr>
+        <w:t>su</w:t>
+      </w:r>
+      <w:r>
+        <w:rPr>
+          <w:color w:val="000000" w:themeColor="text1"/>
+        </w:rPr>
+        <w:t>a popularização</w:t>
+      </w:r>
+      <w:r>
+        <w:rPr>
+          <w:color w:val="000000" w:themeColor="text1"/>
+        </w:rPr>
+        <w:t>,</w:t>
+      </w:r>
+      <w:r>
+        <w:rPr>
+          <w:color w:val="000000" w:themeColor="text1"/>
+        </w:rPr>
+        <w:t xml:space="preserve"> </w:t>
+      </w:r>
+      <w:r>
+        <w:rPr>
+          <w:color w:val="000000" w:themeColor="text1"/>
+        </w:rPr>
+        <w:t>transformaram a</w:t>
+      </w:r>
+      <w:r>
+        <w:rPr>
+          <w:color w:val="000000" w:themeColor="text1"/>
+        </w:rPr>
+        <w:t xml:space="preserve"> maneira significativa </w:t>
+      </w:r>
+      <w:r>
+        <w:rPr>
+          <w:color w:val="000000" w:themeColor="text1"/>
+        </w:rPr>
+        <w:t>d</w:t>
+      </w:r>
+      <w:r>
+        <w:rPr>
+          <w:color w:val="000000" w:themeColor="text1"/>
+        </w:rPr>
+        <w:t>os meios de comunicação</w:t>
+      </w:r>
+      <w:r>
+        <w:rPr>
+          <w:color w:val="000000" w:themeColor="text1"/>
+        </w:rPr>
+        <w:t xml:space="preserve"> à</w:t>
+      </w:r>
+      <w:r>
+        <w:rPr>
+          <w:color w:val="000000" w:themeColor="text1"/>
+        </w:rPr>
+        <w:t xml:space="preserve"> interação. </w:t>
+      </w:r>
+      <w:proofErr w:type="spellStart"/>
+      <w:r>
+        <w:rPr>
+          <w:color w:val="000000" w:themeColor="text1"/>
+        </w:rPr>
+        <w:t>Pórem</w:t>
+      </w:r>
+      <w:proofErr w:type="spellEnd"/>
+      <w:r>
+        <w:rPr>
+          <w:color w:val="000000" w:themeColor="text1"/>
+        </w:rPr>
+        <w:t xml:space="preserve">, </w:t>
+      </w:r>
+      <w:r>
+        <w:rPr>
+          <w:color w:val="000000" w:themeColor="text1"/>
+        </w:rPr>
+        <w:t>de acordo com</w:t>
+      </w:r>
+      <w:r>
+        <w:rPr>
+          <w:color w:val="000000" w:themeColor="text1"/>
+        </w:rPr>
+        <w:t xml:space="preserve"> Castells (2018) e Almeida e Souza (2019), plataformas como Facebook e Instagram tendem </w:t>
+      </w:r>
+      <w:r>
+        <w:rPr>
+          <w:color w:val="000000" w:themeColor="text1"/>
+        </w:rPr>
+        <w:lastRenderedPageBreak/>
+        <w:t xml:space="preserve">a </w:t>
+      </w:r>
+      <w:r>
+        <w:rPr>
+          <w:color w:val="000000" w:themeColor="text1"/>
+        </w:rPr>
+        <w:t>abraçar</w:t>
+      </w:r>
+      <w:r>
+        <w:rPr>
+          <w:color w:val="000000" w:themeColor="text1"/>
+        </w:rPr>
+        <w:t xml:space="preserve"> conteúdos de alcance amplo, o que </w:t>
+      </w:r>
+      <w:r>
+        <w:rPr>
+          <w:color w:val="000000" w:themeColor="text1"/>
+        </w:rPr>
+        <w:t xml:space="preserve">limita </w:t>
+      </w:r>
+      <w:proofErr w:type="spellStart"/>
+      <w:r>
+        <w:rPr>
+          <w:color w:val="000000" w:themeColor="text1"/>
+        </w:rPr>
+        <w:t>na</w:t>
+      </w:r>
+      <w:proofErr w:type="spellEnd"/>
+      <w:r>
+        <w:rPr>
+          <w:color w:val="000000" w:themeColor="text1"/>
+        </w:rPr>
+        <w:t xml:space="preserve"> </w:t>
+      </w:r>
+      <w:r>
+        <w:rPr>
+          <w:color w:val="000000" w:themeColor="text1"/>
+        </w:rPr>
+        <w:t xml:space="preserve">visibilidade de informações regionais e </w:t>
+      </w:r>
+      <w:r>
+        <w:rPr>
+          <w:color w:val="000000" w:themeColor="text1"/>
+        </w:rPr>
+        <w:t>também</w:t>
+      </w:r>
+      <w:r>
+        <w:rPr>
+          <w:color w:val="000000" w:themeColor="text1"/>
+        </w:rPr>
+        <w:t xml:space="preserve"> o engajamento </w:t>
+      </w:r>
+      <w:r>
+        <w:rPr>
+          <w:color w:val="000000" w:themeColor="text1"/>
+        </w:rPr>
+        <w:t>da comunidade</w:t>
+      </w:r>
+      <w:r>
+        <w:rPr>
+          <w:color w:val="000000" w:themeColor="text1"/>
+        </w:rPr>
+        <w:t>.</w:t>
+      </w:r>
+    </w:p>
+    <w:p>
+      <w:pPr>
+        <w:spacing w:before="0" w:after="0" w:line="240" w:lineRule="auto"/>
+        <w:jc w:val="left"/>
+        <w:rPr>
+          <w:color w:val="000000" w:themeColor="text1"/>
+        </w:rPr>
+      </w:pPr>
+    </w:p>
+    <w:p>
+      <w:pPr>
+        <w:spacing w:before="0" w:after="0" w:line="240" w:lineRule="auto"/>
+        <w:jc w:val="left"/>
+        <w:rPr>
+          <w:color w:val="000000" w:themeColor="text1"/>
+        </w:rPr>
+      </w:pPr>
+      <w:r>
+        <w:rPr>
+          <w:color w:val="000000" w:themeColor="text1"/>
+        </w:rPr>
+        <w:t xml:space="preserve">Em municípios de pequeno porte, como Arinos-MG, essa </w:t>
+      </w:r>
+      <w:r>
+        <w:rPr>
+          <w:color w:val="000000" w:themeColor="text1"/>
+        </w:rPr>
+        <w:t>perspectiva se</w:t>
+      </w:r>
+      <w:r>
+        <w:rPr>
+          <w:color w:val="000000" w:themeColor="text1"/>
+        </w:rPr>
+        <w:t xml:space="preserve"> torna</w:t>
+      </w:r>
+      <w:r>
+        <w:rPr>
+          <w:color w:val="000000" w:themeColor="text1"/>
+        </w:rPr>
+        <w:t xml:space="preserve"> mais aparente</w:t>
+      </w:r>
+      <w:r>
+        <w:rPr>
+          <w:color w:val="000000" w:themeColor="text1"/>
+        </w:rPr>
+        <w:t xml:space="preserve">. </w:t>
+      </w:r>
+      <w:r>
+        <w:rPr>
+          <w:color w:val="000000" w:themeColor="text1"/>
+        </w:rPr>
+        <w:t>Com e escassez de informações regionais</w:t>
+      </w:r>
+      <w:r>
+        <w:rPr>
+          <w:color w:val="000000" w:themeColor="text1"/>
+        </w:rPr>
+        <w:t xml:space="preserve"> direcionados ao contexto local dificulta a divulgação de eventos, oportunidades de emprego e iniciativas comunitárias, além de comprometer o alcance de pequenos negócios, que dependem de meios informais para promover seus produtos e serviços</w:t>
+      </w:r>
+      <w:r>
+        <w:rPr>
+          <w:color w:val="000000" w:themeColor="text1"/>
+        </w:rPr>
+        <w:t xml:space="preserve"> (panfletos, radio, anúncios)</w:t>
+      </w:r>
+      <w:r>
+        <w:rPr>
+          <w:color w:val="000000" w:themeColor="text1"/>
+        </w:rPr>
+        <w:t xml:space="preserve">. </w:t>
+      </w:r>
+      <w:r>
+        <w:rPr>
+          <w:color w:val="000000" w:themeColor="text1"/>
+        </w:rPr>
+        <w:t>Esse tipo de limitação</w:t>
+      </w:r>
+      <w:r>
+        <w:rPr>
+          <w:color w:val="000000" w:themeColor="text1"/>
+        </w:rPr>
+        <w:t xml:space="preserve"> </w:t>
+      </w:r>
+      <w:r>
+        <w:rPr>
+          <w:color w:val="000000" w:themeColor="text1"/>
+        </w:rPr>
+        <w:t xml:space="preserve">prejudica </w:t>
+      </w:r>
+      <w:r>
+        <w:rPr>
+          <w:color w:val="000000" w:themeColor="text1"/>
+        </w:rPr>
+        <w:t xml:space="preserve">diretamente o desenvolvimento </w:t>
+      </w:r>
+      <w:r>
+        <w:rPr>
+          <w:color w:val="000000" w:themeColor="text1"/>
+        </w:rPr>
+        <w:t>da cidade e região</w:t>
+      </w:r>
+      <w:r>
+        <w:rPr>
+          <w:color w:val="000000" w:themeColor="text1"/>
+        </w:rPr>
+        <w:t>.</w:t>
+      </w:r>
+    </w:p>
+    <w:p>
+      <w:pPr>
+        <w:spacing w:before="0" w:after="0" w:line="240" w:lineRule="auto"/>
+        <w:jc w:val="left"/>
+        <w:rPr>
+          <w:color w:val="000000" w:themeColor="text1"/>
+        </w:rPr>
+      </w:pPr>
+    </w:p>
+    <w:p>
+      <w:pPr>
+        <w:spacing w:before="0" w:after="0" w:line="240" w:lineRule="auto"/>
+        <w:jc w:val="left"/>
+        <w:rPr>
+          <w:color w:val="000000" w:themeColor="text1"/>
+        </w:rPr>
+      </w:pPr>
+      <w:r>
+        <w:rPr>
+          <w:color w:val="000000" w:themeColor="text1"/>
+        </w:rPr>
+        <w:t>Diante desse</w:t>
+      </w:r>
+      <w:r>
+        <w:rPr>
+          <w:color w:val="000000" w:themeColor="text1"/>
+        </w:rPr>
+        <w:t>s</w:t>
+      </w:r>
+      <w:r>
+        <w:rPr>
+          <w:color w:val="000000" w:themeColor="text1"/>
+        </w:rPr>
+        <w:t xml:space="preserve"> cenário</w:t>
+      </w:r>
+      <w:r>
+        <w:rPr>
+          <w:color w:val="000000" w:themeColor="text1"/>
+        </w:rPr>
+        <w:t>s</w:t>
+      </w:r>
+      <w:r>
+        <w:rPr>
+          <w:color w:val="000000" w:themeColor="text1"/>
+        </w:rPr>
+        <w:t xml:space="preserve">, </w:t>
+      </w:r>
+      <w:r>
+        <w:rPr>
+          <w:color w:val="000000" w:themeColor="text1"/>
+        </w:rPr>
+        <w:t>é notório</w:t>
+      </w:r>
+      <w:r>
+        <w:rPr>
+          <w:color w:val="000000" w:themeColor="text1"/>
+        </w:rPr>
+        <w:t xml:space="preserve"> a necessidade de uma plataforma digital que centralize </w:t>
+      </w:r>
+      <w:r>
+        <w:rPr>
+          <w:color w:val="000000" w:themeColor="text1"/>
+        </w:rPr>
+        <w:t>nichos de informações locais</w:t>
+      </w:r>
+      <w:r>
+        <w:rPr>
+          <w:color w:val="000000" w:themeColor="text1"/>
+        </w:rPr>
+        <w:t xml:space="preserve">, promovendo maior </w:t>
+      </w:r>
+      <w:r>
+        <w:rPr>
+          <w:color w:val="000000" w:themeColor="text1"/>
+        </w:rPr>
+        <w:t xml:space="preserve">cultura, </w:t>
+      </w:r>
+      <w:r>
+        <w:rPr>
+          <w:color w:val="000000" w:themeColor="text1"/>
+        </w:rPr>
+        <w:t xml:space="preserve">visibilidade e interação entre os moradores. </w:t>
+      </w:r>
+      <w:r>
+        <w:rPr>
+          <w:color w:val="000000" w:themeColor="text1"/>
+        </w:rPr>
+        <w:t xml:space="preserve">Justifica-se a criação da </w:t>
+      </w:r>
+      <w:proofErr w:type="spellStart"/>
+      <w:r>
+        <w:rPr>
+          <w:color w:val="000000" w:themeColor="text1"/>
+        </w:rPr>
+        <w:t>ArinosBay</w:t>
+      </w:r>
+      <w:proofErr w:type="spellEnd"/>
+      <w:r>
+        <w:rPr>
+          <w:color w:val="000000" w:themeColor="text1"/>
+        </w:rPr>
+        <w:t xml:space="preserve">, pela ausência de </w:t>
+      </w:r>
+      <w:r>
+        <w:rPr>
+          <w:color w:val="000000" w:themeColor="text1"/>
+        </w:rPr>
+        <w:t xml:space="preserve">comunicação regional </w:t>
+      </w:r>
+      <w:r>
+        <w:rPr>
+          <w:color w:val="000000" w:themeColor="text1"/>
+        </w:rPr>
+        <w:t xml:space="preserve">voltadas especificamente para pequenas </w:t>
+      </w:r>
+      <w:r>
+        <w:rPr>
+          <w:color w:val="000000" w:themeColor="text1"/>
+        </w:rPr>
+        <w:t>cidades,</w:t>
+      </w:r>
+      <w:r>
+        <w:rPr>
+          <w:color w:val="000000" w:themeColor="text1"/>
+        </w:rPr>
+        <w:t xml:space="preserve"> impedindo assim, manifestações culturais ou empregatícias</w:t>
+      </w:r>
+      <w:r>
+        <w:rPr>
+          <w:color w:val="000000" w:themeColor="text1"/>
+        </w:rPr>
+        <w:t xml:space="preserve"> capazes de atender às particularidades e necessidades regionais.</w:t>
+      </w:r>
+    </w:p>
+    <w:p>
+      <w:pPr>
+        <w:spacing w:before="0" w:after="0" w:line="240" w:lineRule="auto"/>
+        <w:jc w:val="left"/>
+        <w:rPr>
+          <w:color w:val="000000" w:themeColor="text1"/>
+        </w:rPr>
+      </w:pPr>
+    </w:p>
+    <w:p>
+      <w:pPr>
+        <w:spacing w:before="0" w:after="0" w:line="240" w:lineRule="auto"/>
+        <w:jc w:val="left"/>
+      </w:pPr>
+      <w:r>
+        <w:rPr>
+          <w:color w:val="000000" w:themeColor="text1"/>
+        </w:rPr>
+        <w:t xml:space="preserve">A proposta apresenta </w:t>
+      </w:r>
+      <w:r>
+        <w:rPr>
+          <w:color w:val="000000" w:themeColor="text1"/>
+        </w:rPr>
+        <w:t>importância</w:t>
+      </w:r>
+      <w:r>
+        <w:rPr>
+          <w:color w:val="000000" w:themeColor="text1"/>
+        </w:rPr>
+        <w:t xml:space="preserve"> social e econômica ao proporcionar um ambiente seguro, acessível e de baixo custo, que fortaleça </w:t>
+      </w:r>
+      <w:r>
+        <w:rPr>
+          <w:color w:val="000000" w:themeColor="text1"/>
+        </w:rPr>
+        <w:t xml:space="preserve">cultura, comércios, empregos </w:t>
+      </w:r>
+      <w:proofErr w:type="gramStart"/>
+      <w:r>
+        <w:rPr>
+          <w:color w:val="000000" w:themeColor="text1"/>
+        </w:rPr>
+        <w:t xml:space="preserve">e </w:t>
+      </w:r>
+      <w:r>
+        <w:rPr>
+          <w:color w:val="000000" w:themeColor="text1"/>
+        </w:rPr>
+        <w:t xml:space="preserve"> laços</w:t>
+      </w:r>
+      <w:proofErr w:type="gramEnd"/>
+      <w:r>
+        <w:rPr>
+          <w:color w:val="000000" w:themeColor="text1"/>
+        </w:rPr>
+        <w:t xml:space="preserve"> comunitários e facilite a circulação de informações. Além disso, o desenvolvimento da plataforma utilizando frameworks modernos e padrões consolidados contribui para a construção de uma </w:t>
+      </w:r>
+      <w:r>
+        <w:rPr>
+          <w:color w:val="000000" w:themeColor="text1"/>
+        </w:rPr>
+        <w:t>plataforma</w:t>
+      </w:r>
+      <w:r>
+        <w:rPr>
+          <w:color w:val="000000" w:themeColor="text1"/>
+        </w:rPr>
+        <w:t xml:space="preserve"> eficiente, de fácil manutenção e com potencial de expansão futura.</w:t>
+      </w:r>
     </w:p>
     <w:p>
       <w:pPr>
@@ -5263,7 +5098,6 @@
         <w:rPr>
           <w:rFonts w:eastAsia="Arial"/>
         </w:rPr>
-        <w:lastRenderedPageBreak/>
         <w:t>Proposta de um modelo de</w:t>
       </w:r>
       <w:r>
@@ -5461,6 +5295,7 @@
         <w:rPr>
           <w:rFonts w:eastAsia="Arial"/>
         </w:rPr>
+        <w:lastRenderedPageBreak/>
         <w:t>Modelar e implementar uma base de dados segura e organizada que permita um armazenamento e recuperação eficiente de dados dos usuários.</w:t>
       </w:r>
     </w:p>
@@ -10459,6 +10294,7 @@
           <w:docPartUnique/>
         </w:docPartObj>
       </w:sdtPr>
+      <w:sdtEndPr/>
       <w:sdtContent>
         <w:bookmarkEnd w:id="76" w:displacedByCustomXml="prev"/>
         <w:bookmarkEnd w:id="75" w:displacedByCustomXml="prev"/>
@@ -10468,230 +10304,6 @@
               <w:rFonts w:eastAsia="Arial"/>
             </w:rPr>
           </w:pPr>
-          <w:r>
-            <w:rPr>
-              <w:rFonts w:eastAsia="Arial"/>
-            </w:rPr>
-            <w:t>ALMEIDA, Fernando; SOUZA, Juliana. Redes Sociais e o Fortalecimento das Comunidades Locais. Revista de Comunicação e Sociedade, 2019.</w:t>
-          </w:r>
-        </w:p>
-        <w:p>
-          <w:pPr>
-            <w:rPr>
-              <w:rFonts w:eastAsia="Arial"/>
-            </w:rPr>
-          </w:pPr>
-        </w:p>
-        <w:p>
-          <w:pPr>
-            <w:rPr>
-              <w:rFonts w:eastAsia="Arial"/>
-            </w:rPr>
-          </w:pPr>
-          <w:r>
-            <w:rPr>
-              <w:rFonts w:eastAsia="Arial"/>
-            </w:rPr>
-            <w:t>CASTELLS, Manuel. A Sociedade em Rede. 6. ed. São Paulo: Paz e Terra, 2003.</w:t>
-          </w:r>
-        </w:p>
-        <w:p>
-          <w:pPr>
-            <w:rPr>
-              <w:rFonts w:eastAsia="Arial"/>
-            </w:rPr>
-          </w:pPr>
-        </w:p>
-        <w:p>
-          <w:pPr>
-            <w:rPr>
-              <w:rFonts w:eastAsia="Arial"/>
-            </w:rPr>
-          </w:pPr>
-          <w:r>
-            <w:rPr>
-              <w:rFonts w:eastAsia="Arial"/>
-            </w:rPr>
-            <w:t>CASTELLS, Manuel. Ruptura: A Crise da Democracia Liberal. Rio de Janeiro: Zahar, 2018.</w:t>
-          </w:r>
-        </w:p>
-        <w:p>
-          <w:pPr>
-            <w:rPr>
-              <w:rFonts w:eastAsia="Arial"/>
-            </w:rPr>
-          </w:pPr>
-        </w:p>
-        <w:p>
-          <w:pPr>
-            <w:rPr>
-              <w:rFonts w:eastAsia="Arial"/>
-              <w:lang w:val="en-US"/>
-            </w:rPr>
-          </w:pPr>
-          <w:r>
-            <w:rPr>
-              <w:rFonts w:eastAsia="Arial"/>
-            </w:rPr>
-            <w:t xml:space="preserve">KOSCIANSKI, André. Qualidade de Software: Aprenda as Metodologias e Melhore os seus Projetos. </w:t>
-          </w:r>
-          <w:r>
-            <w:rPr>
-              <w:rFonts w:eastAsia="Arial"/>
-              <w:lang w:val="en-US"/>
-            </w:rPr>
-            <w:t xml:space="preserve">São Paulo: </w:t>
-          </w:r>
-          <w:proofErr w:type="spellStart"/>
-          <w:r>
-            <w:rPr>
-              <w:rFonts w:eastAsia="Arial"/>
-              <w:lang w:val="en-US"/>
-            </w:rPr>
-            <w:t>Novatec</w:t>
-          </w:r>
-          <w:proofErr w:type="spellEnd"/>
-          <w:r>
-            <w:rPr>
-              <w:rFonts w:eastAsia="Arial"/>
-              <w:lang w:val="en-US"/>
-            </w:rPr>
-            <w:t>, 2007.</w:t>
-          </w:r>
-        </w:p>
-        <w:p>
-          <w:pPr>
-            <w:spacing w:before="240" w:after="240"/>
-            <w:rPr>
-              <w:rFonts w:eastAsia="Arial"/>
-              <w:lang w:val="en-US"/>
-            </w:rPr>
-          </w:pPr>
-          <w:r>
-            <w:rPr>
-              <w:rFonts w:eastAsia="Arial"/>
-              <w:lang w:val="en-US"/>
-            </w:rPr>
-            <w:t xml:space="preserve">NIELSEN, Jakob. </w:t>
-          </w:r>
-          <w:r>
-            <w:rPr>
-              <w:rFonts w:eastAsia="Arial"/>
-              <w:i/>
-              <w:lang w:val="en-US"/>
-            </w:rPr>
-            <w:t>Usability engineering</w:t>
-          </w:r>
-          <w:r>
-            <w:rPr>
-              <w:rFonts w:eastAsia="Arial"/>
-              <w:lang w:val="en-US"/>
-            </w:rPr>
-            <w:t>. San Francisco: Morgan Kaufmann, 1994.</w:t>
-          </w:r>
-        </w:p>
-        <w:p>
-          <w:pPr>
-            <w:spacing w:before="240" w:after="240"/>
-            <w:rPr>
-              <w:rFonts w:eastAsia="Arial"/>
-              <w:lang w:val="en-US"/>
-            </w:rPr>
-          </w:pPr>
-          <w:r>
-            <w:rPr>
-              <w:rFonts w:eastAsia="Arial"/>
-              <w:lang w:val="en-US"/>
-            </w:rPr>
-            <w:t xml:space="preserve">RHEINGOLD, Howard. </w:t>
-          </w:r>
-          <w:r>
-            <w:rPr>
-              <w:rFonts w:eastAsia="Arial"/>
-              <w:i/>
-              <w:lang w:val="en-US"/>
-            </w:rPr>
-            <w:t>The virtual community: Homesteading on the electronic frontier</w:t>
-          </w:r>
-          <w:r>
-            <w:rPr>
-              <w:rFonts w:eastAsia="Arial"/>
-              <w:lang w:val="en-US"/>
-            </w:rPr>
-            <w:t xml:space="preserve">. </w:t>
-          </w:r>
-          <w:r>
-            <w:rPr>
-              <w:rFonts w:eastAsia="Arial"/>
-              <w:lang w:val="en-US"/>
-            </w:rPr>
-            <w:t>Cambridge: MIT Press, 2000.</w:t>
-          </w:r>
-        </w:p>
-        <w:p>
-          <w:pPr>
-            <w:rPr>
-              <w:rFonts w:eastAsia="Arial"/>
-              <w:lang w:val="en-US"/>
-            </w:rPr>
-          </w:pPr>
-          <w:r>
-            <w:rPr>
-              <w:rFonts w:eastAsia="Arial"/>
-              <w:lang w:val="en-US"/>
-            </w:rPr>
-            <w:t xml:space="preserve">SOMMERVILLE, Ian. </w:t>
-          </w:r>
-          <w:proofErr w:type="spellStart"/>
-          <w:r>
-            <w:rPr>
-              <w:rFonts w:eastAsia="Arial"/>
-              <w:lang w:val="en-US"/>
-            </w:rPr>
-            <w:t>Engenharia</w:t>
-          </w:r>
-          <w:proofErr w:type="spellEnd"/>
-          <w:r>
-            <w:rPr>
-              <w:rFonts w:eastAsia="Arial"/>
-              <w:lang w:val="en-US"/>
-            </w:rPr>
-            <w:t xml:space="preserve"> de Software. 10. ed. São Paulo: Pearson, 2019.</w:t>
-          </w:r>
-        </w:p>
-        <w:p>
-          <w:pPr>
-            <w:rPr>
-              <w:rFonts w:eastAsia="Arial"/>
-            </w:rPr>
-          </w:pPr>
-          <w:r>
-            <w:rPr>
-              <w:rFonts w:eastAsia="Arial"/>
-              <w:lang w:val="en-US"/>
-            </w:rPr>
-            <w:t xml:space="preserve">SHIRKY, Clay. Here comes everybody: The power of organizing without organizations. </w:t>
-          </w:r>
-          <w:r>
-            <w:rPr>
-              <w:rFonts w:eastAsia="Arial"/>
-            </w:rPr>
-            <w:t xml:space="preserve">New York: </w:t>
-          </w:r>
-          <w:proofErr w:type="spellStart"/>
-          <w:r>
-            <w:rPr>
-              <w:rFonts w:eastAsia="Arial"/>
-            </w:rPr>
-            <w:t>Penguin</w:t>
-          </w:r>
-          <w:proofErr w:type="spellEnd"/>
-          <w:r>
-            <w:rPr>
-              <w:rFonts w:eastAsia="Arial"/>
-            </w:rPr>
-            <w:t xml:space="preserve"> Press, 2008.</w:t>
-          </w:r>
         </w:p>
         <w:p>
           <w:pPr>
@@ -10786,6 +10398,7 @@
         <w:docPartUnique/>
       </w:docPartObj>
     </w:sdtPr>
+    <w:sdtEndPr/>
     <w:sdtContent>
       <w:p>
         <w:pPr>

--- a/pre_projeto/Pre projeto.docx
+++ b/pre_projeto/Pre projeto.docx
@@ -964,6 +964,11 @@
       </w:r>
     </w:p>
     <w:p>
+      <w:pPr>
+        <w:rPr>
+          <w:color w:val="000000" w:themeColor="text1"/>
+        </w:rPr>
+      </w:pPr>
       <w:r>
         <w:t xml:space="preserve">Em cidades de porte pequeno a médio como Arinos, é comum que os canais tradicionais de comunicação sejam limitados, dificultando a divulgação de eventos, iniciativas locais e a promoção de pequenos negócios. Para preencher esta </w:t>
       </w:r>
@@ -973,95 +978,86 @@
       <w:r>
         <w:t>una, o objetivo principal deste trabalho é criar uma plataforma digital que conecte os moradores de Arinos e região, fortalecendo a interação e ampliando os laços comunitários por meio do compartilhamento de informações relacionadas a cidade e região.</w:t>
       </w:r>
-    </w:p>
-    <w:p>
-      <w:pPr>
+      <w:r>
+        <w:t xml:space="preserve"> </w:t>
+      </w:r>
+      <w:r>
         <w:rPr>
           <w:color w:val="000000" w:themeColor="text1"/>
         </w:rPr>
-      </w:pPr>
-      <w:r>
-        <w:tab/>
+        <w:t>Assim</w:t>
       </w:r>
       <w:r>
         <w:rPr>
           <w:color w:val="000000" w:themeColor="text1"/>
         </w:rPr>
-        <w:t>Assim</w:t>
+        <w:t xml:space="preserve">, </w:t>
       </w:r>
       <w:r>
         <w:rPr>
           <w:color w:val="000000" w:themeColor="text1"/>
         </w:rPr>
-        <w:t xml:space="preserve">, </w:t>
+        <w:t>dispersando o</w:t>
       </w:r>
       <w:r>
         <w:rPr>
           <w:color w:val="000000" w:themeColor="text1"/>
         </w:rPr>
-        <w:t>dispersando o</w:t>
+        <w:t xml:space="preserve"> </w:t>
       </w:r>
       <w:r>
         <w:rPr>
           <w:color w:val="000000" w:themeColor="text1"/>
         </w:rPr>
+        <w:t>conteúdo</w:t>
+      </w:r>
+      <w:r>
+        <w:rPr>
+          <w:color w:val="000000" w:themeColor="text1"/>
+        </w:rPr>
         <w:t xml:space="preserve"> </w:t>
       </w:r>
       <w:r>
         <w:rPr>
           <w:color w:val="000000" w:themeColor="text1"/>
         </w:rPr>
-        <w:t>conteúdo</w:t>
+        <w:t xml:space="preserve">relacionado </w:t>
       </w:r>
       <w:r>
         <w:rPr>
           <w:color w:val="000000" w:themeColor="text1"/>
         </w:rPr>
+        <w:t>a divulgação de informações</w:t>
+      </w:r>
+      <w:r>
+        <w:rPr>
+          <w:color w:val="000000" w:themeColor="text1"/>
+        </w:rPr>
+        <w:t xml:space="preserve"> como eventos, oportunidades de emprego, serviços e iniciativas comunitárias</w:t>
+      </w:r>
+      <w:r>
+        <w:rPr>
+          <w:color w:val="000000" w:themeColor="text1"/>
+        </w:rPr>
         <w:t xml:space="preserve"> </w:t>
       </w:r>
       <w:r>
         <w:rPr>
           <w:color w:val="000000" w:themeColor="text1"/>
         </w:rPr>
-        <w:t xml:space="preserve">relacionado </w:t>
+        <w:t>relevantes para os moradores dessas regiões</w:t>
       </w:r>
       <w:r>
         <w:rPr>
           <w:color w:val="000000" w:themeColor="text1"/>
         </w:rPr>
-        <w:t>a divulgação de informações</w:t>
+        <w:t>.</w:t>
       </w:r>
       <w:r>
         <w:rPr>
           <w:color w:val="000000" w:themeColor="text1"/>
         </w:rPr>
-        <w:t xml:space="preserve"> como eventos, oportunidades de emprego, serviços e iniciativas comunitárias</w:t>
-      </w:r>
-      <w:r>
-        <w:rPr>
-          <w:color w:val="000000" w:themeColor="text1"/>
-        </w:rPr>
         <w:t xml:space="preserve"> </w:t>
-      </w:r>
-      <w:r>
-        <w:rPr>
-          <w:color w:val="000000" w:themeColor="text1"/>
-        </w:rPr>
-        <w:t>relevantes para os moradores dessas regiões</w:t>
-      </w:r>
-      <w:r>
-        <w:rPr>
-          <w:color w:val="000000" w:themeColor="text1"/>
-        </w:rPr>
-        <w:t>.</w:t>
-      </w:r>
-    </w:p>
-    <w:p>
-      <w:r>
-        <w:t xml:space="preserve">  </w:t>
-      </w:r>
-      <w:r>
-        <w:tab/>
       </w:r>
       <w:r>
         <w:t>A</w:t>
@@ -1192,6 +1188,7 @@
         <w:pStyle w:val="Ttulo"/>
       </w:pPr>
     </w:p>
+    <w:p/>
     <w:p>
       <w:pPr>
         <w:pStyle w:val="Ttulo"/>
@@ -1500,9 +1497,7 @@
       <w:pPr>
         <w:pStyle w:val="Ttulo"/>
         <w:rPr>
-          <w:rFonts w:cstheme="majorHAnsi"/>
-          <w:color w:val="000000"/>
-          <w:shd w:val="clear" w:color="auto" w:fill="FFFFFF"/>
+          <w:noProof/>
         </w:rPr>
       </w:pPr>
       <w:r>
@@ -1527,232 +1522,593 @@
     </w:p>
     <w:p>
       <w:pPr>
-        <w:rPr>
-          <w:rFonts w:asciiTheme="minorHAnsi" w:hAnsiTheme="minorHAnsi" w:cstheme="minorHAnsi"/>
-        </w:rPr>
-      </w:pPr>
-      <w:r>
-        <w:rPr>
-          <w:rFonts w:asciiTheme="minorHAnsi" w:hAnsiTheme="minorHAnsi" w:cstheme="minorHAnsi"/>
-        </w:rPr>
-        <w:t xml:space="preserve">Figura 1: Exemplo de estrutura do padrão </w:t>
-      </w:r>
-      <w:r>
-        <w:rPr>
-          <w:rFonts w:asciiTheme="minorHAnsi" w:hAnsiTheme="minorHAnsi" w:cstheme="minorHAnsi"/>
-        </w:rPr>
-        <w:t>MVC</w:t>
-      </w:r>
-      <w:r>
-        <w:rPr>
-          <w:rFonts w:asciiTheme="minorHAnsi" w:hAnsiTheme="minorHAnsi" w:cstheme="minorHAnsi"/>
-        </w:rPr>
-        <w:t xml:space="preserve"> aplicada </w:t>
-      </w:r>
-      <w:r>
-        <w:rPr>
-          <w:rFonts w:asciiTheme="minorHAnsi" w:hAnsiTheme="minorHAnsi" w:cstheme="minorHAnsi"/>
-        </w:rPr>
-        <w:t>a</w:t>
-      </w:r>
-      <w:r>
-        <w:rPr>
-          <w:rFonts w:asciiTheme="minorHAnsi" w:hAnsiTheme="minorHAnsi" w:cstheme="minorHAnsi"/>
-        </w:rPr>
-        <w:t xml:space="preserve"> aplicações web</w:t>
-      </w:r>
-      <w:r>
-        <w:rPr>
-          <w:rFonts w:asciiTheme="minorHAnsi" w:hAnsiTheme="minorHAnsi" w:cstheme="minorHAnsi"/>
-        </w:rPr>
-        <w:t xml:space="preserve">             10</w:t>
-      </w:r>
-    </w:p>
-    <w:p>
-      <w:pPr>
-        <w:rPr>
-          <w:rFonts w:asciiTheme="minorHAnsi" w:hAnsiTheme="minorHAnsi" w:cstheme="minorHAnsi"/>
-        </w:rPr>
-      </w:pPr>
-      <w:r>
-        <w:rPr>
-          <w:rFonts w:asciiTheme="minorHAnsi" w:hAnsiTheme="minorHAnsi" w:cstheme="minorHAnsi"/>
-        </w:rPr>
-        <w:t>Figura 2: Exemplo de estrutura do padrão DAO para acesso a dados.</w:t>
-      </w:r>
-      <w:r>
-        <w:rPr>
-          <w:rFonts w:asciiTheme="minorHAnsi" w:hAnsiTheme="minorHAnsi" w:cstheme="minorHAnsi"/>
-        </w:rPr>
-        <w:t xml:space="preserve">                     11</w:t>
-      </w:r>
-    </w:p>
-    <w:p>
-      <w:pPr>
-        <w:rPr>
-          <w:rFonts w:asciiTheme="minorHAnsi" w:hAnsiTheme="minorHAnsi" w:cstheme="minorHAnsi"/>
-        </w:rPr>
-      </w:pPr>
-      <w:r>
-        <w:rPr>
-          <w:rFonts w:asciiTheme="minorHAnsi" w:hAnsiTheme="minorHAnsi" w:cstheme="minorHAnsi"/>
-        </w:rPr>
-        <w:t>Figura 3: Exemplo de padrão Singleton</w:t>
-      </w:r>
-      <w:r>
-        <w:rPr>
-          <w:rFonts w:asciiTheme="minorHAnsi" w:hAnsiTheme="minorHAnsi" w:cstheme="minorHAnsi"/>
-        </w:rPr>
-        <w:t xml:space="preserve">                                                                     11</w:t>
-      </w:r>
-    </w:p>
-    <w:p>
-      <w:pPr>
-        <w:rPr>
-          <w:rFonts w:asciiTheme="minorHAnsi" w:hAnsiTheme="minorHAnsi" w:cstheme="minorHAnsi"/>
-        </w:rPr>
-      </w:pPr>
-      <w:r>
-        <w:rPr>
-          <w:rFonts w:asciiTheme="minorHAnsi" w:hAnsiTheme="minorHAnsi" w:cstheme="minorHAnsi"/>
-        </w:rPr>
-        <w:t>Figura 4: Exemplo de padrão Observer</w:t>
-      </w:r>
-      <w:r>
-        <w:rPr>
-          <w:rFonts w:asciiTheme="minorHAnsi" w:hAnsiTheme="minorHAnsi" w:cstheme="minorHAnsi"/>
-        </w:rPr>
-        <w:t xml:space="preserve">                                                                     12</w:t>
-      </w:r>
-    </w:p>
-    <w:p>
-      <w:pPr>
-        <w:rPr>
-          <w:rFonts w:asciiTheme="minorHAnsi" w:hAnsiTheme="minorHAnsi" w:cstheme="minorHAnsi"/>
-        </w:rPr>
-      </w:pPr>
-      <w:r>
-        <w:rPr>
-          <w:rFonts w:asciiTheme="minorHAnsi" w:hAnsiTheme="minorHAnsi" w:cstheme="minorHAnsi"/>
-        </w:rPr>
-        <w:t>Figura 5: Exemplo de padrão Strategy</w:t>
-      </w:r>
-      <w:r>
-        <w:rPr>
-          <w:rFonts w:asciiTheme="minorHAnsi" w:hAnsiTheme="minorHAnsi" w:cstheme="minorHAnsi"/>
-        </w:rPr>
-        <w:t xml:space="preserve">                                                                       12</w:t>
-      </w:r>
-    </w:p>
-    <w:p>
-      <w:pPr>
-        <w:rPr>
-          <w:rFonts w:asciiTheme="minorHAnsi" w:hAnsiTheme="minorHAnsi" w:cstheme="minorHAnsi"/>
-        </w:rPr>
-      </w:pPr>
-      <w:r>
-        <w:rPr>
-          <w:rFonts w:asciiTheme="minorHAnsi" w:hAnsiTheme="minorHAnsi" w:cstheme="minorHAnsi"/>
-        </w:rPr>
-        <w:t>Figura 6: Exemplo de padrão Factory Method</w:t>
-      </w:r>
-      <w:r>
-        <w:rPr>
-          <w:rFonts w:asciiTheme="minorHAnsi" w:hAnsiTheme="minorHAnsi" w:cstheme="minorHAnsi"/>
-        </w:rPr>
-        <w:t xml:space="preserve">                                                           13</w:t>
-      </w:r>
-    </w:p>
-    <w:p>
-      <w:pPr>
-        <w:rPr>
-          <w:rFonts w:asciiTheme="minorHAnsi" w:hAnsiTheme="minorHAnsi" w:cstheme="minorHAnsi"/>
-        </w:rPr>
-      </w:pPr>
-      <w:r>
-        <w:rPr>
-          <w:rFonts w:asciiTheme="minorHAnsi" w:hAnsiTheme="minorHAnsi" w:cstheme="minorHAnsi"/>
-        </w:rPr>
-        <w:t>Figura 7: Exemplo de diagrama de casos de uso</w:t>
-      </w:r>
-      <w:r>
-        <w:rPr>
-          <w:rFonts w:asciiTheme="minorHAnsi" w:hAnsiTheme="minorHAnsi" w:cstheme="minorHAnsi"/>
-        </w:rPr>
-        <w:t xml:space="preserve">                                                      18</w:t>
-      </w:r>
-    </w:p>
-    <w:p>
-      <w:pPr>
-        <w:rPr>
-          <w:rFonts w:asciiTheme="minorHAnsi" w:hAnsiTheme="minorHAnsi" w:cstheme="minorHAnsi"/>
-        </w:rPr>
-      </w:pPr>
-      <w:r>
-        <w:rPr>
-          <w:rFonts w:asciiTheme="minorHAnsi" w:hAnsiTheme="minorHAnsi" w:cstheme="minorHAnsi"/>
-        </w:rPr>
-        <w:t>Figura 8</w:t>
-      </w:r>
-      <w:r>
-        <w:rPr>
-          <w:rFonts w:asciiTheme="minorHAnsi" w:hAnsiTheme="minorHAnsi" w:cstheme="minorHAnsi"/>
-        </w:rPr>
-        <w:t>:</w:t>
-      </w:r>
-      <w:r>
-        <w:rPr>
-          <w:rFonts w:asciiTheme="minorHAnsi" w:hAnsiTheme="minorHAnsi" w:cstheme="minorHAnsi"/>
-        </w:rPr>
-        <w:t xml:space="preserve"> Exemplo de diagrama de classes</w:t>
-      </w:r>
-      <w:r>
-        <w:rPr>
-          <w:rFonts w:asciiTheme="minorHAnsi" w:hAnsiTheme="minorHAnsi" w:cstheme="minorHAnsi"/>
-        </w:rPr>
-        <w:t xml:space="preserve">                                                               19</w:t>
-      </w:r>
-    </w:p>
-    <w:p>
-      <w:pPr>
-        <w:pStyle w:val="Legenda"/>
-        <w:keepNext/>
+        <w:pStyle w:val="Sumrio1"/>
         <w:jc w:val="both"/>
         <w:rPr>
-          <w:rFonts w:asciiTheme="minorHAnsi" w:hAnsiTheme="minorHAnsi" w:cstheme="minorHAnsi"/>
-        </w:rPr>
-      </w:pPr>
-      <w:r>
-        <w:rPr>
-          <w:rFonts w:asciiTheme="minorHAnsi" w:hAnsiTheme="minorHAnsi" w:cstheme="minorHAnsi"/>
-        </w:rPr>
-        <w:t xml:space="preserve">Figura 9: </w:t>
-      </w:r>
-      <w:r>
-        <w:rPr>
-          <w:rFonts w:asciiTheme="minorHAnsi" w:eastAsia="Arial" w:hAnsiTheme="minorHAnsi" w:cstheme="minorHAnsi"/>
-        </w:rPr>
-        <w:t>processo de desenvolvimento com prototipagem</w:t>
-      </w:r>
-      <w:r>
-        <w:rPr>
-          <w:rFonts w:asciiTheme="minorHAnsi" w:hAnsiTheme="minorHAnsi" w:cstheme="minorHAnsi"/>
-        </w:rPr>
-        <w:t>.</w:t>
-      </w:r>
-      <w:r>
-        <w:rPr>
-          <w:rFonts w:asciiTheme="minorHAnsi" w:hAnsiTheme="minorHAnsi" w:cstheme="minorHAnsi"/>
-        </w:rPr>
-        <w:t xml:space="preserve">                                      22</w:t>
-      </w:r>
-    </w:p>
-    <w:p>
-      <w:pPr>
-        <w:rPr>
-          <w:lang w:eastAsia="pt-BR"/>
-        </w:rPr>
-      </w:pPr>
+          <w:rStyle w:val="Hyperlink"/>
+        </w:rPr>
+      </w:pPr>
+      <w:hyperlink w:anchor="_Toc225707563" w:history="1">
+        <w:r>
+          <w:rPr>
+            <w:rStyle w:val="Hyperlink"/>
+          </w:rPr>
+          <w:t>Figura 1: exemplo de estrutura do padrão MVC aplicada à aplicações web.</w:t>
+        </w:r>
+        <w:r>
+          <w:rPr>
+            <w:rStyle w:val="Hyperlink"/>
+            <w:webHidden/>
+          </w:rPr>
+          <w:tab/>
+        </w:r>
+        <w:r>
+          <w:rPr>
+            <w:rStyle w:val="Hyperlink"/>
+            <w:webHidden/>
+          </w:rPr>
+          <w:fldChar w:fldCharType="begin"/>
+        </w:r>
+        <w:r>
+          <w:rPr>
+            <w:rStyle w:val="Hyperlink"/>
+            <w:webHidden/>
+          </w:rPr>
+          <w:instrText xml:space="preserve"> PAGEREF _Toc225707563 \h </w:instrText>
+        </w:r>
+        <w:r>
+          <w:rPr>
+            <w:rStyle w:val="Hyperlink"/>
+            <w:webHidden/>
+          </w:rPr>
+        </w:r>
+        <w:r>
+          <w:rPr>
+            <w:rStyle w:val="Hyperlink"/>
+            <w:webHidden/>
+          </w:rPr>
+          <w:fldChar w:fldCharType="separate"/>
+        </w:r>
+        <w:r>
+          <w:rPr>
+            <w:rStyle w:val="Hyperlink"/>
+            <w:webHidden/>
+          </w:rPr>
+          <w:t>10</w:t>
+        </w:r>
+        <w:r>
+          <w:rPr>
+            <w:rStyle w:val="Hyperlink"/>
+            <w:webHidden/>
+          </w:rPr>
+          <w:fldChar w:fldCharType="end"/>
+        </w:r>
+      </w:hyperlink>
+    </w:p>
+    <w:p>
+      <w:pPr>
+        <w:pStyle w:val="Sumrio1"/>
+        <w:jc w:val="both"/>
+        <w:rPr>
+          <w:rStyle w:val="Hyperlink"/>
+        </w:rPr>
+      </w:pPr>
+      <w:hyperlink w:anchor="_Toc225707564" w:history="1">
+        <w:r>
+          <w:rPr>
+            <w:rStyle w:val="Hyperlink"/>
+          </w:rPr>
+          <w:t>Figura 2: exemplo de estrutu</w:t>
+        </w:r>
+        <w:r>
+          <w:rPr>
+            <w:rStyle w:val="Hyperlink"/>
+          </w:rPr>
+          <w:t>r</w:t>
+        </w:r>
+        <w:r>
+          <w:rPr>
+            <w:rStyle w:val="Hyperlink"/>
+          </w:rPr>
+          <w:t>a do padrão DAO para acesso a dados.</w:t>
+        </w:r>
+        <w:r>
+          <w:rPr>
+            <w:rStyle w:val="Hyperlink"/>
+            <w:webHidden/>
+          </w:rPr>
+          <w:tab/>
+        </w:r>
+        <w:r>
+          <w:rPr>
+            <w:rStyle w:val="Hyperlink"/>
+            <w:webHidden/>
+          </w:rPr>
+          <w:fldChar w:fldCharType="begin"/>
+        </w:r>
+        <w:r>
+          <w:rPr>
+            <w:rStyle w:val="Hyperlink"/>
+            <w:webHidden/>
+          </w:rPr>
+          <w:instrText xml:space="preserve"> PAGEREF _Toc225707564 \h </w:instrText>
+        </w:r>
+        <w:r>
+          <w:rPr>
+            <w:rStyle w:val="Hyperlink"/>
+            <w:webHidden/>
+          </w:rPr>
+        </w:r>
+        <w:r>
+          <w:rPr>
+            <w:rStyle w:val="Hyperlink"/>
+            <w:webHidden/>
+          </w:rPr>
+          <w:fldChar w:fldCharType="separate"/>
+        </w:r>
+        <w:r>
+          <w:rPr>
+            <w:rStyle w:val="Hyperlink"/>
+            <w:webHidden/>
+          </w:rPr>
+          <w:t>11</w:t>
+        </w:r>
+        <w:r>
+          <w:rPr>
+            <w:rStyle w:val="Hyperlink"/>
+            <w:webHidden/>
+          </w:rPr>
+          <w:fldChar w:fldCharType="end"/>
+        </w:r>
+      </w:hyperlink>
+    </w:p>
+    <w:p>
+      <w:pPr>
+        <w:pStyle w:val="Sumrio1"/>
+        <w:rPr>
+          <w:rStyle w:val="Hyperlink"/>
+        </w:rPr>
+      </w:pPr>
+      <w:hyperlink w:anchor="_Toc225707565" w:history="1">
+        <w:r>
+          <w:rPr>
+            <w:rStyle w:val="Hyperlink"/>
+          </w:rPr>
+          <w:t>Figura 3: exemplo de padrão Singleton.</w:t>
+        </w:r>
+        <w:r>
+          <w:rPr>
+            <w:rStyle w:val="Hyperlink"/>
+            <w:webHidden/>
+          </w:rPr>
+          <w:tab/>
+        </w:r>
+        <w:r>
+          <w:rPr>
+            <w:rStyle w:val="Hyperlink"/>
+            <w:webHidden/>
+          </w:rPr>
+          <w:fldChar w:fldCharType="begin"/>
+        </w:r>
+        <w:r>
+          <w:rPr>
+            <w:rStyle w:val="Hyperlink"/>
+            <w:webHidden/>
+          </w:rPr>
+          <w:instrText xml:space="preserve"> PAGEREF _Toc225707565 \h </w:instrText>
+        </w:r>
+        <w:r>
+          <w:rPr>
+            <w:rStyle w:val="Hyperlink"/>
+            <w:webHidden/>
+          </w:rPr>
+        </w:r>
+        <w:r>
+          <w:rPr>
+            <w:rStyle w:val="Hyperlink"/>
+            <w:webHidden/>
+          </w:rPr>
+          <w:fldChar w:fldCharType="separate"/>
+        </w:r>
+        <w:r>
+          <w:rPr>
+            <w:rStyle w:val="Hyperlink"/>
+            <w:webHidden/>
+          </w:rPr>
+          <w:t>11</w:t>
+        </w:r>
+        <w:r>
+          <w:rPr>
+            <w:rStyle w:val="Hyperlink"/>
+            <w:webHidden/>
+          </w:rPr>
+          <w:fldChar w:fldCharType="end"/>
+        </w:r>
+      </w:hyperlink>
+    </w:p>
+    <w:p>
+      <w:pPr>
+        <w:pStyle w:val="Sumrio1"/>
+        <w:rPr>
+          <w:rStyle w:val="Hyperlink"/>
+        </w:rPr>
+      </w:pPr>
+      <w:hyperlink w:anchor="_Toc225707566" w:history="1">
+        <w:r>
+          <w:rPr>
+            <w:rStyle w:val="Hyperlink"/>
+          </w:rPr>
+          <w:t>Figura 4: exemplo de padrão Observer.</w:t>
+        </w:r>
+        <w:r>
+          <w:rPr>
+            <w:rStyle w:val="Hyperlink"/>
+            <w:webHidden/>
+          </w:rPr>
+          <w:tab/>
+        </w:r>
+        <w:r>
+          <w:rPr>
+            <w:rStyle w:val="Hyperlink"/>
+            <w:webHidden/>
+          </w:rPr>
+          <w:fldChar w:fldCharType="begin"/>
+        </w:r>
+        <w:r>
+          <w:rPr>
+            <w:rStyle w:val="Hyperlink"/>
+            <w:webHidden/>
+          </w:rPr>
+          <w:instrText xml:space="preserve"> PAGEREF _Toc225707566 \h </w:instrText>
+        </w:r>
+        <w:r>
+          <w:rPr>
+            <w:rStyle w:val="Hyperlink"/>
+            <w:webHidden/>
+          </w:rPr>
+        </w:r>
+        <w:r>
+          <w:rPr>
+            <w:rStyle w:val="Hyperlink"/>
+            <w:webHidden/>
+          </w:rPr>
+          <w:fldChar w:fldCharType="separate"/>
+        </w:r>
+        <w:r>
+          <w:rPr>
+            <w:rStyle w:val="Hyperlink"/>
+            <w:webHidden/>
+          </w:rPr>
+          <w:t>12</w:t>
+        </w:r>
+        <w:r>
+          <w:rPr>
+            <w:rStyle w:val="Hyperlink"/>
+            <w:webHidden/>
+          </w:rPr>
+          <w:fldChar w:fldCharType="end"/>
+        </w:r>
+      </w:hyperlink>
+    </w:p>
+    <w:p>
+      <w:pPr>
+        <w:pStyle w:val="Sumrio1"/>
+        <w:rPr>
+          <w:rStyle w:val="Hyperlink"/>
+        </w:rPr>
+      </w:pPr>
+      <w:hyperlink w:anchor="_Toc225707567" w:history="1">
+        <w:r>
+          <w:rPr>
+            <w:rStyle w:val="Hyperlink"/>
+          </w:rPr>
+          <w:t>Figura 5: exemplo de padrão Strategy.</w:t>
+        </w:r>
+        <w:r>
+          <w:rPr>
+            <w:rStyle w:val="Hyperlink"/>
+            <w:webHidden/>
+          </w:rPr>
+          <w:tab/>
+        </w:r>
+        <w:r>
+          <w:rPr>
+            <w:rStyle w:val="Hyperlink"/>
+            <w:webHidden/>
+          </w:rPr>
+          <w:fldChar w:fldCharType="begin"/>
+        </w:r>
+        <w:r>
+          <w:rPr>
+            <w:rStyle w:val="Hyperlink"/>
+            <w:webHidden/>
+          </w:rPr>
+          <w:instrText xml:space="preserve"> PAGEREF _Toc225707567 \h </w:instrText>
+        </w:r>
+        <w:r>
+          <w:rPr>
+            <w:rStyle w:val="Hyperlink"/>
+            <w:webHidden/>
+          </w:rPr>
+        </w:r>
+        <w:r>
+          <w:rPr>
+            <w:rStyle w:val="Hyperlink"/>
+            <w:webHidden/>
+          </w:rPr>
+          <w:fldChar w:fldCharType="separate"/>
+        </w:r>
+        <w:r>
+          <w:rPr>
+            <w:rStyle w:val="Hyperlink"/>
+            <w:webHidden/>
+          </w:rPr>
+          <w:t>12</w:t>
+        </w:r>
+        <w:r>
+          <w:rPr>
+            <w:rStyle w:val="Hyperlink"/>
+            <w:webHidden/>
+          </w:rPr>
+          <w:fldChar w:fldCharType="end"/>
+        </w:r>
+      </w:hyperlink>
+    </w:p>
+    <w:p>
+      <w:pPr>
+        <w:pStyle w:val="Sumrio1"/>
+        <w:rPr>
+          <w:rStyle w:val="Hyperlink"/>
+        </w:rPr>
+      </w:pPr>
+      <w:hyperlink w:anchor="_Toc225707568" w:history="1">
+        <w:r>
+          <w:rPr>
+            <w:rStyle w:val="Hyperlink"/>
+          </w:rPr>
+          <w:t>Figura 6: exemplo de padrão Factory Method.</w:t>
+        </w:r>
+        <w:r>
+          <w:rPr>
+            <w:rStyle w:val="Hyperlink"/>
+            <w:webHidden/>
+          </w:rPr>
+          <w:tab/>
+        </w:r>
+        <w:r>
+          <w:rPr>
+            <w:rStyle w:val="Hyperlink"/>
+            <w:webHidden/>
+          </w:rPr>
+          <w:fldChar w:fldCharType="begin"/>
+        </w:r>
+        <w:r>
+          <w:rPr>
+            <w:rStyle w:val="Hyperlink"/>
+            <w:webHidden/>
+          </w:rPr>
+          <w:instrText xml:space="preserve"> PAGEREF _Toc225707568 \h </w:instrText>
+        </w:r>
+        <w:r>
+          <w:rPr>
+            <w:rStyle w:val="Hyperlink"/>
+            <w:webHidden/>
+          </w:rPr>
+        </w:r>
+        <w:r>
+          <w:rPr>
+            <w:rStyle w:val="Hyperlink"/>
+            <w:webHidden/>
+          </w:rPr>
+          <w:fldChar w:fldCharType="separate"/>
+        </w:r>
+        <w:r>
+          <w:rPr>
+            <w:rStyle w:val="Hyperlink"/>
+            <w:webHidden/>
+          </w:rPr>
+          <w:t>13</w:t>
+        </w:r>
+        <w:r>
+          <w:rPr>
+            <w:rStyle w:val="Hyperlink"/>
+            <w:webHidden/>
+          </w:rPr>
+          <w:fldChar w:fldCharType="end"/>
+        </w:r>
+      </w:hyperlink>
+    </w:p>
+    <w:p>
+      <w:pPr>
+        <w:pStyle w:val="Sumrio1"/>
+        <w:rPr>
+          <w:rStyle w:val="Hyperlink"/>
+        </w:rPr>
+      </w:pPr>
+      <w:hyperlink w:anchor="_Toc225707569" w:history="1">
+        <w:r>
+          <w:rPr>
+            <w:rStyle w:val="Hyperlink"/>
+          </w:rPr>
+          <w:t>Figura 7: Exemplo de diagrama de casos de uso</w:t>
+        </w:r>
+        <w:r>
+          <w:rPr>
+            <w:rStyle w:val="Hyperlink"/>
+            <w:webHidden/>
+          </w:rPr>
+          <w:tab/>
+        </w:r>
+        <w:r>
+          <w:rPr>
+            <w:rStyle w:val="Hyperlink"/>
+            <w:webHidden/>
+          </w:rPr>
+          <w:fldChar w:fldCharType="begin"/>
+        </w:r>
+        <w:r>
+          <w:rPr>
+            <w:rStyle w:val="Hyperlink"/>
+            <w:webHidden/>
+          </w:rPr>
+          <w:instrText xml:space="preserve"> PAGEREF _Toc225707569 \h </w:instrText>
+        </w:r>
+        <w:r>
+          <w:rPr>
+            <w:rStyle w:val="Hyperlink"/>
+            <w:webHidden/>
+          </w:rPr>
+        </w:r>
+        <w:r>
+          <w:rPr>
+            <w:rStyle w:val="Hyperlink"/>
+            <w:webHidden/>
+          </w:rPr>
+          <w:fldChar w:fldCharType="separate"/>
+        </w:r>
+        <w:r>
+          <w:rPr>
+            <w:rStyle w:val="Hyperlink"/>
+            <w:webHidden/>
+          </w:rPr>
+          <w:t>16</w:t>
+        </w:r>
+        <w:r>
+          <w:rPr>
+            <w:rStyle w:val="Hyperlink"/>
+            <w:webHidden/>
+          </w:rPr>
+          <w:fldChar w:fldCharType="end"/>
+        </w:r>
+      </w:hyperlink>
+    </w:p>
+    <w:p>
+      <w:pPr>
+        <w:pStyle w:val="Sumrio1"/>
+        <w:rPr>
+          <w:rStyle w:val="Hyperlink"/>
+        </w:rPr>
+      </w:pPr>
+      <w:hyperlink w:anchor="_Toc225707570" w:history="1">
+        <w:r>
+          <w:rPr>
+            <w:rStyle w:val="Hyperlink"/>
+          </w:rPr>
+          <w:t>Figura 8: exemplo de diagrama de classes</w:t>
+        </w:r>
+        <w:r>
+          <w:rPr>
+            <w:rStyle w:val="Hyperlink"/>
+            <w:webHidden/>
+          </w:rPr>
+          <w:tab/>
+        </w:r>
+        <w:r>
+          <w:rPr>
+            <w:rStyle w:val="Hyperlink"/>
+            <w:webHidden/>
+          </w:rPr>
+          <w:fldChar w:fldCharType="begin"/>
+        </w:r>
+        <w:r>
+          <w:rPr>
+            <w:rStyle w:val="Hyperlink"/>
+            <w:webHidden/>
+          </w:rPr>
+          <w:instrText xml:space="preserve"> PAGEREF _Toc225707570 \h </w:instrText>
+        </w:r>
+        <w:r>
+          <w:rPr>
+            <w:rStyle w:val="Hyperlink"/>
+            <w:webHidden/>
+          </w:rPr>
+        </w:r>
+        <w:r>
+          <w:rPr>
+            <w:rStyle w:val="Hyperlink"/>
+            <w:webHidden/>
+          </w:rPr>
+          <w:fldChar w:fldCharType="separate"/>
+        </w:r>
+        <w:r>
+          <w:rPr>
+            <w:rStyle w:val="Hyperlink"/>
+            <w:webHidden/>
+          </w:rPr>
+          <w:t>17</w:t>
+        </w:r>
+        <w:r>
+          <w:rPr>
+            <w:rStyle w:val="Hyperlink"/>
+            <w:webHidden/>
+          </w:rPr>
+          <w:fldChar w:fldCharType="end"/>
+        </w:r>
+      </w:hyperlink>
+    </w:p>
+    <w:p>
+      <w:pPr>
+        <w:pStyle w:val="Sumrio1"/>
+        <w:rPr>
+          <w:rStyle w:val="Hyperlink"/>
+        </w:rPr>
+      </w:pPr>
+      <w:hyperlink w:anchor="_Toc225707571" w:history="1">
+        <w:r>
+          <w:rPr>
+            <w:rStyle w:val="Hyperlink"/>
+          </w:rPr>
+          <w:t>Figura 9: processo de desenvolvimento com prototipagem.</w:t>
+        </w:r>
+        <w:r>
+          <w:rPr>
+            <w:rStyle w:val="Hyperlink"/>
+            <w:webHidden/>
+          </w:rPr>
+          <w:tab/>
+        </w:r>
+        <w:r>
+          <w:rPr>
+            <w:rStyle w:val="Hyperlink"/>
+            <w:webHidden/>
+          </w:rPr>
+          <w:fldChar w:fldCharType="begin"/>
+        </w:r>
+        <w:r>
+          <w:rPr>
+            <w:rStyle w:val="Hyperlink"/>
+            <w:webHidden/>
+          </w:rPr>
+          <w:instrText xml:space="preserve"> PAGEREF _Toc225707571 \h </w:instrText>
+        </w:r>
+        <w:r>
+          <w:rPr>
+            <w:rStyle w:val="Hyperlink"/>
+            <w:webHidden/>
+          </w:rPr>
+        </w:r>
+        <w:r>
+          <w:rPr>
+            <w:rStyle w:val="Hyperlink"/>
+            <w:webHidden/>
+          </w:rPr>
+          <w:fldChar w:fldCharType="separate"/>
+        </w:r>
+        <w:r>
+          <w:rPr>
+            <w:rStyle w:val="Hyperlink"/>
+            <w:webHidden/>
+          </w:rPr>
+          <w:t>20</w:t>
+        </w:r>
+        <w:r>
+          <w:rPr>
+            <w:rStyle w:val="Hyperlink"/>
+            <w:webHidden/>
+          </w:rPr>
+          <w:fldChar w:fldCharType="end"/>
+        </w:r>
+      </w:hyperlink>
     </w:p>
     <w:p>
       <w:r>
@@ -1818,15 +2174,19 @@
     </w:p>
     <w:p>
       <w:pPr>
-        <w:pStyle w:val="ndicedeilustraes"/>
-        <w:tabs>
-          <w:tab w:val="right" w:leader="dot" w:pos="9061"/>
-        </w:tabs>
+        <w:pStyle w:val="Sumrio1"/>
+        <w:rPr>
+          <w:rFonts w:asciiTheme="minorHAnsi" w:eastAsiaTheme="minorEastAsia" w:hAnsiTheme="minorHAnsi" w:cstheme="minorBidi"/>
+          <w:noProof/>
+          <w:kern w:val="2"/>
+          <w:lang w:eastAsia="pt-BR"/>
+          <w14:ligatures w14:val="standardContextual"/>
+        </w:rPr>
       </w:pPr>
       <w:r>
         <w:rPr>
           <w:rStyle w:val="apple-style-span"/>
-          <w:rFonts w:cstheme="majorHAnsi"/>
+          <w:rFonts w:ascii="Arial" w:hAnsi="Arial"/>
           <w:color w:val="000000"/>
           <w:shd w:val="clear" w:color="auto" w:fill="FFFFFF"/>
         </w:rPr>
@@ -1835,7 +2195,6 @@
       <w:r>
         <w:rPr>
           <w:rStyle w:val="apple-style-span"/>
-          <w:rFonts w:cstheme="majorHAnsi"/>
           <w:color w:val="000000"/>
           <w:shd w:val="clear" w:color="auto" w:fill="FFFFFF"/>
         </w:rPr>
@@ -1844,62 +2203,83 @@
       <w:r>
         <w:rPr>
           <w:rStyle w:val="apple-style-span"/>
-          <w:rFonts w:cstheme="majorHAnsi"/>
+          <w:rFonts w:ascii="Arial" w:hAnsi="Arial"/>
           <w:color w:val="000000"/>
           <w:shd w:val="clear" w:color="auto" w:fill="FFFFFF"/>
         </w:rPr>
         <w:fldChar w:fldCharType="separate"/>
       </w:r>
-      <w:hyperlink w:anchor="_Toc197003043" w:history="1"/>
-    </w:p>
-    <w:p>
-      <w:pPr>
-        <w:rPr>
-          <w:lang w:eastAsia="pt-BR"/>
-        </w:rPr>
-      </w:pPr>
-      <w:r>
-        <w:rPr>
-          <w:lang w:eastAsia="pt-BR"/>
-        </w:rPr>
-        <w:t>Tabela 1</w:t>
-      </w:r>
-      <w:r>
-        <w:rPr>
-          <w:lang w:eastAsia="pt-BR"/>
-        </w:rPr>
-        <w:t>:</w:t>
-      </w:r>
-      <w:r>
-        <w:rPr>
-          <w:lang w:eastAsia="pt-BR"/>
-        </w:rPr>
-        <w:t xml:space="preserve"> Cronograma do desenvolvimento do projeto</w:t>
-      </w:r>
-      <w:r>
-        <w:rPr>
-          <w:lang w:eastAsia="pt-BR"/>
-        </w:rPr>
-        <w:t xml:space="preserve">                                           </w:t>
-      </w:r>
-      <w:r>
-        <w:rPr>
-          <w:lang w:eastAsia="pt-BR"/>
-        </w:rPr>
-        <w:t xml:space="preserve">  </w:t>
-      </w:r>
-      <w:r>
-        <w:rPr>
-          <w:lang w:eastAsia="pt-BR"/>
-        </w:rPr>
-        <w:t>2</w:t>
-      </w:r>
-      <w:r>
-        <w:rPr>
-          <w:lang w:eastAsia="pt-BR"/>
-        </w:rPr>
-        <w:t>6</w:t>
-      </w:r>
+      <w:hyperlink w:anchor="_Toc225706721" w:history="1">
+        <w:r>
+          <w:rPr>
+            <w:rStyle w:val="Hyperlink"/>
+            <w:noProof/>
+          </w:rPr>
+          <w:t>Tabela 1: exemplo de cron</w:t>
+        </w:r>
+        <w:r>
+          <w:rPr>
+            <w:rStyle w:val="Hyperlink"/>
+            <w:noProof/>
+          </w:rPr>
+          <w:t>o</w:t>
+        </w:r>
+        <w:r>
+          <w:rPr>
+            <w:rStyle w:val="Hyperlink"/>
+            <w:noProof/>
+          </w:rPr>
+          <w:t>grama.</w:t>
+        </w:r>
+        <w:r>
+          <w:rPr>
+            <w:noProof/>
+            <w:webHidden/>
+          </w:rPr>
+          <w:tab/>
+        </w:r>
+        <w:r>
+          <w:rPr>
+            <w:noProof/>
+            <w:webHidden/>
+          </w:rPr>
+          <w:fldChar w:fldCharType="begin"/>
+        </w:r>
+        <w:r>
+          <w:rPr>
+            <w:noProof/>
+            <w:webHidden/>
+          </w:rPr>
+          <w:instrText xml:space="preserve"> PAGEREF _Toc225706721 \h </w:instrText>
+        </w:r>
+        <w:r>
+          <w:rPr>
+            <w:noProof/>
+            <w:webHidden/>
+          </w:rPr>
+        </w:r>
+        <w:r>
+          <w:rPr>
+            <w:noProof/>
+            <w:webHidden/>
+          </w:rPr>
+          <w:fldChar w:fldCharType="separate"/>
+        </w:r>
+        <w:r>
+          <w:rPr>
+            <w:noProof/>
+            <w:webHidden/>
+          </w:rPr>
+          <w:t>24</w:t>
+        </w:r>
+        <w:r>
+          <w:rPr>
+            <w:noProof/>
+            <w:webHidden/>
+          </w:rPr>
+          <w:fldChar w:fldCharType="end"/>
+        </w:r>
+      </w:hyperlink>
     </w:p>
     <w:p>
       <w:pPr>
@@ -1991,7 +2371,19 @@
         <w:rPr>
           <w:lang w:val="en-US"/>
         </w:rPr>
-        <w:t xml:space="preserve">UML   </w:t>
+        <w:t>UML</w:t>
+      </w:r>
+      <w:r>
+        <w:rPr>
+          <w:lang w:val="en-US"/>
+        </w:rPr>
+        <w:tab/>
+      </w:r>
+      <w:r>
+        <w:rPr>
+          <w:lang w:val="en-US"/>
+        </w:rPr>
+        <w:tab/>
       </w:r>
       <w:r>
         <w:rPr>
@@ -2017,6 +2409,18 @@
       </w:r>
       <w:r>
         <w:rPr>
+          <w:lang w:val="en-US"/>
+        </w:rPr>
+        <w:tab/>
+      </w:r>
+      <w:r>
+        <w:rPr>
+          <w:lang w:val="en-US"/>
+        </w:rPr>
+        <w:tab/>
+      </w:r>
+      <w:r>
+        <w:rPr>
           <w:i/>
           <w:iCs/>
           <w:lang w:val="en-US"/>
@@ -2035,7 +2439,25 @@
         <w:rPr>
           <w:lang w:val="en-US"/>
         </w:rPr>
-        <w:t xml:space="preserve">UX    </w:t>
+        <w:t xml:space="preserve">UX   </w:t>
+      </w:r>
+      <w:r>
+        <w:rPr>
+          <w:lang w:val="en-US"/>
+        </w:rPr>
+        <w:tab/>
+      </w:r>
+      <w:r>
+        <w:rPr>
+          <w:lang w:val="en-US"/>
+        </w:rPr>
+        <w:t xml:space="preserve"> </w:t>
+      </w:r>
+      <w:r>
+        <w:rPr>
+          <w:lang w:val="en-US"/>
+        </w:rPr>
+        <w:tab/>
       </w:r>
       <w:r>
         <w:rPr>
@@ -2053,11 +2475,31 @@
           <w:lang w:val="en-US"/>
         </w:rPr>
       </w:pPr>
+      <w:proofErr w:type="gramStart"/>
       <w:r>
         <w:rPr>
           <w:lang w:val="en-US"/>
         </w:rPr>
-        <w:t xml:space="preserve">MVC   </w:t>
+        <w:t xml:space="preserve">MVC  </w:t>
+      </w:r>
+      <w:r>
+        <w:rPr>
+          <w:lang w:val="en-US"/>
+        </w:rPr>
+        <w:tab/>
+      </w:r>
+      <w:proofErr w:type="gramEnd"/>
+      <w:r>
+        <w:rPr>
+          <w:lang w:val="en-US"/>
+        </w:rPr>
+        <w:tab/>
+      </w:r>
+      <w:r>
+        <w:rPr>
+          <w:lang w:val="en-US"/>
+        </w:rPr>
+        <w:t xml:space="preserve"> </w:t>
       </w:r>
       <w:r>
         <w:rPr>
@@ -2082,6 +2524,19 @@
         </w:rPr>
         <w:t xml:space="preserve">HTML  </w:t>
       </w:r>
+      <w:r>
+        <w:rPr>
+          <w:lang w:val="en-US"/>
+        </w:rPr>
+        <w:tab/>
+      </w:r>
+      <w:proofErr w:type="gramEnd"/>
+      <w:r>
+        <w:rPr>
+          <w:lang w:val="en-US"/>
+        </w:rPr>
+        <w:tab/>
+      </w:r>
       <w:proofErr w:type="spellStart"/>
       <w:r>
         <w:rPr>
@@ -2092,7 +2547,6 @@
         <w:t>HyperText</w:t>
       </w:r>
       <w:proofErr w:type="spellEnd"/>
-      <w:proofErr w:type="gramEnd"/>
       <w:r>
         <w:rPr>
           <w:i/>
@@ -2117,6 +2571,18 @@
       </w:r>
       <w:r>
         <w:rPr>
+          <w:lang w:val="en-US"/>
+        </w:rPr>
+        <w:tab/>
+      </w:r>
+      <w:r>
+        <w:rPr>
+          <w:lang w:val="en-US"/>
+        </w:rPr>
+        <w:tab/>
+      </w:r>
+      <w:r>
+        <w:rPr>
           <w:i/>
           <w:iCs/>
           <w:lang w:val="en-US"/>
@@ -2141,6 +2607,18 @@
       </w:r>
       <w:r>
         <w:rPr>
+          <w:lang w:val="en-US"/>
+        </w:rPr>
+        <w:tab/>
+      </w:r>
+      <w:r>
+        <w:rPr>
+          <w:lang w:val="en-US"/>
+        </w:rPr>
+        <w:tab/>
+      </w:r>
+      <w:r>
+        <w:rPr>
           <w:i/>
           <w:iCs/>
           <w:lang w:val="en-US"/>
@@ -2165,7 +2643,25 @@
         <w:rPr>
           <w:lang w:val="en-US"/>
         </w:rPr>
-        <w:t xml:space="preserve">DAO    </w:t>
+        <w:t>DAO</w:t>
+      </w:r>
+      <w:r>
+        <w:rPr>
+          <w:lang w:val="en-US"/>
+        </w:rPr>
+        <w:tab/>
+      </w:r>
+      <w:r>
+        <w:rPr>
+          <w:lang w:val="en-US"/>
+        </w:rPr>
+        <w:tab/>
+      </w:r>
+      <w:r>
+        <w:rPr>
+          <w:lang w:val="en-US"/>
+        </w:rPr>
+        <w:tab/>
       </w:r>
       <w:r>
         <w:rPr>
@@ -2196,6 +2692,18 @@
       </w:r>
       <w:r>
         <w:rPr>
+          <w:lang w:val="en-US"/>
+        </w:rPr>
+        <w:tab/>
+      </w:r>
+      <w:r>
+        <w:rPr>
+          <w:lang w:val="en-US"/>
+        </w:rPr>
+        <w:tab/>
+      </w:r>
+      <w:r>
+        <w:rPr>
           <w:i/>
           <w:iCs/>
           <w:lang w:val="en-US"/>
@@ -2215,11 +2723,37 @@
         </w:rPr>
         <w:tab/>
       </w:r>
+      <w:proofErr w:type="gramStart"/>
       <w:r>
         <w:rPr>
           <w:lang w:val="en-US"/>
         </w:rPr>
-        <w:t xml:space="preserve">IEEE   </w:t>
+        <w:t xml:space="preserve">IEEE  </w:t>
+      </w:r>
+      <w:r>
+        <w:rPr>
+          <w:lang w:val="en-US"/>
+        </w:rPr>
+        <w:tab/>
+      </w:r>
+      <w:proofErr w:type="gramEnd"/>
+      <w:r>
+        <w:rPr>
+          <w:lang w:val="en-US"/>
+        </w:rPr>
+        <w:tab/>
+      </w:r>
+      <w:r>
+        <w:rPr>
+          <w:lang w:val="en-US"/>
+        </w:rPr>
+        <w:t xml:space="preserve"> </w:t>
+      </w:r>
+      <w:r>
+        <w:rPr>
+          <w:lang w:val="en-US"/>
+        </w:rPr>
+        <w:tab/>
       </w:r>
       <w:r>
         <w:rPr>
@@ -2242,19 +2776,18 @@
         <w:t xml:space="preserve">SGBDR  </w:t>
       </w:r>
       <w:r>
+        <w:tab/>
+      </w:r>
+      <w:proofErr w:type="gramEnd"/>
+      <w:r>
+        <w:tab/>
+      </w:r>
+      <w:r>
         <w:rPr>
           <w:i/>
           <w:iCs/>
         </w:rPr>
-        <w:t>Sistema</w:t>
-      </w:r>
-      <w:proofErr w:type="gramEnd"/>
-      <w:r>
-        <w:rPr>
-          <w:i/>
-          <w:iCs/>
-        </w:rPr>
-        <w:t xml:space="preserve"> Gerenciador de Banco de Dados Relacional</w:t>
+        <w:t>Sistema Gerenciador de Banco de Dados Relacional</w:t>
       </w:r>
     </w:p>
     <w:p>
@@ -2339,7 +2872,6 @@
             <w:rPr>
               <w:rFonts w:asciiTheme="minorHAnsi" w:eastAsiaTheme="minorEastAsia" w:hAnsiTheme="minorHAnsi" w:cstheme="minorBidi"/>
               <w:bCs w:val="0"/>
-              <w:caps w:val="0"/>
               <w:noProof/>
               <w:kern w:val="2"/>
               <w:lang w:eastAsia="pt-BR"/>
@@ -2347,15 +2879,21 @@
             </w:rPr>
           </w:pPr>
           <w:r>
+            <w:rPr>
+              <w:caps/>
+            </w:rPr>
             <w:fldChar w:fldCharType="begin"/>
           </w:r>
           <w:r>
             <w:instrText xml:space="preserve"> TOC \o "1-3" \h \z \u </w:instrText>
           </w:r>
           <w:r>
+            <w:rPr>
+              <w:caps/>
+            </w:rPr>
             <w:fldChar w:fldCharType="separate"/>
           </w:r>
-          <w:hyperlink w:anchor="_Toc224116914" w:history="1">
+          <w:hyperlink w:anchor="_Toc225707932" w:history="1">
             <w:r>
               <w:rPr>
                 <w:rStyle w:val="Hyperlink"/>
@@ -2367,7 +2905,6 @@
               <w:rPr>
                 <w:rFonts w:asciiTheme="minorHAnsi" w:eastAsiaTheme="minorEastAsia" w:hAnsiTheme="minorHAnsi" w:cstheme="minorBidi"/>
                 <w:bCs w:val="0"/>
-                <w:caps w:val="0"/>
                 <w:noProof/>
                 <w:kern w:val="2"/>
                 <w:lang w:eastAsia="pt-BR"/>
@@ -2401,7 +2938,7 @@
                 <w:noProof/>
                 <w:webHidden/>
               </w:rPr>
-              <w:instrText xml:space="preserve"> PAGEREF _Toc224116914 \h </w:instrText>
+              <w:instrText xml:space="preserve"> PAGEREF _Toc225707932 \h </w:instrText>
             </w:r>
             <w:r>
               <w:rPr>
@@ -2449,7 +2986,7 @@
               <w14:ligatures w14:val="standardContextual"/>
             </w:rPr>
           </w:pPr>
-          <w:hyperlink w:anchor="_Toc224116915" w:history="1">
+          <w:hyperlink w:anchor="_Toc225707933" w:history="1">
             <w:r>
               <w:rPr>
                 <w:rStyle w:val="Hyperlink"/>
@@ -2496,7 +3033,7 @@
                 <w:noProof/>
                 <w:webHidden/>
               </w:rPr>
-              <w:instrText xml:space="preserve"> PAGEREF _Toc224116915 \h </w:instrText>
+              <w:instrText xml:space="preserve"> PAGEREF _Toc225707933 \h </w:instrText>
             </w:r>
             <w:r>
               <w:rPr>
@@ -2516,7 +3053,7 @@
                 <w:noProof/>
                 <w:webHidden/>
               </w:rPr>
-              <w:t>2</w:t>
+              <w:t>1</w:t>
             </w:r>
             <w:r>
               <w:rPr>
@@ -2544,7 +3081,7 @@
               <w14:ligatures w14:val="standardContextual"/>
             </w:rPr>
           </w:pPr>
-          <w:hyperlink w:anchor="_Toc224116916" w:history="1">
+          <w:hyperlink w:anchor="_Toc225707934" w:history="1">
             <w:r>
               <w:rPr>
                 <w:rStyle w:val="Hyperlink"/>
@@ -2591,7 +3128,7 @@
                 <w:noProof/>
                 <w:webHidden/>
               </w:rPr>
-              <w:instrText xml:space="preserve"> PAGEREF _Toc224116916 \h </w:instrText>
+              <w:instrText xml:space="preserve"> PAGEREF _Toc225707934 \h </w:instrText>
             </w:r>
             <w:r>
               <w:rPr>
@@ -2628,14 +3165,13 @@
             <w:rPr>
               <w:rFonts w:asciiTheme="minorHAnsi" w:eastAsiaTheme="minorEastAsia" w:hAnsiTheme="minorHAnsi" w:cstheme="minorBidi"/>
               <w:bCs w:val="0"/>
-              <w:caps w:val="0"/>
               <w:noProof/>
               <w:kern w:val="2"/>
               <w:lang w:eastAsia="pt-BR"/>
               <w14:ligatures w14:val="standardContextual"/>
             </w:rPr>
           </w:pPr>
-          <w:hyperlink w:anchor="_Toc224116917" w:history="1">
+          <w:hyperlink w:anchor="_Toc225707935" w:history="1">
             <w:r>
               <w:rPr>
                 <w:rStyle w:val="Hyperlink"/>
@@ -2647,7 +3183,6 @@
               <w:rPr>
                 <w:rFonts w:asciiTheme="minorHAnsi" w:eastAsiaTheme="minorEastAsia" w:hAnsiTheme="minorHAnsi" w:cstheme="minorBidi"/>
                 <w:bCs w:val="0"/>
-                <w:caps w:val="0"/>
                 <w:noProof/>
                 <w:kern w:val="2"/>
                 <w:lang w:eastAsia="pt-BR"/>
@@ -2681,7 +3216,7 @@
                 <w:noProof/>
                 <w:webHidden/>
               </w:rPr>
-              <w:instrText xml:space="preserve"> PAGEREF _Toc224116917 \h </w:instrText>
+              <w:instrText xml:space="preserve"> PAGEREF _Toc225707935 \h </w:instrText>
             </w:r>
             <w:r>
               <w:rPr>
@@ -2729,7 +3264,7 @@
               <w14:ligatures w14:val="standardContextual"/>
             </w:rPr>
           </w:pPr>
-          <w:hyperlink w:anchor="_Toc224116918" w:history="1">
+          <w:hyperlink w:anchor="_Toc225707936" w:history="1">
             <w:r>
               <w:rPr>
                 <w:rStyle w:val="Hyperlink"/>
@@ -2776,7 +3311,7 @@
                 <w:noProof/>
                 <w:webHidden/>
               </w:rPr>
-              <w:instrText xml:space="preserve"> PAGEREF _Toc224116918 \h </w:instrText>
+              <w:instrText xml:space="preserve"> PAGEREF _Toc225707936 \h </w:instrText>
             </w:r>
             <w:r>
               <w:rPr>
@@ -2824,7 +3359,7 @@
               <w14:ligatures w14:val="standardContextual"/>
             </w:rPr>
           </w:pPr>
-          <w:hyperlink w:anchor="_Toc224116919" w:history="1">
+          <w:hyperlink w:anchor="_Toc225707937" w:history="1">
             <w:r>
               <w:rPr>
                 <w:rStyle w:val="Hyperlink"/>
@@ -2871,7 +3406,7 @@
                 <w:noProof/>
                 <w:webHidden/>
               </w:rPr>
-              <w:instrText xml:space="preserve"> PAGEREF _Toc224116919 \h </w:instrText>
+              <w:instrText xml:space="preserve"> PAGEREF _Toc225707937 \h </w:instrText>
             </w:r>
             <w:r>
               <w:rPr>
@@ -2919,7 +3454,7 @@
               <w14:ligatures w14:val="standardContextual"/>
             </w:rPr>
           </w:pPr>
-          <w:hyperlink w:anchor="_Toc224116920" w:history="1">
+          <w:hyperlink w:anchor="_Toc225707938" w:history="1">
             <w:r>
               <w:rPr>
                 <w:rStyle w:val="Hyperlink"/>
@@ -2966,7 +3501,7 @@
                 <w:noProof/>
                 <w:webHidden/>
               </w:rPr>
-              <w:instrText xml:space="preserve"> PAGEREF _Toc224116920 \h </w:instrText>
+              <w:instrText xml:space="preserve"> PAGEREF _Toc225707938 \h </w:instrText>
             </w:r>
             <w:r>
               <w:rPr>
@@ -3014,7 +3549,7 @@
               <w14:ligatures w14:val="standardContextual"/>
             </w:rPr>
           </w:pPr>
-          <w:hyperlink w:anchor="_Toc224116921" w:history="1">
+          <w:hyperlink w:anchor="_Toc225707939" w:history="1">
             <w:r>
               <w:rPr>
                 <w:rStyle w:val="Hyperlink"/>
@@ -3061,7 +3596,7 @@
                 <w:noProof/>
                 <w:webHidden/>
               </w:rPr>
-              <w:instrText xml:space="preserve"> PAGEREF _Toc224116921 \h </w:instrText>
+              <w:instrText xml:space="preserve"> PAGEREF _Toc225707939 \h </w:instrText>
             </w:r>
             <w:r>
               <w:rPr>
@@ -3081,7 +3616,7 @@
                 <w:noProof/>
                 <w:webHidden/>
               </w:rPr>
-              <w:t>8</w:t>
+              <w:t>7</w:t>
             </w:r>
             <w:r>
               <w:rPr>
@@ -3108,7 +3643,7 @@
               <w14:ligatures w14:val="standardContextual"/>
             </w:rPr>
           </w:pPr>
-          <w:hyperlink w:anchor="_Toc224116922" w:history="1">
+          <w:hyperlink w:anchor="_Toc225707940" w:history="1">
             <w:r>
               <w:rPr>
                 <w:rStyle w:val="Hyperlink"/>
@@ -3154,7 +3689,7 @@
                 <w:noProof/>
                 <w:webHidden/>
               </w:rPr>
-              <w:instrText xml:space="preserve"> PAGEREF _Toc224116922 \h </w:instrText>
+              <w:instrText xml:space="preserve"> PAGEREF _Toc225707940 \h </w:instrText>
             </w:r>
             <w:r>
               <w:rPr>
@@ -3202,7 +3737,7 @@
               <w14:ligatures w14:val="standardContextual"/>
             </w:rPr>
           </w:pPr>
-          <w:hyperlink w:anchor="_Toc224116923" w:history="1">
+          <w:hyperlink w:anchor="_Toc225707941" w:history="1">
             <w:r>
               <w:rPr>
                 <w:rStyle w:val="Hyperlink"/>
@@ -3249,7 +3784,7 @@
                 <w:noProof/>
                 <w:webHidden/>
               </w:rPr>
-              <w:instrText xml:space="preserve"> PAGEREF _Toc224116923 \h </w:instrText>
+              <w:instrText xml:space="preserve"> PAGEREF _Toc225707941 \h </w:instrText>
             </w:r>
             <w:r>
               <w:rPr>
@@ -3296,7 +3831,7 @@
               <w14:ligatures w14:val="standardContextual"/>
             </w:rPr>
           </w:pPr>
-          <w:hyperlink w:anchor="_Toc224116924" w:history="1">
+          <w:hyperlink w:anchor="_Toc225707942" w:history="1">
             <w:r>
               <w:rPr>
                 <w:rStyle w:val="Hyperlink"/>
@@ -3335,7 +3870,41 @@
                 <w:noProof/>
                 <w:webHidden/>
               </w:rPr>
-              <w:t>14</w:t>
+              <w:fldChar w:fldCharType="begin"/>
+            </w:r>
+            <w:r>
+              <w:rPr>
+                <w:noProof/>
+                <w:webHidden/>
+              </w:rPr>
+              <w:instrText xml:space="preserve"> PAGEREF _Toc225707942 \h </w:instrText>
+            </w:r>
+            <w:r>
+              <w:rPr>
+                <w:noProof/>
+                <w:webHidden/>
+              </w:rPr>
+            </w:r>
+            <w:r>
+              <w:rPr>
+                <w:noProof/>
+                <w:webHidden/>
+              </w:rPr>
+              <w:fldChar w:fldCharType="separate"/>
+            </w:r>
+            <w:r>
+              <w:rPr>
+                <w:noProof/>
+                <w:webHidden/>
+              </w:rPr>
+              <w:t>13</w:t>
+            </w:r>
+            <w:r>
+              <w:rPr>
+                <w:noProof/>
+                <w:webHidden/>
+              </w:rPr>
+              <w:fldChar w:fldCharType="end"/>
             </w:r>
           </w:hyperlink>
         </w:p>
@@ -3356,7 +3925,7 @@
               <w14:ligatures w14:val="standardContextual"/>
             </w:rPr>
           </w:pPr>
-          <w:hyperlink w:anchor="_Toc224116925" w:history="1">
+          <w:hyperlink w:anchor="_Toc225707943" w:history="1">
             <w:r>
               <w:rPr>
                 <w:rStyle w:val="Hyperlink"/>
@@ -3396,7 +3965,134 @@
                 <w:noProof/>
                 <w:webHidden/>
               </w:rPr>
+              <w:fldChar w:fldCharType="begin"/>
+            </w:r>
+            <w:r>
+              <w:rPr>
+                <w:noProof/>
+                <w:webHidden/>
+              </w:rPr>
+              <w:instrText xml:space="preserve"> PAGEREF _Toc225707943 \h </w:instrText>
+            </w:r>
+            <w:r>
+              <w:rPr>
+                <w:noProof/>
+                <w:webHidden/>
+              </w:rPr>
+            </w:r>
+            <w:r>
+              <w:rPr>
+                <w:noProof/>
+                <w:webHidden/>
+              </w:rPr>
+              <w:fldChar w:fldCharType="separate"/>
+            </w:r>
+            <w:r>
+              <w:rPr>
+                <w:noProof/>
+                <w:webHidden/>
+              </w:rPr>
+              <w:t>14</w:t>
+            </w:r>
+            <w:r>
+              <w:rPr>
+                <w:noProof/>
+                <w:webHidden/>
+              </w:rPr>
+              <w:fldChar w:fldCharType="end"/>
+            </w:r>
+          </w:hyperlink>
+        </w:p>
+        <w:p>
+          <w:pPr>
+            <w:pStyle w:val="Sumrio3"/>
+            <w:tabs>
+              <w:tab w:val="left" w:pos="1440"/>
+            </w:tabs>
+            <w:rPr>
+              <w:rFonts w:eastAsiaTheme="minorEastAsia" w:cstheme="minorBidi"/>
+              <w:caps w:val="0"/>
+              <w:noProof/>
+              <w:kern w:val="2"/>
+              <w:szCs w:val="24"/>
+              <w:lang w:eastAsia="pt-BR"/>
+              <w14:ligatures w14:val="standardContextual"/>
+            </w:rPr>
+          </w:pPr>
+          <w:hyperlink w:anchor="_Toc225707944" w:history="1">
+            <w:r>
+              <w:rPr>
+                <w:rStyle w:val="Hyperlink"/>
+                <w:noProof/>
+              </w:rPr>
+              <w:t>2.6.1</w:t>
+            </w:r>
+            <w:r>
+              <w:rPr>
+                <w:rFonts w:eastAsiaTheme="minorEastAsia" w:cstheme="minorBidi"/>
+                <w:caps w:val="0"/>
+                <w:noProof/>
+                <w:kern w:val="2"/>
+                <w:szCs w:val="24"/>
+                <w:lang w:eastAsia="pt-BR"/>
+                <w14:ligatures w14:val="standardContextual"/>
+              </w:rPr>
+              <w:tab/>
+            </w:r>
+            <w:r>
+              <w:rPr>
+                <w:rStyle w:val="Hyperlink"/>
+                <w:noProof/>
+              </w:rPr>
+              <w:t>Interface da ArinosBay</w:t>
+            </w:r>
+            <w:r>
+              <w:rPr>
+                <w:noProof/>
+                <w:webHidden/>
+              </w:rPr>
+              <w:tab/>
+            </w:r>
+            <w:r>
+              <w:rPr>
+                <w:noProof/>
+                <w:webHidden/>
+              </w:rPr>
+              <w:fldChar w:fldCharType="begin"/>
+            </w:r>
+            <w:r>
+              <w:rPr>
+                <w:noProof/>
+                <w:webHidden/>
+              </w:rPr>
+              <w:instrText xml:space="preserve"> PAGEREF _Toc225707944 \h </w:instrText>
+            </w:r>
+            <w:r>
+              <w:rPr>
+                <w:noProof/>
+                <w:webHidden/>
+              </w:rPr>
+            </w:r>
+            <w:r>
+              <w:rPr>
+                <w:noProof/>
+                <w:webHidden/>
+              </w:rPr>
+              <w:fldChar w:fldCharType="separate"/>
+            </w:r>
+            <w:r>
+              <w:rPr>
+                <w:noProof/>
+                <w:webHidden/>
+              </w:rPr>
               <w:t>15</w:t>
+            </w:r>
+            <w:r>
+              <w:rPr>
+                <w:noProof/>
+                <w:webHidden/>
+              </w:rPr>
+              <w:fldChar w:fldCharType="end"/>
             </w:r>
           </w:hyperlink>
         </w:p>
@@ -3417,7 +4113,7 @@
               <w14:ligatures w14:val="standardContextual"/>
             </w:rPr>
           </w:pPr>
-          <w:hyperlink w:anchor="_Toc224116926" w:history="1">
+          <w:hyperlink w:anchor="_Toc225707945" w:history="1">
             <w:r>
               <w:rPr>
                 <w:rStyle w:val="Hyperlink"/>
@@ -3443,7 +4139,7 @@
                 <w:rStyle w:val="Hyperlink"/>
                 <w:noProof/>
               </w:rPr>
-              <w:t>Interface da ArinosBay</w:t>
+              <w:t>modelagem de sistemas com UML</w:t>
             </w:r>
             <w:r>
               <w:rPr>
@@ -3457,7 +4153,227 @@
                 <w:noProof/>
                 <w:webHidden/>
               </w:rPr>
+              <w:fldChar w:fldCharType="begin"/>
+            </w:r>
+            <w:r>
+              <w:rPr>
+                <w:noProof/>
+                <w:webHidden/>
+              </w:rPr>
+              <w:instrText xml:space="preserve"> PAGEREF _Toc225707945 \h </w:instrText>
+            </w:r>
+            <w:r>
+              <w:rPr>
+                <w:noProof/>
+                <w:webHidden/>
+              </w:rPr>
+            </w:r>
+            <w:r>
+              <w:rPr>
+                <w:noProof/>
+                <w:webHidden/>
+              </w:rPr>
+              <w:fldChar w:fldCharType="separate"/>
+            </w:r>
+            <w:r>
+              <w:rPr>
+                <w:noProof/>
+                <w:webHidden/>
+              </w:rPr>
               <w:t>16</w:t>
+            </w:r>
+            <w:r>
+              <w:rPr>
+                <w:noProof/>
+                <w:webHidden/>
+              </w:rPr>
+              <w:fldChar w:fldCharType="end"/>
+            </w:r>
+          </w:hyperlink>
+        </w:p>
+        <w:p>
+          <w:pPr>
+            <w:pStyle w:val="Sumrio3"/>
+            <w:tabs>
+              <w:tab w:val="left" w:pos="1440"/>
+            </w:tabs>
+            <w:rPr>
+              <w:rFonts w:eastAsiaTheme="minorEastAsia" w:cstheme="minorBidi"/>
+              <w:caps w:val="0"/>
+              <w:noProof/>
+              <w:kern w:val="2"/>
+              <w:szCs w:val="24"/>
+              <w:lang w:eastAsia="pt-BR"/>
+              <w14:ligatures w14:val="standardContextual"/>
+            </w:rPr>
+          </w:pPr>
+          <w:hyperlink w:anchor="_Toc225707946" w:history="1">
+            <w:r>
+              <w:rPr>
+                <w:rStyle w:val="Hyperlink"/>
+                <w:noProof/>
+              </w:rPr>
+              <w:t>2.7.1</w:t>
+            </w:r>
+            <w:r>
+              <w:rPr>
+                <w:rFonts w:eastAsiaTheme="minorEastAsia" w:cstheme="minorBidi"/>
+                <w:caps w:val="0"/>
+                <w:noProof/>
+                <w:kern w:val="2"/>
+                <w:szCs w:val="24"/>
+                <w:lang w:eastAsia="pt-BR"/>
+                <w14:ligatures w14:val="standardContextual"/>
+              </w:rPr>
+              <w:tab/>
+            </w:r>
+            <w:r>
+              <w:rPr>
+                <w:rStyle w:val="Hyperlink"/>
+                <w:noProof/>
+              </w:rPr>
+              <w:t>Diagrama de casos de uso</w:t>
+            </w:r>
+            <w:r>
+              <w:rPr>
+                <w:noProof/>
+                <w:webHidden/>
+              </w:rPr>
+              <w:tab/>
+            </w:r>
+            <w:r>
+              <w:rPr>
+                <w:noProof/>
+                <w:webHidden/>
+              </w:rPr>
+              <w:fldChar w:fldCharType="begin"/>
+            </w:r>
+            <w:r>
+              <w:rPr>
+                <w:noProof/>
+                <w:webHidden/>
+              </w:rPr>
+              <w:instrText xml:space="preserve"> PAGEREF _Toc225707946 \h </w:instrText>
+            </w:r>
+            <w:r>
+              <w:rPr>
+                <w:noProof/>
+                <w:webHidden/>
+              </w:rPr>
+            </w:r>
+            <w:r>
+              <w:rPr>
+                <w:noProof/>
+                <w:webHidden/>
+              </w:rPr>
+              <w:fldChar w:fldCharType="separate"/>
+            </w:r>
+            <w:r>
+              <w:rPr>
+                <w:noProof/>
+                <w:webHidden/>
+              </w:rPr>
+              <w:t>16</w:t>
+            </w:r>
+            <w:r>
+              <w:rPr>
+                <w:noProof/>
+                <w:webHidden/>
+              </w:rPr>
+              <w:fldChar w:fldCharType="end"/>
+            </w:r>
+          </w:hyperlink>
+        </w:p>
+        <w:p>
+          <w:pPr>
+            <w:pStyle w:val="Sumrio3"/>
+            <w:tabs>
+              <w:tab w:val="left" w:pos="1440"/>
+            </w:tabs>
+            <w:rPr>
+              <w:rFonts w:eastAsiaTheme="minorEastAsia" w:cstheme="minorBidi"/>
+              <w:caps w:val="0"/>
+              <w:noProof/>
+              <w:kern w:val="2"/>
+              <w:szCs w:val="24"/>
+              <w:lang w:eastAsia="pt-BR"/>
+              <w14:ligatures w14:val="standardContextual"/>
+            </w:rPr>
+          </w:pPr>
+          <w:hyperlink w:anchor="_Toc225707947" w:history="1">
+            <w:r>
+              <w:rPr>
+                <w:rStyle w:val="Hyperlink"/>
+                <w:noProof/>
+              </w:rPr>
+              <w:t>2.7.2</w:t>
+            </w:r>
+            <w:r>
+              <w:rPr>
+                <w:rFonts w:eastAsiaTheme="minorEastAsia" w:cstheme="minorBidi"/>
+                <w:caps w:val="0"/>
+                <w:noProof/>
+                <w:kern w:val="2"/>
+                <w:szCs w:val="24"/>
+                <w:lang w:eastAsia="pt-BR"/>
+                <w14:ligatures w14:val="standardContextual"/>
+              </w:rPr>
+              <w:tab/>
+            </w:r>
+            <w:r>
+              <w:rPr>
+                <w:rStyle w:val="Hyperlink"/>
+                <w:noProof/>
+              </w:rPr>
+              <w:t>Diagrama de classes</w:t>
+            </w:r>
+            <w:r>
+              <w:rPr>
+                <w:noProof/>
+                <w:webHidden/>
+              </w:rPr>
+              <w:tab/>
+            </w:r>
+            <w:r>
+              <w:rPr>
+                <w:noProof/>
+                <w:webHidden/>
+              </w:rPr>
+              <w:fldChar w:fldCharType="begin"/>
+            </w:r>
+            <w:r>
+              <w:rPr>
+                <w:noProof/>
+                <w:webHidden/>
+              </w:rPr>
+              <w:instrText xml:space="preserve"> PAGEREF _Toc225707947 \h </w:instrText>
+            </w:r>
+            <w:r>
+              <w:rPr>
+                <w:noProof/>
+                <w:webHidden/>
+              </w:rPr>
+            </w:r>
+            <w:r>
+              <w:rPr>
+                <w:noProof/>
+                <w:webHidden/>
+              </w:rPr>
+              <w:fldChar w:fldCharType="separate"/>
+            </w:r>
+            <w:r>
+              <w:rPr>
+                <w:noProof/>
+                <w:webHidden/>
+              </w:rPr>
+              <w:t>17</w:t>
+            </w:r>
+            <w:r>
+              <w:rPr>
+                <w:noProof/>
+                <w:webHidden/>
+              </w:rPr>
+              <w:fldChar w:fldCharType="end"/>
             </w:r>
           </w:hyperlink>
         </w:p>
@@ -3478,7 +4394,7 @@
               <w14:ligatures w14:val="standardContextual"/>
             </w:rPr>
           </w:pPr>
-          <w:hyperlink w:anchor="_Toc224116927" w:history="1">
+          <w:hyperlink w:anchor="_Toc225707948" w:history="1">
             <w:r>
               <w:rPr>
                 <w:rStyle w:val="Hyperlink"/>
@@ -3504,7 +4420,7 @@
                 <w:rStyle w:val="Hyperlink"/>
                 <w:noProof/>
               </w:rPr>
-              <w:t>modelagem de sistemas com UML</w:t>
+              <w:t>Tecnologias</w:t>
             </w:r>
             <w:r>
               <w:rPr>
@@ -3518,41 +4434,70 @@
                 <w:noProof/>
                 <w:webHidden/>
               </w:rPr>
-              <w:t>16</w:t>
+              <w:fldChar w:fldCharType="begin"/>
+            </w:r>
+            <w:r>
+              <w:rPr>
+                <w:noProof/>
+                <w:webHidden/>
+              </w:rPr>
+              <w:instrText xml:space="preserve"> PAGEREF _Toc225707948 \h </w:instrText>
+            </w:r>
+            <w:r>
+              <w:rPr>
+                <w:noProof/>
+                <w:webHidden/>
+              </w:rPr>
+            </w:r>
+            <w:r>
+              <w:rPr>
+                <w:noProof/>
+                <w:webHidden/>
+              </w:rPr>
+              <w:fldChar w:fldCharType="separate"/>
+            </w:r>
+            <w:r>
+              <w:rPr>
+                <w:noProof/>
+                <w:webHidden/>
+              </w:rPr>
+              <w:t>18</w:t>
+            </w:r>
+            <w:r>
+              <w:rPr>
+                <w:noProof/>
+                <w:webHidden/>
+              </w:rPr>
+              <w:fldChar w:fldCharType="end"/>
             </w:r>
           </w:hyperlink>
         </w:p>
         <w:p>
           <w:pPr>
-            <w:pStyle w:val="Sumrio3"/>
-            <w:tabs>
-              <w:tab w:val="left" w:pos="1440"/>
-            </w:tabs>
+            <w:pStyle w:val="Sumrio1"/>
             <w:rPr>
-              <w:rFonts w:eastAsiaTheme="minorEastAsia" w:cstheme="minorBidi"/>
-              <w:caps w:val="0"/>
+              <w:rFonts w:asciiTheme="minorHAnsi" w:eastAsiaTheme="minorEastAsia" w:hAnsiTheme="minorHAnsi" w:cstheme="minorBidi"/>
+              <w:bCs w:val="0"/>
               <w:noProof/>
               <w:kern w:val="2"/>
-              <w:szCs w:val="24"/>
               <w:lang w:eastAsia="pt-BR"/>
               <w14:ligatures w14:val="standardContextual"/>
             </w:rPr>
           </w:pPr>
-          <w:hyperlink w:anchor="_Toc224116928" w:history="1">
+          <w:hyperlink w:anchor="_Toc225707949" w:history="1">
             <w:r>
               <w:rPr>
                 <w:rStyle w:val="Hyperlink"/>
                 <w:noProof/>
               </w:rPr>
-              <w:t>2.8.1</w:t>
-            </w:r>
-            <w:r>
-              <w:rPr>
-                <w:rFonts w:eastAsiaTheme="minorEastAsia" w:cstheme="minorBidi"/>
-                <w:caps w:val="0"/>
+              <w:t>3</w:t>
+            </w:r>
+            <w:r>
+              <w:rPr>
+                <w:rFonts w:asciiTheme="minorHAnsi" w:eastAsiaTheme="minorEastAsia" w:hAnsiTheme="minorHAnsi" w:cstheme="minorBidi"/>
+                <w:bCs w:val="0"/>
                 <w:noProof/>
                 <w:kern w:val="2"/>
-                <w:szCs w:val="24"/>
                 <w:lang w:eastAsia="pt-BR"/>
                 <w14:ligatures w14:val="standardContextual"/>
               </w:rPr>
@@ -3563,7 +4508,7 @@
                 <w:rStyle w:val="Hyperlink"/>
                 <w:noProof/>
               </w:rPr>
-              <w:t>Diagrama de casos de uso</w:t>
+              <w:t>METODOLOGIA</w:t>
             </w:r>
             <w:r>
               <w:rPr>
@@ -3577,66 +4522,41 @@
                 <w:noProof/>
                 <w:webHidden/>
               </w:rPr>
-              <w:t>17</w:t>
-            </w:r>
-          </w:hyperlink>
-        </w:p>
-        <w:p>
-          <w:pPr>
-            <w:pStyle w:val="Sumrio3"/>
-            <w:tabs>
-              <w:tab w:val="left" w:pos="1440"/>
-            </w:tabs>
-            <w:rPr>
-              <w:rFonts w:eastAsiaTheme="minorEastAsia" w:cstheme="minorBidi"/>
-              <w:caps w:val="0"/>
-              <w:noProof/>
-              <w:kern w:val="2"/>
-              <w:szCs w:val="24"/>
-              <w:lang w:eastAsia="pt-BR"/>
-              <w14:ligatures w14:val="standardContextual"/>
-            </w:rPr>
-          </w:pPr>
-          <w:hyperlink w:anchor="_Toc224116929" w:history="1">
-            <w:r>
-              <w:rPr>
-                <w:rStyle w:val="Hyperlink"/>
-                <w:noProof/>
-              </w:rPr>
-              <w:t>2.8.2</w:t>
-            </w:r>
-            <w:r>
-              <w:rPr>
-                <w:rFonts w:eastAsiaTheme="minorEastAsia" w:cstheme="minorBidi"/>
-                <w:caps w:val="0"/>
-                <w:noProof/>
-                <w:kern w:val="2"/>
-                <w:szCs w:val="24"/>
-                <w:lang w:eastAsia="pt-BR"/>
-                <w14:ligatures w14:val="standardContextual"/>
-              </w:rPr>
-              <w:tab/>
-            </w:r>
-            <w:r>
-              <w:rPr>
-                <w:rStyle w:val="Hyperlink"/>
-                <w:noProof/>
-              </w:rPr>
-              <w:t>Diagrama de classes</w:t>
+              <w:fldChar w:fldCharType="begin"/>
             </w:r>
             <w:r>
               <w:rPr>
                 <w:noProof/>
                 <w:webHidden/>
               </w:rPr>
-              <w:tab/>
+              <w:instrText xml:space="preserve"> PAGEREF _Toc225707949 \h </w:instrText>
             </w:r>
             <w:r>
               <w:rPr>
                 <w:noProof/>
                 <w:webHidden/>
               </w:rPr>
-              <w:t>18</w:t>
+            </w:r>
+            <w:r>
+              <w:rPr>
+                <w:noProof/>
+                <w:webHidden/>
+              </w:rPr>
+              <w:fldChar w:fldCharType="separate"/>
+            </w:r>
+            <w:r>
+              <w:rPr>
+                <w:noProof/>
+                <w:webHidden/>
+              </w:rPr>
+              <w:t>20</w:t>
+            </w:r>
+            <w:r>
+              <w:rPr>
+                <w:noProof/>
+                <w:webHidden/>
+              </w:rPr>
+              <w:fldChar w:fldCharType="end"/>
             </w:r>
           </w:hyperlink>
         </w:p>
@@ -3657,13 +4577,13 @@
               <w14:ligatures w14:val="standardContextual"/>
             </w:rPr>
           </w:pPr>
-          <w:hyperlink w:anchor="_Toc224116930" w:history="1">
+          <w:hyperlink w:anchor="_Toc225707950" w:history="1">
             <w:r>
               <w:rPr>
                 <w:rStyle w:val="Hyperlink"/>
                 <w:noProof/>
               </w:rPr>
-              <w:t>2.9</w:t>
+              <w:t>3.1</w:t>
             </w:r>
             <w:r>
               <w:rPr>
@@ -3683,7 +4603,7 @@
                 <w:rStyle w:val="Hyperlink"/>
                 <w:noProof/>
               </w:rPr>
-              <w:t>Tecnologias</w:t>
+              <w:t>MOdelo de Processo incremental com prototipagem</w:t>
             </w:r>
             <w:r>
               <w:rPr>
@@ -3697,118 +4617,27 @@
                 <w:noProof/>
                 <w:webHidden/>
               </w:rPr>
-              <w:t>19</w:t>
-            </w:r>
-          </w:hyperlink>
-        </w:p>
-        <w:p>
-          <w:pPr>
-            <w:pStyle w:val="Sumrio3"/>
-            <w:tabs>
-              <w:tab w:val="left" w:pos="1440"/>
-            </w:tabs>
-            <w:rPr>
-              <w:rFonts w:eastAsiaTheme="minorEastAsia" w:cstheme="minorBidi"/>
-              <w:caps w:val="0"/>
-              <w:noProof/>
-              <w:kern w:val="2"/>
-              <w:szCs w:val="24"/>
-              <w:lang w:eastAsia="pt-BR"/>
-              <w14:ligatures w14:val="standardContextual"/>
-            </w:rPr>
-          </w:pPr>
-          <w:hyperlink w:anchor="_Toc224116931" w:history="1">
-            <w:r>
-              <w:rPr>
-                <w:rStyle w:val="Hyperlink"/>
-                <w:noProof/>
-              </w:rPr>
-              <w:t>2.9.1</w:t>
-            </w:r>
-            <w:r>
-              <w:rPr>
-                <w:rFonts w:eastAsiaTheme="minorEastAsia" w:cstheme="minorBidi"/>
-                <w:caps w:val="0"/>
-                <w:noProof/>
-                <w:kern w:val="2"/>
-                <w:szCs w:val="24"/>
-                <w:lang w:eastAsia="pt-BR"/>
-                <w14:ligatures w14:val="standardContextual"/>
-              </w:rPr>
-              <w:tab/>
-            </w:r>
-            <w:r>
-              <w:rPr>
-                <w:rStyle w:val="Hyperlink"/>
-                <w:noProof/>
-              </w:rPr>
-              <w:t>controle de versão – github</w:t>
+              <w:fldChar w:fldCharType="begin"/>
             </w:r>
             <w:r>
               <w:rPr>
                 <w:noProof/>
                 <w:webHidden/>
               </w:rPr>
-              <w:tab/>
+              <w:instrText xml:space="preserve"> PAGEREF _Toc225707950 \h </w:instrText>
             </w:r>
             <w:r>
               <w:rPr>
                 <w:noProof/>
                 <w:webHidden/>
               </w:rPr>
-              <w:t>19</w:t>
-            </w:r>
-          </w:hyperlink>
-        </w:p>
-        <w:p>
-          <w:pPr>
-            <w:pStyle w:val="Sumrio3"/>
-            <w:tabs>
-              <w:tab w:val="left" w:pos="1440"/>
-            </w:tabs>
-            <w:rPr>
-              <w:rFonts w:eastAsiaTheme="minorEastAsia" w:cstheme="minorBidi"/>
-              <w:caps w:val="0"/>
-              <w:noProof/>
-              <w:kern w:val="2"/>
-              <w:szCs w:val="24"/>
-              <w:lang w:eastAsia="pt-BR"/>
-              <w14:ligatures w14:val="standardContextual"/>
-            </w:rPr>
-          </w:pPr>
-          <w:hyperlink w:anchor="_Toc224116932" w:history="1">
-            <w:r>
-              <w:rPr>
-                <w:rStyle w:val="Hyperlink"/>
-                <w:noProof/>
-              </w:rPr>
-              <w:t>2.9.2</w:t>
-            </w:r>
-            <w:r>
-              <w:rPr>
-                <w:rFonts w:eastAsiaTheme="minorEastAsia" w:cstheme="minorBidi"/>
-                <w:caps w:val="0"/>
-                <w:noProof/>
-                <w:kern w:val="2"/>
-                <w:szCs w:val="24"/>
-                <w:lang w:eastAsia="pt-BR"/>
-                <w14:ligatures w14:val="standardContextual"/>
-              </w:rPr>
-              <w:tab/>
-            </w:r>
-            <w:r>
-              <w:rPr>
-                <w:rStyle w:val="Hyperlink"/>
-                <w:noProof/>
-              </w:rPr>
-              <w:t>framewokr Thymeleaf</w:t>
             </w:r>
             <w:r>
               <w:rPr>
                 <w:noProof/>
                 <w:webHidden/>
               </w:rPr>
-              <w:tab/>
+              <w:fldChar w:fldCharType="separate"/>
             </w:r>
             <w:r>
               <w:rPr>
@@ -3817,120 +4646,12 @@
               </w:rPr>
               <w:t>20</w:t>
             </w:r>
-          </w:hyperlink>
-        </w:p>
-        <w:p>
-          <w:pPr>
-            <w:pStyle w:val="Sumrio3"/>
-            <w:tabs>
-              <w:tab w:val="left" w:pos="1440"/>
-            </w:tabs>
-            <w:rPr>
-              <w:rFonts w:eastAsiaTheme="minorEastAsia" w:cstheme="minorBidi"/>
-              <w:caps w:val="0"/>
-              <w:noProof/>
-              <w:kern w:val="2"/>
-              <w:szCs w:val="24"/>
-              <w:lang w:eastAsia="pt-BR"/>
-              <w14:ligatures w14:val="standardContextual"/>
-            </w:rPr>
-          </w:pPr>
-          <w:hyperlink w:anchor="_Toc224116933" w:history="1">
-            <w:r>
-              <w:rPr>
-                <w:rStyle w:val="Hyperlink"/>
-                <w:noProof/>
-              </w:rPr>
-              <w:t>2.9.3</w:t>
-            </w:r>
-            <w:r>
-              <w:rPr>
-                <w:rFonts w:eastAsiaTheme="minorEastAsia" w:cstheme="minorBidi"/>
-                <w:caps w:val="0"/>
-                <w:noProof/>
-                <w:kern w:val="2"/>
-                <w:szCs w:val="24"/>
-                <w:lang w:eastAsia="pt-BR"/>
-                <w14:ligatures w14:val="standardContextual"/>
-              </w:rPr>
-              <w:tab/>
-            </w:r>
-            <w:r>
-              <w:rPr>
-                <w:rStyle w:val="Hyperlink"/>
-                <w:noProof/>
-              </w:rPr>
-              <w:t>banco de dados PostGreSql</w:t>
-            </w:r>
             <w:r>
               <w:rPr>
                 <w:noProof/>
                 <w:webHidden/>
               </w:rPr>
-              <w:tab/>
-            </w:r>
-            <w:r>
-              <w:rPr>
-                <w:noProof/>
-                <w:webHidden/>
-              </w:rPr>
-              <w:t>21</w:t>
-            </w:r>
-          </w:hyperlink>
-        </w:p>
-        <w:p>
-          <w:pPr>
-            <w:pStyle w:val="Sumrio1"/>
-            <w:rPr>
-              <w:rFonts w:asciiTheme="minorHAnsi" w:eastAsiaTheme="minorEastAsia" w:hAnsiTheme="minorHAnsi" w:cstheme="minorBidi"/>
-              <w:bCs w:val="0"/>
-              <w:caps w:val="0"/>
-              <w:noProof/>
-              <w:kern w:val="2"/>
-              <w:lang w:eastAsia="pt-BR"/>
-              <w14:ligatures w14:val="standardContextual"/>
-            </w:rPr>
-          </w:pPr>
-          <w:hyperlink w:anchor="_Toc224116934" w:history="1">
-            <w:r>
-              <w:rPr>
-                <w:rStyle w:val="Hyperlink"/>
-                <w:noProof/>
-              </w:rPr>
-              <w:t>3</w:t>
-            </w:r>
-            <w:r>
-              <w:rPr>
-                <w:rFonts w:asciiTheme="minorHAnsi" w:eastAsiaTheme="minorEastAsia" w:hAnsiTheme="minorHAnsi" w:cstheme="minorBidi"/>
-                <w:bCs w:val="0"/>
-                <w:caps w:val="0"/>
-                <w:noProof/>
-                <w:kern w:val="2"/>
-                <w:lang w:eastAsia="pt-BR"/>
-                <w14:ligatures w14:val="standardContextual"/>
-              </w:rPr>
-              <w:tab/>
-            </w:r>
-            <w:r>
-              <w:rPr>
-                <w:rStyle w:val="Hyperlink"/>
-                <w:noProof/>
-              </w:rPr>
-              <w:t>METODOLOGIA</w:t>
-            </w:r>
-            <w:r>
-              <w:rPr>
-                <w:noProof/>
-                <w:webHidden/>
-              </w:rPr>
-              <w:tab/>
-            </w:r>
-            <w:r>
-              <w:rPr>
-                <w:noProof/>
-                <w:webHidden/>
-              </w:rPr>
-              <w:t>22</w:t>
+              <w:fldChar w:fldCharType="end"/>
             </w:r>
           </w:hyperlink>
         </w:p>
@@ -3951,13 +4672,14 @@
               <w14:ligatures w14:val="standardContextual"/>
             </w:rPr>
           </w:pPr>
-          <w:hyperlink w:anchor="_Toc224116935" w:history="1">
+          <w:hyperlink w:anchor="_Toc225707951" w:history="1">
             <w:r>
               <w:rPr>
                 <w:rStyle w:val="Hyperlink"/>
-                <w:noProof/>
-              </w:rPr>
-              <w:t>3.1</w:t>
+                <w:rFonts w:eastAsia="Arial"/>
+                <w:noProof/>
+              </w:rPr>
+              <w:t>3.2</w:t>
             </w:r>
             <w:r>
               <w:rPr>
@@ -3975,9 +4697,10 @@
             <w:r>
               <w:rPr>
                 <w:rStyle w:val="Hyperlink"/>
-                <w:noProof/>
-              </w:rPr>
-              <w:t>MOdelo de Processo incremental com prototipagem</w:t>
+                <w:rFonts w:eastAsia="Arial"/>
+                <w:noProof/>
+              </w:rPr>
+              <w:t>mEtodologia de Desenvolvimento da arinosbay</w:t>
             </w:r>
             <w:r>
               <w:rPr>
@@ -3991,70 +4714,41 @@
                 <w:noProof/>
                 <w:webHidden/>
               </w:rPr>
-              <w:t>22</w:t>
-            </w:r>
-          </w:hyperlink>
-        </w:p>
-        <w:p>
-          <w:pPr>
-            <w:pStyle w:val="Sumrio2"/>
-            <w:tabs>
-              <w:tab w:val="left" w:pos="1200"/>
-            </w:tabs>
-            <w:rPr>
-              <w:rFonts w:eastAsiaTheme="minorEastAsia" w:cstheme="minorBidi"/>
-              <w:bCs w:val="0"/>
-              <w:caps w:val="0"/>
-              <w:noProof/>
-              <w:kern w:val="2"/>
-              <w:szCs w:val="24"/>
-              <w:lang w:eastAsia="pt-BR"/>
-              <w14:ligatures w14:val="standardContextual"/>
-            </w:rPr>
-          </w:pPr>
-          <w:hyperlink w:anchor="_Toc224116936" w:history="1">
-            <w:r>
-              <w:rPr>
-                <w:rStyle w:val="Hyperlink"/>
-                <w:rFonts w:eastAsia="Arial"/>
-                <w:noProof/>
-              </w:rPr>
-              <w:t>3.2</w:t>
-            </w:r>
-            <w:r>
-              <w:rPr>
-                <w:rFonts w:eastAsiaTheme="minorEastAsia" w:cstheme="minorBidi"/>
-                <w:bCs w:val="0"/>
-                <w:caps w:val="0"/>
-                <w:noProof/>
-                <w:kern w:val="2"/>
-                <w:szCs w:val="24"/>
-                <w:lang w:eastAsia="pt-BR"/>
-                <w14:ligatures w14:val="standardContextual"/>
-              </w:rPr>
-              <w:tab/>
-            </w:r>
-            <w:r>
-              <w:rPr>
-                <w:rStyle w:val="Hyperlink"/>
-                <w:rFonts w:eastAsia="Arial"/>
-                <w:noProof/>
-              </w:rPr>
-              <w:t>mEtodologia de Desenvolvimento da arinosbay</w:t>
+              <w:fldChar w:fldCharType="begin"/>
             </w:r>
             <w:r>
               <w:rPr>
                 <w:noProof/>
                 <w:webHidden/>
               </w:rPr>
-              <w:tab/>
+              <w:instrText xml:space="preserve"> PAGEREF _Toc225707951 \h </w:instrText>
             </w:r>
             <w:r>
               <w:rPr>
                 <w:noProof/>
                 <w:webHidden/>
               </w:rPr>
-              <w:t>23</w:t>
+            </w:r>
+            <w:r>
+              <w:rPr>
+                <w:noProof/>
+                <w:webHidden/>
+              </w:rPr>
+              <w:fldChar w:fldCharType="separate"/>
+            </w:r>
+            <w:r>
+              <w:rPr>
+                <w:noProof/>
+                <w:webHidden/>
+              </w:rPr>
+              <w:t>21</w:t>
+            </w:r>
+            <w:r>
+              <w:rPr>
+                <w:noProof/>
+                <w:webHidden/>
+              </w:rPr>
+              <w:fldChar w:fldCharType="end"/>
             </w:r>
           </w:hyperlink>
         </w:p>
@@ -4064,14 +4758,13 @@
             <w:rPr>
               <w:rFonts w:asciiTheme="minorHAnsi" w:eastAsiaTheme="minorEastAsia" w:hAnsiTheme="minorHAnsi" w:cstheme="minorBidi"/>
               <w:bCs w:val="0"/>
-              <w:caps w:val="0"/>
               <w:noProof/>
               <w:kern w:val="2"/>
               <w:lang w:eastAsia="pt-BR"/>
               <w14:ligatures w14:val="standardContextual"/>
             </w:rPr>
           </w:pPr>
-          <w:hyperlink w:anchor="_Toc224116937" w:history="1">
+          <w:hyperlink w:anchor="_Toc225707952" w:history="1">
             <w:r>
               <w:rPr>
                 <w:rStyle w:val="Hyperlink"/>
@@ -4083,7 +4776,6 @@
               <w:rPr>
                 <w:rFonts w:asciiTheme="minorHAnsi" w:eastAsiaTheme="minorEastAsia" w:hAnsiTheme="minorHAnsi" w:cstheme="minorBidi"/>
                 <w:bCs w:val="0"/>
-                <w:caps w:val="0"/>
                 <w:noProof/>
                 <w:kern w:val="2"/>
                 <w:lang w:eastAsia="pt-BR"/>
@@ -4110,7 +4802,41 @@
                 <w:noProof/>
                 <w:webHidden/>
               </w:rPr>
-              <w:t>25</w:t>
+              <w:fldChar w:fldCharType="begin"/>
+            </w:r>
+            <w:r>
+              <w:rPr>
+                <w:noProof/>
+                <w:webHidden/>
+              </w:rPr>
+              <w:instrText xml:space="preserve"> PAGEREF _Toc225707952 \h </w:instrText>
+            </w:r>
+            <w:r>
+              <w:rPr>
+                <w:noProof/>
+                <w:webHidden/>
+              </w:rPr>
+            </w:r>
+            <w:r>
+              <w:rPr>
+                <w:noProof/>
+                <w:webHidden/>
+              </w:rPr>
+              <w:fldChar w:fldCharType="separate"/>
+            </w:r>
+            <w:r>
+              <w:rPr>
+                <w:noProof/>
+                <w:webHidden/>
+              </w:rPr>
+              <w:t>23</w:t>
+            </w:r>
+            <w:r>
+              <w:rPr>
+                <w:noProof/>
+                <w:webHidden/>
+              </w:rPr>
+              <w:fldChar w:fldCharType="end"/>
             </w:r>
           </w:hyperlink>
         </w:p>
@@ -4120,14 +4846,13 @@
             <w:rPr>
               <w:rFonts w:asciiTheme="minorHAnsi" w:eastAsiaTheme="minorEastAsia" w:hAnsiTheme="minorHAnsi" w:cstheme="minorBidi"/>
               <w:bCs w:val="0"/>
-              <w:caps w:val="0"/>
               <w:noProof/>
               <w:kern w:val="2"/>
               <w:lang w:eastAsia="pt-BR"/>
               <w14:ligatures w14:val="standardContextual"/>
             </w:rPr>
           </w:pPr>
-          <w:hyperlink w:anchor="_Toc224116938" w:history="1">
+          <w:hyperlink w:anchor="_Toc225707953" w:history="1">
             <w:r>
               <w:rPr>
                 <w:rStyle w:val="Hyperlink"/>
@@ -4139,7 +4864,6 @@
               <w:rPr>
                 <w:rFonts w:asciiTheme="minorHAnsi" w:eastAsiaTheme="minorEastAsia" w:hAnsiTheme="minorHAnsi" w:cstheme="minorBidi"/>
                 <w:bCs w:val="0"/>
-                <w:caps w:val="0"/>
                 <w:noProof/>
                 <w:kern w:val="2"/>
                 <w:lang w:eastAsia="pt-BR"/>
@@ -4166,7 +4890,41 @@
                 <w:noProof/>
                 <w:webHidden/>
               </w:rPr>
-              <w:t>26</w:t>
+              <w:fldChar w:fldCharType="begin"/>
+            </w:r>
+            <w:r>
+              <w:rPr>
+                <w:noProof/>
+                <w:webHidden/>
+              </w:rPr>
+              <w:instrText xml:space="preserve"> PAGEREF _Toc225707953 \h </w:instrText>
+            </w:r>
+            <w:r>
+              <w:rPr>
+                <w:noProof/>
+                <w:webHidden/>
+              </w:rPr>
+            </w:r>
+            <w:r>
+              <w:rPr>
+                <w:noProof/>
+                <w:webHidden/>
+              </w:rPr>
+              <w:fldChar w:fldCharType="separate"/>
+            </w:r>
+            <w:r>
+              <w:rPr>
+                <w:noProof/>
+                <w:webHidden/>
+              </w:rPr>
+              <w:t>24</w:t>
+            </w:r>
+            <w:r>
+              <w:rPr>
+                <w:noProof/>
+                <w:webHidden/>
+              </w:rPr>
+              <w:fldChar w:fldCharType="end"/>
             </w:r>
           </w:hyperlink>
         </w:p>
@@ -4176,14 +4934,13 @@
             <w:rPr>
               <w:rFonts w:asciiTheme="minorHAnsi" w:eastAsiaTheme="minorEastAsia" w:hAnsiTheme="minorHAnsi" w:cstheme="minorBidi"/>
               <w:bCs w:val="0"/>
-              <w:caps w:val="0"/>
               <w:noProof/>
               <w:kern w:val="2"/>
               <w:lang w:eastAsia="pt-BR"/>
               <w14:ligatures w14:val="standardContextual"/>
             </w:rPr>
           </w:pPr>
-          <w:hyperlink w:anchor="_Toc224116939" w:history="1">
+          <w:hyperlink w:anchor="_Toc225707954" w:history="1">
             <w:r>
               <w:rPr>
                 <w:rStyle w:val="Hyperlink"/>
@@ -4196,7 +4953,6 @@
               <w:rPr>
                 <w:rFonts w:asciiTheme="minorHAnsi" w:eastAsiaTheme="minorEastAsia" w:hAnsiTheme="minorHAnsi" w:cstheme="minorBidi"/>
                 <w:bCs w:val="0"/>
-                <w:caps w:val="0"/>
                 <w:noProof/>
                 <w:kern w:val="2"/>
                 <w:lang w:eastAsia="pt-BR"/>
@@ -4224,12 +4980,43 @@
                 <w:noProof/>
                 <w:webHidden/>
               </w:rPr>
-              <w:t>2</w:t>
+              <w:fldChar w:fldCharType="begin"/>
+            </w:r>
+            <w:r>
+              <w:rPr>
+                <w:noProof/>
+                <w:webHidden/>
+              </w:rPr>
+              <w:instrText xml:space="preserve"> PAGEREF _Toc225707954 \h </w:instrText>
+            </w:r>
+            <w:r>
+              <w:rPr>
+                <w:noProof/>
+                <w:webHidden/>
+              </w:rPr>
+            </w:r>
+            <w:r>
+              <w:rPr>
+                <w:noProof/>
+                <w:webHidden/>
+              </w:rPr>
+              <w:fldChar w:fldCharType="separate"/>
+            </w:r>
+            <w:r>
+              <w:rPr>
+                <w:noProof/>
+                <w:webHidden/>
+              </w:rPr>
+              <w:t>25</w:t>
+            </w:r>
+            <w:r>
+              <w:rPr>
+                <w:noProof/>
+                <w:webHidden/>
+              </w:rPr>
+              <w:fldChar w:fldCharType="end"/>
             </w:r>
           </w:hyperlink>
-          <w:r>
-            <w:t>7</w:t>
-          </w:r>
         </w:p>
         <w:p>
           <w:pPr>
@@ -4249,7 +5036,6 @@
               <w:b/>
               <w:bCs/>
             </w:rPr>
-            <w:lastRenderedPageBreak/>
             <w:fldChar w:fldCharType="end"/>
           </w:r>
         </w:p>
@@ -4261,7 +5047,7 @@
       </w:pPr>
       <w:bookmarkStart w:id="1" w:name="_Toc175231779"/>
       <w:bookmarkStart w:id="2" w:name="_Toc175908722"/>
-      <w:bookmarkStart w:id="3" w:name="_Toc224116914"/>
+      <w:bookmarkStart w:id="3" w:name="_Toc225707932"/>
       <w:r>
         <w:lastRenderedPageBreak/>
         <w:pict w14:anchorId="2A18C500">
@@ -4287,7 +5073,6 @@
       <w:bookmarkEnd w:id="6"/>
       <w:bookmarkEnd w:id="7"/>
     </w:p>
-    <w:p/>
     <w:p>
       <w:r>
         <w:t xml:space="preserve">A democratização da </w:t>
@@ -4687,9 +5472,8 @@
       <w:bookmarkStart w:id="12" w:name="_Toc175218595"/>
       <w:bookmarkStart w:id="13" w:name="_Toc175231785"/>
       <w:bookmarkStart w:id="14" w:name="_Toc175908723"/>
-      <w:bookmarkStart w:id="15" w:name="_Toc224116915"/>
-      <w:r>
-        <w:lastRenderedPageBreak/>
+      <w:bookmarkStart w:id="15" w:name="_Toc225707933"/>
+      <w:r>
         <w:t>justificativa</w:t>
       </w:r>
       <w:bookmarkEnd w:id="12"/>
@@ -4720,7 +5504,11 @@
         <w:t>,</w:t>
       </w:r>
       <w:r>
-        <w:t xml:space="preserve"> plataformas como Facebook e Instagram tendem a abraçar conteúdos de alcance amplo, o que limita a visibilidade de informações regionais e </w:t>
+        <w:t xml:space="preserve"> plataformas como </w:t>
+      </w:r>
+      <w:r>
+        <w:lastRenderedPageBreak/>
+        <w:t xml:space="preserve">Facebook e Instagram tendem a abraçar conteúdos de alcance amplo, o que limita a visibilidade de informações regionais e </w:t>
       </w:r>
       <w:r>
         <w:t>também</w:t>
@@ -4987,7 +5775,7 @@
       <w:bookmarkStart w:id="16" w:name="_Toc175218596"/>
       <w:bookmarkStart w:id="17" w:name="_Toc175231786"/>
       <w:bookmarkStart w:id="18" w:name="_Toc175908724"/>
-      <w:bookmarkStart w:id="19" w:name="_Toc224116916"/>
+      <w:bookmarkStart w:id="19" w:name="_Toc225707934"/>
       <w:r>
         <w:t>OBJETIVOS</w:t>
       </w:r>
@@ -5060,8 +5848,6 @@
       </w:r>
     </w:p>
     <w:p/>
-    <w:p/>
-    <w:p/>
     <w:p>
       <w:pPr>
         <w:rPr>
@@ -5074,7 +5860,6 @@
           <w:b/>
           <w:bCs/>
         </w:rPr>
-        <w:lastRenderedPageBreak/>
         <w:t>Objetivo</w:t>
       </w:r>
       <w:r>
@@ -5191,6 +5976,7 @@
         <w:rPr>
           <w:rFonts w:eastAsia="Arial"/>
         </w:rPr>
+        <w:lastRenderedPageBreak/>
         <w:t>Definir os componentes da arquitetura do sistema</w:t>
       </w:r>
       <w:r>
@@ -5478,12 +6264,30 @@
     </w:p>
     <w:p>
       <w:pPr>
+        <w:tabs>
+          <w:tab w:val="clear" w:pos="709"/>
+        </w:tabs>
+        <w:spacing w:before="0" w:after="0" w:line="240" w:lineRule="auto"/>
+        <w:jc w:val="left"/>
+        <w:rPr>
+          <w:rFonts w:eastAsia="Arial"/>
+        </w:rPr>
+      </w:pPr>
+      <w:r>
+        <w:rPr>
+          <w:rFonts w:eastAsia="Arial"/>
+        </w:rPr>
+        <w:br w:type="page"/>
+      </w:r>
+    </w:p>
+    <w:p>
+      <w:pPr>
         <w:pStyle w:val="Ttulo1"/>
       </w:pPr>
       <w:bookmarkStart w:id="20" w:name="_Toc175218597"/>
       <w:bookmarkStart w:id="21" w:name="_Toc175231787"/>
       <w:bookmarkStart w:id="22" w:name="_Toc175908725"/>
-      <w:bookmarkStart w:id="23" w:name="_Toc224116917"/>
+      <w:bookmarkStart w:id="23" w:name="_Toc225707935"/>
       <w:r>
         <w:lastRenderedPageBreak/>
         <w:t>REFERENCIAL TEÓRICO</w:t>
@@ -5507,6 +6311,38 @@
       <w:bookmarkEnd w:id="23"/>
     </w:p>
     <w:p>
+      <w:r>
+        <w:t xml:space="preserve">A construção de uma rede social não depende apenas de conhecimentos técnicos, mas também da </w:t>
+      </w:r>
+      <w:r>
+        <w:t xml:space="preserve">compreensão das transformações sociais causadas pelas </w:t>
+      </w:r>
+      <w:r>
+        <w:t>tecnologias</w:t>
+      </w:r>
+      <w:r>
+        <w:t xml:space="preserve"> de informação e comunicação. </w:t>
+      </w:r>
+      <w:r>
+        <w:t xml:space="preserve">Segundo </w:t>
+      </w:r>
+      <w:r>
+        <w:t>Castells</w:t>
+      </w:r>
+      <w:r>
+        <w:t xml:space="preserve"> </w:t>
+      </w:r>
+      <w:r>
+        <w:t>(20</w:t>
+      </w:r>
+      <w:r>
+        <w:t>18</w:t>
+      </w:r>
+      <w:r>
+        <w:t>) a sociedade contemporânea se organiza em redes e a circulação de informação influencia relações sociais, identidades e práticas comunitárias.</w:t>
+      </w:r>
+    </w:p>
+    <w:p>
       <w:pPr>
         <w:rPr>
           <w:color w:val="002060"/>
@@ -5514,183 +6350,142 @@
       </w:pPr>
     </w:p>
     <w:p>
-      <w:r>
-        <w:t xml:space="preserve">A construção de uma rede social não depende apenas de conhecimentos técnicos, mas também da </w:t>
-      </w:r>
-      <w:r>
-        <w:t xml:space="preserve">compreensão das transformações sociais causadas pelas </w:t>
-      </w:r>
-      <w:r>
-        <w:t>tecnologias</w:t>
-      </w:r>
-      <w:r>
-        <w:t xml:space="preserve"> de informação e comunicação. </w:t>
-      </w:r>
-      <w:r>
-        <w:t xml:space="preserve">Segundo </w:t>
-      </w:r>
-      <w:r>
-        <w:t>Castells</w:t>
+      <w:pPr>
+        <w:pStyle w:val="Ttulo2"/>
+      </w:pPr>
+      <w:bookmarkStart w:id="37" w:name="_Toc225707936"/>
+      <w:r>
+        <w:t>redes</w:t>
+      </w:r>
+      <w:r>
+        <w:t xml:space="preserve"> sociais</w:t>
+      </w:r>
+      <w:bookmarkEnd w:id="37"/>
+    </w:p>
+    <w:p>
+      <w:r>
+        <w:t>A popularização da internet e dos dispositivos móveis transform</w:t>
+      </w:r>
+      <w:r>
+        <w:t>aram</w:t>
+      </w:r>
+      <w:r>
+        <w:t xml:space="preserve"> as redes sociais em meios essenciais de comunicação diária, eliminando barreiras geográficas e aproximando indivíduos com interesses semelhantes. Essas plataformas facilitam desde conversas informais até a divulgação de eventos, oportunidades de emprego e iniciativas comunitárias — funções particularmente importantes para cidades pequenas, como Arinos.</w:t>
       </w:r>
       <w:r>
         <w:t xml:space="preserve"> </w:t>
       </w:r>
       <w:r>
+        <w:t xml:space="preserve">Dessa forma, compreender o conceito de rede social é fundamental para o desenvolvimento da </w:t>
+      </w:r>
+      <w:proofErr w:type="spellStart"/>
+      <w:r>
+        <w:t>ArinosBay</w:t>
+      </w:r>
+      <w:proofErr w:type="spellEnd"/>
+      <w:r>
+        <w:t>, pois a plataforma se propõe a ser um espaço de interação digital voltado especificamente para fortalecer os vínculos entre moradores e valorizar as demandas regionais.</w:t>
+      </w:r>
+    </w:p>
+    <w:p>
+      <w:r>
+        <w:tab/>
+      </w:r>
+      <w:r>
+        <w:t>R</w:t>
+      </w:r>
+      <w:r>
+        <w:t xml:space="preserve">edes sociais </w:t>
+      </w:r>
+      <w:r>
+        <w:t>são</w:t>
+      </w:r>
+      <w:r>
+        <w:t xml:space="preserve"> compreendidas como plataformas digitais que permitem a criação, o compartilhamento e a circulação de informações entre indivíduos, grupos e comunidades. </w:t>
+      </w:r>
+      <w:r>
+        <w:t xml:space="preserve">Em um sentido </w:t>
+      </w:r>
+      <w:r>
+        <w:t xml:space="preserve">mais amplo, uma rede social é formada por pessoas conectadas entre si </w:t>
+      </w:r>
+      <w:r>
+        <w:t>seja por</w:t>
+      </w:r>
+      <w:r>
+        <w:t xml:space="preserve"> interesse, afinidade, objetivos comuns ou vínculos sociais. </w:t>
+      </w:r>
+      <w:r>
+        <w:t>Em um ambiente digital</w:t>
+      </w:r>
+      <w:r>
+        <w:t>, essas relações passam a ser mediadas por tecnologias de informação e comunicação, ampliando significativamente o alcance e a velocidade das interações.</w:t>
+      </w:r>
+    </w:p>
+    <w:p>
+      <w:r>
+        <w:tab/>
+      </w:r>
+      <w:r>
+        <w:t>A</w:t>
+      </w:r>
+      <w:r>
+        <w:t>s redes sociais são entendidas como espaços capazes de reorganizar práticas comunicativas, culturais e econômicas. Para Castells</w:t>
+      </w:r>
+      <w:r>
+        <w:t xml:space="preserve"> </w:t>
+      </w:r>
+      <w:r>
         <w:t>(20</w:t>
       </w:r>
       <w:r>
         <w:t>18</w:t>
       </w:r>
       <w:r>
-        <w:t>) a sociedade contemporânea se organiza em redes e a circulação de informação influencia relações sociais, identidades e práticas comunitárias.</w:t>
-      </w:r>
-    </w:p>
-    <w:p>
-      <w:pPr>
-        <w:rPr>
-          <w:color w:val="002060"/>
-        </w:rPr>
-      </w:pPr>
+        <w:t xml:space="preserve">), as redes são estruturas flexíveis e interconectadas que constituem a base da sociedade. Assim, as redes sociais não </w:t>
+      </w:r>
+      <w:r>
+        <w:t>serve</w:t>
+      </w:r>
+      <w:r>
+        <w:t>m</w:t>
+      </w:r>
+      <w:r>
+        <w:t xml:space="preserve"> apenas </w:t>
+      </w:r>
+      <w:r>
+        <w:t>como</w:t>
+      </w:r>
+      <w:r>
+        <w:t xml:space="preserve"> entretenimento, mas</w:t>
+      </w:r>
+      <w:r>
+        <w:t xml:space="preserve"> como</w:t>
+      </w:r>
+      <w:r>
+        <w:t xml:space="preserve"> </w:t>
+      </w:r>
+      <w:r>
+        <w:t xml:space="preserve">na construção do </w:t>
+      </w:r>
+      <w:r>
+        <w:t>indivíduo</w:t>
+      </w:r>
+      <w:r>
+        <w:t>, no compartilhamento de conteúdo e na formação de comunidades, inclusive em contextos locais.</w:t>
+      </w:r>
     </w:p>
     <w:p>
       <w:pPr>
         <w:pStyle w:val="Ttulo2"/>
       </w:pPr>
-      <w:bookmarkStart w:id="37" w:name="_Toc224116918"/>
-      <w:r>
-        <w:t>redes</w:t>
-      </w:r>
-      <w:r>
-        <w:t xml:space="preserve"> sociais</w:t>
-      </w:r>
-      <w:bookmarkEnd w:id="37"/>
-    </w:p>
-    <w:p/>
-    <w:p>
-      <w:r>
-        <w:t>A popularização da internet e dos dispositivos móveis transform</w:t>
-      </w:r>
-      <w:r>
-        <w:t>aram</w:t>
-      </w:r>
-      <w:r>
-        <w:t xml:space="preserve"> as redes sociais em meios essenciais de comunicação diária, eliminando barreiras geográficas e aproximando indivíduos com interesses semelhantes. Essas plataformas facilitam desde conversas informais até a divulgação de eventos, oportunidades de emprego e iniciativas comunitárias — funções particularmente importantes para cidades pequenas, como Arinos.</w:t>
-      </w:r>
-      <w:r>
-        <w:t xml:space="preserve"> </w:t>
-      </w:r>
-      <w:r>
-        <w:t xml:space="preserve">Dessa forma, compreender o conceito de rede social é fundamental para o desenvolvimento da </w:t>
-      </w:r>
-      <w:proofErr w:type="spellStart"/>
-      <w:r>
-        <w:t>ArinosBay</w:t>
-      </w:r>
-      <w:proofErr w:type="spellEnd"/>
-      <w:r>
-        <w:t>, pois a plataforma se propõe a ser um espaço de interação digital voltado especificamente para fortalecer os vínculos entre moradores e valorizar as demandas regionais.</w:t>
-      </w:r>
-    </w:p>
-    <w:p>
-      <w:r>
-        <w:tab/>
-      </w:r>
-      <w:r>
-        <w:t>R</w:t>
-      </w:r>
-      <w:r>
-        <w:t xml:space="preserve">edes sociais </w:t>
-      </w:r>
-      <w:r>
-        <w:t>são</w:t>
-      </w:r>
-      <w:r>
-        <w:t xml:space="preserve"> compreendidas como plataformas digitais que permitem a criação, o compartilhamento e a circulação de informações entre indivíduos, grupos e comunidades. </w:t>
-      </w:r>
-      <w:r>
-        <w:t xml:space="preserve">Em um sentido </w:t>
-      </w:r>
-      <w:r>
-        <w:t xml:space="preserve">mais amplo, uma rede social é formada por pessoas conectadas entre si </w:t>
-      </w:r>
-      <w:r>
-        <w:t>seja por</w:t>
-      </w:r>
-      <w:r>
-        <w:t xml:space="preserve"> interesse, afinidade, objetivos comuns ou vínculos sociais. </w:t>
-      </w:r>
-      <w:r>
-        <w:t>Em um ambiente digital</w:t>
-      </w:r>
-      <w:r>
-        <w:t>, essas relações passam a ser mediadas por tecnologias de informação e comunicação, ampliando significativamente o alcance e a velocidade das interações.</w:t>
-      </w:r>
-    </w:p>
-    <w:p>
-      <w:r>
-        <w:tab/>
-      </w:r>
-      <w:r>
-        <w:t>A</w:t>
-      </w:r>
-      <w:r>
-        <w:t>s redes sociais são entendidas como espaços capazes de reorganizar práticas comunicativas, culturais e econômicas. Para Castells</w:t>
-      </w:r>
-      <w:r>
-        <w:t xml:space="preserve"> </w:t>
-      </w:r>
-      <w:r>
-        <w:t>(20</w:t>
-      </w:r>
-      <w:r>
-        <w:t>18</w:t>
-      </w:r>
-      <w:r>
-        <w:t xml:space="preserve">), as redes são estruturas flexíveis e interconectadas que constituem a base da sociedade. Assim, as redes sociais não </w:t>
-      </w:r>
-      <w:r>
-        <w:t>serve</w:t>
-      </w:r>
-      <w:r>
-        <w:t>m</w:t>
-      </w:r>
-      <w:r>
-        <w:t xml:space="preserve"> apenas </w:t>
-      </w:r>
-      <w:r>
-        <w:t>como</w:t>
-      </w:r>
-      <w:r>
-        <w:t xml:space="preserve"> entretenimento, mas</w:t>
-      </w:r>
-      <w:r>
-        <w:t xml:space="preserve"> como</w:t>
-      </w:r>
-      <w:r>
-        <w:t xml:space="preserve"> </w:t>
-      </w:r>
-      <w:r>
-        <w:t xml:space="preserve">na construção do </w:t>
-      </w:r>
-      <w:r>
-        <w:t>indivíduo</w:t>
-      </w:r>
-      <w:r>
-        <w:t>, no compartilhamento de conteúdo e na formação de comunidades, inclusive em contextos locais.</w:t>
-      </w:r>
-    </w:p>
-    <w:p>
-      <w:pPr>
-        <w:pStyle w:val="Ttulo2"/>
-      </w:pPr>
-      <w:bookmarkStart w:id="38" w:name="_Toc224116919"/>
+      <w:bookmarkStart w:id="38" w:name="_Toc225707937"/>
       <w:r>
         <w:lastRenderedPageBreak/>
         <w:t>Fundamentos de redes sociais</w:t>
       </w:r>
       <w:bookmarkEnd w:id="38"/>
     </w:p>
-    <w:p/>
     <w:p>
       <w:r>
         <w:t xml:space="preserve">No desenvolvimento de uma rede social, é fundamental compreender os princípios que sustentam as interações sociais e as metodologias que norteiam o desenvolvimento de sistemas eficazes. </w:t>
@@ -5878,7 +6673,6 @@
         <w:pStyle w:val="PargrafodaLista"/>
       </w:pPr>
     </w:p>
-    <w:p/>
     <w:p>
       <w:pPr>
         <w:pStyle w:val="PargrafodaLista"/>
@@ -5892,26 +6686,29 @@
           <w:b/>
           <w:bCs/>
         </w:rPr>
+        <w:t>Redefinição de Poder</w:t>
+      </w:r>
+      <w:r>
+        <w:t xml:space="preserve">: </w:t>
+      </w:r>
+      <w:r>
+        <w:t xml:space="preserve">na sociedade em rede o poder está associado à capacidade de produzir e disseminar informação. </w:t>
+      </w:r>
+      <w:r>
+        <w:t xml:space="preserve">Nessa </w:t>
+      </w:r>
+      <w:r>
+        <w:t>lógica</w:t>
+      </w:r>
+      <w:r>
+        <w:t xml:space="preserve"> as </w:t>
+      </w:r>
+      <w:r>
+        <w:t xml:space="preserve">redes </w:t>
+      </w:r>
+      <w:r>
         <w:lastRenderedPageBreak/>
-        <w:t>Redefinição de Poder</w:t>
-      </w:r>
-      <w:r>
-        <w:t xml:space="preserve">: </w:t>
-      </w:r>
-      <w:r>
-        <w:t xml:space="preserve">na sociedade em rede o poder está associado à capacidade de produzir e disseminar informação. </w:t>
-      </w:r>
-      <w:r>
-        <w:t xml:space="preserve">Nessa </w:t>
-      </w:r>
-      <w:r>
-        <w:t>lógica</w:t>
-      </w:r>
-      <w:r>
-        <w:t xml:space="preserve"> as </w:t>
-      </w:r>
-      <w:r>
-        <w:t xml:space="preserve">redes sociais alteram a forma como o poder circula, </w:t>
+        <w:t xml:space="preserve">sociais alteram a forma como o poder circula, </w:t>
       </w:r>
       <w:r>
         <w:t>permitem</w:t>
@@ -6043,21 +6840,40 @@
         <w:t xml:space="preserve">: </w:t>
       </w:r>
       <w:r>
-        <w:t xml:space="preserve">Apesar dos benefícios, </w:t>
+        <w:t>a</w:t>
+      </w:r>
+      <w:r>
+        <w:t xml:space="preserve">pesar dos benefícios, </w:t>
       </w:r>
       <w:r>
         <w:t>g</w:t>
       </w:r>
       <w:r>
-        <w:t xml:space="preserve">rupos com menor </w:t>
-      </w:r>
-      <w:proofErr w:type="gramStart"/>
-      <w:r>
-        <w:t>inclusão digital podem</w:t>
-      </w:r>
-      <w:proofErr w:type="gramEnd"/>
-      <w:r>
-        <w:t xml:space="preserve"> ter dificuldades de participação plena nas redes sociais. Esse fator reforça a importância de desenvolver soluções acessíveis, intuitivas e leves, que possam ser utilizadas independentemente da capacidade tecnológica dos usuários</w:t>
+        <w:t>rupos com meno</w:t>
+      </w:r>
+      <w:r>
+        <w:t>r</w:t>
+      </w:r>
+      <w:r>
+        <w:t xml:space="preserve"> inclusão digital </w:t>
+      </w:r>
+      <w:r>
+        <w:t>encontram</w:t>
+      </w:r>
+      <w:r>
+        <w:t xml:space="preserve"> dificuldades </w:t>
+      </w:r>
+      <w:r>
+        <w:t>para</w:t>
+      </w:r>
+      <w:r>
+        <w:t xml:space="preserve"> participação </w:t>
+      </w:r>
+      <w:r>
+        <w:t>d</w:t>
+      </w:r>
+      <w:r>
+        <w:t>as redes sociais. Esse fator reforça a importância de desenvolver soluções acessíveis, intuitivas e leves, que possam ser utilizadas independentemente da capacidade tecnológica dos usuários</w:t>
       </w:r>
       <w:r>
         <w:t>.</w:t>
@@ -6132,279 +6948,274 @@
         <w:t xml:space="preserve"> o conceito de "comunidades virtuais", destacando </w:t>
       </w:r>
       <w:r>
+        <w:t xml:space="preserve">como </w:t>
+      </w:r>
+      <w:r>
+        <w:t xml:space="preserve">a internet </w:t>
+      </w:r>
+      <w:r>
+        <w:t xml:space="preserve">contribui para a </w:t>
+      </w:r>
+      <w:r>
+        <w:t>cria</w:t>
+      </w:r>
+      <w:r>
+        <w:t>ção de</w:t>
+      </w:r>
+      <w:r>
+        <w:t xml:space="preserve"> comunidades fortes mesmo em contextos locais.</w:t>
+      </w:r>
+    </w:p>
+    <w:p>
+      <w:pPr>
+        <w:rPr>
+          <w:color w:val="0000FF"/>
+        </w:rPr>
+      </w:pPr>
+      <w:r>
         <w:lastRenderedPageBreak/>
-        <w:t xml:space="preserve">como </w:t>
-      </w:r>
-      <w:r>
-        <w:t xml:space="preserve">a internet </w:t>
-      </w:r>
-      <w:r>
-        <w:t xml:space="preserve">contribui para a </w:t>
-      </w:r>
-      <w:r>
-        <w:t>cria</w:t>
-      </w:r>
-      <w:r>
-        <w:t>ção de</w:t>
-      </w:r>
-      <w:r>
-        <w:t xml:space="preserve"> comunidades fortes mesmo em contextos locais.</w:t>
-      </w:r>
-    </w:p>
-    <w:p>
-      <w:pPr>
+        <w:tab/>
+      </w:r>
+      <w:r>
+        <w:t>Por conseguinte</w:t>
+      </w:r>
+      <w:r>
+        <w:t xml:space="preserve">, </w:t>
+      </w:r>
+      <w:r>
+        <w:t>conclui</w:t>
+      </w:r>
+      <w:r>
+        <w:t>-se</w:t>
+      </w:r>
+      <w:r>
+        <w:t xml:space="preserve"> que a construção de </w:t>
+      </w:r>
+      <w:r>
+        <w:t xml:space="preserve">uma </w:t>
+      </w:r>
+      <w:r>
+        <w:t>rede socia</w:t>
+      </w:r>
+      <w:r>
+        <w:t>l</w:t>
+      </w:r>
+      <w:r>
+        <w:t xml:space="preserve"> exige algo além de infraestrutura técnica. </w:t>
+      </w:r>
+      <w:r>
+        <w:t>P</w:t>
+      </w:r>
+      <w:r>
+        <w:t>a</w:t>
+      </w:r>
+      <w:r>
+        <w:t>ra tanto, é</w:t>
+      </w:r>
+      <w:r>
+        <w:t xml:space="preserve"> necessário compreender o que essas plataformas entregam e como elas moldam e refletem os </w:t>
+      </w:r>
+      <w:r>
+        <w:t xml:space="preserve">anseios e desejos de </w:t>
+      </w:r>
+      <w:r>
+        <w:t>seus usuários.</w:t>
+      </w:r>
+      <w:r>
         <w:rPr>
           <w:color w:val="0000FF"/>
         </w:rPr>
-      </w:pPr>
+        <w:t xml:space="preserve"> </w:t>
+      </w:r>
+      <w:r>
+        <w:t xml:space="preserve">A </w:t>
+      </w:r>
+      <w:r>
+        <w:t>I</w:t>
+      </w:r>
+      <w:r>
+        <w:t>nternet</w:t>
+      </w:r>
+      <w:r>
+        <w:t>,</w:t>
+      </w:r>
+      <w:r>
+        <w:t xml:space="preserve"> </w:t>
+      </w:r>
+      <w:r>
+        <w:t xml:space="preserve">como uma rede global, </w:t>
+      </w:r>
+      <w:r>
+        <w:t>quando bem utilizada, consegue reforçar comunidades, criar novos vínculos e abranger interesses em comum.</w:t>
+      </w:r>
+      <w:r>
+        <w:rPr>
+          <w:color w:val="0000FF"/>
+        </w:rPr>
+        <w:t xml:space="preserve"> </w:t>
+      </w:r>
+    </w:p>
+    <w:p>
+      <w:pPr>
+        <w:rPr>
+          <w:color w:val="0000FF"/>
+        </w:rPr>
+      </w:pPr>
+    </w:p>
+    <w:p>
+      <w:pPr>
+        <w:pStyle w:val="Ttulo2"/>
+      </w:pPr>
+      <w:bookmarkStart w:id="39" w:name="_heading=h.tsqye6uh6940" w:colFirst="0" w:colLast="0"/>
+      <w:bookmarkStart w:id="40" w:name="_Toc225707938"/>
+      <w:bookmarkEnd w:id="39"/>
+      <w:r>
+        <w:t>Redes Sociais em Comunidades</w:t>
+      </w:r>
+      <w:bookmarkEnd w:id="40"/>
+    </w:p>
+    <w:p>
+      <w:r>
+        <w:t xml:space="preserve">Um aspecto particularmente relevante em comunidades menores, é que comunidade desempenha um papel mais direto e relevante no cotidiano das pessoas. </w:t>
+      </w:r>
+      <w:r>
+        <w:t xml:space="preserve">No </w:t>
+      </w:r>
+      <w:r>
+        <w:t xml:space="preserve">que </w:t>
+      </w:r>
+      <w:r>
+        <w:t>se refere a</w:t>
+      </w:r>
+      <w:r>
+        <w:t xml:space="preserve">o papel das redes sociais no fortalecimento local, </w:t>
+      </w:r>
+      <w:proofErr w:type="spellStart"/>
+      <w:r>
+        <w:t>Shirky</w:t>
+      </w:r>
+      <w:proofErr w:type="spellEnd"/>
+      <w:r>
+        <w:t xml:space="preserve"> (2008) </w:t>
+      </w:r>
+      <w:r>
+        <w:t xml:space="preserve">argumenta que plataformas regionais promovem um senso de pertencimento, permitindo que os usuários compartilhem experiências e construam laços baseados em interesses e valores comuns. </w:t>
+      </w:r>
+      <w:r>
+        <w:t xml:space="preserve">Além disso, </w:t>
+      </w:r>
+      <w:r>
+        <w:t>plataformas digitais descentralizadas têm grande potencial para promover mobilização comunitária e ação coletiva</w:t>
+      </w:r>
+      <w:r>
+        <w:t xml:space="preserve"> </w:t>
+      </w:r>
+      <w:r>
+        <w:t>(</w:t>
+      </w:r>
+      <w:proofErr w:type="spellStart"/>
+      <w:r>
+        <w:t>Shirky</w:t>
+      </w:r>
+      <w:proofErr w:type="spellEnd"/>
+      <w:r>
+        <w:t>, 2008).</w:t>
+      </w:r>
+      <w:r>
+        <w:t xml:space="preserve"> Isso demonstra que </w:t>
+      </w:r>
+      <w:r>
+        <w:t xml:space="preserve">propostas regionais como a </w:t>
+      </w:r>
+      <w:proofErr w:type="spellStart"/>
+      <w:r>
+        <w:t>ArinosBay</w:t>
+      </w:r>
+      <w:proofErr w:type="spellEnd"/>
+      <w:r>
+        <w:t xml:space="preserve"> podem</w:t>
+      </w:r>
+      <w:r>
+        <w:t xml:space="preserve"> impulsionar grandes iniciativas </w:t>
+      </w:r>
+      <w:r>
+        <w:t>locais</w:t>
+      </w:r>
+      <w:r>
+        <w:t>.</w:t>
+      </w:r>
+    </w:p>
+    <w:p>
       <w:r>
         <w:tab/>
       </w:r>
       <w:r>
-        <w:t>Por conseguinte</w:t>
-      </w:r>
-      <w:r>
-        <w:t xml:space="preserve">, </w:t>
-      </w:r>
-      <w:r>
-        <w:t>conclui</w:t>
-      </w:r>
-      <w:r>
-        <w:t>-se</w:t>
-      </w:r>
-      <w:r>
-        <w:t xml:space="preserve"> que a construção de </w:t>
-      </w:r>
-      <w:r>
-        <w:t xml:space="preserve">uma </w:t>
-      </w:r>
-      <w:r>
-        <w:t>rede socia</w:t>
-      </w:r>
-      <w:r>
-        <w:t>l</w:t>
-      </w:r>
-      <w:r>
-        <w:t xml:space="preserve"> exige algo além de infraestrutura técnica. </w:t>
-      </w:r>
-      <w:r>
-        <w:t>P</w:t>
-      </w:r>
-      <w:r>
-        <w:t>a</w:t>
-      </w:r>
-      <w:r>
-        <w:t>ra tanto, é</w:t>
-      </w:r>
-      <w:r>
-        <w:t xml:space="preserve"> necessário compreender o que essas plataformas entregam e como elas moldam e refletem os </w:t>
-      </w:r>
-      <w:r>
-        <w:t xml:space="preserve">anseios e desejos de </w:t>
-      </w:r>
-      <w:r>
-        <w:t>seus usuários.</w:t>
-      </w:r>
-      <w:r>
-        <w:rPr>
-          <w:color w:val="0000FF"/>
-        </w:rPr>
-        <w:t xml:space="preserve"> </w:t>
-      </w:r>
-      <w:r>
-        <w:t xml:space="preserve">A </w:t>
-      </w:r>
-      <w:r>
-        <w:t>I</w:t>
-      </w:r>
-      <w:r>
-        <w:t>nternet</w:t>
+        <w:t>De acordo com Castells (20</w:t>
+      </w:r>
+      <w:r>
+        <w:t>18</w:t>
+      </w:r>
+      <w:r>
+        <w:t>)</w:t>
       </w:r>
       <w:r>
         <w:t>,</w:t>
       </w:r>
       <w:r>
-        <w:t xml:space="preserve"> </w:t>
-      </w:r>
-      <w:r>
-        <w:t xml:space="preserve">como uma rede global, </w:t>
-      </w:r>
-      <w:r>
-        <w:t>quando bem utilizada, consegue reforçar comunidades, criar novos vínculos e abranger interesses em comum.</w:t>
-      </w:r>
-      <w:r>
-        <w:rPr>
-          <w:color w:val="0000FF"/>
-        </w:rPr>
-        <w:t xml:space="preserve"> </w:t>
-      </w:r>
-    </w:p>
-    <w:p>
-      <w:pPr>
-        <w:rPr>
-          <w:color w:val="0000FF"/>
-        </w:rPr>
-      </w:pPr>
-    </w:p>
+        <w:t xml:space="preserve"> a sociedade se organiza em redes, não apenas técnicas, mas também sociais e culturais. Portanto, uma rede social como a </w:t>
+      </w:r>
+      <w:proofErr w:type="spellStart"/>
+      <w:r>
+        <w:t>ArinosBay</w:t>
+      </w:r>
+      <w:proofErr w:type="spellEnd"/>
+      <w:r>
+        <w:t xml:space="preserve"> pode funcionar como uma teia de comunicação entre moradores, ampliar a circulação de informações regionais e incentivar práticas no cotidiano local.</w:t>
+      </w:r>
+      <w:r>
+        <w:t xml:space="preserve"> Em suma</w:t>
+      </w:r>
+      <w:r>
+        <w:t xml:space="preserve">, uma rede social </w:t>
+      </w:r>
+      <w:r>
+        <w:t xml:space="preserve">desenvolvida </w:t>
+      </w:r>
+      <w:r>
+        <w:t xml:space="preserve">especialmente para Arinos </w:t>
+      </w:r>
+      <w:r>
+        <w:t xml:space="preserve">e região </w:t>
+      </w:r>
+      <w:r>
+        <w:t>pode aproximar ainda mais os moradores</w:t>
+      </w:r>
+      <w:r>
+        <w:t xml:space="preserve"> da região</w:t>
+      </w:r>
+      <w:r>
+        <w:t>, incentivar projetos da própria comunidade e fortalecer os laços de amizade e colaboração entre as pessoas</w:t>
+      </w:r>
+      <w:r>
+        <w:t xml:space="preserve"> tornando </w:t>
+      </w:r>
+      <w:r>
+        <w:t>a comunicação na cidade mais prática, direta e focada no que realmente importa para quem vive ali.</w:t>
+      </w:r>
+    </w:p>
+    <w:p/>
     <w:p>
       <w:pPr>
         <w:pStyle w:val="Ttulo2"/>
       </w:pPr>
-      <w:bookmarkStart w:id="39" w:name="_heading=h.tsqye6uh6940" w:colFirst="0" w:colLast="0"/>
-      <w:bookmarkStart w:id="40" w:name="_Toc224116920"/>
-      <w:bookmarkEnd w:id="39"/>
-      <w:r>
-        <w:t>Redes Sociais em Comunidades</w:t>
-      </w:r>
-      <w:bookmarkEnd w:id="40"/>
-    </w:p>
-    <w:p/>
-    <w:p>
-      <w:r>
-        <w:t xml:space="preserve">Um aspecto particularmente relevante em comunidades menores, é que comunidade desempenha um papel mais direto e relevante no cotidiano das pessoas. </w:t>
-      </w:r>
-      <w:r>
-        <w:t xml:space="preserve">No </w:t>
-      </w:r>
-      <w:r>
-        <w:t xml:space="preserve">que </w:t>
-      </w:r>
-      <w:r>
-        <w:t>se refere a</w:t>
-      </w:r>
-      <w:r>
-        <w:t xml:space="preserve">o papel das redes sociais no fortalecimento local, </w:t>
-      </w:r>
-      <w:proofErr w:type="spellStart"/>
-      <w:r>
-        <w:t>Shirky</w:t>
-      </w:r>
-      <w:proofErr w:type="spellEnd"/>
-      <w:r>
-        <w:t xml:space="preserve"> (2008) </w:t>
-      </w:r>
-      <w:r>
-        <w:t xml:space="preserve">argumenta que plataformas regionais promovem um senso de pertencimento, permitindo que os usuários compartilhem experiências e construam laços baseados em interesses e valores comuns. </w:t>
-      </w:r>
-      <w:r>
-        <w:t xml:space="preserve">Além disso, </w:t>
-      </w:r>
-      <w:r>
-        <w:t>plataformas digitais descentralizadas têm grande potencial para promover mobilização comunitária e ação coletiva</w:t>
-      </w:r>
-      <w:r>
-        <w:t xml:space="preserve"> </w:t>
-      </w:r>
-      <w:r>
-        <w:t>(</w:t>
-      </w:r>
-      <w:proofErr w:type="spellStart"/>
-      <w:r>
-        <w:t>Shirky</w:t>
-      </w:r>
-      <w:proofErr w:type="spellEnd"/>
-      <w:r>
-        <w:t>, 2008).</w:t>
-      </w:r>
-      <w:r>
-        <w:t xml:space="preserve"> Isso demonstra que </w:t>
-      </w:r>
-      <w:r>
-        <w:t xml:space="preserve">propostas regionais como a </w:t>
-      </w:r>
-      <w:proofErr w:type="spellStart"/>
-      <w:r>
-        <w:t>ArinosBay</w:t>
-      </w:r>
-      <w:proofErr w:type="spellEnd"/>
-      <w:r>
-        <w:t xml:space="preserve"> podem</w:t>
-      </w:r>
-      <w:r>
-        <w:t xml:space="preserve"> impulsionar grandes iniciativas </w:t>
-      </w:r>
-      <w:r>
-        <w:t>locais</w:t>
-      </w:r>
-      <w:r>
-        <w:t>.</w:t>
-      </w:r>
-    </w:p>
-    <w:p>
-      <w:r>
-        <w:tab/>
-      </w:r>
-      <w:r>
-        <w:t>De acordo com Castells (20</w:t>
-      </w:r>
-      <w:r>
-        <w:t>18</w:t>
-      </w:r>
-      <w:r>
-        <w:t>)</w:t>
-      </w:r>
-      <w:r>
-        <w:t>,</w:t>
-      </w:r>
-      <w:r>
-        <w:t xml:space="preserve"> a sociedade se organiza em redes, não apenas técnicas, mas também sociais e culturais. Portanto, uma rede social como a </w:t>
-      </w:r>
-      <w:proofErr w:type="spellStart"/>
-      <w:r>
-        <w:t>ArinosBay</w:t>
-      </w:r>
-      <w:proofErr w:type="spellEnd"/>
-      <w:r>
-        <w:t xml:space="preserve"> pode funcionar como uma teia de comunicação entre moradores, ampliar a circulação de informações regionais e incentivar práticas no cotidiano local.</w:t>
-      </w:r>
-      <w:r>
-        <w:t xml:space="preserve"> Em suma</w:t>
-      </w:r>
-      <w:r>
-        <w:t xml:space="preserve">, uma rede social </w:t>
-      </w:r>
-      <w:r>
-        <w:t xml:space="preserve">desenvolvida </w:t>
-      </w:r>
-      <w:r>
-        <w:t xml:space="preserve">especialmente para Arinos </w:t>
-      </w:r>
-      <w:r>
-        <w:t xml:space="preserve">e região </w:t>
-      </w:r>
-      <w:r>
-        <w:t>pode aproximar ainda mais os moradores</w:t>
-      </w:r>
-      <w:r>
-        <w:t xml:space="preserve"> da região</w:t>
-      </w:r>
-      <w:r>
-        <w:t>, incentivar projetos da própria comunidade e fortalecer os laços de amizade e colaboração entre as pessoas</w:t>
-      </w:r>
-      <w:r>
-        <w:t xml:space="preserve"> tornando </w:t>
-      </w:r>
-      <w:r>
-        <w:t>a comunicação na cidade mais prática, direta e focada no que realmente importa para quem vive ali.</w:t>
-      </w:r>
-    </w:p>
-    <w:p/>
-    <w:p/>
-    <w:p/>
-    <w:p>
-      <w:pPr>
-        <w:pStyle w:val="Ttulo2"/>
-      </w:pPr>
       <w:bookmarkStart w:id="41" w:name="_heading=h.1t6qskdssu22" w:colFirst="0" w:colLast="0"/>
-      <w:bookmarkStart w:id="42" w:name="_Toc224116921"/>
+      <w:bookmarkStart w:id="42" w:name="_Toc225707939"/>
       <w:bookmarkEnd w:id="41"/>
       <w:r>
-        <w:lastRenderedPageBreak/>
         <w:t>Qualidade desenvolvimento de Sistemas</w:t>
       </w:r>
       <w:bookmarkEnd w:id="42"/>
     </w:p>
-    <w:p/>
     <w:p>
       <w:r>
         <w:t xml:space="preserve">A qualidade de sistemas digitais voltados para comunidades específicas </w:t>
@@ -6444,7 +7255,12 @@
         <w:t>design centrado no usuário</w:t>
       </w:r>
       <w:r>
-        <w:t>, garantindo que o sistema seja intuitivo e atenda às necessidades reais do público.</w:t>
+        <w:t xml:space="preserve">, garantindo </w:t>
+      </w:r>
+    </w:p>
+    <w:p>
+      <w:r>
+        <w:t>que o sistema seja intuitivo e atenda às necessidades reais do público.</w:t>
       </w:r>
       <w:r>
         <w:t xml:space="preserve"> </w:t>
@@ -6452,6 +7268,7 @@
     </w:p>
     <w:p>
       <w:r>
+        <w:lastRenderedPageBreak/>
         <w:tab/>
       </w:r>
       <w:r>
@@ -6539,14 +7356,13 @@
         <w:pStyle w:val="Ttulo3"/>
       </w:pPr>
       <w:bookmarkStart w:id="43" w:name="_heading=h.vniee3rexuc5" w:colFirst="0" w:colLast="0"/>
-      <w:bookmarkStart w:id="44" w:name="_Toc224116922"/>
+      <w:bookmarkStart w:id="44" w:name="_Toc225707940"/>
       <w:bookmarkEnd w:id="43"/>
       <w:r>
         <w:t>métricas de qualidade</w:t>
       </w:r>
       <w:bookmarkEnd w:id="44"/>
     </w:p>
-    <w:p/>
     <w:p>
       <w:r>
         <w:t>Para atingir</w:t>
@@ -6637,44 +7453,40 @@
     <w:p/>
     <w:p>
       <w:r>
+        <w:tab/>
+      </w:r>
+      <w:r>
+        <w:t>Sommerville (201</w:t>
+      </w:r>
+      <w:r>
+        <w:t>9</w:t>
+      </w:r>
+      <w:r>
+        <w:t xml:space="preserve">) destaca que métricas de qualidade permitem identificar falhas, medir desempenho e assegurar que o sistema atenda às expectativas dos usuários. </w:t>
+      </w:r>
+      <w:r>
+        <w:t>Seguindo esse ritmo</w:t>
+      </w:r>
+      <w:r>
+        <w:t>, essas métricas tornam-se ainda mais relevantes</w:t>
+      </w:r>
+      <w:r>
+        <w:t xml:space="preserve"> no sistema proposto</w:t>
+      </w:r>
+      <w:r>
+        <w:t>, pois tais plataformas dependem de estabilidade</w:t>
+      </w:r>
+      <w:r>
+        <w:t>, fluidez</w:t>
+      </w:r>
+      <w:r>
+        <w:t xml:space="preserve"> e boa experiência de uso.</w:t>
+      </w:r>
+    </w:p>
+    <w:p/>
+    <w:p>
+      <w:r>
         <w:lastRenderedPageBreak/>
-        <w:tab/>
-      </w:r>
-      <w:proofErr w:type="spellStart"/>
-      <w:r>
-        <w:t>Sommerville</w:t>
-      </w:r>
-      <w:proofErr w:type="spellEnd"/>
-      <w:r>
-        <w:t xml:space="preserve"> (201</w:t>
-      </w:r>
-      <w:r>
-        <w:t>9</w:t>
-      </w:r>
-      <w:r>
-        <w:t xml:space="preserve">) destaca que métricas de qualidade permitem identificar falhas, medir desempenho e assegurar que o sistema atenda às expectativas dos usuários. </w:t>
-      </w:r>
-      <w:r>
-        <w:t>Seguindo esse ritmo</w:t>
-      </w:r>
-      <w:r>
-        <w:t>, essas métricas tornam-se ainda mais relevantes</w:t>
-      </w:r>
-      <w:r>
-        <w:t xml:space="preserve"> no sistema proposto</w:t>
-      </w:r>
-      <w:r>
-        <w:t>, pois tais plataformas dependem de estabilidade</w:t>
-      </w:r>
-      <w:r>
-        <w:t>, fluidez</w:t>
-      </w:r>
-      <w:r>
-        <w:t xml:space="preserve"> e boa experiência de uso.</w:t>
-      </w:r>
-    </w:p>
-    <w:p>
-      <w:r>
         <w:tab/>
       </w:r>
       <w:r>
@@ -6787,15 +7599,7 @@
         <w:t>essenciais</w:t>
       </w:r>
       <w:r>
-        <w:t xml:space="preserve"> para garantir estabilidade da plataforma, conforme orientado por </w:t>
-      </w:r>
-      <w:proofErr w:type="spellStart"/>
-      <w:r>
-        <w:t>Sommerville</w:t>
-      </w:r>
-      <w:proofErr w:type="spellEnd"/>
-      <w:r>
-        <w:t xml:space="preserve"> (2019)</w:t>
+        <w:t xml:space="preserve"> para garantir estabilidade da plataforma, conforme orientado por Sommerville (2019)</w:t>
       </w:r>
       <w:r>
         <w:t>;</w:t>
@@ -6993,106 +7797,94 @@
         <w:t>manutenção do código, o quanto ele pode ser atualizado</w:t>
       </w:r>
       <w:r>
-        <w:t xml:space="preserve">, corrigido e expandido. </w:t>
-      </w:r>
-      <w:proofErr w:type="spellStart"/>
-      <w:r>
-        <w:t>Sommerville</w:t>
-      </w:r>
-      <w:proofErr w:type="spellEnd"/>
-      <w:r>
-        <w:t xml:space="preserve"> (2019) enfatiza que sistemas em constante </w:t>
+        <w:t xml:space="preserve">, corrigido e expandido. Sommerville (2019) enfatiza que sistemas em constante </w:t>
       </w:r>
       <w:r>
         <w:t>evolução, como redes sociais, precisa</w:t>
       </w:r>
       <w:r>
-        <w:t xml:space="preserve"> ser </w:t>
-      </w:r>
+        <w:t xml:space="preserve"> ser desenvolvidos com boa organização interna e padrões que facilitem manutenção contínua.</w:t>
+      </w:r>
+    </w:p>
+    <w:p>
+      <w:pPr>
+        <w:rPr>
+          <w:color w:val="002060"/>
+        </w:rPr>
+      </w:pPr>
+    </w:p>
+    <w:p>
+      <w:r>
+        <w:t>As m</w:t>
+      </w:r>
+      <w:r>
+        <w:t xml:space="preserve">étricas </w:t>
+      </w:r>
+      <w:r>
+        <w:t xml:space="preserve">listadas acima </w:t>
+      </w:r>
+      <w:r>
+        <w:t>permit</w:t>
+      </w:r>
+      <w:r>
+        <w:t>irão</w:t>
+      </w:r>
+      <w:r>
+        <w:t xml:space="preserve"> acompanhar </w:t>
+      </w:r>
+      <w:r>
+        <w:t xml:space="preserve">a evolução do produto de software durante </w:t>
+      </w:r>
+      <w:r>
+        <w:t xml:space="preserve">o </w:t>
+      </w:r>
+      <w:r>
+        <w:t xml:space="preserve">seu </w:t>
+      </w:r>
+      <w:r>
+        <w:t xml:space="preserve">desenvolvimento </w:t>
+      </w:r>
+      <w:r>
+        <w:t>avalia</w:t>
+      </w:r>
+      <w:r>
+        <w:t>ndo</w:t>
+      </w:r>
+      <w:r>
+        <w:t xml:space="preserve"> </w:t>
+      </w:r>
+      <w:r>
+        <w:t>cont</w:t>
+      </w:r>
+      <w:r>
+        <w:t>i</w:t>
+      </w:r>
+      <w:r>
+        <w:t>nua</w:t>
+      </w:r>
+      <w:r>
+        <w:t>mente</w:t>
+      </w:r>
+      <w:r>
+        <w:t xml:space="preserve"> o desempenho, segurança e experiência do usuário</w:t>
+      </w:r>
+      <w:r>
+        <w:t xml:space="preserve"> </w:t>
+      </w:r>
+      <w:r>
+        <w:t>a</w:t>
+      </w:r>
+      <w:r>
+        <w:t xml:space="preserve"> cada release produzido.</w:t>
+      </w:r>
+    </w:p>
+    <w:p>
+      <w:pPr>
+        <w:pStyle w:val="Ttulo2"/>
+      </w:pPr>
+      <w:bookmarkStart w:id="45" w:name="_Toc225707941"/>
       <w:r>
         <w:lastRenderedPageBreak/>
-        <w:t>desenvolvidos com boa organização interna e padrões que facilitem manutenção contínua.</w:t>
-      </w:r>
-    </w:p>
-    <w:p>
-      <w:pPr>
-        <w:rPr>
-          <w:color w:val="002060"/>
-        </w:rPr>
-      </w:pPr>
-    </w:p>
-    <w:p>
-      <w:r>
-        <w:t>As m</w:t>
-      </w:r>
-      <w:r>
-        <w:t xml:space="preserve">étricas </w:t>
-      </w:r>
-      <w:r>
-        <w:t xml:space="preserve">listadas acima </w:t>
-      </w:r>
-      <w:r>
-        <w:t>permit</w:t>
-      </w:r>
-      <w:r>
-        <w:t>irão</w:t>
-      </w:r>
-      <w:r>
-        <w:t xml:space="preserve"> acompanhar </w:t>
-      </w:r>
-      <w:r>
-        <w:t xml:space="preserve">a evolução do produto de software durante </w:t>
-      </w:r>
-      <w:r>
-        <w:t xml:space="preserve">o </w:t>
-      </w:r>
-      <w:r>
-        <w:t xml:space="preserve">seu </w:t>
-      </w:r>
-      <w:r>
-        <w:t xml:space="preserve">desenvolvimento </w:t>
-      </w:r>
-      <w:r>
-        <w:t>avalia</w:t>
-      </w:r>
-      <w:r>
-        <w:t>ndo</w:t>
-      </w:r>
-      <w:r>
-        <w:t xml:space="preserve"> </w:t>
-      </w:r>
-      <w:r>
-        <w:t>cont</w:t>
-      </w:r>
-      <w:r>
-        <w:t>i</w:t>
-      </w:r>
-      <w:r>
-        <w:t>nua</w:t>
-      </w:r>
-      <w:r>
-        <w:t>mente</w:t>
-      </w:r>
-      <w:r>
-        <w:t xml:space="preserve"> o desempenho, segurança e experiência do usuário</w:t>
-      </w:r>
-      <w:r>
-        <w:t xml:space="preserve"> </w:t>
-      </w:r>
-      <w:r>
-        <w:t>a</w:t>
-      </w:r>
-      <w:r>
-        <w:t xml:space="preserve"> cada release produzido.</w:t>
-      </w:r>
-    </w:p>
-    <w:p/>
-    <w:p>
-      <w:pPr>
-        <w:pStyle w:val="Ttulo2"/>
-      </w:pPr>
-      <w:bookmarkStart w:id="45" w:name="_Toc224116923"/>
-      <w:r>
         <w:t>Padrões de projeto</w:t>
       </w:r>
       <w:bookmarkEnd w:id="45"/>
@@ -7111,15 +7903,7 @@
         <w:t>Segundo</w:t>
       </w:r>
       <w:r>
-        <w:t xml:space="preserve"> </w:t>
-      </w:r>
-      <w:proofErr w:type="spellStart"/>
-      <w:r>
-        <w:t>Sommerville</w:t>
-      </w:r>
-      <w:proofErr w:type="spellEnd"/>
-      <w:r>
-        <w:t xml:space="preserve"> (2019), o uso de padrões é fundamental em sistemas distribuídos, como redes sociais, </w:t>
+        <w:t xml:space="preserve"> Sommerville (2019), o uso de padrões é fundamental em sistemas distribuídos, como redes sociais, </w:t>
       </w:r>
       <w:r>
         <w:t>que precisam de</w:t>
@@ -7157,173 +7941,205 @@
       </w:r>
       <w:proofErr w:type="spellEnd"/>
       <w:r>
-        <w:t>:</w:t>
+        <w:t>.</w:t>
       </w:r>
     </w:p>
     <w:p/>
-    <w:p>
-      <w:pPr>
-        <w:pStyle w:val="PargrafodaLista"/>
-        <w:numPr>
-          <w:ilvl w:val="0"/>
-          <w:numId w:val="11"/>
-        </w:numPr>
+    <w:p/>
+    <w:p>
+      <w:pPr>
+        <w:rPr>
+          <w:i/>
+          <w:iCs/>
+        </w:rPr>
+      </w:pPr>
+      <w:r>
         <w:rPr>
           <w:b/>
           <w:bCs/>
         </w:rPr>
-      </w:pPr>
-      <w:r>
+        <w:t xml:space="preserve">MVC </w:t>
+      </w:r>
+      <w:r>
+        <w:rPr>
+          <w:i/>
+          <w:iCs/>
+        </w:rPr>
+        <w:t>(Model-</w:t>
+      </w:r>
+      <w:proofErr w:type="spellStart"/>
+      <w:r>
+        <w:rPr>
+          <w:i/>
+          <w:iCs/>
+        </w:rPr>
+        <w:t>View</w:t>
+      </w:r>
+      <w:proofErr w:type="spellEnd"/>
+      <w:r>
+        <w:rPr>
+          <w:i/>
+          <w:iCs/>
+        </w:rPr>
+        <w:t>-</w:t>
+      </w:r>
+      <w:proofErr w:type="spellStart"/>
+      <w:r>
+        <w:rPr>
+          <w:i/>
+          <w:iCs/>
+        </w:rPr>
+        <w:t>Controller</w:t>
+      </w:r>
+      <w:proofErr w:type="spellEnd"/>
+      <w:r>
+        <w:rPr>
+          <w:i/>
+          <w:iCs/>
+        </w:rPr>
+        <w:t>)</w:t>
+      </w:r>
+    </w:p>
+    <w:p>
+      <w:r>
+        <w:t>E</w:t>
+      </w:r>
+      <w:r>
+        <w:t>sse padrão separa a lógica de negócios (Model), a interface do usuário (</w:t>
+      </w:r>
+      <w:proofErr w:type="spellStart"/>
+      <w:r>
+        <w:t>View</w:t>
+      </w:r>
+      <w:proofErr w:type="spellEnd"/>
+      <w:r>
+        <w:t>) e o controle da aplicação (</w:t>
+      </w:r>
+      <w:proofErr w:type="spellStart"/>
+      <w:r>
+        <w:t>Controller</w:t>
+      </w:r>
+      <w:proofErr w:type="spellEnd"/>
+      <w:r>
+        <w:t>)</w:t>
+      </w:r>
+      <w:r>
+        <w:t>, facilitando</w:t>
+      </w:r>
+      <w:r>
+        <w:t xml:space="preserve"> a manutenção, a reutilização de código e a evolução do sistema, sendo amplamente utilizado em aplicações web.</w:t>
+      </w:r>
+    </w:p>
+    <w:p>
+      <w:pPr>
         <w:rPr>
           <w:b/>
           <w:bCs/>
         </w:rPr>
-        <w:t xml:space="preserve">MVC </w:t>
-      </w:r>
-      <w:r>
-        <w:rPr>
-          <w:i/>
-          <w:iCs/>
-        </w:rPr>
-        <w:t>(Model-</w:t>
-      </w:r>
-      <w:proofErr w:type="spellStart"/>
-      <w:r>
-        <w:rPr>
-          <w:i/>
-          <w:iCs/>
-        </w:rPr>
-        <w:t>View</w:t>
-      </w:r>
-      <w:proofErr w:type="spellEnd"/>
-      <w:r>
-        <w:rPr>
-          <w:i/>
-          <w:iCs/>
-        </w:rPr>
-        <w:t>-</w:t>
-      </w:r>
-      <w:proofErr w:type="spellStart"/>
-      <w:r>
-        <w:rPr>
-          <w:i/>
-          <w:iCs/>
-        </w:rPr>
-        <w:t>Controller</w:t>
-      </w:r>
-      <w:proofErr w:type="spellEnd"/>
-      <w:r>
-        <w:rPr>
-          <w:i/>
-          <w:iCs/>
-        </w:rPr>
-        <w:t>)</w:t>
-      </w:r>
-      <w:r>
-        <w:rPr>
-          <w:i/>
-          <w:iCs/>
-        </w:rPr>
-        <w:t>:</w:t>
-      </w:r>
-      <w:r>
+      </w:pPr>
+    </w:p>
+    <w:p>
+      <w:pPr>
+        <w:pStyle w:val="PargrafodaLista"/>
         <w:rPr>
           <w:b/>
           <w:bCs/>
         </w:rPr>
+      </w:pPr>
+    </w:p>
+    <w:p>
+      <w:pPr>
+        <w:pStyle w:val="PargrafodaLista"/>
+        <w:rPr>
+          <w:rFonts w:ascii="Times New Roman" w:hAnsi="Times New Roman" w:cs="Times New Roman"/>
+        </w:rPr>
+      </w:pPr>
+      <w:bookmarkStart w:id="46" w:name="_Toc225707563"/>
+      <w:r>
+        <w:t xml:space="preserve">Figura </w:t>
+      </w:r>
+      <w:fldSimple w:instr=" SEQ Figura \* ARABIC ">
+        <w:r>
+          <w:rPr>
+            <w:noProof/>
+          </w:rPr>
+          <w:t>1</w:t>
+        </w:r>
+      </w:fldSimple>
+      <w:r>
+        <w:t>:</w:t>
+      </w:r>
+      <w:r>
+        <w:rPr>
+          <w:rFonts w:ascii="Times New Roman" w:hAnsi="Times New Roman" w:cs="Times New Roman"/>
+        </w:rPr>
         <w:t xml:space="preserve"> </w:t>
       </w:r>
       <w:r>
+        <w:rPr>
+          <w:rFonts w:ascii="Times New Roman" w:hAnsi="Times New Roman" w:cs="Times New Roman"/>
+        </w:rPr>
         <w:t>e</w:t>
       </w:r>
       <w:r>
-        <w:t>sse padrão separa a lógica de negócios (Model), a interface do usuário (</w:t>
-      </w:r>
-      <w:proofErr w:type="spellStart"/>
-      <w:r>
-        <w:t>View</w:t>
-      </w:r>
-      <w:proofErr w:type="spellEnd"/>
-      <w:r>
-        <w:t>) e o controle da aplicação (</w:t>
-      </w:r>
-      <w:proofErr w:type="spellStart"/>
-      <w:r>
-        <w:t>Controller</w:t>
-      </w:r>
-      <w:proofErr w:type="spellEnd"/>
-      <w:r>
-        <w:t>)</w:t>
-      </w:r>
-      <w:r>
-        <w:t>, facilitando</w:t>
-      </w:r>
-      <w:r>
-        <w:t xml:space="preserve"> a manutenção, a reutilização de código e a evolução do sistema, sendo amplamente utilizado em aplicações web.</w:t>
-      </w:r>
-    </w:p>
-    <w:p>
-      <w:pPr>
-        <w:pStyle w:val="PargrafodaLista"/>
-        <w:rPr>
+        <w:rPr>
+          <w:rFonts w:ascii="Times New Roman" w:hAnsi="Times New Roman" w:cs="Times New Roman"/>
+        </w:rPr>
+        <w:t xml:space="preserve">xemplo de estrutura do padrão </w:t>
+      </w:r>
+      <w:r>
+        <w:rPr>
+          <w:rFonts w:ascii="Times New Roman" w:hAnsi="Times New Roman" w:cs="Times New Roman"/>
           <w:b/>
           <w:bCs/>
         </w:rPr>
-      </w:pPr>
-    </w:p>
-    <w:p>
-      <w:pPr>
-        <w:pStyle w:val="PargrafodaLista"/>
+        <w:t>MVC</w:t>
+      </w:r>
+      <w:r>
         <w:rPr>
           <w:rFonts w:ascii="Times New Roman" w:hAnsi="Times New Roman" w:cs="Times New Roman"/>
         </w:rPr>
-      </w:pPr>
+        <w:t xml:space="preserve"> aplicada </w:t>
+      </w:r>
+      <w:proofErr w:type="gramStart"/>
       <w:r>
         <w:rPr>
           <w:rFonts w:ascii="Times New Roman" w:hAnsi="Times New Roman" w:cs="Times New Roman"/>
         </w:rPr>
-        <w:t xml:space="preserve">Figura 1 – Exemplo de estrutura do padrão </w:t>
-      </w:r>
-      <w:proofErr w:type="spellStart"/>
+        <w:t>à</w:t>
+      </w:r>
+      <w:proofErr w:type="gramEnd"/>
       <w:r>
         <w:rPr>
           <w:rFonts w:ascii="Times New Roman" w:hAnsi="Times New Roman" w:cs="Times New Roman"/>
         </w:rPr>
-        <w:t>mvc</w:t>
-      </w:r>
-      <w:proofErr w:type="spellEnd"/>
+        <w:t xml:space="preserve"> aplicações web</w:t>
+      </w:r>
       <w:r>
         <w:rPr>
           <w:rFonts w:ascii="Times New Roman" w:hAnsi="Times New Roman" w:cs="Times New Roman"/>
         </w:rPr>
-        <w:t xml:space="preserve"> aplicada </w:t>
-      </w:r>
-      <w:proofErr w:type="gramStart"/>
-      <w:r>
-        <w:rPr>
-          <w:rFonts w:ascii="Times New Roman" w:hAnsi="Times New Roman" w:cs="Times New Roman"/>
-        </w:rPr>
-        <w:t>à</w:t>
-      </w:r>
-      <w:proofErr w:type="gramEnd"/>
-      <w:r>
-        <w:rPr>
-          <w:rFonts w:ascii="Times New Roman" w:hAnsi="Times New Roman" w:cs="Times New Roman"/>
-        </w:rPr>
-        <w:t xml:space="preserve"> aplicações web</w:t>
-      </w:r>
-    </w:p>
-    <w:p>
-      <w:pPr>
-        <w:pStyle w:val="PargrafodaLista"/>
+        <w:t>.</w:t>
+      </w:r>
+      <w:bookmarkEnd w:id="46"/>
+    </w:p>
+    <w:p>
+      <w:pPr>
+        <w:pStyle w:val="Legenda"/>
+        <w:keepNext/>
+      </w:pPr>
+    </w:p>
+    <w:p>
+      <w:pPr>
+        <w:jc w:val="center"/>
       </w:pPr>
       <w:r>
         <w:rPr>
           <w:noProof/>
         </w:rPr>
         <w:drawing>
-          <wp:inline distT="0" distB="0" distL="0" distR="0" wp14:anchorId="13F02C55" wp14:editId="7FE17EB5">
-            <wp:extent cx="5760085" cy="1759585"/>
+          <wp:inline distT="0" distB="0" distL="0" distR="0" wp14:anchorId="13F02C55" wp14:editId="29328C4F">
+            <wp:extent cx="5500254" cy="1731645"/>
             <wp:effectExtent l="0" t="0" r="0" b="0"/>
             <wp:docPr id="1382225374" name="Imagem 1" descr="Padrão MVC (Model-View-Controller) Tutorial - DevMedia"/>
             <wp:cNvGraphicFramePr>
@@ -7340,7 +8156,23 @@
                   </pic:nvPicPr>
                   <pic:blipFill>
                     <a:blip r:embed="rId9">
+                      <a:duotone>
+                        <a:prstClr val="black"/>
+                        <a:schemeClr val="accent1">
+                          <a:tint val="45000"/>
+                          <a:satMod val="400000"/>
+                        </a:schemeClr>
+                      </a:duotone>
                       <a:extLst>
+                        <a:ext uri="{BEBA8EAE-BF5A-486C-A8C5-ECC9F3942E4B}">
+                          <a14:imgProps xmlns:a14="http://schemas.microsoft.com/office/drawing/2010/main">
+                            <a14:imgLayer r:embed="rId10">
+                              <a14:imgEffect>
+                                <a14:saturation sat="0"/>
+                              </a14:imgEffect>
+                            </a14:imgLayer>
+                          </a14:imgProps>
+                        </a:ext>
                         <a:ext uri="{28A0092B-C50C-407E-A947-70E740481C1C}">
                           <a14:useLocalDpi xmlns:a14="http://schemas.microsoft.com/office/drawing/2010/main" val="0"/>
                         </a:ext>
@@ -7354,7 +8186,7 @@
                   <pic:spPr bwMode="auto">
                     <a:xfrm>
                       <a:off x="0" y="0"/>
-                      <a:ext cx="5760085" cy="1759585"/>
+                      <a:ext cx="5576466" cy="1755639"/>
                     </a:xfrm>
                     <a:prstGeom prst="rect">
                       <a:avLst/>
@@ -7391,97 +8223,109 @@
     </w:p>
     <w:p>
       <w:pPr>
-        <w:pStyle w:val="PargrafodaLista"/>
-        <w:numPr>
-          <w:ilvl w:val="0"/>
-          <w:numId w:val="11"/>
-        </w:numPr>
+        <w:rPr>
+          <w:i/>
+          <w:iCs/>
+        </w:rPr>
+      </w:pPr>
+      <w:r>
         <w:rPr>
           <w:b/>
           <w:bCs/>
         </w:rPr>
-      </w:pPr>
-      <w:r>
+        <w:t>DAO</w:t>
+      </w:r>
+      <w:r>
+        <w:t xml:space="preserve"> </w:t>
+      </w:r>
+      <w:r>
+        <w:rPr>
+          <w:i/>
+          <w:iCs/>
+        </w:rPr>
+        <w:t xml:space="preserve">(Data Access </w:t>
+      </w:r>
+      <w:proofErr w:type="spellStart"/>
+      <w:r>
+        <w:rPr>
+          <w:i/>
+          <w:iCs/>
+        </w:rPr>
+        <w:t>Object</w:t>
+      </w:r>
+      <w:proofErr w:type="spellEnd"/>
+      <w:r>
+        <w:rPr>
+          <w:i/>
+          <w:iCs/>
+        </w:rPr>
+        <w:t>)</w:t>
+      </w:r>
+    </w:p>
+    <w:p>
+      <w:r>
+        <w:t>O p</w:t>
+      </w:r>
+      <w:r>
+        <w:t>adrão DAO organiza o acesso ao banco de dados em uma camada independente, evitando que a lógica de negócios dependa diretamente da persistência de dados. Isso melhora a segurança, e facilita testes e alterações na estrutura do banco.</w:t>
+      </w:r>
+    </w:p>
+    <w:p>
+      <w:pPr>
         <w:rPr>
           <w:b/>
           <w:bCs/>
         </w:rPr>
-        <w:lastRenderedPageBreak/>
+      </w:pPr>
+    </w:p>
+    <w:p>
+      <w:pPr>
+        <w:pStyle w:val="Legenda"/>
+        <w:keepNext/>
+      </w:pPr>
+      <w:bookmarkStart w:id="47" w:name="_Toc225707564"/>
+      <w:r>
+        <w:t xml:space="preserve">Figura </w:t>
+      </w:r>
+      <w:fldSimple w:instr=" SEQ Figura \* ARABIC ">
+        <w:r>
+          <w:rPr>
+            <w:noProof/>
+          </w:rPr>
+          <w:t>2</w:t>
+        </w:r>
+      </w:fldSimple>
+      <w:r>
+        <w:t>: e</w:t>
+      </w:r>
+      <w:r>
+        <w:t xml:space="preserve">xemplo de estrutura do padrão </w:t>
+      </w:r>
+      <w:r>
+        <w:rPr>
+          <w:b/>
+          <w:bCs w:val="0"/>
+        </w:rPr>
         <w:t>DAO</w:t>
       </w:r>
       <w:r>
-        <w:t xml:space="preserve"> </w:t>
-      </w:r>
-      <w:r>
-        <w:rPr>
-          <w:i/>
-          <w:iCs/>
-        </w:rPr>
-        <w:t xml:space="preserve">(Data Access </w:t>
-      </w:r>
-      <w:proofErr w:type="spellStart"/>
-      <w:r>
-        <w:rPr>
-          <w:i/>
-          <w:iCs/>
-        </w:rPr>
-        <w:t>Object</w:t>
-      </w:r>
-      <w:proofErr w:type="spellEnd"/>
-      <w:r>
-        <w:rPr>
-          <w:i/>
-          <w:iCs/>
-        </w:rPr>
-        <w:t>)</w:t>
-      </w:r>
-      <w:r>
-        <w:rPr>
-          <w:i/>
-          <w:iCs/>
-        </w:rPr>
-        <w:t>:</w:t>
-      </w:r>
-      <w:r>
-        <w:t xml:space="preserve"> o </w:t>
-      </w:r>
-      <w:r>
-        <w:t>padrão DAO organiza o acesso ao banco de dados em uma camada independente, evitando que a lógica de negócios dependa diretamente da persistência de dados. Isso melhora a segurança, e facilita testes e alterações na estrutura do banco.</w:t>
-      </w:r>
-    </w:p>
+        <w:t xml:space="preserve"> para acesso a dados.</w:t>
+      </w:r>
+      <w:bookmarkEnd w:id="47"/>
+    </w:p>
+    <w:p/>
     <w:p>
       <w:pPr>
         <w:pStyle w:val="PargrafodaLista"/>
-        <w:rPr>
-          <w:rFonts w:ascii="Times New Roman" w:hAnsi="Times New Roman" w:cs="Times New Roman"/>
-        </w:rPr>
-      </w:pPr>
-    </w:p>
-    <w:p>
-      <w:pPr>
-        <w:pStyle w:val="PargrafodaLista"/>
-        <w:rPr>
-          <w:rFonts w:ascii="Times New Roman" w:hAnsi="Times New Roman" w:cs="Times New Roman"/>
-        </w:rPr>
-      </w:pPr>
-      <w:r>
-        <w:rPr>
-          <w:rFonts w:ascii="Times New Roman" w:hAnsi="Times New Roman" w:cs="Times New Roman"/>
-        </w:rPr>
-        <w:t>Figura 2 – Exemplo de estrutura do padrão DAO para acesso a dados.</w:t>
-      </w:r>
-    </w:p>
-    <w:p>
-      <w:pPr>
-        <w:pStyle w:val="PargrafodaLista"/>
+        <w:jc w:val="center"/>
       </w:pPr>
       <w:r>
         <w:rPr>
           <w:noProof/>
         </w:rPr>
         <w:drawing>
-          <wp:inline distT="0" distB="0" distL="0" distR="0" wp14:anchorId="312E46D6" wp14:editId="57604F04">
-            <wp:extent cx="5585460" cy="2743200"/>
+          <wp:inline distT="0" distB="0" distL="0" distR="0" wp14:anchorId="312E46D6" wp14:editId="7E377B68">
+            <wp:extent cx="4921250" cy="2279476"/>
             <wp:effectExtent l="0" t="0" r="0" b="0"/>
             <wp:docPr id="855659216" name="Imagem 2"/>
             <wp:cNvGraphicFramePr>
@@ -7497,8 +8341,24 @@
                     </pic:cNvPicPr>
                   </pic:nvPicPr>
                   <pic:blipFill>
-                    <a:blip r:embed="rId10">
+                    <a:blip r:embed="rId11">
+                      <a:duotone>
+                        <a:prstClr val="black"/>
+                        <a:schemeClr val="accent1">
+                          <a:tint val="45000"/>
+                          <a:satMod val="400000"/>
+                        </a:schemeClr>
+                      </a:duotone>
                       <a:extLst>
+                        <a:ext uri="{BEBA8EAE-BF5A-486C-A8C5-ECC9F3942E4B}">
+                          <a14:imgProps xmlns:a14="http://schemas.microsoft.com/office/drawing/2010/main">
+                            <a14:imgLayer r:embed="rId12">
+                              <a14:imgEffect>
+                                <a14:saturation sat="0"/>
+                              </a14:imgEffect>
+                            </a14:imgLayer>
+                          </a14:imgProps>
+                        </a:ext>
                         <a:ext uri="{28A0092B-C50C-407E-A947-70E740481C1C}">
                           <a14:useLocalDpi xmlns:a14="http://schemas.microsoft.com/office/drawing/2010/main" val="0"/>
                         </a:ext>
@@ -7512,7 +8372,7 @@
                   <pic:spPr bwMode="auto">
                     <a:xfrm>
                       <a:off x="0" y="0"/>
-                      <a:ext cx="5585460" cy="2743200"/>
+                      <a:ext cx="4940637" cy="2288456"/>
                     </a:xfrm>
                     <a:prstGeom prst="rect">
                       <a:avLst/>
@@ -7539,13 +8399,7 @@
       </w:pPr>
     </w:p>
     <w:p>
-      <w:pPr>
-        <w:pStyle w:val="PargrafodaLista"/>
-        <w:numPr>
-          <w:ilvl w:val="0"/>
-          <w:numId w:val="11"/>
-        </w:numPr>
-      </w:pPr>
+      <w:proofErr w:type="spellStart"/>
       <w:r>
         <w:rPr>
           <w:b/>
@@ -7553,56 +8407,95 @@
         </w:rPr>
         <w:t>Singleton</w:t>
       </w:r>
+      <w:proofErr w:type="spellEnd"/>
+    </w:p>
+    <w:p>
+      <w:r>
+        <w:t>G</w:t>
+      </w:r>
+      <w:r>
+        <w:t>arante que certas classes tenham apenas uma instância durante a execução do sistema, como gerenciadores de conexão com o banco de dados. É essencial para controlar recursos sensíveis e evitar desperdício de memória.</w:t>
+      </w:r>
+    </w:p>
+    <w:p/>
+    <w:p>
+      <w:pPr>
+        <w:pStyle w:val="PargrafodaLista"/>
+        <w:jc w:val="center"/>
+        <w:rPr>
+          <w:rFonts w:ascii="Times New Roman" w:hAnsi="Times New Roman" w:cs="Times New Roman"/>
+        </w:rPr>
+      </w:pPr>
+      <w:bookmarkStart w:id="48" w:name="_Toc225707565"/>
+      <w:r>
+        <w:t xml:space="preserve">Figura </w:t>
+      </w:r>
+      <w:fldSimple w:instr=" SEQ Figura \* ARABIC ">
+        <w:r>
+          <w:rPr>
+            <w:noProof/>
+          </w:rPr>
+          <w:t>3</w:t>
+        </w:r>
+      </w:fldSimple>
       <w:r>
         <w:t>:</w:t>
       </w:r>
       <w:r>
         <w:rPr>
+          <w:rFonts w:ascii="Times New Roman" w:hAnsi="Times New Roman" w:cs="Times New Roman"/>
+        </w:rPr>
+        <w:t xml:space="preserve"> </w:t>
+      </w:r>
+      <w:r>
+        <w:rPr>
+          <w:rFonts w:ascii="Times New Roman" w:hAnsi="Times New Roman" w:cs="Times New Roman"/>
+        </w:rPr>
+        <w:t>e</w:t>
+      </w:r>
+      <w:r>
+        <w:rPr>
+          <w:rFonts w:ascii="Times New Roman" w:hAnsi="Times New Roman" w:cs="Times New Roman"/>
+        </w:rPr>
+        <w:t xml:space="preserve">xemplo de padrão </w:t>
+      </w:r>
+      <w:proofErr w:type="spellStart"/>
+      <w:r>
+        <w:rPr>
+          <w:rFonts w:ascii="Times New Roman" w:hAnsi="Times New Roman" w:cs="Times New Roman"/>
           <w:b/>
           <w:bCs/>
         </w:rPr>
-        <w:t xml:space="preserve"> </w:t>
-      </w:r>
-      <w:r>
-        <w:t>g</w:t>
-      </w:r>
-      <w:r>
-        <w:t>arante que certas classes tenham apenas uma instância durante a execução do sistema, como gerenciadores de conexão com o banco de dados. É essencial para controlar recursos sensíveis e evitar desperdício de memória.</w:t>
-      </w:r>
+        <w:t>Singleton</w:t>
+      </w:r>
+      <w:proofErr w:type="spellEnd"/>
+      <w:r>
+        <w:rPr>
+          <w:rFonts w:ascii="Times New Roman" w:hAnsi="Times New Roman" w:cs="Times New Roman"/>
+        </w:rPr>
+        <w:t>.</w:t>
+      </w:r>
+      <w:bookmarkEnd w:id="48"/>
+    </w:p>
+    <w:p>
+      <w:pPr>
+        <w:pStyle w:val="Legenda"/>
+        <w:keepNext/>
+        <w:jc w:val="both"/>
+      </w:pPr>
     </w:p>
     <w:p>
       <w:pPr>
         <w:pStyle w:val="PargrafodaLista"/>
-        <w:rPr>
-          <w:rFonts w:ascii="Times New Roman" w:hAnsi="Times New Roman" w:cs="Times New Roman"/>
-        </w:rPr>
-      </w:pPr>
-    </w:p>
-    <w:p>
-      <w:pPr>
-        <w:pStyle w:val="PargrafodaLista"/>
-        <w:rPr>
-          <w:rFonts w:ascii="Times New Roman" w:hAnsi="Times New Roman" w:cs="Times New Roman"/>
-        </w:rPr>
-      </w:pPr>
-      <w:r>
-        <w:rPr>
-          <w:rFonts w:ascii="Times New Roman" w:hAnsi="Times New Roman" w:cs="Times New Roman"/>
-        </w:rPr>
-        <w:t>Figura 3 – Exemplo de padrão Singleton</w:t>
-      </w:r>
-    </w:p>
-    <w:p>
-      <w:pPr>
-        <w:pStyle w:val="PargrafodaLista"/>
+        <w:jc w:val="center"/>
       </w:pPr>
       <w:r>
         <w:rPr>
           <w:noProof/>
         </w:rPr>
         <w:drawing>
-          <wp:inline distT="0" distB="0" distL="0" distR="0" wp14:anchorId="4885B8E5" wp14:editId="4D12F1F2">
-            <wp:extent cx="5760085" cy="2151380"/>
+          <wp:inline distT="0" distB="0" distL="0" distR="0" wp14:anchorId="4885B8E5" wp14:editId="5084118B">
+            <wp:extent cx="4762500" cy="1866900"/>
             <wp:effectExtent l="0" t="0" r="0" b="0"/>
             <wp:docPr id="1462787771" name="Imagem 3" descr="Design Pattern: Singleton. Chegamos a nossa última semana nos… | by  Vinicius Climaco | Medium"/>
             <wp:cNvGraphicFramePr>
@@ -7618,8 +8511,24 @@
                     </pic:cNvPicPr>
                   </pic:nvPicPr>
                   <pic:blipFill>
-                    <a:blip r:embed="rId11">
+                    <a:blip r:embed="rId13" cstate="print">
+                      <a:duotone>
+                        <a:prstClr val="black"/>
+                        <a:schemeClr val="accent1">
+                          <a:tint val="45000"/>
+                          <a:satMod val="400000"/>
+                        </a:schemeClr>
+                      </a:duotone>
                       <a:extLst>
+                        <a:ext uri="{BEBA8EAE-BF5A-486C-A8C5-ECC9F3942E4B}">
+                          <a14:imgProps xmlns:a14="http://schemas.microsoft.com/office/drawing/2010/main">
+                            <a14:imgLayer r:embed="rId14">
+                              <a14:imgEffect>
+                                <a14:sharpenSoften amount="25000"/>
+                              </a14:imgEffect>
+                            </a14:imgLayer>
+                          </a14:imgProps>
+                        </a:ext>
                         <a:ext uri="{28A0092B-C50C-407E-A947-70E740481C1C}">
                           <a14:useLocalDpi xmlns:a14="http://schemas.microsoft.com/office/drawing/2010/main" val="0"/>
                         </a:ext>
@@ -7633,7 +8542,7 @@
                   <pic:spPr bwMode="auto">
                     <a:xfrm>
                       <a:off x="0" y="0"/>
-                      <a:ext cx="5760085" cy="2151380"/>
+                      <a:ext cx="4768032" cy="1869069"/>
                     </a:xfrm>
                     <a:prstGeom prst="rect">
                       <a:avLst/>
@@ -7656,99 +8565,132 @@
       </w:pPr>
     </w:p>
     <w:p>
-      <w:pPr>
-        <w:pStyle w:val="PargrafodaLista"/>
-        <w:numPr>
-          <w:ilvl w:val="0"/>
-          <w:numId w:val="11"/>
-        </w:numPr>
-      </w:pPr>
       <w:proofErr w:type="spellStart"/>
       <w:r>
         <w:rPr>
           <w:b/>
           <w:bCs/>
         </w:rPr>
+        <w:t>Observer</w:t>
+      </w:r>
+      <w:proofErr w:type="spellEnd"/>
+      <w:r>
+        <w:t xml:space="preserve"> (Publicação/Assinatura)</w:t>
+      </w:r>
+      <w:r>
+        <w:t xml:space="preserve"> </w:t>
+      </w:r>
+    </w:p>
+    <w:p>
+      <w:r>
+        <w:t>M</w:t>
+      </w:r>
+      <w:r>
+        <w:t xml:space="preserve">uito utilizado em redes sociais, o padrão </w:t>
+      </w:r>
+      <w:proofErr w:type="spellStart"/>
+      <w:r>
+        <w:t>Observer</w:t>
+      </w:r>
+      <w:proofErr w:type="spellEnd"/>
+      <w:r>
+        <w:t xml:space="preserve"> permite que objetos sejam notificados automaticamente quando um evento ocorre, como novas publicações, atualizações de perfil ou recebimento de mensagens</w:t>
+      </w:r>
+      <w:r>
+        <w:t>, isso melhora o</w:t>
+      </w:r>
+      <w:r>
+        <w:t xml:space="preserve"> padrão</w:t>
+      </w:r>
+      <w:r>
+        <w:t>,</w:t>
+      </w:r>
+      <w:r>
+        <w:t xml:space="preserve"> </w:t>
+      </w:r>
+      <w:r>
+        <w:t>reatividade</w:t>
+      </w:r>
+      <w:r>
+        <w:t xml:space="preserve"> e a</w:t>
+      </w:r>
+      <w:r>
+        <w:t xml:space="preserve"> interação em tempo quase real.</w:t>
+      </w:r>
+    </w:p>
+    <w:p>
+      <w:pPr>
+        <w:pStyle w:val="PargrafodaLista"/>
+        <w:jc w:val="center"/>
+        <w:rPr>
+          <w:rFonts w:ascii="Times New Roman" w:hAnsi="Times New Roman" w:cs="Times New Roman"/>
+        </w:rPr>
+      </w:pPr>
+      <w:bookmarkStart w:id="49" w:name="_Toc225707566"/>
+      <w:r>
         <w:lastRenderedPageBreak/>
+        <w:t xml:space="preserve">Figura </w:t>
+      </w:r>
+      <w:fldSimple w:instr=" SEQ Figura \* ARABIC ">
+        <w:r>
+          <w:rPr>
+            <w:noProof/>
+          </w:rPr>
+          <w:t>4</w:t>
+        </w:r>
+      </w:fldSimple>
+      <w:r>
+        <w:t xml:space="preserve">: </w:t>
+      </w:r>
+      <w:r>
+        <w:rPr>
+          <w:rFonts w:ascii="Times New Roman" w:hAnsi="Times New Roman" w:cs="Times New Roman"/>
+        </w:rPr>
+        <w:t>e</w:t>
+      </w:r>
+      <w:r>
+        <w:rPr>
+          <w:rFonts w:ascii="Times New Roman" w:hAnsi="Times New Roman" w:cs="Times New Roman"/>
+        </w:rPr>
+        <w:t xml:space="preserve">xemplo de padrão </w:t>
+      </w:r>
+      <w:proofErr w:type="spellStart"/>
+      <w:r>
+        <w:rPr>
+          <w:rFonts w:ascii="Times New Roman" w:hAnsi="Times New Roman" w:cs="Times New Roman"/>
+          <w:b/>
+          <w:bCs/>
+        </w:rPr>
         <w:t>Observer</w:t>
       </w:r>
       <w:proofErr w:type="spellEnd"/>
       <w:r>
-        <w:t xml:space="preserve"> (Publicação/Assinatura)</w:t>
-      </w:r>
-      <w:r>
-        <w:t>: m</w:t>
-      </w:r>
-      <w:r>
-        <w:t xml:space="preserve">uito utilizado em redes sociais, o padrão </w:t>
-      </w:r>
-      <w:proofErr w:type="spellStart"/>
-      <w:r>
-        <w:t>Observer</w:t>
-      </w:r>
-      <w:proofErr w:type="spellEnd"/>
-      <w:r>
-        <w:t xml:space="preserve"> permite que objetos sejam notificados automaticamente quando um evento ocorre, como novas publicações, atualizações de perfil ou recebimento de mensagens</w:t>
-      </w:r>
-      <w:r>
-        <w:t>, isso melhora o</w:t>
-      </w:r>
-      <w:r>
-        <w:t xml:space="preserve"> padrão</w:t>
-      </w:r>
-      <w:r>
-        <w:t>,</w:t>
-      </w:r>
-      <w:r>
-        <w:t xml:space="preserve"> </w:t>
-      </w:r>
-      <w:r>
-        <w:t>reatividade</w:t>
-      </w:r>
-      <w:r>
-        <w:t xml:space="preserve"> e a</w:t>
-      </w:r>
-      <w:r>
-        <w:t xml:space="preserve"> interação em tempo quase real.</w:t>
-      </w:r>
+        <w:rPr>
+          <w:rFonts w:ascii="Times New Roman" w:hAnsi="Times New Roman" w:cs="Times New Roman"/>
+          <w:b/>
+          <w:bCs/>
+        </w:rPr>
+        <w:t>.</w:t>
+      </w:r>
+      <w:bookmarkEnd w:id="49"/>
+    </w:p>
+    <w:p>
+      <w:pPr>
+        <w:pStyle w:val="Legenda"/>
+        <w:keepNext/>
+        <w:jc w:val="both"/>
+      </w:pPr>
     </w:p>
     <w:p>
       <w:pPr>
         <w:pStyle w:val="PargrafodaLista"/>
       </w:pPr>
-    </w:p>
-    <w:p>
-      <w:pPr>
-        <w:pStyle w:val="PargrafodaLista"/>
-        <w:rPr>
-          <w:rFonts w:ascii="Times New Roman" w:hAnsi="Times New Roman" w:cs="Times New Roman"/>
-        </w:rPr>
-      </w:pPr>
-      <w:r>
-        <w:rPr>
-          <w:rFonts w:ascii="Times New Roman" w:hAnsi="Times New Roman" w:cs="Times New Roman"/>
-        </w:rPr>
-        <w:t xml:space="preserve">Figura 4 – Exemplo de padrão </w:t>
-      </w:r>
-      <w:proofErr w:type="spellStart"/>
-      <w:r>
-        <w:rPr>
-          <w:rFonts w:ascii="Times New Roman" w:hAnsi="Times New Roman" w:cs="Times New Roman"/>
-        </w:rPr>
-        <w:t>Observer</w:t>
-      </w:r>
-      <w:proofErr w:type="spellEnd"/>
-    </w:p>
-    <w:p>
-      <w:pPr>
-        <w:pStyle w:val="PargrafodaLista"/>
-      </w:pPr>
       <w:r>
         <w:rPr>
           <w:noProof/>
         </w:rPr>
         <w:drawing>
-          <wp:inline distT="0" distB="0" distL="0" distR="0" wp14:anchorId="6D4D70FB" wp14:editId="4EF43E1A">
+          <wp:inline distT="0" distB="0" distL="0" distR="0" wp14:anchorId="6D4D70FB" wp14:editId="2F88EB5F">
             <wp:extent cx="5067300" cy="3124200"/>
             <wp:effectExtent l="0" t="0" r="0" b="0"/>
             <wp:docPr id="1161059065" name="Imagem 4" descr="NET – O padrão de projeto Observer | iMasters"/>
@@ -7765,8 +8707,17 @@
                     </pic:cNvPicPr>
                   </pic:nvPicPr>
                   <pic:blipFill>
-                    <a:blip r:embed="rId12">
+                    <a:blip r:embed="rId15">
                       <a:extLst>
+                        <a:ext uri="{BEBA8EAE-BF5A-486C-A8C5-ECC9F3942E4B}">
+                          <a14:imgProps xmlns:a14="http://schemas.microsoft.com/office/drawing/2010/main">
+                            <a14:imgLayer r:embed="rId16">
+                              <a14:imgEffect>
+                                <a14:saturation sat="0"/>
+                              </a14:imgEffect>
+                            </a14:imgLayer>
+                          </a14:imgProps>
+                        </a:ext>
                         <a:ext uri="{28A0092B-C50C-407E-A947-70E740481C1C}">
                           <a14:useLocalDpi xmlns:a14="http://schemas.microsoft.com/office/drawing/2010/main" val="0"/>
                         </a:ext>
@@ -7803,13 +8754,6 @@
       </w:pPr>
     </w:p>
     <w:p>
-      <w:pPr>
-        <w:pStyle w:val="PargrafodaLista"/>
-        <w:numPr>
-          <w:ilvl w:val="0"/>
-          <w:numId w:val="11"/>
-        </w:numPr>
-      </w:pPr>
       <w:proofErr w:type="spellStart"/>
       <w:r>
         <w:rPr>
@@ -7820,7 +8764,12 @@
       </w:r>
       <w:proofErr w:type="spellEnd"/>
       <w:r>
-        <w:t>: p</w:t>
+        <w:t xml:space="preserve"> </w:t>
+      </w:r>
+    </w:p>
+    <w:p>
+      <w:r>
+        <w:t>P</w:t>
       </w:r>
       <w:r>
         <w:t>ermite a troca de algoritmos de forma flexível, sem modificar a estrutura principal do código. Pode ser útil em funcionalidades como ordenação de postagens, filtros ou recomendações de conteúdo.</w:t>
@@ -7837,36 +8786,74 @@
     <w:p>
       <w:pPr>
         <w:pStyle w:val="PargrafodaLista"/>
+        <w:jc w:val="center"/>
         <w:rPr>
           <w:rFonts w:ascii="Times New Roman" w:hAnsi="Times New Roman" w:cs="Times New Roman"/>
         </w:rPr>
       </w:pPr>
+      <w:bookmarkStart w:id="50" w:name="_Toc225707567"/>
+      <w:r>
+        <w:t xml:space="preserve">Figura </w:t>
+      </w:r>
+      <w:fldSimple w:instr=" SEQ Figura \* ARABIC ">
+        <w:r>
+          <w:rPr>
+            <w:noProof/>
+          </w:rPr>
+          <w:t>5</w:t>
+        </w:r>
+      </w:fldSimple>
+      <w:r>
+        <w:t xml:space="preserve">: </w:t>
+      </w:r>
       <w:r>
         <w:rPr>
           <w:rFonts w:ascii="Times New Roman" w:hAnsi="Times New Roman" w:cs="Times New Roman"/>
         </w:rPr>
-        <w:t xml:space="preserve">Figura 5 – Exemplo de padrão </w:t>
+        <w:t>e</w:t>
+      </w:r>
+      <w:r>
+        <w:rPr>
+          <w:rFonts w:ascii="Times New Roman" w:hAnsi="Times New Roman" w:cs="Times New Roman"/>
+        </w:rPr>
+        <w:t xml:space="preserve">xemplo de padrão </w:t>
       </w:r>
       <w:proofErr w:type="spellStart"/>
       <w:r>
         <w:rPr>
           <w:rFonts w:ascii="Times New Roman" w:hAnsi="Times New Roman" w:cs="Times New Roman"/>
+          <w:b/>
+          <w:bCs/>
         </w:rPr>
         <w:t>Strategy</w:t>
       </w:r>
       <w:proofErr w:type="spellEnd"/>
+      <w:r>
+        <w:rPr>
+          <w:rFonts w:ascii="Times New Roman" w:hAnsi="Times New Roman" w:cs="Times New Roman"/>
+        </w:rPr>
+        <w:t>.</w:t>
+      </w:r>
+      <w:bookmarkEnd w:id="50"/>
+    </w:p>
+    <w:p>
+      <w:pPr>
+        <w:pStyle w:val="Legenda"/>
+        <w:keepNext/>
+      </w:pPr>
     </w:p>
     <w:p>
       <w:pPr>
         <w:pStyle w:val="PargrafodaLista"/>
+        <w:jc w:val="center"/>
       </w:pPr>
       <w:r>
         <w:rPr>
           <w:noProof/>
         </w:rPr>
         <w:drawing>
-          <wp:inline distT="0" distB="0" distL="0" distR="0" wp14:anchorId="14D7A577" wp14:editId="2FF3798F">
-            <wp:extent cx="3810000" cy="1866900"/>
+          <wp:inline distT="0" distB="0" distL="0" distR="0" wp14:anchorId="14D7A577" wp14:editId="19CD08D3">
+            <wp:extent cx="4279900" cy="2139950"/>
             <wp:effectExtent l="0" t="0" r="0" b="0"/>
             <wp:docPr id="1232939252" name="Imagem 5" descr="Padrão de Projeto: Strategy (Estratégia)"/>
             <wp:cNvGraphicFramePr>
@@ -7882,7 +8869,14 @@
                     </pic:cNvPicPr>
                   </pic:nvPicPr>
                   <pic:blipFill>
-                    <a:blip r:embed="rId13">
+                    <a:blip r:embed="rId17">
+                      <a:duotone>
+                        <a:prstClr val="black"/>
+                        <a:schemeClr val="accent1">
+                          <a:tint val="45000"/>
+                          <a:satMod val="400000"/>
+                        </a:schemeClr>
+                      </a:duotone>
                       <a:extLst>
                         <a:ext uri="{28A0092B-C50C-407E-A947-70E740481C1C}">
                           <a14:useLocalDpi xmlns:a14="http://schemas.microsoft.com/office/drawing/2010/main" val="0"/>
@@ -7897,7 +8891,7 @@
                   <pic:spPr bwMode="auto">
                     <a:xfrm>
                       <a:off x="0" y="0"/>
-                      <a:ext cx="3810000" cy="1866900"/>
+                      <a:ext cx="4279900" cy="2139950"/>
                     </a:xfrm>
                     <a:prstGeom prst="rect">
                       <a:avLst/>
@@ -7917,16 +8911,22 @@
     <w:p>
       <w:pPr>
         <w:pStyle w:val="PargrafodaLista"/>
+        <w:jc w:val="center"/>
       </w:pPr>
     </w:p>
     <w:p>
       <w:pPr>
         <w:pStyle w:val="PargrafodaLista"/>
-        <w:numPr>
-          <w:ilvl w:val="0"/>
-          <w:numId w:val="11"/>
-        </w:numPr>
-      </w:pPr>
+        <w:jc w:val="center"/>
+      </w:pPr>
+    </w:p>
+    <w:p>
+      <w:pPr>
+        <w:pStyle w:val="PargrafodaLista"/>
+        <w:jc w:val="center"/>
+      </w:pPr>
+    </w:p>
+    <w:p>
       <w:proofErr w:type="spellStart"/>
       <w:r>
         <w:rPr>
@@ -7954,7 +8954,12 @@
       </w:r>
       <w:proofErr w:type="spellEnd"/>
       <w:r>
-        <w:t>: f</w:t>
+        <w:t xml:space="preserve"> </w:t>
+      </w:r>
+    </w:p>
+    <w:p>
+      <w:r>
+        <w:t>F</w:t>
       </w:r>
       <w:r>
         <w:t>acilita a criação de objetos complexos, abstraindo a lógica de construção. Esse padrão melhora a organização do código quando há diferentes tipos de componentes ou elementos no sistema.</w:t>
@@ -7962,59 +8967,79 @@
     </w:p>
     <w:p>
       <w:pPr>
+        <w:pStyle w:val="Legenda"/>
+        <w:keepNext/>
+        <w:rPr>
+          <w:b/>
+          <w:bCs w:val="0"/>
+        </w:rPr>
+      </w:pPr>
+      <w:bookmarkStart w:id="51" w:name="_Toc225707568"/>
+      <w:r>
+        <w:t xml:space="preserve">Figura </w:t>
+      </w:r>
+      <w:fldSimple w:instr=" SEQ Figura \* ARABIC ">
+        <w:r>
+          <w:rPr>
+            <w:noProof/>
+          </w:rPr>
+          <w:t>6</w:t>
+        </w:r>
+      </w:fldSimple>
+      <w:r>
+        <w:t>: e</w:t>
+      </w:r>
+      <w:r>
+        <w:t xml:space="preserve">xemplo de padrão </w:t>
+      </w:r>
+      <w:proofErr w:type="spellStart"/>
+      <w:r>
+        <w:rPr>
+          <w:b/>
+          <w:bCs w:val="0"/>
+        </w:rPr>
+        <w:t>Factory</w:t>
+      </w:r>
+      <w:proofErr w:type="spellEnd"/>
+      <w:r>
+        <w:rPr>
+          <w:b/>
+          <w:bCs w:val="0"/>
+        </w:rPr>
+        <w:t xml:space="preserve"> </w:t>
+      </w:r>
+      <w:proofErr w:type="spellStart"/>
+      <w:r>
+        <w:rPr>
+          <w:b/>
+          <w:bCs w:val="0"/>
+        </w:rPr>
+        <w:t>Method</w:t>
+      </w:r>
+      <w:proofErr w:type="spellEnd"/>
+      <w:r>
+        <w:rPr>
+          <w:b/>
+          <w:bCs w:val="0"/>
+        </w:rPr>
+        <w:t>.</w:t>
+      </w:r>
+      <w:bookmarkEnd w:id="51"/>
+    </w:p>
+    <w:p/>
+    <w:p>
+      <w:pPr>
         <w:pStyle w:val="PargrafodaLista"/>
-        <w:rPr>
-          <w:rFonts w:ascii="Times New Roman" w:hAnsi="Times New Roman" w:cs="Times New Roman"/>
-        </w:rPr>
-      </w:pPr>
-    </w:p>
-    <w:p>
-      <w:pPr>
-        <w:pStyle w:val="PargrafodaLista"/>
-        <w:rPr>
-          <w:rFonts w:ascii="Times New Roman" w:hAnsi="Times New Roman" w:cs="Times New Roman"/>
-        </w:rPr>
-      </w:pPr>
-      <w:r>
-        <w:rPr>
-          <w:rFonts w:ascii="Times New Roman" w:hAnsi="Times New Roman" w:cs="Times New Roman"/>
-        </w:rPr>
-        <w:t xml:space="preserve">Figura 6 – Exemplo de padrão </w:t>
-      </w:r>
-      <w:proofErr w:type="spellStart"/>
-      <w:r>
-        <w:rPr>
-          <w:rFonts w:ascii="Times New Roman" w:hAnsi="Times New Roman" w:cs="Times New Roman"/>
-        </w:rPr>
-        <w:t>Factory</w:t>
-      </w:r>
-      <w:proofErr w:type="spellEnd"/>
-      <w:r>
-        <w:rPr>
-          <w:rFonts w:ascii="Times New Roman" w:hAnsi="Times New Roman" w:cs="Times New Roman"/>
-        </w:rPr>
-        <w:t xml:space="preserve"> </w:t>
-      </w:r>
-      <w:proofErr w:type="spellStart"/>
-      <w:r>
-        <w:rPr>
-          <w:rFonts w:ascii="Times New Roman" w:hAnsi="Times New Roman" w:cs="Times New Roman"/>
-        </w:rPr>
-        <w:t>Method</w:t>
-      </w:r>
-      <w:proofErr w:type="spellEnd"/>
-    </w:p>
-    <w:p>
-      <w:pPr>
-        <w:pStyle w:val="PargrafodaLista"/>
+        <w:ind w:left="0"/>
+        <w:jc w:val="center"/>
       </w:pPr>
       <w:r>
         <w:rPr>
           <w:noProof/>
         </w:rPr>
         <w:drawing>
-          <wp:inline distT="0" distB="0" distL="0" distR="0" wp14:anchorId="234D45A8" wp14:editId="6675FCE5">
-            <wp:extent cx="5379720" cy="4091940"/>
+          <wp:inline distT="0" distB="0" distL="0" distR="0" wp14:anchorId="234D45A8" wp14:editId="68B6CE63">
+            <wp:extent cx="4114800" cy="2768600"/>
             <wp:effectExtent l="0" t="0" r="0" b="0"/>
             <wp:docPr id="1019612692" name="Imagem 6" descr="Patterns: Factory Method - DevMedia"/>
             <wp:cNvGraphicFramePr>
@@ -8030,7 +9055,14 @@
                     </pic:cNvPicPr>
                   </pic:nvPicPr>
                   <pic:blipFill>
-                    <a:blip r:embed="rId14">
+                    <a:blip r:embed="rId18">
+                      <a:duotone>
+                        <a:prstClr val="black"/>
+                        <a:schemeClr val="accent1">
+                          <a:tint val="45000"/>
+                          <a:satMod val="400000"/>
+                        </a:schemeClr>
+                      </a:duotone>
                       <a:extLst>
                         <a:ext uri="{28A0092B-C50C-407E-A947-70E740481C1C}">
                           <a14:useLocalDpi xmlns:a14="http://schemas.microsoft.com/office/drawing/2010/main" val="0"/>
@@ -8045,7 +9077,7 @@
                   <pic:spPr bwMode="auto">
                     <a:xfrm>
                       <a:off x="0" y="0"/>
-                      <a:ext cx="5379720" cy="4091940"/>
+                      <a:ext cx="4128952" cy="2778122"/>
                     </a:xfrm>
                     <a:prstGeom prst="rect">
                       <a:avLst/>
@@ -8063,13 +9095,17 @@
       </w:r>
     </w:p>
     <w:p>
-      <w:pPr>
-        <w:pStyle w:val="PargrafodaLista"/>
-      </w:pPr>
-    </w:p>
-    <w:p>
-      <w:r>
-        <w:t>O uso desses padrões contribui</w:t>
+      <w:r>
+        <w:tab/>
+      </w:r>
+      <w:r>
+        <w:t>O uso d</w:t>
+      </w:r>
+      <w:r>
+        <w:t>os padrões descritos acima</w:t>
+      </w:r>
+      <w:r>
+        <w:t xml:space="preserve"> contribui</w:t>
       </w:r>
       <w:r>
         <w:t>rá</w:t>
@@ -8085,510 +9121,449 @@
       </w:r>
       <w:r>
         <w:t>.</w:t>
+      </w:r>
+    </w:p>
+    <w:p/>
+    <w:p>
+      <w:pPr>
+        <w:pStyle w:val="Ttulo3"/>
+      </w:pPr>
+      <w:bookmarkStart w:id="52" w:name="_Toc225707942"/>
+      <w:r>
+        <w:t>Padrões de acessibilidade e inclusão digital</w:t>
+      </w:r>
+      <w:bookmarkEnd w:id="52"/>
+    </w:p>
+    <w:p>
+      <w:r>
+        <w:t>No desenvolvimento de uma rede social regi</w:t>
+      </w:r>
+      <w:r>
+        <w:t>onalizada</w:t>
+      </w:r>
+      <w:r>
+        <w:t>, é fundamental garantir que todos os</w:t>
+      </w:r>
+      <w:r>
+        <w:t xml:space="preserve"> grupos de</w:t>
+      </w:r>
+      <w:r>
+        <w:t xml:space="preserve"> potenciais usuários tenham condições de acesso </w:t>
+      </w:r>
+      <w:r>
+        <w:t>equivalentes</w:t>
+      </w:r>
+      <w:r>
+        <w:t>. Dessa forma, é imp</w:t>
+      </w:r>
+      <w:r>
+        <w:t>ortante</w:t>
+      </w:r>
+      <w:r>
+        <w:t xml:space="preserve"> considerar</w:t>
+      </w:r>
+      <w:r>
+        <w:t xml:space="preserve"> a existência de</w:t>
+      </w:r>
+      <w:r>
+        <w:t xml:space="preserve"> </w:t>
+      </w:r>
+      <w:r>
+        <w:t xml:space="preserve">grupos de </w:t>
+      </w:r>
+      <w:r>
+        <w:t>usuários</w:t>
+      </w:r>
+      <w:r>
+        <w:t xml:space="preserve"> </w:t>
+      </w:r>
+      <w:r>
+        <w:t xml:space="preserve">com diferentes capacidades, habilidades e formas de interação com tecnologias. </w:t>
+      </w:r>
+      <w:r>
+        <w:t>N</w:t>
+      </w:r>
+      <w:r>
+        <w:t xml:space="preserve">esse contexto, </w:t>
+      </w:r>
+      <w:r>
+        <w:t xml:space="preserve">acessibilidade e a inclusão digital </w:t>
+      </w:r>
+      <w:r>
+        <w:t>configuram-se como aspectos centrais da qualidade de software.</w:t>
+      </w:r>
+    </w:p>
+    <w:p>
+      <w:r>
+        <w:tab/>
+      </w:r>
+      <w:r>
+        <w:t xml:space="preserve">Segundo Pressman (2016), a </w:t>
+      </w:r>
+      <w:r>
+        <w:t>acessibilidade</w:t>
+      </w:r>
+      <w:r>
+        <w:t xml:space="preserve"> de um sistema está diretamente relacionada </w:t>
+      </w:r>
+      <w:r>
+        <w:t>na qualidade do software onde a</w:t>
+      </w:r>
+      <w:r>
+        <w:t xml:space="preserve"> capacidade de atender </w:t>
+      </w:r>
+      <w:r>
+        <w:t xml:space="preserve">um </w:t>
+      </w:r>
+      <w:r>
+        <w:t>cliente</w:t>
+      </w:r>
+      <w:r>
+        <w:t xml:space="preserve"> </w:t>
+      </w:r>
+      <w:r>
+        <w:t xml:space="preserve">não se limita apenas em </w:t>
+      </w:r>
+      <w:r>
+        <w:t xml:space="preserve">requisitos funcionais, mas também às expectativas dos usuários em termos de usabilidade, eficiência e facilidade de aprendizagem. Isso implica </w:t>
+      </w:r>
+      <w:r>
+        <w:t>em</w:t>
+      </w:r>
+    </w:p>
+    <w:p>
+      <w:r>
+        <w:t>fazer</w:t>
+      </w:r>
+      <w:r>
+        <w:t xml:space="preserve"> interfaces que considerem as necessidades de diferentes perfis de usuários, incluindo aqueles que enfrentam limitações físicas, cognitivas ou tecnológicas.</w:t>
+      </w:r>
+    </w:p>
+    <w:p>
+      <w:r>
+        <w:lastRenderedPageBreak/>
+        <w:tab/>
+      </w:r>
+      <w:r>
+        <w:t>Pressman</w:t>
+      </w:r>
+      <w:r>
+        <w:t xml:space="preserve"> (2016)</w:t>
+      </w:r>
+      <w:r>
+        <w:t xml:space="preserve"> ressalta </w:t>
+      </w:r>
+      <w:r>
+        <w:t xml:space="preserve">ainda </w:t>
+      </w:r>
+      <w:r>
+        <w:t xml:space="preserve">que a usabilidade deve </w:t>
+      </w:r>
+      <w:r>
+        <w:t xml:space="preserve">ser aplicada </w:t>
+      </w:r>
+      <w:r>
+        <w:t xml:space="preserve">desde as fases iniciais do desenvolvimento, </w:t>
+      </w:r>
+      <w:r>
+        <w:t>principalmente</w:t>
+      </w:r>
+      <w:r>
+        <w:t>,</w:t>
+      </w:r>
+      <w:r>
+        <w:t xml:space="preserve"> em sistemas com interações</w:t>
+      </w:r>
+      <w:r>
+        <w:t xml:space="preserve"> como redes sociais. </w:t>
+      </w:r>
+    </w:p>
+    <w:p>
+      <w:r>
+        <w:t xml:space="preserve">A adoção de boas práticas de engenharia de software, incluindo testes de usabilidade e avaliações </w:t>
+      </w:r>
+      <w:r>
+        <w:t xml:space="preserve">de </w:t>
+      </w:r>
+      <w:r>
+        <w:t>usuários</w:t>
+      </w:r>
+      <w:r>
+        <w:t>, contribui para identificar barreiras de uso e ajustar o sistema para torná-lo mais acessível e intuitivo.</w:t>
+      </w:r>
+      <w:r>
+        <w:t xml:space="preserve"> </w:t>
+      </w:r>
+      <w:r>
+        <w:t>Nesse sentido, o projeto da rede social priorizará soluções que facilitem a interação dos usuários como interfaces simples, linguagem clara e compatibilidade com dispositivos</w:t>
+      </w:r>
+      <w:r>
+        <w:t xml:space="preserve">, </w:t>
+      </w:r>
+      <w:r>
+        <w:t>com o objetivo de reduzir desigualdades de acesso e promover maior participação da comunidade, independentemente de limitações ou condições tecnológicas.</w:t>
+      </w:r>
+    </w:p>
+    <w:p/>
+    <w:p>
+      <w:pPr>
+        <w:pStyle w:val="Ttulo2"/>
+      </w:pPr>
+      <w:bookmarkStart w:id="53" w:name="_heading=h.c6cy60krjrka" w:colFirst="0" w:colLast="0"/>
+      <w:bookmarkStart w:id="54" w:name="_Toc225707943"/>
+      <w:bookmarkEnd w:id="53"/>
+      <w:r>
+        <w:t>Projeto de interfaces de usuário (Design UI)</w:t>
+      </w:r>
+      <w:bookmarkEnd w:id="54"/>
+    </w:p>
+    <w:p>
+      <w:pPr>
+        <w:rPr>
+          <w:rFonts w:eastAsia="Arial"/>
+        </w:rPr>
+      </w:pPr>
+      <w:r>
+        <w:rPr>
+          <w:rFonts w:eastAsia="Arial"/>
+        </w:rPr>
+        <w:t xml:space="preserve">O design da </w:t>
+      </w:r>
+      <w:r>
+        <w:rPr>
+          <w:rFonts w:eastAsia="Arial"/>
+          <w:b/>
+          <w:bCs/>
+        </w:rPr>
+        <w:t>I</w:t>
+      </w:r>
+      <w:r>
+        <w:rPr>
+          <w:rFonts w:eastAsia="Arial"/>
+          <w:b/>
+          <w:bCs/>
+        </w:rPr>
+        <w:t xml:space="preserve">nterface de </w:t>
+      </w:r>
+      <w:r>
+        <w:rPr>
+          <w:rFonts w:eastAsia="Arial"/>
+          <w:b/>
+          <w:bCs/>
+        </w:rPr>
+        <w:t>U</w:t>
+      </w:r>
+      <w:r>
+        <w:rPr>
+          <w:rFonts w:eastAsia="Arial"/>
+          <w:b/>
+          <w:bCs/>
+        </w:rPr>
+        <w:t>suário (UI)</w:t>
+      </w:r>
+      <w:r>
+        <w:rPr>
+          <w:rFonts w:eastAsia="Arial"/>
+        </w:rPr>
+        <w:t xml:space="preserve"> é uma das etapas mais importantes no desenvolvimento sistema</w:t>
+      </w:r>
+      <w:r>
+        <w:rPr>
+          <w:rFonts w:eastAsia="Arial"/>
+        </w:rPr>
+        <w:t>s</w:t>
+      </w:r>
+      <w:r>
+        <w:rPr>
+          <w:rFonts w:eastAsia="Arial"/>
+        </w:rPr>
+        <w:t xml:space="preserve"> voltado</w:t>
+      </w:r>
+      <w:r>
+        <w:rPr>
+          <w:rFonts w:eastAsia="Arial"/>
+        </w:rPr>
+        <w:t>s</w:t>
+      </w:r>
+      <w:r>
+        <w:rPr>
+          <w:rFonts w:eastAsia="Arial"/>
+        </w:rPr>
+        <w:t xml:space="preserve"> para o público geral, pois influ</w:t>
+      </w:r>
+      <w:r>
+        <w:rPr>
+          <w:rFonts w:eastAsia="Arial"/>
+        </w:rPr>
+        <w:t>ê</w:t>
+      </w:r>
+      <w:r>
+        <w:rPr>
+          <w:rFonts w:eastAsia="Arial"/>
+        </w:rPr>
+        <w:t>ncia diretamente na experiência, usabilidade e engajamento dos usuários. Uma interface bem feita facilita a navegação, reduz erros e torna o uso da plataforma mais agradável.</w:t>
+      </w:r>
+      <w:r>
+        <w:rPr>
+          <w:rFonts w:eastAsia="Arial"/>
+        </w:rPr>
+        <w:t xml:space="preserve"> </w:t>
+      </w:r>
+      <w:r>
+        <w:rPr>
+          <w:rFonts w:eastAsia="Arial"/>
+        </w:rPr>
+        <w:t xml:space="preserve">Segundo Norman (2006), o design </w:t>
+      </w:r>
+      <w:r>
+        <w:rPr>
+          <w:rFonts w:eastAsia="Arial"/>
+        </w:rPr>
+        <w:t xml:space="preserve">da interface de usuário </w:t>
+      </w:r>
+      <w:r>
+        <w:rPr>
+          <w:rFonts w:eastAsia="Arial"/>
+        </w:rPr>
+        <w:t>deve ser focado nas necessidades reais das pessoas prioriza</w:t>
+      </w:r>
+      <w:r>
+        <w:rPr>
+          <w:rFonts w:eastAsia="Arial"/>
+        </w:rPr>
+        <w:t>ndo</w:t>
+      </w:r>
+      <w:r>
+        <w:rPr>
+          <w:rFonts w:eastAsia="Arial"/>
+        </w:rPr>
+        <w:t xml:space="preserve"> clareza, funcionalidade e simplicidade. </w:t>
+      </w:r>
+    </w:p>
+    <w:p>
+      <w:pPr>
+        <w:rPr>
+          <w:rFonts w:eastAsia="Arial"/>
+        </w:rPr>
+      </w:pPr>
+    </w:p>
+    <w:p>
+      <w:pPr>
+        <w:rPr>
+          <w:b/>
+          <w:bCs/>
+        </w:rPr>
+      </w:pPr>
+      <w:r>
+        <w:rPr>
+          <w:b/>
+          <w:bCs/>
+        </w:rPr>
+        <w:t xml:space="preserve">Design UI </w:t>
+      </w:r>
+    </w:p>
+    <w:p>
+      <w:r>
+        <w:t>O Design de Interface de Usuário (UI) refere-se aos aspectos visuais e interativos do sistema, incluindo layout, cores, tipografia, ícones e disposição dos elementos na tela. Seu objetivo principal é tornar a interação intuitiva, clara e agradável. Um bom design de UI reduz o esforço cognitivo do usuário, facilita a compreensão das funcionalidades e contribui para uma navegação mais fluida.</w:t>
+      </w:r>
+    </w:p>
+    <w:p>
+      <w:r>
+        <w:tab/>
+      </w:r>
+      <w:r>
+        <w:t>No sistema</w:t>
+      </w:r>
+      <w:r>
+        <w:t>, o design de UI priorizará a simplicidade visual, evitando excesso de informações</w:t>
+      </w:r>
+      <w:r>
+        <w:t xml:space="preserve"> e poluição visual</w:t>
+      </w:r>
+      <w:r>
+        <w:t xml:space="preserve"> em uma única tela e destacando ações importantes, como criação de postagens, visualização de eventos e acesso a </w:t>
+      </w:r>
+      <w:r>
+        <w:t>vagas de empregos</w:t>
+      </w:r>
+      <w:r>
+        <w:t>. A padronização visual entre páginas será mantida para garantir consistência e facilitar o aprendizado do sistema pelos usuários.</w:t>
       </w:r>
     </w:p>
     <w:p/>
     <w:p/>
-    <w:p/>
-    <w:p/>
-    <w:p/>
-    <w:p/>
-    <w:p/>
-    <w:p>
-      <w:pPr>
-        <w:pStyle w:val="Ttulo3"/>
-      </w:pPr>
-      <w:bookmarkStart w:id="46" w:name="_Toc224116924"/>
-      <w:r>
-        <w:lastRenderedPageBreak/>
-        <w:t>Padrões de acessibilidade e inclusão digital</w:t>
-      </w:r>
-      <w:bookmarkEnd w:id="46"/>
-    </w:p>
-    <w:p/>
-    <w:p>
-      <w:r>
-        <w:t>No desenvolvimento de uma rede social regi</w:t>
-      </w:r>
-      <w:r>
-        <w:t>onalizada</w:t>
-      </w:r>
-      <w:r>
-        <w:t>, é fundamental garantir que todos os</w:t>
-      </w:r>
-      <w:r>
-        <w:t xml:space="preserve"> grupos de</w:t>
-      </w:r>
-      <w:r>
-        <w:t xml:space="preserve"> potenciais usuários tenham condições de acesso </w:t>
-      </w:r>
-      <w:r>
-        <w:t>equivalentes</w:t>
-      </w:r>
-      <w:r>
-        <w:t>. Dessa forma, é imp</w:t>
-      </w:r>
-      <w:r>
-        <w:t>ortante</w:t>
-      </w:r>
-      <w:r>
-        <w:t xml:space="preserve"> considerar</w:t>
-      </w:r>
-      <w:r>
-        <w:t xml:space="preserve"> a existência de</w:t>
-      </w:r>
-      <w:r>
-        <w:t xml:space="preserve"> </w:t>
-      </w:r>
-      <w:r>
-        <w:t xml:space="preserve">grupos de </w:t>
-      </w:r>
-      <w:r>
-        <w:t>usuários</w:t>
-      </w:r>
-      <w:r>
-        <w:t xml:space="preserve"> </w:t>
-      </w:r>
-      <w:r>
-        <w:t xml:space="preserve">com diferentes capacidades, habilidades e formas de interação com tecnologias. </w:t>
-      </w:r>
-      <w:r>
-        <w:t>N</w:t>
-      </w:r>
-      <w:r>
-        <w:t xml:space="preserve">esse contexto, </w:t>
-      </w:r>
-      <w:r>
-        <w:t xml:space="preserve">acessibilidade e a inclusão digital </w:t>
-      </w:r>
-      <w:r>
-        <w:t>configuram-se como aspectos centrais da qualidade de software.</w:t>
-      </w:r>
-    </w:p>
-    <w:p>
-      <w:r>
-        <w:tab/>
-      </w:r>
-      <w:r>
-        <w:t xml:space="preserve">Segundo Pressman (2016), a </w:t>
-      </w:r>
-      <w:r>
-        <w:t>acessibilidade</w:t>
-      </w:r>
-      <w:r>
-        <w:t xml:space="preserve"> de um sistema está diretamente relacionada </w:t>
-      </w:r>
-      <w:r>
-        <w:t>na qualidade do software onde a</w:t>
-      </w:r>
-      <w:r>
-        <w:t xml:space="preserve"> capacidade de atender </w:t>
-      </w:r>
-      <w:r>
-        <w:t xml:space="preserve">um </w:t>
-      </w:r>
-      <w:r>
-        <w:t>cliente</w:t>
-      </w:r>
-      <w:r>
-        <w:t xml:space="preserve"> </w:t>
-      </w:r>
-      <w:r>
-        <w:t xml:space="preserve">não se limita apenas em </w:t>
-      </w:r>
-      <w:r>
-        <w:t xml:space="preserve">requisitos funcionais, mas também às expectativas dos usuários em termos de usabilidade, eficiência e facilidade de aprendizagem. Isso implica </w:t>
-      </w:r>
-      <w:r>
-        <w:t>em</w:t>
-      </w:r>
-    </w:p>
-    <w:p>
-      <w:r>
-        <w:t>fazer</w:t>
-      </w:r>
-      <w:r>
-        <w:t xml:space="preserve"> interfaces que considerem as necessidades de diferentes perfis de usuários, incluindo aqueles que enfrentam limitações físicas, cognitivas ou tecnológicas.</w:t>
-      </w:r>
-    </w:p>
-    <w:p>
-      <w:r>
-        <w:tab/>
-      </w:r>
-      <w:r>
-        <w:t>Pressman</w:t>
-      </w:r>
-      <w:r>
-        <w:t xml:space="preserve"> (2016)</w:t>
-      </w:r>
-      <w:r>
-        <w:t xml:space="preserve"> ressalta </w:t>
-      </w:r>
-      <w:r>
-        <w:t xml:space="preserve">ainda </w:t>
-      </w:r>
-      <w:r>
-        <w:t xml:space="preserve">que a usabilidade deve </w:t>
-      </w:r>
-      <w:r>
-        <w:t xml:space="preserve">ser aplicada </w:t>
-      </w:r>
-      <w:r>
-        <w:t xml:space="preserve">desde as fases iniciais do desenvolvimento, </w:t>
-      </w:r>
-      <w:r>
-        <w:t>principalmente</w:t>
-      </w:r>
-      <w:r>
-        <w:t>,</w:t>
-      </w:r>
-      <w:r>
-        <w:t xml:space="preserve"> em sistemas com interações</w:t>
-      </w:r>
-      <w:r>
-        <w:t xml:space="preserve"> como redes sociais. A adoção de boas práticas de engenharia de software, incluindo testes de usabilidade e avaliações </w:t>
-      </w:r>
-      <w:r>
-        <w:t xml:space="preserve">de </w:t>
-      </w:r>
-      <w:r>
-        <w:t>usuários</w:t>
-      </w:r>
-      <w:r>
-        <w:t>, contribui para identificar barreiras de uso e ajustar o sistema para torná-lo mais acessível e intuitivo.</w:t>
-      </w:r>
-      <w:r>
-        <w:t xml:space="preserve"> </w:t>
-      </w:r>
-      <w:r>
-        <w:t>Nesse sentido, o projeto da rede social priorizará soluções que facilitem a interação dos usuários como interfaces simples, linguagem clara e compatibilidade com dispositivos</w:t>
-      </w:r>
-      <w:r>
-        <w:t xml:space="preserve">, </w:t>
-      </w:r>
-      <w:r>
-        <w:t>com o objetivo de reduzir desigualdades de acesso e promover maior participação da comunidade, independentemente de limitações ou condições tecnológicas.</w:t>
-      </w:r>
-    </w:p>
-    <w:p>
-      <w:pPr>
-        <w:rPr>
-          <w:rFonts w:eastAsia="Arial"/>
-          <w:color w:val="0000FF"/>
-        </w:rPr>
-      </w:pPr>
-    </w:p>
-    <w:p>
-      <w:pPr>
-        <w:rPr>
-          <w:rFonts w:eastAsia="Arial"/>
-          <w:color w:val="0000FF"/>
-        </w:rPr>
-      </w:pPr>
-    </w:p>
-    <w:p>
-      <w:pPr>
-        <w:rPr>
-          <w:rFonts w:eastAsia="Arial"/>
-          <w:color w:val="0000FF"/>
-        </w:rPr>
-      </w:pPr>
-    </w:p>
-    <w:p>
-      <w:pPr>
-        <w:rPr>
-          <w:rFonts w:eastAsia="Arial"/>
-          <w:color w:val="0000FF"/>
-        </w:rPr>
-      </w:pPr>
-    </w:p>
-    <w:p>
-      <w:pPr>
-        <w:rPr>
-          <w:rFonts w:eastAsia="Arial"/>
-          <w:color w:val="0000FF"/>
-        </w:rPr>
-      </w:pPr>
-    </w:p>
-    <w:p>
-      <w:pPr>
-        <w:rPr>
-          <w:rFonts w:eastAsia="Arial"/>
-          <w:color w:val="0000FF"/>
-        </w:rPr>
-      </w:pPr>
-    </w:p>
-    <w:p>
-      <w:pPr>
-        <w:rPr>
-          <w:rFonts w:eastAsia="Arial"/>
-          <w:color w:val="0000FF"/>
-        </w:rPr>
-      </w:pPr>
-    </w:p>
-    <w:p>
-      <w:pPr>
-        <w:pStyle w:val="Ttulo2"/>
-      </w:pPr>
-      <w:bookmarkStart w:id="47" w:name="_heading=h.c6cy60krjrka" w:colFirst="0" w:colLast="0"/>
-      <w:bookmarkStart w:id="48" w:name="_Toc224116925"/>
-      <w:bookmarkEnd w:id="47"/>
-      <w:r>
-        <w:lastRenderedPageBreak/>
-        <w:t>Projeto de interfaces de usuário (Design UI)</w:t>
-      </w:r>
-      <w:bookmarkEnd w:id="48"/>
-    </w:p>
-    <w:p/>
-    <w:p>
-      <w:pPr>
-        <w:rPr>
-          <w:rFonts w:eastAsia="Arial"/>
-        </w:rPr>
-      </w:pPr>
-      <w:r>
-        <w:rPr>
-          <w:rFonts w:eastAsia="Arial"/>
-        </w:rPr>
-        <w:t xml:space="preserve">O design da </w:t>
-      </w:r>
-      <w:r>
-        <w:rPr>
-          <w:rFonts w:eastAsia="Arial"/>
+    <w:p>
+      <w:pPr>
+        <w:rPr>
           <w:b/>
           <w:bCs/>
         </w:rPr>
-        <w:t>I</w:t>
-      </w:r>
-      <w:r>
-        <w:rPr>
-          <w:rFonts w:eastAsia="Arial"/>
+      </w:pPr>
+      <w:r>
+        <w:rPr>
           <w:b/>
           <w:bCs/>
         </w:rPr>
-        <w:t xml:space="preserve">nterface de </w:t>
-      </w:r>
-      <w:r>
-        <w:rPr>
-          <w:rFonts w:eastAsia="Arial"/>
-          <w:b/>
-          <w:bCs/>
-        </w:rPr>
-        <w:t>U</w:t>
-      </w:r>
-      <w:r>
-        <w:rPr>
-          <w:rFonts w:eastAsia="Arial"/>
-          <w:b/>
-          <w:bCs/>
-        </w:rPr>
-        <w:t>suário (UI)</w:t>
-      </w:r>
-      <w:r>
-        <w:rPr>
-          <w:rFonts w:eastAsia="Arial"/>
-        </w:rPr>
-        <w:t xml:space="preserve"> é uma das etapas mais importantes no desenvolvimento sistema</w:t>
-      </w:r>
-      <w:r>
-        <w:rPr>
-          <w:rFonts w:eastAsia="Arial"/>
-        </w:rPr>
-        <w:t>s</w:t>
-      </w:r>
-      <w:r>
-        <w:rPr>
-          <w:rFonts w:eastAsia="Arial"/>
-        </w:rPr>
-        <w:t xml:space="preserve"> voltado</w:t>
-      </w:r>
-      <w:r>
-        <w:rPr>
-          <w:rFonts w:eastAsia="Arial"/>
-        </w:rPr>
-        <w:t>s</w:t>
-      </w:r>
-      <w:r>
-        <w:rPr>
-          <w:rFonts w:eastAsia="Arial"/>
-        </w:rPr>
-        <w:t xml:space="preserve"> para o público geral, pois influ</w:t>
-      </w:r>
-      <w:r>
-        <w:rPr>
-          <w:rFonts w:eastAsia="Arial"/>
-        </w:rPr>
-        <w:t>ê</w:t>
-      </w:r>
-      <w:r>
-        <w:rPr>
-          <w:rFonts w:eastAsia="Arial"/>
-        </w:rPr>
-        <w:t>ncia diretamente na experiência, usabilidade e engajamento dos usuários. Uma interface bem feita facilita a navegação, reduz erros e torna o uso da plataforma mais agradável.</w:t>
-      </w:r>
-      <w:r>
-        <w:rPr>
-          <w:rFonts w:eastAsia="Arial"/>
-        </w:rPr>
+        <w:lastRenderedPageBreak/>
+        <w:t>Design UX</w:t>
+      </w:r>
+    </w:p>
+    <w:p>
+      <w:r>
+        <w:t>O Design de Experiência do Usuário (</w:t>
+      </w:r>
+      <w:proofErr w:type="spellStart"/>
+      <w:r>
+        <w:t>User</w:t>
+      </w:r>
+      <w:proofErr w:type="spellEnd"/>
+      <w:r>
+        <w:t xml:space="preserve"> Experience – UX) está relacionado à forma como o usuário percebe e vivencia o uso do sistema como um todo. De acordo com Norman (2006), a experiência do usuário envolve fatores emocionais, cognitivos e funcionais, indo além da aparência visual da interface.</w:t>
+      </w:r>
+    </w:p>
+    <w:p>
+      <w:r>
+        <w:t>O</w:t>
+      </w:r>
+      <w:r>
+        <w:t xml:space="preserve"> design de UX buscará compreender o perfil dos usuários, suas necessidades e limitações. A navegação será planejada para</w:t>
+      </w:r>
+      <w:r>
+        <w:t xml:space="preserve"> ter</w:t>
+      </w:r>
+      <w:r>
         <w:t xml:space="preserve"> </w:t>
       </w:r>
       <w:r>
-        <w:rPr>
-          <w:rFonts w:eastAsia="Arial"/>
-        </w:rPr>
-        <w:t xml:space="preserve">Segundo Norman (2006), o design </w:t>
-      </w:r>
-      <w:r>
-        <w:rPr>
-          <w:rFonts w:eastAsia="Arial"/>
-        </w:rPr>
-        <w:t xml:space="preserve">da interface de usuário </w:t>
-      </w:r>
-      <w:r>
-        <w:rPr>
-          <w:rFonts w:eastAsia="Arial"/>
-        </w:rPr>
-        <w:t>deve ser focado nas necessidades reais das pessoas prioriza</w:t>
-      </w:r>
-      <w:r>
-        <w:rPr>
-          <w:rFonts w:eastAsia="Arial"/>
-        </w:rPr>
-        <w:t>ndo</w:t>
-      </w:r>
-      <w:r>
-        <w:rPr>
-          <w:rFonts w:eastAsia="Arial"/>
-        </w:rPr>
-        <w:t xml:space="preserve"> clareza, funcionalidade e simplicidade. </w:t>
-      </w:r>
-    </w:p>
-    <w:p>
-      <w:pPr>
-        <w:rPr>
-          <w:rFonts w:eastAsia="Arial"/>
-        </w:rPr>
-      </w:pPr>
-    </w:p>
-    <w:p>
-      <w:pPr>
-        <w:rPr>
-          <w:b/>
-          <w:bCs/>
-        </w:rPr>
-      </w:pPr>
-      <w:r>
-        <w:rPr>
-          <w:b/>
-          <w:bCs/>
-        </w:rPr>
-        <w:t xml:space="preserve">Design UI </w:t>
-      </w:r>
-    </w:p>
-    <w:p>
-      <w:r>
-        <w:t>O Design de Interface de Usuário (UI) refere-se aos aspectos visuais e interativos do sistema, incluindo layout, cores, tipografia, ícones e disposição dos elementos na tela. Seu objetivo principal é tornar a interação intuitiva, clara e agradável. Um bom design de UI reduz o esforço cognitivo do usuário, facilita a compreensão das funcionalidades e contribui para uma navegação mais fluida.</w:t>
-      </w:r>
-    </w:p>
-    <w:p>
-      <w:r>
-        <w:tab/>
-      </w:r>
-      <w:r>
-        <w:t>No sistema</w:t>
-      </w:r>
-      <w:r>
-        <w:t>, o design de UI priorizará a simplicidade visual, evitando excesso de informações</w:t>
-      </w:r>
-      <w:r>
-        <w:t xml:space="preserve"> e poluição visual</w:t>
-      </w:r>
-      <w:r>
-        <w:t xml:space="preserve"> em uma única tela e destacando ações importantes, como criação de postagens, visualização de eventos e acesso a </w:t>
-      </w:r>
-      <w:r>
-        <w:t>vagas de empregos</w:t>
-      </w:r>
-      <w:r>
-        <w:t>. A padronização visual entre páginas será mantida para garantir consistência e facilitar o aprendizado do sistema pelos usuários.</w:t>
+        <w:t>a menor burocracia</w:t>
+      </w:r>
+      <w:r>
+        <w:t xml:space="preserve"> </w:t>
+      </w:r>
+      <w:r>
+        <w:t>n</w:t>
+      </w:r>
+      <w:r>
+        <w:t xml:space="preserve">a realização de tarefas, como publicar informações, visualizar </w:t>
+      </w:r>
+      <w:r>
+        <w:t>conteúdo</w:t>
+      </w:r>
+      <w:r>
+        <w:t xml:space="preserve"> ou interagir com outros usuários. O objetivo é proporcionar uma experiência simples, eficiente e satisfatória, incentivando o uso contínuo da plataforma.</w:t>
       </w:r>
     </w:p>
     <w:p/>
     <w:p>
       <w:pPr>
-        <w:rPr>
-          <w:b/>
-          <w:bCs/>
-        </w:rPr>
-      </w:pPr>
-      <w:r>
-        <w:rPr>
-          <w:b/>
-          <w:bCs/>
-        </w:rPr>
-        <w:t>Design UX</w:t>
-      </w:r>
-    </w:p>
-    <w:p>
-      <w:r>
-        <w:t>O Design de Experiência do Usuário (</w:t>
-      </w:r>
-      <w:proofErr w:type="spellStart"/>
-      <w:r>
-        <w:t>User</w:t>
-      </w:r>
-      <w:proofErr w:type="spellEnd"/>
-      <w:r>
-        <w:t xml:space="preserve"> Experience – UX) está relacionado à forma como o usuário percebe e vivencia o uso do sistema como um todo. De acordo com Norman (2006), a experiência do usuário envolve fatores emocionais, cognitivos e funcionais, indo além da aparência visual da interface.</w:t>
-      </w:r>
-    </w:p>
-    <w:p>
-      <w:r>
-        <w:t>O</w:t>
-      </w:r>
-      <w:r>
-        <w:t xml:space="preserve"> design de UX buscará compreender o perfil dos usuários, suas necessidades e limitações. A navegação será planejada para</w:t>
-      </w:r>
-      <w:r>
-        <w:t xml:space="preserve"> ter</w:t>
-      </w:r>
-      <w:r>
-        <w:t xml:space="preserve"> </w:t>
-      </w:r>
-      <w:r>
-        <w:t>a menor burocracia</w:t>
-      </w:r>
-      <w:r>
-        <w:t xml:space="preserve"> </w:t>
-      </w:r>
-      <w:r>
-        <w:t>n</w:t>
-      </w:r>
-      <w:r>
-        <w:t xml:space="preserve">a realização de tarefas, como publicar informações, visualizar </w:t>
-      </w:r>
-      <w:proofErr w:type="spellStart"/>
-      <w:r>
-        <w:t>conteúdos</w:t>
-      </w:r>
-      <w:proofErr w:type="spellEnd"/>
-      <w:r>
-        <w:t xml:space="preserve"> ou interagir com outros usuários. O objetivo é proporcionar uma experiência simples, eficiente e satisfatória, incentivando o uso contínuo da plataforma.</w:t>
-      </w:r>
-    </w:p>
-    <w:p/>
-    <w:p>
-      <w:pPr>
-        <w:pStyle w:val="Ttulo2"/>
-      </w:pPr>
-      <w:bookmarkStart w:id="49" w:name="_Toc224116926"/>
-      <w:r>
-        <w:lastRenderedPageBreak/>
+        <w:pStyle w:val="Ttulo3"/>
+      </w:pPr>
+      <w:bookmarkStart w:id="55" w:name="_Toc225707944"/>
+      <w:r>
         <w:t>Interface da ArinosBay</w:t>
       </w:r>
-      <w:bookmarkEnd w:id="49"/>
-    </w:p>
-    <w:p/>
+      <w:bookmarkEnd w:id="55"/>
+    </w:p>
     <w:p>
       <w:pPr>
         <w:rPr>
@@ -8937,37 +9912,24 @@
         <w:t>, mas também uma experiência positiva, acessível e alinhada às expectativas.</w:t>
       </w:r>
     </w:p>
-    <w:p>
-      <w:pPr>
-        <w:rPr>
-          <w:color w:val="0070C0"/>
-        </w:rPr>
-      </w:pPr>
-    </w:p>
-    <w:p>
-      <w:pPr>
-        <w:rPr>
-          <w:rFonts w:eastAsia="Arial"/>
-          <w:color w:val="002060"/>
-        </w:rPr>
-      </w:pPr>
-      <w:bookmarkStart w:id="50" w:name="_heading=h.8roayr2udvs" w:colFirst="0" w:colLast="0"/>
-      <w:bookmarkEnd w:id="50"/>
-    </w:p>
+    <w:p/>
     <w:p>
       <w:pPr>
         <w:pStyle w:val="Ttulo2"/>
       </w:pPr>
-      <w:bookmarkStart w:id="51" w:name="_heading=h.epfnyrkmt5kj" w:colFirst="0" w:colLast="0"/>
-      <w:bookmarkStart w:id="52" w:name="_Toc224116927"/>
-      <w:bookmarkEnd w:id="51"/>
-      <w:r>
+      <w:bookmarkStart w:id="56" w:name="_heading=h.8roayr2udvs" w:colFirst="0" w:colLast="0"/>
+      <w:bookmarkStart w:id="57" w:name="_heading=h.epfnyrkmt5kj" w:colFirst="0" w:colLast="0"/>
+      <w:bookmarkStart w:id="58" w:name="_Toc225707945"/>
+      <w:bookmarkEnd w:id="56"/>
+      <w:bookmarkEnd w:id="57"/>
+      <w:r>
+        <w:lastRenderedPageBreak/>
         <w:t xml:space="preserve">modelagem de sistemas com </w:t>
       </w:r>
       <w:r>
         <w:t>UML</w:t>
       </w:r>
-      <w:bookmarkEnd w:id="52"/>
+      <w:bookmarkEnd w:id="58"/>
     </w:p>
     <w:p>
       <w:r>
@@ -8989,15 +9951,7 @@
         <w:t>De acordo com</w:t>
       </w:r>
       <w:r>
-        <w:t xml:space="preserve"> </w:t>
-      </w:r>
-      <w:proofErr w:type="spellStart"/>
-      <w:r>
-        <w:t>Sommerville</w:t>
-      </w:r>
-      <w:proofErr w:type="spellEnd"/>
-      <w:r>
-        <w:t xml:space="preserve"> (2019), a modelagem auxilia na compreensão dos requisitos, na comunicação entre os envolvidos no projeto e na redução de erros durante o desenvolvimento.</w:t>
+        <w:t xml:space="preserve"> Sommerville (2019), a modelagem auxilia na compreensão dos requisitos, na comunicação entre os envolvidos no projeto e na redução de erros durante o desenvolvimento.</w:t>
       </w:r>
     </w:p>
     <w:p>
@@ -9082,11 +10036,7 @@
         <w:t xml:space="preserve"> utilizad</w:t>
       </w:r>
       <w:r>
-        <w:t xml:space="preserve">os alguns dos </w:t>
-      </w:r>
-      <w:r>
-        <w:lastRenderedPageBreak/>
-        <w:t>diagramas de</w:t>
+        <w:t>os alguns dos diagramas de</w:t>
       </w:r>
       <w:r>
         <w:t xml:space="preserve"> UML</w:t>
@@ -9153,13 +10103,12 @@
       <w:pPr>
         <w:pStyle w:val="Ttulo3"/>
       </w:pPr>
-      <w:bookmarkStart w:id="53" w:name="_Toc224116928"/>
+      <w:bookmarkStart w:id="59" w:name="_Toc225707946"/>
       <w:r>
         <w:t>Diagrama de casos de uso</w:t>
       </w:r>
-      <w:bookmarkEnd w:id="53"/>
-    </w:p>
-    <w:p/>
+      <w:bookmarkEnd w:id="59"/>
+    </w:p>
     <w:p>
       <w:r>
         <w:t>O diagrama de casos de uso é utilizado para representar as funcionalidades do sistema sob a perspectiva do usuário.</w:t>
@@ -9168,15 +10117,7 @@
         <w:t xml:space="preserve"> Segundo</w:t>
       </w:r>
       <w:r>
-        <w:t xml:space="preserve"> </w:t>
-      </w:r>
-      <w:proofErr w:type="spellStart"/>
-      <w:r>
-        <w:t>Sommerville</w:t>
-      </w:r>
-      <w:proofErr w:type="spellEnd"/>
-      <w:r>
-        <w:t xml:space="preserve"> (2019), esse diagrama descreve como os atores interagem com o sistema, </w:t>
+        <w:t xml:space="preserve"> Sommerville (2019), esse diagrama descreve como os atores interagem com o sistema, </w:t>
       </w:r>
       <w:r>
         <w:t>mostrando</w:t>
@@ -9186,93 +10127,52 @@
       </w:r>
     </w:p>
     <w:p>
-      <w:r>
-        <w:tab/>
-        <w:t>O</w:t>
-      </w:r>
-      <w:r>
-        <w:t xml:space="preserve"> projeto</w:t>
-      </w:r>
-      <w:r>
-        <w:t xml:space="preserve"> </w:t>
-      </w:r>
-      <w:r>
-        <w:t>o diagrama de casos de uso será fundamental para identificar as principais ações realizadas pelos usuários</w:t>
-      </w:r>
-      <w:r>
-        <w:t>, por exemplo</w:t>
-      </w:r>
-      <w:r>
-        <w:t xml:space="preserve"> o </w:t>
-      </w:r>
-      <w:r>
-        <w:t>login, criação de publicações, visualização de eventos, interação e gerenciamento de perfil. Esse tipo de diagrama facilita a compreensão dos requisitos funcionais e serve como base para o desenvolvimento do sistema.</w:t>
-      </w:r>
-      <w:r>
-        <w:t xml:space="preserve"> </w:t>
-      </w:r>
-      <w:r>
-        <w:t>Além disso, casos de uso ajudam a garantir</w:t>
-      </w:r>
-      <w:r>
-        <w:t xml:space="preserve"> que o sistema atenda </w:t>
-      </w:r>
-      <w:r>
-        <w:t>às</w:t>
-      </w:r>
-      <w:r>
-        <w:t xml:space="preserve"> necessidades pedidas</w:t>
-      </w:r>
-      <w:r>
-        <w:t>, pois representam de forma clara o que o usuário espera da plataforma.</w:t>
-      </w:r>
-    </w:p>
-    <w:p/>
-    <w:p/>
-    <w:p/>
-    <w:p/>
-    <w:p/>
-    <w:p/>
-    <w:p/>
-    <w:p/>
-    <w:p/>
-    <w:p/>
-    <w:p/>
-    <w:p/>
-    <w:p>
-      <w:pPr>
+      <w:pPr>
+        <w:jc w:val="center"/>
         <w:rPr>
           <w:rFonts w:ascii="Times New Roman" w:hAnsi="Times New Roman" w:cs="Times New Roman"/>
         </w:rPr>
       </w:pPr>
+      <w:bookmarkStart w:id="60" w:name="_Toc225707569"/>
+      <w:r>
+        <w:t xml:space="preserve">Figura </w:t>
+      </w:r>
+      <w:fldSimple w:instr=" SEQ Figura \* ARABIC ">
+        <w:r>
+          <w:rPr>
+            <w:noProof/>
+          </w:rPr>
+          <w:t>7</w:t>
+        </w:r>
+      </w:fldSimple>
+      <w:r>
+        <w:t xml:space="preserve">: </w:t>
+      </w:r>
       <w:r>
         <w:rPr>
           <w:rFonts w:ascii="Times New Roman" w:hAnsi="Times New Roman" w:cs="Times New Roman"/>
         </w:rPr>
-        <w:lastRenderedPageBreak/>
-        <w:t xml:space="preserve">Figura </w:t>
-      </w:r>
-      <w:r>
-        <w:rPr>
-          <w:rFonts w:ascii="Times New Roman" w:hAnsi="Times New Roman" w:cs="Times New Roman"/>
-        </w:rPr>
-        <w:t>7</w:t>
-      </w:r>
-      <w:r>
-        <w:rPr>
-          <w:rFonts w:ascii="Times New Roman" w:hAnsi="Times New Roman" w:cs="Times New Roman"/>
-        </w:rPr>
-        <w:t xml:space="preserve"> – Exemplo de diagrama de casos de uso</w:t>
-      </w:r>
-    </w:p>
-    <w:p>
+        <w:t>Exemplo de diagrama de casos de uso</w:t>
+      </w:r>
+      <w:bookmarkEnd w:id="60"/>
+    </w:p>
+    <w:p>
+      <w:pPr>
+        <w:pStyle w:val="Legenda"/>
+        <w:keepNext/>
+      </w:pPr>
+    </w:p>
+    <w:p>
+      <w:pPr>
+        <w:jc w:val="center"/>
+      </w:pPr>
       <w:r>
         <w:rPr>
           <w:noProof/>
         </w:rPr>
         <w:drawing>
-          <wp:inline distT="0" distB="0" distL="0" distR="0" wp14:anchorId="29AD3CF3" wp14:editId="3C02E168">
-            <wp:extent cx="5760085" cy="5290820"/>
+          <wp:inline distT="0" distB="0" distL="0" distR="0" wp14:anchorId="29AD3CF3" wp14:editId="35BFDD2C">
+            <wp:extent cx="3475162" cy="2374900"/>
             <wp:effectExtent l="0" t="0" r="0" b="0"/>
             <wp:docPr id="1937987332" name="Imagem 1" descr="Diag de Caso de Uso FINAL - Wiki"/>
             <wp:cNvGraphicFramePr>
@@ -9288,7 +10188,14 @@
                     </pic:cNvPicPr>
                   </pic:nvPicPr>
                   <pic:blipFill>
-                    <a:blip r:embed="rId15">
+                    <a:blip r:embed="rId19">
+                      <a:duotone>
+                        <a:prstClr val="black"/>
+                        <a:schemeClr val="accent1">
+                          <a:tint val="45000"/>
+                          <a:satMod val="400000"/>
+                        </a:schemeClr>
+                      </a:duotone>
                       <a:extLst>
                         <a:ext uri="{28A0092B-C50C-407E-A947-70E740481C1C}">
                           <a14:useLocalDpi xmlns:a14="http://schemas.microsoft.com/office/drawing/2010/main" val="0"/>
@@ -9303,7 +10210,7 @@
                   <pic:spPr bwMode="auto">
                     <a:xfrm>
                       <a:off x="0" y="0"/>
-                      <a:ext cx="5760085" cy="5290820"/>
+                      <a:ext cx="3533036" cy="2414451"/>
                     </a:xfrm>
                     <a:prstGeom prst="rect">
                       <a:avLst/>
@@ -9321,14 +10228,63 @@
       </w:r>
     </w:p>
     <w:p>
+      <w:r>
+        <w:lastRenderedPageBreak/>
+        <w:tab/>
+      </w:r>
+      <w:r>
+        <w:t>O</w:t>
+      </w:r>
+      <w:r>
+        <w:t xml:space="preserve"> projeto o diagrama de casos de uso será fundamental para identificar as principais ações realizadas pelos usuários, por exemplo o login, criação de publicações, visualização de eventos, interação e gerenciamento de perfil. Esse tipo de diagrama facilita a compreensão dos requisitos funcionais e serve como base para o desenvolvimento do sistema.</w:t>
+      </w:r>
+      <w:r>
+        <w:t xml:space="preserve"> </w:t>
+      </w:r>
+      <w:r>
+        <w:t xml:space="preserve">Além disso, casos de uso </w:t>
+      </w:r>
+      <w:r>
+        <w:t xml:space="preserve">são úteis para </w:t>
+      </w:r>
+      <w:r>
+        <w:t>garantir</w:t>
+      </w:r>
+      <w:r>
+        <w:t xml:space="preserve"> que o sistema atenda às necessidades </w:t>
+      </w:r>
+      <w:r>
+        <w:t>do usuário</w:t>
+      </w:r>
+      <w:r>
+        <w:t xml:space="preserve">, pois representam de forma </w:t>
+      </w:r>
+      <w:r>
+        <w:t xml:space="preserve">simples e objetiva os serviços que </w:t>
+      </w:r>
+      <w:r>
+        <w:t xml:space="preserve">o usuário espera </w:t>
+      </w:r>
+      <w:r>
+        <w:t>que a</w:t>
+      </w:r>
+      <w:r>
+        <w:t xml:space="preserve"> plataforma</w:t>
+      </w:r>
+      <w:r>
+        <w:t xml:space="preserve"> entregue.</w:t>
+      </w:r>
+    </w:p>
+    <w:p/>
+    <w:p>
       <w:pPr>
         <w:pStyle w:val="Ttulo3"/>
       </w:pPr>
-      <w:bookmarkStart w:id="54" w:name="_Toc224116929"/>
+      <w:bookmarkStart w:id="61" w:name="_Toc225707947"/>
       <w:r>
         <w:t>Diagrama de classes</w:t>
       </w:r>
-      <w:bookmarkEnd w:id="54"/>
+      <w:bookmarkEnd w:id="61"/>
     </w:p>
     <w:p>
       <w:r>
@@ -9349,15 +10305,7 @@
         <w:tab/>
       </w:r>
       <w:r>
-        <w:t xml:space="preserve">Segundo </w:t>
-      </w:r>
-      <w:proofErr w:type="spellStart"/>
-      <w:r>
-        <w:t>Sommerville</w:t>
-      </w:r>
-      <w:proofErr w:type="spellEnd"/>
-      <w:r>
-        <w:t xml:space="preserve"> (2019), </w:t>
+        <w:t xml:space="preserve">Segundo Sommerville (2019), </w:t>
       </w:r>
       <w:r>
         <w:t>o</w:t>
@@ -9375,53 +10323,46 @@
         <w:t xml:space="preserve"> Além disso, podem ser utilizados para gerar o código.</w:t>
       </w:r>
     </w:p>
+    <w:p>
+      <w:pPr>
+        <w:pStyle w:val="Legenda"/>
+        <w:keepNext/>
+      </w:pPr>
+      <w:bookmarkStart w:id="62" w:name="_Toc225707570"/>
+      <w:r>
+        <w:t xml:space="preserve">Figura </w:t>
+      </w:r>
+      <w:fldSimple w:instr=" SEQ Figura \* ARABIC ">
+        <w:r>
+          <w:rPr>
+            <w:noProof/>
+          </w:rPr>
+          <w:t>8</w:t>
+        </w:r>
+      </w:fldSimple>
+      <w:r>
+        <w:t>: e</w:t>
+      </w:r>
+      <w:r>
+        <w:t xml:space="preserve">xemplo de diagrama de </w:t>
+      </w:r>
+      <w:r>
+        <w:t>classes</w:t>
+      </w:r>
+      <w:bookmarkEnd w:id="62"/>
+    </w:p>
     <w:p/>
     <w:p>
       <w:pPr>
-        <w:rPr>
-          <w:rFonts w:ascii="Times New Roman" w:hAnsi="Times New Roman" w:cs="Times New Roman"/>
-        </w:rPr>
-      </w:pPr>
-    </w:p>
-    <w:p>
-      <w:pPr>
-        <w:rPr>
-          <w:rFonts w:ascii="Times New Roman" w:hAnsi="Times New Roman" w:cs="Times New Roman"/>
-        </w:rPr>
-      </w:pPr>
-      <w:r>
-        <w:rPr>
-          <w:rFonts w:ascii="Times New Roman" w:hAnsi="Times New Roman" w:cs="Times New Roman"/>
-        </w:rPr>
-        <w:t xml:space="preserve">Figura </w:t>
-      </w:r>
-      <w:r>
-        <w:rPr>
-          <w:rFonts w:ascii="Times New Roman" w:hAnsi="Times New Roman" w:cs="Times New Roman"/>
-        </w:rPr>
-        <w:t>8</w:t>
-      </w:r>
-      <w:r>
-        <w:rPr>
-          <w:rFonts w:ascii="Times New Roman" w:hAnsi="Times New Roman" w:cs="Times New Roman"/>
-        </w:rPr>
-        <w:t xml:space="preserve"> – Exemplo de diagrama de </w:t>
-      </w:r>
-      <w:r>
-        <w:rPr>
-          <w:rFonts w:ascii="Times New Roman" w:hAnsi="Times New Roman" w:cs="Times New Roman"/>
-        </w:rPr>
-        <w:t>classes</w:t>
-      </w:r>
-    </w:p>
-    <w:p>
+        <w:jc w:val="center"/>
+      </w:pPr>
       <w:r>
         <w:rPr>
           <w:noProof/>
         </w:rPr>
         <w:drawing>
-          <wp:inline distT="0" distB="0" distL="0" distR="0" wp14:anchorId="1EAE5FFE" wp14:editId="125CB23E">
-            <wp:extent cx="5760085" cy="3147695"/>
+          <wp:inline distT="0" distB="0" distL="0" distR="0" wp14:anchorId="1EAE5FFE" wp14:editId="2FFA516B">
+            <wp:extent cx="4959350" cy="2571750"/>
             <wp:effectExtent l="0" t="0" r="0" b="0"/>
             <wp:docPr id="25387801" name="Imagem 2" descr="Ajuda com diagrama de classes UML - Programação - GUJ"/>
             <wp:cNvGraphicFramePr>
@@ -9437,7 +10378,14 @@
                     </pic:cNvPicPr>
                   </pic:nvPicPr>
                   <pic:blipFill>
-                    <a:blip r:embed="rId16">
+                    <a:blip r:embed="rId20">
+                      <a:duotone>
+                        <a:prstClr val="black"/>
+                        <a:schemeClr val="accent1">
+                          <a:tint val="45000"/>
+                          <a:satMod val="400000"/>
+                        </a:schemeClr>
+                      </a:duotone>
                       <a:extLst>
                         <a:ext uri="{28A0092B-C50C-407E-A947-70E740481C1C}">
                           <a14:useLocalDpi xmlns:a14="http://schemas.microsoft.com/office/drawing/2010/main" val="0"/>
@@ -9452,7 +10400,7 @@
                   <pic:spPr bwMode="auto">
                     <a:xfrm>
                       <a:off x="0" y="0"/>
-                      <a:ext cx="5760085" cy="3147695"/>
+                      <a:ext cx="4959350" cy="2571750"/>
                     </a:xfrm>
                     <a:prstGeom prst="rect">
                       <a:avLst/>
@@ -9475,22 +10423,16 @@
       </w:r>
     </w:p>
     <w:p>
-      <w:r>
-        <w:tab/>
-      </w:r>
-    </w:p>
-    <w:p/>
-    <w:p>
       <w:pPr>
         <w:pStyle w:val="Ttulo2"/>
       </w:pPr>
-      <w:bookmarkStart w:id="55" w:name="_Toc224116930"/>
-      <w:r>
+      <w:bookmarkStart w:id="63" w:name="_Toc225707948"/>
+      <w:r>
+        <w:lastRenderedPageBreak/>
         <w:t>Tecnologias</w:t>
       </w:r>
-      <w:bookmarkEnd w:id="55"/>
-    </w:p>
-    <w:p/>
+      <w:bookmarkEnd w:id="63"/>
+    </w:p>
     <w:p>
       <w:r>
         <w:t>Para o desenvolvimento d</w:t>
@@ -9537,10 +10479,19 @@
         <w:t xml:space="preserve">poderão </w:t>
       </w:r>
       <w:r>
-        <w:t>ser usadas. Esta é uma lista</w:t>
-      </w:r>
-      <w:r>
-        <w:t>, meramente,</w:t>
+        <w:t xml:space="preserve">ser usadas. </w:t>
+      </w:r>
+      <w:r>
+        <w:t xml:space="preserve">A </w:t>
+      </w:r>
+      <w:r>
+        <w:t>lista</w:t>
+      </w:r>
+      <w:r>
+        <w:t xml:space="preserve"> abaixo é</w:t>
+      </w:r>
+      <w:r>
+        <w:t xml:space="preserve"> meramente</w:t>
       </w:r>
       <w:r>
         <w:t xml:space="preserve"> ilustrativa e não esgota a possibilidade do uso de outras</w:t>
@@ -9556,109 +10507,123 @@
     </w:p>
     <w:p>
       <w:pPr>
-        <w:pStyle w:val="Ttulo3"/>
-      </w:pPr>
-      <w:bookmarkStart w:id="56" w:name="_Toc224116931"/>
-      <w:r>
-        <w:t>controle de versão – github</w:t>
-      </w:r>
-      <w:bookmarkEnd w:id="56"/>
-    </w:p>
-    <w:p/>
-    <w:p>
-      <w:r>
-        <w:t>Controle de versão é</w:t>
-      </w:r>
-      <w:r>
-        <w:t xml:space="preserve"> uma prática fundamental no desenvolvimento de software</w:t>
-      </w:r>
-      <w:r>
-        <w:t xml:space="preserve"> atual</w:t>
-      </w:r>
-      <w:r>
-        <w:t xml:space="preserve">, </w:t>
-      </w:r>
-      <w:r>
-        <w:t>permit</w:t>
-      </w:r>
-      <w:r>
-        <w:t>e</w:t>
-      </w:r>
-      <w:r>
-        <w:t xml:space="preserve"> </w:t>
-      </w:r>
-      <w:r>
-        <w:t>gerencia</w:t>
-      </w:r>
-      <w:r>
-        <w:t>r</w:t>
-      </w:r>
-      <w:r>
-        <w:t xml:space="preserve"> as alterações realizadas no código-fonte ao longo do tempo. </w:t>
-      </w:r>
-      <w:r>
-        <w:t>S</w:t>
-      </w:r>
-      <w:r>
-        <w:t xml:space="preserve">istemas de controle de versão são essenciais para </w:t>
-      </w:r>
-      <w:r>
-        <w:t xml:space="preserve">manter a integridade do </w:t>
-      </w:r>
-      <w:r>
-        <w:lastRenderedPageBreak/>
-        <w:t>software, facilitar o trabalho colaborativo e possibilitar o rastreamento de modificações, correções e evoluções do sistema</w:t>
-      </w:r>
-      <w:r>
-        <w:t xml:space="preserve"> (</w:t>
-      </w:r>
-      <w:r>
-        <w:t>Sommerville</w:t>
-      </w:r>
-      <w:r>
-        <w:t>,</w:t>
-      </w:r>
-      <w:r>
-        <w:t>2019</w:t>
-      </w:r>
-      <w:r>
-        <w:t>)</w:t>
-      </w:r>
-      <w:r>
-        <w:t>.</w:t>
-      </w:r>
-    </w:p>
-    <w:p/>
-    <w:p/>
-    <w:p/>
-    <w:p>
-      <w:pPr>
+        <w:pStyle w:val="PargrafodaLista"/>
+        <w:numPr>
+          <w:ilvl w:val="0"/>
+          <w:numId w:val="13"/>
+        </w:numPr>
         <w:rPr>
           <w:b/>
           <w:bCs/>
         </w:rPr>
       </w:pPr>
-      <w:proofErr w:type="spellStart"/>
       <w:r>
         <w:rPr>
           <w:b/>
           <w:bCs/>
         </w:rPr>
-        <w:t>Git</w:t>
-      </w:r>
-      <w:proofErr w:type="spellEnd"/>
+        <w:t>C</w:t>
+      </w:r>
       <w:r>
         <w:rPr>
           <w:b/>
           <w:bCs/>
         </w:rPr>
+        <w:t>ontrole de versão – github</w:t>
+      </w:r>
+    </w:p>
+    <w:p>
+      <w:r>
+        <w:t>Controle de versão é</w:t>
+      </w:r>
+      <w:r>
+        <w:t xml:space="preserve"> uma prática fundamental no desenvolvimento de software</w:t>
+      </w:r>
+      <w:r>
+        <w:t xml:space="preserve"> atual</w:t>
+      </w:r>
+      <w:r>
+        <w:t xml:space="preserve">, </w:t>
+      </w:r>
+      <w:r>
+        <w:t>permit</w:t>
+      </w:r>
+      <w:r>
+        <w:t>e</w:t>
+      </w:r>
+      <w:r>
+        <w:t xml:space="preserve"> </w:t>
+      </w:r>
+      <w:r>
+        <w:t>gerencia</w:t>
+      </w:r>
+      <w:r>
+        <w:t>r</w:t>
+      </w:r>
+      <w:r>
+        <w:t xml:space="preserve"> as alterações realizadas no código-fonte ao longo do tempo. </w:t>
+      </w:r>
+      <w:r>
+        <w:t>S</w:t>
+      </w:r>
+      <w:r>
+        <w:t xml:space="preserve">istemas de controle de versão são essenciais para </w:t>
+      </w:r>
+      <w:r>
+        <w:t>manter a integridade do software, facilitar o trabalho colaborativo e possibilitar o rastreamento de modificações, correções e evoluções do sistema</w:t>
+      </w:r>
+      <w:r>
+        <w:t xml:space="preserve"> (</w:t>
+      </w:r>
+      <w:r>
+        <w:t>Sommerville</w:t>
+      </w:r>
+      <w:r>
+        <w:t>,</w:t>
+      </w:r>
+      <w:r>
+        <w:t>2019</w:t>
+      </w:r>
+      <w:r>
+        <w:t>)</w:t>
+      </w:r>
+      <w:r>
+        <w:t>.</w:t>
+      </w:r>
+    </w:p>
+    <w:p>
+      <w:pPr>
+        <w:rPr>
+          <w:b/>
+          <w:bCs/>
+        </w:rPr>
+      </w:pPr>
+    </w:p>
+    <w:p>
+      <w:pPr>
+        <w:rPr>
+          <w:b/>
+          <w:bCs/>
+        </w:rPr>
+      </w:pPr>
+      <w:proofErr w:type="spellStart"/>
+      <w:r>
+        <w:rPr>
+          <w:b/>
+          <w:bCs/>
+        </w:rPr>
+        <w:t>Git</w:t>
+      </w:r>
+      <w:proofErr w:type="spellEnd"/>
+      <w:r>
+        <w:rPr>
+          <w:b/>
+          <w:bCs/>
+        </w:rPr>
         <w:t xml:space="preserve"> e GitHub</w:t>
       </w:r>
     </w:p>
     <w:p>
-      <w:r>
-        <w:tab/>
-      </w:r>
       <w:r>
         <w:t xml:space="preserve">O </w:t>
       </w:r>
@@ -9811,47 +10776,78 @@
         <w:t>.</w:t>
       </w:r>
     </w:p>
-    <w:p/>
-    <w:p>
-      <w:pPr>
-        <w:pStyle w:val="Ttulo3"/>
-      </w:pPr>
-      <w:bookmarkStart w:id="57" w:name="_Toc224116932"/>
-      <w:r>
-        <w:t xml:space="preserve">framewokr </w:t>
-      </w:r>
-      <w:r>
-        <w:t>Thymeleaf</w:t>
-      </w:r>
-      <w:bookmarkEnd w:id="57"/>
-    </w:p>
-    <w:p/>
-    <w:p>
-      <w:proofErr w:type="spellStart"/>
-      <w:r>
+    <w:p>
+      <w:pPr>
+        <w:pStyle w:val="PargrafodaLista"/>
+        <w:numPr>
+          <w:ilvl w:val="0"/>
+          <w:numId w:val="13"/>
+        </w:numPr>
         <w:rPr>
           <w:b/>
           <w:bCs/>
         </w:rPr>
-        <w:t>Thymeleaf</w:t>
-      </w:r>
-      <w:proofErr w:type="spellEnd"/>
-      <w:r>
-        <w:t xml:space="preserve"> é um motor de </w:t>
-      </w:r>
+      </w:pPr>
       <w:proofErr w:type="spellStart"/>
-      <w:r>
-        <w:t>templates</w:t>
-      </w:r>
-      <w:proofErr w:type="spellEnd"/>
-      <w:r>
-        <w:t xml:space="preserve"> para Java que permite integrar a lógica do servidor diretamente no código HTML de maneira elegante e segura. Ele é muito usado em conjunto com o </w:t>
-      </w:r>
       <w:r>
         <w:rPr>
           <w:b/>
           <w:bCs/>
         </w:rPr>
+        <w:lastRenderedPageBreak/>
+        <w:t>F</w:t>
+      </w:r>
+      <w:r>
+        <w:rPr>
+          <w:b/>
+          <w:bCs/>
+        </w:rPr>
+        <w:t>ramewokr</w:t>
+      </w:r>
+      <w:proofErr w:type="spellEnd"/>
+      <w:r>
+        <w:rPr>
+          <w:b/>
+          <w:bCs/>
+        </w:rPr>
+        <w:t xml:space="preserve"> </w:t>
+      </w:r>
+      <w:proofErr w:type="spellStart"/>
+      <w:r>
+        <w:rPr>
+          <w:b/>
+          <w:bCs/>
+        </w:rPr>
+        <w:t>Thymeleaf</w:t>
+      </w:r>
+      <w:proofErr w:type="spellEnd"/>
+    </w:p>
+    <w:p>
+      <w:proofErr w:type="spellStart"/>
+      <w:r>
+        <w:rPr>
+          <w:b/>
+          <w:bCs/>
+        </w:rPr>
+        <w:t>Thymeleaf</w:t>
+      </w:r>
+      <w:proofErr w:type="spellEnd"/>
+      <w:r>
+        <w:t xml:space="preserve"> é um motor de </w:t>
+      </w:r>
+      <w:proofErr w:type="spellStart"/>
+      <w:r>
+        <w:t>templates</w:t>
+      </w:r>
+      <w:proofErr w:type="spellEnd"/>
+      <w:r>
+        <w:t xml:space="preserve"> para Java que permite integrar a lógica do servidor diretamente no código HTML de maneira elegante e segura. Ele é muito usado em conjunto com o </w:t>
+      </w:r>
+      <w:r>
+        <w:rPr>
+          <w:b/>
+          <w:bCs/>
+        </w:rPr>
         <w:t>Spring Framework</w:t>
       </w:r>
       <w:r>
@@ -9869,17 +10865,39 @@
     <w:p/>
     <w:p>
       <w:pPr>
-        <w:pStyle w:val="Ttulo3"/>
-      </w:pPr>
-      <w:bookmarkStart w:id="58" w:name="_Toc224116933"/>
-      <w:r>
-        <w:lastRenderedPageBreak/>
-        <w:t xml:space="preserve">banco de dados </w:t>
-      </w:r>
-      <w:r>
+        <w:pStyle w:val="PargrafodaLista"/>
+        <w:numPr>
+          <w:ilvl w:val="0"/>
+          <w:numId w:val="13"/>
+        </w:numPr>
+        <w:rPr>
+          <w:b/>
+          <w:bCs/>
+        </w:rPr>
+      </w:pPr>
+      <w:r>
+        <w:rPr>
+          <w:b/>
+          <w:bCs/>
+        </w:rPr>
+        <w:t>B</w:t>
+      </w:r>
+      <w:r>
+        <w:rPr>
+          <w:b/>
+          <w:bCs/>
+        </w:rPr>
+        <w:t xml:space="preserve">anco de dados </w:t>
+      </w:r>
+      <w:proofErr w:type="spellStart"/>
+      <w:r>
+        <w:rPr>
+          <w:b/>
+          <w:bCs/>
+        </w:rPr>
         <w:t>PostGreSql</w:t>
       </w:r>
-      <w:bookmarkEnd w:id="58"/>
+      <w:proofErr w:type="spellEnd"/>
     </w:p>
     <w:p>
       <w:r>
@@ -9959,9 +10977,9 @@
           <w:szCs w:val="28"/>
         </w:rPr>
       </w:pPr>
-      <w:bookmarkStart w:id="59" w:name="_Toc175218598"/>
-      <w:bookmarkStart w:id="60" w:name="_Toc175231788"/>
-      <w:bookmarkStart w:id="61" w:name="_Toc175908730"/>
+      <w:bookmarkStart w:id="64" w:name="_Toc175218598"/>
+      <w:bookmarkStart w:id="65" w:name="_Toc175231788"/>
+      <w:bookmarkStart w:id="66" w:name="_Toc175908730"/>
       <w:r>
         <w:br w:type="page"/>
       </w:r>
@@ -9970,15 +10988,15 @@
       <w:pPr>
         <w:pStyle w:val="Ttulo1"/>
       </w:pPr>
-      <w:bookmarkStart w:id="62" w:name="_Toc224116934"/>
+      <w:bookmarkStart w:id="67" w:name="_Toc225707949"/>
       <w:r>
         <w:lastRenderedPageBreak/>
         <w:t>METODOLOGIA</w:t>
       </w:r>
-      <w:bookmarkEnd w:id="59"/>
-      <w:bookmarkEnd w:id="60"/>
-      <w:bookmarkEnd w:id="61"/>
-      <w:bookmarkEnd w:id="62"/>
+      <w:bookmarkEnd w:id="64"/>
+      <w:bookmarkEnd w:id="65"/>
+      <w:bookmarkEnd w:id="66"/>
+      <w:bookmarkEnd w:id="67"/>
     </w:p>
     <w:p>
       <w:r>
@@ -9990,11 +11008,11 @@
       <w:pPr>
         <w:pStyle w:val="Ttulo2"/>
       </w:pPr>
-      <w:bookmarkStart w:id="63" w:name="_Toc224116935"/>
+      <w:bookmarkStart w:id="68" w:name="_Toc225707950"/>
       <w:r>
         <w:t>MOdelo de Processo incremental com prototipagem</w:t>
       </w:r>
-      <w:bookmarkEnd w:id="63"/>
+      <w:bookmarkEnd w:id="68"/>
     </w:p>
     <w:p>
       <w:pPr>
@@ -10020,21 +11038,7 @@
           <w:rFonts w:eastAsia="Arial"/>
         </w:rPr>
         <w:tab/>
-        <w:t xml:space="preserve">Segundo </w:t>
-      </w:r>
-      <w:proofErr w:type="spellStart"/>
-      <w:r>
-        <w:rPr>
-          <w:rFonts w:eastAsia="Arial"/>
-        </w:rPr>
-        <w:t>Sommerville</w:t>
-      </w:r>
-      <w:proofErr w:type="spellEnd"/>
-      <w:r>
-        <w:rPr>
-          <w:rFonts w:eastAsia="Arial"/>
-        </w:rPr>
-        <w:t xml:space="preserve"> (</w:t>
+        <w:t>Segundo Sommerville (</w:t>
       </w:r>
       <w:r>
         <w:rPr>
@@ -10268,22 +11272,21 @@
     </w:p>
     <w:p>
       <w:pPr>
-        <w:rPr>
-          <w:rFonts w:eastAsia="Arial"/>
-        </w:rPr>
-      </w:pPr>
-    </w:p>
-    <w:p>
-      <w:pPr>
         <w:pStyle w:val="Legenda"/>
         <w:keepNext/>
       </w:pPr>
+      <w:bookmarkStart w:id="69" w:name="_Toc225707571"/>
       <w:r>
         <w:t xml:space="preserve">Figura </w:t>
       </w:r>
-      <w:r>
-        <w:t>9</w:t>
-      </w:r>
+      <w:fldSimple w:instr=" SEQ Figura \* ARABIC ">
+        <w:r>
+          <w:rPr>
+            <w:noProof/>
+          </w:rPr>
+          <w:t>9</w:t>
+        </w:r>
+      </w:fldSimple>
       <w:r>
         <w:t xml:space="preserve">: </w:t>
       </w:r>
@@ -10296,7 +11299,9 @@
       <w:r>
         <w:t>.</w:t>
       </w:r>
-    </w:p>
+      <w:bookmarkEnd w:id="69"/>
+    </w:p>
+    <w:p/>
     <w:p>
       <w:pPr>
         <w:rPr>
@@ -10309,7 +11314,7 @@
           <w:noProof/>
         </w:rPr>
         <w:drawing>
-          <wp:inline distT="0" distB="0" distL="0" distR="0" wp14:anchorId="3F10A2E8" wp14:editId="7C46745F">
+          <wp:inline distT="0" distB="0" distL="0" distR="0" wp14:anchorId="3F10A2E8" wp14:editId="3A0621D5">
             <wp:extent cx="5760085" cy="2054225"/>
             <wp:effectExtent l="0" t="0" r="0" b="0"/>
             <wp:docPr id="1277650827" name="Imagem 1"/>
@@ -10324,7 +11329,15 @@
                     <pic:cNvPicPr/>
                   </pic:nvPicPr>
                   <pic:blipFill>
-                    <a:blip r:embed="rId17"/>
+                    <a:blip r:embed="rId21">
+                      <a:duotone>
+                        <a:prstClr val="black"/>
+                        <a:schemeClr val="accent1">
+                          <a:tint val="45000"/>
+                          <a:satMod val="400000"/>
+                        </a:schemeClr>
+                      </a:duotone>
+                    </a:blip>
                     <a:stretch>
                       <a:fillRect/>
                     </a:stretch>
@@ -10355,7 +11368,7 @@
           <w:rFonts w:eastAsia="Arial"/>
         </w:rPr>
       </w:pPr>
-      <w:bookmarkStart w:id="64" w:name="_Toc224116936"/>
+      <w:bookmarkStart w:id="70" w:name="_Toc225707951"/>
       <w:r>
         <w:rPr>
           <w:rFonts w:eastAsia="Arial"/>
@@ -10387,7 +11400,7 @@
         </w:rPr>
         <w:t xml:space="preserve"> da arinosbay</w:t>
       </w:r>
-      <w:bookmarkEnd w:id="64"/>
+      <w:bookmarkEnd w:id="70"/>
     </w:p>
     <w:p>
       <w:r>
@@ -10455,15 +11468,7 @@
     </w:p>
     <w:p>
       <w:r>
-        <w:t xml:space="preserve">Esta fase seguirá, em parte, o modelo de ciclo de vida com prototipagem, apresentado por </w:t>
-      </w:r>
-      <w:proofErr w:type="spellStart"/>
-      <w:r>
-        <w:t>Sommerville</w:t>
-      </w:r>
-      <w:proofErr w:type="spellEnd"/>
-      <w:r>
-        <w:t xml:space="preserve"> (2019), conforme ilustrado na Figura </w:t>
+        <w:t xml:space="preserve">Esta fase seguirá, em parte, o modelo de ciclo de vida com prototipagem, apresentado por Sommerville (2019), conforme ilustrado na Figura </w:t>
       </w:r>
       <w:r>
         <w:t>9</w:t>
@@ -10984,9 +11989,9 @@
           <w:szCs w:val="28"/>
         </w:rPr>
       </w:pPr>
-      <w:bookmarkStart w:id="65" w:name="_Toc175218599"/>
-      <w:bookmarkStart w:id="66" w:name="_Toc175231789"/>
-      <w:bookmarkStart w:id="67" w:name="_Toc175908734"/>
+      <w:bookmarkStart w:id="71" w:name="_Toc175218599"/>
+      <w:bookmarkStart w:id="72" w:name="_Toc175231789"/>
+      <w:bookmarkStart w:id="73" w:name="_Toc175908734"/>
       <w:r>
         <w:br w:type="page"/>
       </w:r>
@@ -10995,15 +12000,15 @@
       <w:pPr>
         <w:pStyle w:val="Ttulo1"/>
       </w:pPr>
-      <w:bookmarkStart w:id="68" w:name="_Toc224116937"/>
+      <w:bookmarkStart w:id="74" w:name="_Toc225707952"/>
       <w:r>
         <w:lastRenderedPageBreak/>
         <w:t>RESULTADOS ESPERADOS</w:t>
       </w:r>
-      <w:bookmarkEnd w:id="65"/>
-      <w:bookmarkEnd w:id="66"/>
-      <w:bookmarkEnd w:id="67"/>
-      <w:bookmarkEnd w:id="68"/>
+      <w:bookmarkEnd w:id="71"/>
+      <w:bookmarkEnd w:id="72"/>
+      <w:bookmarkEnd w:id="73"/>
+      <w:bookmarkEnd w:id="74"/>
     </w:p>
     <w:p>
       <w:r>
@@ -11011,11 +12016,33 @@
       </w:r>
       <w:proofErr w:type="spellStart"/>
       <w:r>
+        <w:rPr>
+          <w:b/>
+          <w:bCs/>
+        </w:rPr>
         <w:t>ArinosBay</w:t>
       </w:r>
       <w:proofErr w:type="spellEnd"/>
       <w:r>
-        <w:t>. Através da divulgação e uso desta rede esperamos alcançar os seguintes resultados:</w:t>
+        <w:t xml:space="preserve">. </w:t>
+      </w:r>
+      <w:r>
+        <w:t>O</w:t>
+      </w:r>
+      <w:r>
+        <w:t xml:space="preserve"> uso </w:t>
+      </w:r>
+      <w:r>
+        <w:t xml:space="preserve">e divulgação </w:t>
+      </w:r>
+      <w:r>
+        <w:t xml:space="preserve">desta rede </w:t>
+      </w:r>
+      <w:r>
+        <w:t xml:space="preserve">nos ajudará a </w:t>
+      </w:r>
+      <w:r>
+        <w:t>alcançar os seguintes resultados:</w:t>
       </w:r>
     </w:p>
     <w:p>
@@ -11210,18 +12237,18 @@
       <w:pPr>
         <w:pStyle w:val="Ttulo1"/>
       </w:pPr>
-      <w:bookmarkStart w:id="69" w:name="_Toc175218600"/>
-      <w:bookmarkStart w:id="70" w:name="_Toc175231790"/>
-      <w:bookmarkStart w:id="71" w:name="_Toc175908735"/>
-      <w:bookmarkStart w:id="72" w:name="_Toc224116938"/>
+      <w:bookmarkStart w:id="75" w:name="_Toc175218600"/>
+      <w:bookmarkStart w:id="76" w:name="_Toc175231790"/>
+      <w:bookmarkStart w:id="77" w:name="_Toc175908735"/>
+      <w:bookmarkStart w:id="78" w:name="_Toc225707953"/>
       <w:r>
         <w:lastRenderedPageBreak/>
         <w:t>CRONOGRAMA DE ATIVIDADES</w:t>
       </w:r>
-      <w:bookmarkEnd w:id="69"/>
-      <w:bookmarkEnd w:id="70"/>
-      <w:bookmarkEnd w:id="71"/>
-      <w:bookmarkEnd w:id="72"/>
+      <w:bookmarkEnd w:id="75"/>
+      <w:bookmarkEnd w:id="76"/>
+      <w:bookmarkEnd w:id="77"/>
+      <w:bookmarkEnd w:id="78"/>
     </w:p>
     <w:p>
       <w:pPr>
@@ -11233,7 +12260,7 @@
         <w:pStyle w:val="Legenda"/>
         <w:keepNext/>
       </w:pPr>
-      <w:bookmarkStart w:id="73" w:name="_Toc197003043"/>
+      <w:bookmarkStart w:id="79" w:name="_Toc225706721"/>
       <w:r>
         <w:t xml:space="preserve">Tabela </w:t>
       </w:r>
@@ -11246,9 +12273,9 @@
         </w:r>
       </w:fldSimple>
       <w:r>
-        <w:t>: exemplo de cronograma.</w:t>
-      </w:r>
-      <w:bookmarkEnd w:id="73"/>
+        <w:t>: cronograma.</w:t>
+      </w:r>
+      <w:bookmarkEnd w:id="79"/>
     </w:p>
     <w:tbl>
       <w:tblPr>
@@ -13305,8 +14332,8 @@
           <w:caps/>
         </w:rPr>
       </w:pPr>
-      <w:bookmarkStart w:id="74" w:name="_Toc175908738"/>
-      <w:bookmarkStart w:id="75" w:name="_Toc224116939"/>
+      <w:bookmarkStart w:id="80" w:name="_Toc175908738"/>
+      <w:bookmarkStart w:id="81" w:name="_Toc225707954"/>
       <w:bookmarkEnd w:id="24"/>
       <w:bookmarkEnd w:id="25"/>
       <w:bookmarkEnd w:id="26"/>
@@ -13330,12 +14357,12 @@
         <w:lastRenderedPageBreak/>
         <w:t>REFERÊNCIAS Bibliográficas</w:t>
       </w:r>
-      <w:bookmarkEnd w:id="74"/>
-      <w:bookmarkEnd w:id="75"/>
+      <w:bookmarkEnd w:id="80"/>
+      <w:bookmarkEnd w:id="81"/>
     </w:p>
     <w:p/>
-    <w:bookmarkStart w:id="76" w:name="_Toc175218603" w:displacedByCustomXml="next"/>
-    <w:bookmarkStart w:id="77" w:name="_Toc175231793" w:displacedByCustomXml="next"/>
+    <w:bookmarkStart w:id="82" w:name="_Toc175218603" w:displacedByCustomXml="next"/>
+    <w:bookmarkStart w:id="83" w:name="_Toc175231793" w:displacedByCustomXml="next"/>
     <w:sdt>
       <w:sdtPr>
         <w:id w:val="72499945"/>
@@ -13344,10 +14371,9 @@
           <w:docPartUnique/>
         </w:docPartObj>
       </w:sdtPr>
-      <w:sdtEndPr/>
       <w:sdtContent>
-        <w:bookmarkEnd w:id="77" w:displacedByCustomXml="prev"/>
-        <w:bookmarkEnd w:id="76" w:displacedByCustomXml="prev"/>
+        <w:bookmarkEnd w:id="83" w:displacedByCustomXml="prev"/>
+        <w:bookmarkEnd w:id="82" w:displacedByCustomXml="prev"/>
         <w:p>
           <w:r>
             <w:t xml:space="preserve">CASTELLS, Manuel. A sociedade em rede. Vol. I. 6. ed. rev. e </w:t>
@@ -13361,13 +14387,11 @@
             <w:t>. São Paulo: Paz e Terra, 2018.</w:t>
           </w:r>
         </w:p>
-        <w:p/>
         <w:p>
           <w:r>
             <w:t>NIELSEN, Jakob. Engenharia de Usabilidade. San Francisco: Morgan Kaufmann, 1994.</w:t>
           </w:r>
         </w:p>
-        <w:p/>
         <w:p>
           <w:r>
             <w:t xml:space="preserve">NORMAN, </w:t>
@@ -13382,7 +14406,6 @@
             <w:t xml:space="preserve"> A. O design do dia a dia. Rio de Janeiro: Rocco, 2006.</w:t>
           </w:r>
         </w:p>
-        <w:p/>
         <w:p>
           <w:pPr>
             <w:rPr>
@@ -13398,13 +14421,6 @@
             </w:rPr>
             <w:t>8. ed. Porto Alegre: AMGH, 2016.</w:t>
           </w:r>
-        </w:p>
-        <w:p>
-          <w:pPr>
-            <w:rPr>
-              <w:lang w:val="en-US"/>
-            </w:rPr>
-          </w:pPr>
         </w:p>
         <w:p>
           <w:pPr>
@@ -13428,9 +14444,8 @@
         </w:p>
         <w:p>
           <w:pPr>
+            <w:pStyle w:val="Bibliografia"/>
             <w:rPr>
-              <w:b/>
-              <w:bCs/>
               <w:noProof/>
             </w:rPr>
           </w:pPr>
@@ -13466,7 +14481,506 @@
           <w:r>
             <w:fldChar w:fldCharType="separate"/>
           </w:r>
+          <w:bookmarkStart w:id="84" w:name="Ara15"/>
+          <w:r>
+            <w:rPr>
+              <w:noProof/>
+            </w:rPr>
+            <w:t xml:space="preserve">Araújo, R. C. </w:t>
+          </w:r>
+          <w:r>
+            <w:rPr>
+              <w:b/>
+              <w:bCs/>
+              <w:noProof/>
+            </w:rPr>
+            <w:t>Introdução à Lógica de Programação:</w:t>
+          </w:r>
+          <w:r>
+            <w:rPr>
+              <w:noProof/>
+            </w:rPr>
+            <w:t xml:space="preserve"> Algoritmos, Fundamentos de Programação e Estruturas de Dados. São Paulo: Érica, 2015.</w:t>
+          </w:r>
         </w:p>
+        <w:p>
+          <w:pPr>
+            <w:pStyle w:val="Bibliografia"/>
+            <w:rPr>
+              <w:noProof/>
+            </w:rPr>
+          </w:pPr>
+          <w:r>
+            <w:rPr>
+              <w:noProof/>
+            </w:rPr>
+            <w:t xml:space="preserve">Barbosa, L. F.; Maldonado, J. C. </w:t>
+          </w:r>
+          <w:r>
+            <w:rPr>
+              <w:b/>
+              <w:bCs/>
+              <w:noProof/>
+            </w:rPr>
+            <w:t>Programação e Raciocínio Computacional:</w:t>
+          </w:r>
+          <w:r>
+            <w:rPr>
+              <w:noProof/>
+            </w:rPr>
+            <w:t xml:space="preserve"> Fundamentos e Prática. São Paulo: Pearson, 2007.</w:t>
+          </w:r>
+        </w:p>
+        <w:p>
+          <w:pPr>
+            <w:pStyle w:val="Bibliografia"/>
+            <w:rPr>
+              <w:noProof/>
+            </w:rPr>
+          </w:pPr>
+          <w:r>
+            <w:rPr>
+              <w:noProof/>
+            </w:rPr>
+            <w:t xml:space="preserve">Bianconi, Ricardo. </w:t>
+          </w:r>
+          <w:r>
+            <w:rPr>
+              <w:b/>
+              <w:bCs/>
+              <w:noProof/>
+            </w:rPr>
+            <w:t>Notas de aula:</w:t>
+          </w:r>
+          <w:r>
+            <w:rPr>
+              <w:noProof/>
+            </w:rPr>
+            <w:t xml:space="preserve"> Introdução a lógica matemática. São Paulo: [s.n.], 2012.</w:t>
+          </w:r>
+        </w:p>
+        <w:p>
+          <w:pPr>
+            <w:pStyle w:val="Bibliografia"/>
+            <w:rPr>
+              <w:noProof/>
+            </w:rPr>
+          </w:pPr>
+          <w:r>
+            <w:rPr>
+              <w:noProof/>
+            </w:rPr>
+            <w:t xml:space="preserve">Casarotto, Romeu Isaac </w:t>
+          </w:r>
+          <w:r>
+            <w:rPr>
+              <w:i/>
+              <w:iCs/>
+              <w:noProof/>
+            </w:rPr>
+            <w:t>et al.</w:t>
+          </w:r>
+          <w:r>
+            <w:rPr>
+              <w:noProof/>
+            </w:rPr>
+            <w:t xml:space="preserve"> Logirunner: um Jogo de Tabuleiro como Ferramenta para o Auxílio do Ensino e Aprendizagem de Algoritmos e Lógica de Programação. </w:t>
+          </w:r>
+          <w:r>
+            <w:rPr>
+              <w:b/>
+              <w:bCs/>
+              <w:noProof/>
+            </w:rPr>
+            <w:t>Revista Novas Tecnologias na Educação</w:t>
+          </w:r>
+          <w:r>
+            <w:rPr>
+              <w:noProof/>
+            </w:rPr>
+            <w:t>, Porto Alegre, v. 16, n. 1, 01 jul. 2018.</w:t>
+          </w:r>
+        </w:p>
+        <w:p>
+          <w:pPr>
+            <w:pStyle w:val="Bibliografia"/>
+            <w:rPr>
+              <w:noProof/>
+            </w:rPr>
+          </w:pPr>
+          <w:r>
+            <w:rPr>
+              <w:noProof/>
+            </w:rPr>
+            <w:t xml:space="preserve">Cugnasca, Carlos Eduardo. </w:t>
+          </w:r>
+          <w:r>
+            <w:rPr>
+              <w:b/>
+              <w:bCs/>
+              <w:noProof/>
+            </w:rPr>
+            <w:t>Projeto de Sistemas Embarcados</w:t>
+          </w:r>
+          <w:r>
+            <w:rPr>
+              <w:noProof/>
+            </w:rPr>
+            <w:t>. São Paulo: [s.n.], 2018.</w:t>
+          </w:r>
+        </w:p>
+        <w:p>
+          <w:pPr>
+            <w:pStyle w:val="Bibliografia"/>
+            <w:rPr>
+              <w:noProof/>
+            </w:rPr>
+          </w:pPr>
+          <w:r>
+            <w:rPr>
+              <w:noProof/>
+            </w:rPr>
+            <w:t xml:space="preserve">Filho, J. A. M. </w:t>
+          </w:r>
+          <w:r>
+            <w:rPr>
+              <w:b/>
+              <w:bCs/>
+              <w:noProof/>
+            </w:rPr>
+            <w:t>Pensamento Computacional na Educação Básica:</w:t>
+          </w:r>
+          <w:r>
+            <w:rPr>
+              <w:noProof/>
+            </w:rPr>
+            <w:t xml:space="preserve"> Fundamentos e Metodologias. Brasília: UNB, 2014.</w:t>
+          </w:r>
+        </w:p>
+        <w:p>
+          <w:pPr>
+            <w:pStyle w:val="Bibliografia"/>
+            <w:rPr>
+              <w:noProof/>
+            </w:rPr>
+          </w:pPr>
+          <w:r>
+            <w:rPr>
+              <w:noProof/>
+            </w:rPr>
+            <w:t xml:space="preserve">Ginete Cavalcant eNunes, Maria Cristina Delmondes do Nascimento, Maria Aparecida Carvalho Alencar Luz. Pesquisa Científica: Conceitos Básicos. </w:t>
+          </w:r>
+          <w:r>
+            <w:rPr>
+              <w:b/>
+              <w:bCs/>
+              <w:noProof/>
+            </w:rPr>
+            <w:t>ID on line. Revista de psicologia</w:t>
+          </w:r>
+          <w:r>
+            <w:rPr>
+              <w:noProof/>
+            </w:rPr>
+            <w:t>, 28 fev. 2016. Disponível em: &lt;https://idonline.emnuvens.com.br/id/article/view/390/527&gt;. Acesso em: 01 ago. 2024.</w:t>
+          </w:r>
+        </w:p>
+        <w:p>
+          <w:pPr>
+            <w:pStyle w:val="Bibliografia"/>
+            <w:rPr>
+              <w:noProof/>
+            </w:rPr>
+          </w:pPr>
+          <w:r>
+            <w:rPr>
+              <w:noProof/>
+            </w:rPr>
+            <w:lastRenderedPageBreak/>
+            <w:t xml:space="preserve">Junior, Carlos Roberto Beleti; Sforni, Marta Sueli de Faria. Possibilidades do Pensamento Computacional: um novo olhar. </w:t>
+          </w:r>
+          <w:r>
+            <w:rPr>
+              <w:b/>
+              <w:bCs/>
+              <w:noProof/>
+            </w:rPr>
+            <w:t>Anais do XXXII Simpósio Brasileiro de Informática na Educação</w:t>
+          </w:r>
+          <w:r>
+            <w:rPr>
+              <w:noProof/>
+            </w:rPr>
+            <w:t>, 2021. 943-852.</w:t>
+          </w:r>
+        </w:p>
+        <w:p>
+          <w:pPr>
+            <w:pStyle w:val="Bibliografia"/>
+            <w:rPr>
+              <w:noProof/>
+            </w:rPr>
+          </w:pPr>
+          <w:r>
+            <w:rPr>
+              <w:noProof/>
+            </w:rPr>
+            <w:t xml:space="preserve">Manzano, José Augusto Navarro Garcia; Oliveira, Jayr Figueiredo de. </w:t>
+          </w:r>
+          <w:r>
+            <w:rPr>
+              <w:b/>
+              <w:bCs/>
+              <w:noProof/>
+            </w:rPr>
+            <w:t>Algoritmos – lógica para desenvolvimento de</w:t>
+          </w:r>
+          <w:r>
+            <w:rPr>
+              <w:noProof/>
+            </w:rPr>
+            <w:t>. São Paulo: Erica, 2009.</w:t>
+          </w:r>
+        </w:p>
+        <w:p>
+          <w:pPr>
+            <w:pStyle w:val="Bibliografia"/>
+            <w:rPr>
+              <w:noProof/>
+            </w:rPr>
+          </w:pPr>
+          <w:r>
+            <w:rPr>
+              <w:noProof/>
+            </w:rPr>
+            <w:t xml:space="preserve">Nikiforos, S.; Kontomaris, C.; Chorianopoulos, K. MIT Scratch: A Powerful Tool for Improving Teaching of Programming. </w:t>
+          </w:r>
+          <w:r>
+            <w:rPr>
+              <w:b/>
+              <w:bCs/>
+              <w:noProof/>
+            </w:rPr>
+            <w:t>Conferrence on Informatics in Education</w:t>
+          </w:r>
+          <w:r>
+            <w:rPr>
+              <w:noProof/>
+            </w:rPr>
+            <w:t>, Atenas, out. 2013.</w:t>
+          </w:r>
+        </w:p>
+        <w:p>
+          <w:pPr>
+            <w:pStyle w:val="Bibliografia"/>
+            <w:rPr>
+              <w:noProof/>
+            </w:rPr>
+          </w:pPr>
+          <w:r>
+            <w:rPr>
+              <w:noProof/>
+            </w:rPr>
+            <w:t xml:space="preserve">Pereira, L. C. A. </w:t>
+          </w:r>
+          <w:r>
+            <w:rPr>
+              <w:b/>
+              <w:bCs/>
+              <w:noProof/>
+            </w:rPr>
+            <w:t>Metodologias Ativas:</w:t>
+          </w:r>
+          <w:r>
+            <w:rPr>
+              <w:noProof/>
+            </w:rPr>
+            <w:t xml:space="preserve"> Estratégias Pedagógicas para a Educação Contemporânea. São Paulo: Pearson, 2016.</w:t>
+          </w:r>
+        </w:p>
+        <w:p>
+          <w:pPr>
+            <w:pStyle w:val="Bibliografia"/>
+            <w:rPr>
+              <w:noProof/>
+            </w:rPr>
+          </w:pPr>
+          <w:r>
+            <w:rPr>
+              <w:noProof/>
+            </w:rPr>
+            <w:t xml:space="preserve">Resende, C. F. A Importância do Pensamento Computacional no Ensino Fundamental. </w:t>
+          </w:r>
+          <w:r>
+            <w:rPr>
+              <w:b/>
+              <w:bCs/>
+              <w:noProof/>
+            </w:rPr>
+            <w:t>Revista Brasileira de Informática na Educação</w:t>
+          </w:r>
+          <w:r>
+            <w:rPr>
+              <w:noProof/>
+            </w:rPr>
+            <w:t>, v. 27, n. 1, p. 45-58, 2019.</w:t>
+          </w:r>
+        </w:p>
+        <w:p>
+          <w:pPr>
+            <w:pStyle w:val="Bibliografia"/>
+            <w:rPr>
+              <w:noProof/>
+            </w:rPr>
+          </w:pPr>
+          <w:r>
+            <w:rPr>
+              <w:noProof/>
+            </w:rPr>
+            <w:t xml:space="preserve">Resnick, Mitchel </w:t>
+          </w:r>
+          <w:r>
+            <w:rPr>
+              <w:i/>
+              <w:iCs/>
+              <w:noProof/>
+            </w:rPr>
+            <w:t>et al.</w:t>
+          </w:r>
+          <w:r>
+            <w:rPr>
+              <w:noProof/>
+            </w:rPr>
+            <w:t xml:space="preserve"> Scratch: Programming for all. </w:t>
+          </w:r>
+          <w:r>
+            <w:rPr>
+              <w:b/>
+              <w:bCs/>
+              <w:noProof/>
+            </w:rPr>
+            <w:t>communications of the acm</w:t>
+          </w:r>
+          <w:r>
+            <w:rPr>
+              <w:noProof/>
+            </w:rPr>
+            <w:t>, 52, n. 1, nov. 2009. 60-67.</w:t>
+          </w:r>
+        </w:p>
+        <w:p>
+          <w:pPr>
+            <w:pStyle w:val="Bibliografia"/>
+            <w:rPr>
+              <w:noProof/>
+            </w:rPr>
+          </w:pPr>
+          <w:r>
+            <w:rPr>
+              <w:noProof/>
+            </w:rPr>
+            <w:t xml:space="preserve">Silva, M. T. </w:t>
+          </w:r>
+          <w:r>
+            <w:rPr>
+              <w:b/>
+              <w:bCs/>
+              <w:noProof/>
+            </w:rPr>
+            <w:t>Inclusão Digital e Educação:</w:t>
+          </w:r>
+          <w:r>
+            <w:rPr>
+              <w:noProof/>
+            </w:rPr>
+            <w:t xml:space="preserve"> O Papel das Tecnologias na Formação de Cidadãos Críticos e Participativos. Rio de Janeiro: LTC, 2018.</w:t>
+          </w:r>
+        </w:p>
+        <w:p>
+          <w:pPr>
+            <w:pStyle w:val="Bibliografia"/>
+            <w:rPr>
+              <w:noProof/>
+            </w:rPr>
+          </w:pPr>
+          <w:r>
+            <w:rPr>
+              <w:noProof/>
+            </w:rPr>
+            <w:t xml:space="preserve">VALENTE, J. A. (2016). Desafios da Inclusão Digital na Educação Básica Brasileira. </w:t>
+          </w:r>
+          <w:r>
+            <w:rPr>
+              <w:b/>
+              <w:bCs/>
+              <w:noProof/>
+            </w:rPr>
+            <w:t>Educação &amp; Sociedade</w:t>
+          </w:r>
+          <w:r>
+            <w:rPr>
+              <w:noProof/>
+            </w:rPr>
+            <w:t>, v. 37, n. 135, p. 15-33, 2016.</w:t>
+          </w:r>
+        </w:p>
+        <w:p>
+          <w:pPr>
+            <w:pStyle w:val="Bibliografia"/>
+            <w:rPr>
+              <w:noProof/>
+            </w:rPr>
+          </w:pPr>
+          <w:r>
+            <w:rPr>
+              <w:noProof/>
+            </w:rPr>
+            <w:t xml:space="preserve">Vasconcelos, L. M. S. </w:t>
+          </w:r>
+          <w:r>
+            <w:rPr>
+              <w:b/>
+              <w:bCs/>
+              <w:noProof/>
+            </w:rPr>
+            <w:t>Scratch na Educação:</w:t>
+          </w:r>
+          <w:r>
+            <w:rPr>
+              <w:noProof/>
+            </w:rPr>
+            <w:t xml:space="preserve"> Uma Introdução à Programação Criativa para Crianças e Jovens. São Paulo: Novatec, 2020.</w:t>
+          </w:r>
+        </w:p>
+        <w:p>
+          <w:pPr>
+            <w:pStyle w:val="Bibliografia"/>
+            <w:rPr>
+              <w:noProof/>
+            </w:rPr>
+          </w:pPr>
+          <w:r>
+            <w:rPr>
+              <w:noProof/>
+            </w:rPr>
+            <w:t xml:space="preserve">Wing, J. M. Pensamento Computacional: Um Novo Paradigma para a Educação. </w:t>
+          </w:r>
+          <w:r>
+            <w:rPr>
+              <w:b/>
+              <w:bCs/>
+              <w:noProof/>
+            </w:rPr>
+            <w:t>Revista Brasileira de Computação Aplicada</w:t>
+          </w:r>
+          <w:r>
+            <w:rPr>
+              <w:noProof/>
+            </w:rPr>
+            <w:t>, v. 2, n. 1, p. 20-30, 2006.</w:t>
+          </w:r>
+        </w:p>
+        <w:bookmarkEnd w:id="84"/>
         <w:p>
           <w:pPr>
             <w:spacing w:line="240" w:lineRule="auto"/>
@@ -13482,7 +14996,7 @@
       </w:sdtContent>
     </w:sdt>
     <w:sectPr>
-      <w:footerReference w:type="default" r:id="rId18"/>
+      <w:footerReference w:type="default" r:id="rId22"/>
       <w:pgSz w:w="11906" w:h="16838" w:code="9"/>
       <w:pgMar w:top="1701" w:right="1134" w:bottom="1134" w:left="1701" w:header="567" w:footer="113" w:gutter="0"/>
       <w:pgNumType w:start="1"/>
@@ -13544,7 +15058,6 @@
         <w:docPartUnique/>
       </w:docPartObj>
     </w:sdtPr>
-    <w:sdtEndPr/>
     <w:sdtContent>
       <w:p>
         <w:pPr>
@@ -14775,9 +16288,95 @@
     </w:lvl>
   </w:abstractNum>
   <w:abstractNum w:abstractNumId="11" w15:restartNumberingAfterBreak="0">
+    <w:nsid w:val="6CB53018"/>
+    <w:multiLevelType w:val="hybridMultilevel"/>
+    <w:tmpl w:val="28F49A56"/>
+    <w:lvl w:ilvl="0" w:tplc="04160011">
+      <w:start w:val="1"/>
+      <w:numFmt w:val="decimal"/>
+      <w:lvlText w:val="%1)"/>
+      <w:lvlJc w:val="left"/>
+      <w:pPr>
+        <w:ind w:left="360" w:hanging="360"/>
+      </w:pPr>
+    </w:lvl>
+    <w:lvl w:ilvl="1" w:tplc="04160019" w:tentative="1">
+      <w:start w:val="1"/>
+      <w:numFmt w:val="lowerLetter"/>
+      <w:lvlText w:val="%2."/>
+      <w:lvlJc w:val="left"/>
+      <w:pPr>
+        <w:ind w:left="1080" w:hanging="360"/>
+      </w:pPr>
+    </w:lvl>
+    <w:lvl w:ilvl="2" w:tplc="0416001B" w:tentative="1">
+      <w:start w:val="1"/>
+      <w:numFmt w:val="lowerRoman"/>
+      <w:lvlText w:val="%3."/>
+      <w:lvlJc w:val="right"/>
+      <w:pPr>
+        <w:ind w:left="1800" w:hanging="180"/>
+      </w:pPr>
+    </w:lvl>
+    <w:lvl w:ilvl="3" w:tplc="0416000F" w:tentative="1">
+      <w:start w:val="1"/>
+      <w:numFmt w:val="decimal"/>
+      <w:lvlText w:val="%4."/>
+      <w:lvlJc w:val="left"/>
+      <w:pPr>
+        <w:ind w:left="2520" w:hanging="360"/>
+      </w:pPr>
+    </w:lvl>
+    <w:lvl w:ilvl="4" w:tplc="04160019" w:tentative="1">
+      <w:start w:val="1"/>
+      <w:numFmt w:val="lowerLetter"/>
+      <w:lvlText w:val="%5."/>
+      <w:lvlJc w:val="left"/>
+      <w:pPr>
+        <w:ind w:left="3240" w:hanging="360"/>
+      </w:pPr>
+    </w:lvl>
+    <w:lvl w:ilvl="5" w:tplc="0416001B" w:tentative="1">
+      <w:start w:val="1"/>
+      <w:numFmt w:val="lowerRoman"/>
+      <w:lvlText w:val="%6."/>
+      <w:lvlJc w:val="right"/>
+      <w:pPr>
+        <w:ind w:left="3960" w:hanging="180"/>
+      </w:pPr>
+    </w:lvl>
+    <w:lvl w:ilvl="6" w:tplc="0416000F" w:tentative="1">
+      <w:start w:val="1"/>
+      <w:numFmt w:val="decimal"/>
+      <w:lvlText w:val="%7."/>
+      <w:lvlJc w:val="left"/>
+      <w:pPr>
+        <w:ind w:left="4680" w:hanging="360"/>
+      </w:pPr>
+    </w:lvl>
+    <w:lvl w:ilvl="7" w:tplc="04160019" w:tentative="1">
+      <w:start w:val="1"/>
+      <w:numFmt w:val="lowerLetter"/>
+      <w:lvlText w:val="%8."/>
+      <w:lvlJc w:val="left"/>
+      <w:pPr>
+        <w:ind w:left="5400" w:hanging="360"/>
+      </w:pPr>
+    </w:lvl>
+    <w:lvl w:ilvl="8" w:tplc="0416001B" w:tentative="1">
+      <w:start w:val="1"/>
+      <w:numFmt w:val="lowerRoman"/>
+      <w:lvlText w:val="%9."/>
+      <w:lvlJc w:val="right"/>
+      <w:pPr>
+        <w:ind w:left="6120" w:hanging="180"/>
+      </w:pPr>
+    </w:lvl>
+  </w:abstractNum>
+  <w:abstractNum w:abstractNumId="12" w15:restartNumberingAfterBreak="0">
     <w:nsid w:val="74D608AA"/>
     <w:multiLevelType w:val="multilevel"/>
-    <w:tmpl w:val="C1B85FF6"/>
+    <w:tmpl w:val="6DB2CCC8"/>
     <w:lvl w:ilvl="0">
       <w:start w:val="1"/>
       <w:numFmt w:val="decimal"/>
@@ -14896,7 +16495,7 @@
       </w:rPr>
     </w:lvl>
   </w:abstractNum>
-  <w:abstractNum w:abstractNumId="12" w15:restartNumberingAfterBreak="0">
+  <w:abstractNum w:abstractNumId="13" w15:restartNumberingAfterBreak="0">
     <w:nsid w:val="77E1569A"/>
     <w:multiLevelType w:val="multilevel"/>
     <w:tmpl w:val="36E66622"/>
@@ -15009,7 +16608,7 @@
       </w:rPr>
     </w:lvl>
   </w:abstractNum>
-  <w:abstractNum w:abstractNumId="13" w15:restartNumberingAfterBreak="0">
+  <w:abstractNum w:abstractNumId="14" w15:restartNumberingAfterBreak="0">
     <w:nsid w:val="7FAE1CEC"/>
     <w:multiLevelType w:val="hybridMultilevel"/>
     <w:tmpl w:val="6DCCB724"/>
@@ -15123,7 +16722,7 @@
     </w:lvl>
   </w:abstractNum>
   <w:num w:numId="1" w16cid:durableId="1157574684">
-    <w:abstractNumId w:val="11"/>
+    <w:abstractNumId w:val="12"/>
   </w:num>
   <w:num w:numId="2" w16cid:durableId="561604296">
     <w:abstractNumId w:val="6"/>
@@ -15132,10 +16731,10 @@
     <w:abstractNumId w:val="3"/>
   </w:num>
   <w:num w:numId="4" w16cid:durableId="917641924">
-    <w:abstractNumId w:val="12"/>
+    <w:abstractNumId w:val="13"/>
   </w:num>
   <w:num w:numId="5" w16cid:durableId="799879904">
-    <w:abstractNumId w:val="13"/>
+    <w:abstractNumId w:val="14"/>
   </w:num>
   <w:num w:numId="6" w16cid:durableId="181627836">
     <w:abstractNumId w:val="5"/>
@@ -15157,6 +16756,9 @@
   </w:num>
   <w:num w:numId="12" w16cid:durableId="318996300">
     <w:abstractNumId w:val="7"/>
+  </w:num>
+  <w:num w:numId="13" w16cid:durableId="1249852065">
+    <w:abstractNumId w:val="11"/>
   </w:num>
   <w:numIdMacAtCleanup w:val="6"/>
 </w:numbering>
@@ -15602,7 +17204,7 @@
     <w:link w:val="Ttulo2Char"/>
     <w:autoRedefine/>
     <w:qFormat/>
-    <w:rsid w:val="00D560E3"/>
+    <w:rsid w:val="00AF29FC"/>
     <w:pPr>
       <w:numPr>
         <w:ilvl w:val="1"/>
@@ -15863,7 +17465,7 @@
     <w:name w:val="Título 2 Char"/>
     <w:basedOn w:val="Fontepargpadro"/>
     <w:link w:val="Ttulo2"/>
-    <w:rsid w:val="00D560E3"/>
+    <w:rsid w:val="00AF29FC"/>
     <w:rPr>
       <w:rFonts w:eastAsia="Times New Roman"/>
       <w:b/>
@@ -16164,7 +17766,7 @@
     <w:autoRedefine/>
     <w:uiPriority w:val="39"/>
     <w:unhideWhenUsed/>
-    <w:rsid w:val="00B81E51"/>
+    <w:rsid w:val="00A24DC5"/>
     <w:pPr>
       <w:tabs>
         <w:tab w:val="left" w:pos="480"/>
@@ -16175,7 +17777,6 @@
     <w:rPr>
       <w:rFonts w:asciiTheme="majorHAnsi" w:hAnsiTheme="majorHAnsi" w:cstheme="majorHAnsi"/>
       <w:bCs/>
-      <w:caps/>
     </w:rPr>
   </w:style>
   <w:style w:type="paragraph" w:styleId="Sumrio2">
@@ -17206,7 +18807,7 @@
 </file>
 
 <file path=customXml/item1.xml><?xml version="1.0" encoding="utf-8"?>
-<b:Sources xmlns:b="http://schemas.openxmlformats.org/officeDocument/2006/bibliography" xmlns="http://schemas.openxmlformats.org/officeDocument/2006/bibliography" SelectedStyle="\abnt6023.XSL" StyleName="ABNT NBR 6023:2018 (2022)" Version="1">
+<b:Sources xmlns:b="http://schemas.openxmlformats.org/officeDocument/2006/bibliography" xmlns="http://schemas.openxmlformats.org/officeDocument/2006/bibliography" SelectedStyle="\ABNT_Author.XSL" StyleName="ABNT NBR 14724:2025 - Author" Version="4">
   <b:Source>
     <b:Tag>Gin16</b:Tag>
     <b:SourceType>ArticleInAPeriodical</b:SourceType>
@@ -17232,7 +18833,7 @@
     <b:Title>Pesquisa Científica: Conceitos Básicos</b:Title>
     <b:PeriodicalTitle>ID on line. Revista de psicologia</b:PeriodicalTitle>
     <b:Day>28</b:Day>
-    <b:RefOrder>6</b:RefOrder>
+    <b:RefOrder>1</b:RefOrder>
   </b:Source>
   <b:Source>
     <b:Tag>Car18</b:Tag>
@@ -17252,7 +18853,7 @@
     <b:Title>Projeto de Sistemas Embarcados</b:Title>
     <b:Year>2018</b:Year>
     <b:City>São Paulo</b:City>
-    <b:RefOrder>7</b:RefOrder>
+    <b:RefOrder>2</b:RefOrder>
   </b:Source>
   <b:Source>
     <b:Tag>Ara15</b:Tag>
@@ -17273,7 +18874,7 @@
     <b:Year>2015</b:Year>
     <b:City>São Paulo</b:City>
     <b:Publisher>Érica</b:Publisher>
-    <b:RefOrder>8</b:RefOrder>
+    <b:RefOrder>3</b:RefOrder>
   </b:Source>
   <b:Source>
     <b:Tag>Fil14</b:Tag>
@@ -17294,7 +18895,7 @@
     <b:Year>2014</b:Year>
     <b:City>Brasília</b:City>
     <b:Publisher>UNB</b:Publisher>
-    <b:RefOrder>9</b:RefOrder>
+    <b:RefOrder>4</b:RefOrder>
   </b:Source>
   <b:Source>
     <b:Tag>Per16</b:Tag>
@@ -17315,7 +18916,7 @@
     <b:Year>2016</b:Year>
     <b:City>São Paulo</b:City>
     <b:Publisher>Pearson</b:Publisher>
-    <b:RefOrder>10</b:RefOrder>
+    <b:RefOrder>5</b:RefOrder>
   </b:Source>
   <b:Source>
     <b:Tag>Res19</b:Tag>
@@ -17338,7 +18939,7 @@
     <b:JournalName> Revista Brasileira de Informática na Educação</b:JournalName>
     <b:Pages>45-58</b:Pages>
     <b:Issue>1</b:Issue>
-    <b:RefOrder>11</b:RefOrder>
+    <b:RefOrder>6</b:RefOrder>
   </b:Source>
   <b:Source>
     <b:Tag>Sil18</b:Tag>
@@ -17359,7 +18960,7 @@
     <b:City>Rio de Janeiro</b:City>
     <b:Year>2018</b:Year>
     <b:Publisher>LTC</b:Publisher>
-    <b:RefOrder>12</b:RefOrder>
+    <b:RefOrder>7</b:RefOrder>
   </b:Source>
   <b:Source>
     <b:Tag>Val16</b:Tag>
@@ -17371,7 +18972,7 @@
     <b:JournalName>Educação &amp; Sociedade</b:JournalName>
     <b:Pages>15-33</b:Pages>
     <b:Issue>135</b:Issue>
-    <b:RefOrder>13</b:RefOrder>
+    <b:RefOrder>8</b:RefOrder>
   </b:Source>
   <b:Source>
     <b:Tag>Vas20</b:Tag>
@@ -17392,7 +18993,7 @@
       </b:Author>
     </b:Author>
     <b:Publisher>Novatec</b:Publisher>
-    <b:RefOrder>14</b:RefOrder>
+    <b:RefOrder>9</b:RefOrder>
   </b:Source>
   <b:Source>
     <b:Tag>Win06</b:Tag>
@@ -17415,7 +19016,7 @@
     <b:JournalName>Revista Brasileira de Computação Aplicada</b:JournalName>
     <b:Pages> 20-30</b:Pages>
     <b:Issue>1</b:Issue>
-    <b:RefOrder>2</b:RefOrder>
+    <b:RefOrder>10</b:RefOrder>
   </b:Source>
   <b:Source>
     <b:Tag>Bar07</b:Tag>
@@ -17441,7 +19042,7 @@
     <b:Year>2007</b:Year>
     <b:City>São Paulo</b:City>
     <b:Publisher>Pearson</b:Publisher>
-    <b:RefOrder>15</b:RefOrder>
+    <b:RefOrder>11</b:RefOrder>
   </b:Source>
   <b:Source>
     <b:Tag>Jun21</b:Tag>
@@ -17467,7 +19068,7 @@
     <b:Year>2021</b:Year>
     <b:Pages>943-852</b:Pages>
     <b:PeriodicalTitle>Anais do XXXII Simpósio Brasileiro de Informática na Educação</b:PeriodicalTitle>
-    <b:RefOrder>1</b:RefOrder>
+    <b:RefOrder>12</b:RefOrder>
   </b:Source>
   <b:Source>
     <b:Tag>Jos09</b:Tag>
@@ -17493,7 +19094,7 @@
       </b:Author>
     </b:Author>
     <b:Publisher>Erica,</b:Publisher>
-    <b:RefOrder>3</b:RefOrder>
+    <b:RefOrder>13</b:RefOrder>
   </b:Source>
   <b:Source>
     <b:Tag>Cas18</b:Tag>
@@ -17532,7 +19133,7 @@
         </b:NameList>
       </b:Author>
     </b:Author>
-    <b:RefOrder>16</b:RefOrder>
+    <b:RefOrder>14</b:RefOrder>
   </b:Source>
   <b:Source>
     <b:Tag>Ric12</b:Tag>
@@ -17551,7 +19152,7 @@
     <b:Title>Notas de aula: Introdução a lógica matemática</b:Title>
     <b:Year>2012</b:Year>
     <b:City>São Paulo</b:City>
-    <b:RefOrder>4</b:RefOrder>
+    <b:RefOrder>15</b:RefOrder>
   </b:Source>
   <b:Source>
     <b:Tag>Nik13</b:Tag>
@@ -17580,7 +19181,7 @@
     <b:City>Atenas</b:City>
     <b:PeriodicalTitle>  Conferrence on Informatics in Education</b:PeriodicalTitle>
     <b:Month>10</b:Month>
-    <b:RefOrder>17</b:RefOrder>
+    <b:RefOrder>16</b:RefOrder>
   </b:Source>
   <b:Source>
     <b:Tag>Mit09</b:Tag>
@@ -17646,13 +19247,13 @@
         </b:NameList>
       </b:Author>
     </b:Author>
-    <b:RefOrder>5</b:RefOrder>
+    <b:RefOrder>17</b:RefOrder>
   </b:Source>
 </b:Sources>
 </file>
 
 <file path=customXml/itemProps1.xml><?xml version="1.0" encoding="utf-8"?>
-<ds:datastoreItem xmlns:ds="http://schemas.openxmlformats.org/officeDocument/2006/customXml" ds:itemID="{847A74F1-A44B-4249-A659-306ABE19E979}">
+<ds:datastoreItem xmlns:ds="http://schemas.openxmlformats.org/officeDocument/2006/customXml" ds:itemID="{9AD528B1-1C94-431A-8CAC-E419CAEB7D52}">
   <ds:schemaRefs>
     <ds:schemaRef ds:uri="http://schemas.openxmlformats.org/officeDocument/2006/bibliography"/>
   </ds:schemaRefs>

--- a/pre_projeto/Pre projeto.docx
+++ b/pre_projeto/Pre projeto.docx
@@ -1,6 +1,6 @@
 
 <file path=word/document.xml><?xml version="1.0" encoding="utf-8"?>
-<w:document xmlns:wpc="http://schemas.microsoft.com/office/word/2010/wordprocessingCanvas" xmlns:cx="http://schemas.microsoft.com/office/drawing/2014/chartex" xmlns:cx1="http://schemas.microsoft.com/office/drawing/2015/9/8/chartex" xmlns:cx2="http://schemas.microsoft.com/office/drawing/2015/10/21/chartex" xmlns:cx3="http://schemas.microsoft.com/office/drawing/2016/5/9/chartex" xmlns:cx4="http://schemas.microsoft.com/office/drawing/2016/5/10/chartex" xmlns:cx5="http://schemas.microsoft.com/office/drawing/2016/5/11/chartex" xmlns:cx6="http://schemas.microsoft.com/office/drawing/2016/5/12/chartex" xmlns:cx7="http://schemas.microsoft.com/office/drawing/2016/5/13/chartex" xmlns:cx8="http://schemas.microsoft.com/office/drawing/2016/5/14/chartex" xmlns:mc="http://schemas.openxmlformats.org/markup-compatibility/2006" xmlns:aink="http://schemas.microsoft.com/office/drawing/2016/ink" xmlns:am3d="http://schemas.microsoft.com/office/drawing/2017/model3d" xmlns:o="urn:schemas-microsoft-com:office:office" xmlns:oel="http://schemas.microsoft.com/office/2019/extlst" xmlns:r="http://schemas.openxmlformats.org/officeDocument/2006/relationships" xmlns:m="http://schemas.openxmlformats.org/officeDocument/2006/math" xmlns:v="urn:schemas-microsoft-com:vml" xmlns:wp14="http://schemas.microsoft.com/office/word/2010/wordprocessingDrawing" xmlns:wp="http://schemas.openxmlformats.org/drawingml/2006/wordprocessingDrawing" xmlns:w10="urn:schemas-microsoft-com:office:word" xmlns:w="http://schemas.openxmlformats.org/wordprocessingml/2006/main" xmlns:w14="http://schemas.microsoft.com/office/word/2010/wordml" xmlns:w15="http://schemas.microsoft.com/office/word/2012/wordml" xmlns:w16cex="http://schemas.microsoft.com/office/word/2018/wordml/cex" xmlns:w16cid="http://schemas.microsoft.com/office/word/2016/wordml/cid" xmlns:w16="http://schemas.microsoft.com/office/word/2018/wordml" xmlns:w16du="http://schemas.microsoft.com/office/word/2023/wordml/word16du" xmlns:w16sdtdh="http://schemas.microsoft.com/office/word/2020/wordml/sdtdatahash" xmlns:w16sdtfl="http://schemas.microsoft.com/office/word/2024/wordml/sdtformatlock" xmlns:w16se="http://schemas.microsoft.com/office/word/2015/wordml/symex" xmlns:wpg="http://schemas.microsoft.com/office/word/2010/wordprocessingGroup" xmlns:wpi="http://schemas.microsoft.com/office/word/2010/wordprocessingInk" xmlns:wne="http://schemas.microsoft.com/office/word/2006/wordml" xmlns:wps="http://schemas.microsoft.com/office/word/2010/wordprocessingShape" mc:Ignorable="w14 w15 w16se w16cid w16 w16cex w16sdtdh w16sdtfl w16du wp14">
+<w:document xmlns:wpc="http://schemas.microsoft.com/office/word/2010/wordprocessingCanvas" xmlns:cx="http://schemas.microsoft.com/office/drawing/2014/chartex" xmlns:cx1="http://schemas.microsoft.com/office/drawing/2015/9/8/chartex" xmlns:cx2="http://schemas.microsoft.com/office/drawing/2015/10/21/chartex" xmlns:cx3="http://schemas.microsoft.com/office/drawing/2016/5/9/chartex" xmlns:cx4="http://schemas.microsoft.com/office/drawing/2016/5/10/chartex" xmlns:cx5="http://schemas.microsoft.com/office/drawing/2016/5/11/chartex" xmlns:cx6="http://schemas.microsoft.com/office/drawing/2016/5/12/chartex" xmlns:cx7="http://schemas.microsoft.com/office/drawing/2016/5/13/chartex" xmlns:cx8="http://schemas.microsoft.com/office/drawing/2016/5/14/chartex" xmlns:mc="http://schemas.openxmlformats.org/markup-compatibility/2006" xmlns:aink="http://schemas.microsoft.com/office/drawing/2016/ink" xmlns:am3d="http://schemas.microsoft.com/office/drawing/2017/model3d" xmlns:o="urn:schemas-microsoft-com:office:office" xmlns:oel="http://schemas.microsoft.com/office/2019/extlst" xmlns:r="http://schemas.openxmlformats.org/officeDocument/2006/relationships" xmlns:m="http://schemas.openxmlformats.org/officeDocument/2006/math" xmlns:v="urn:schemas-microsoft-com:vml" xmlns:wp14="http://schemas.microsoft.com/office/word/2010/wordprocessingDrawing" xmlns:wp="http://schemas.openxmlformats.org/drawingml/2006/wordprocessingDrawing" xmlns:w10="urn:schemas-microsoft-com:office:word" xmlns:w="http://schemas.openxmlformats.org/wordprocessingml/2006/main" xmlns:w14="http://schemas.microsoft.com/office/word/2010/wordml" xmlns:w15="http://schemas.microsoft.com/office/word/2012/wordml" xmlns:w16cei="http://schemas.microsoft.com/office/word/2026/wordml/cei" xmlns:w16cex="http://schemas.microsoft.com/office/word/2018/wordml/cex" xmlns:w16cid="http://schemas.microsoft.com/office/word/2016/wordml/cid" xmlns:w16="http://schemas.microsoft.com/office/word/2018/wordml" xmlns:w16du="http://schemas.microsoft.com/office/word/2023/wordml/word16du" xmlns:w16sdtdh="http://schemas.microsoft.com/office/word/2020/wordml/sdtdatahash" xmlns:w16sdtfl="http://schemas.microsoft.com/office/word/2024/wordml/sdtformatlock" xmlns:w16se="http://schemas.microsoft.com/office/word/2015/wordml/symex" xmlns:wpg="http://schemas.microsoft.com/office/word/2010/wordprocessingGroup" xmlns:wpi="http://schemas.microsoft.com/office/word/2010/wordprocessingInk" xmlns:wne="http://schemas.microsoft.com/office/word/2006/wordml" xmlns:wps="http://schemas.microsoft.com/office/word/2010/wordprocessingShape" mc:Ignorable="w14 w15 w16se w16cid w16 w16cex w16sdtdh w16sdtfl w16du wp14">
   <w:body>
     <w:p>
       <w:pPr>
@@ -970,7 +970,10 @@
         </w:rPr>
       </w:pPr>
       <w:r>
-        <w:t xml:space="preserve">Em cidades de porte pequeno a médio como Arinos, é comum que os canais tradicionais de comunicação sejam limitados, dificultando a divulgação de eventos, iniciativas locais e a promoção de pequenos negócios. Para preencher esta </w:t>
+        <w:t>Apesar da existência de diferentes meios digitais de comunicação, como grupos em redes sociais e aplicativos de mensagens, as informações locais encontram-se distribuídas em diversos ambientes, dificultando o acesso organizado por parte da comunidade</w:t>
+      </w:r>
+      <w:r>
+        <w:t xml:space="preserve">. Para preencher esta </w:t>
       </w:r>
       <w:r>
         <w:t>lac</w:t>
@@ -1598,19 +1601,7 @@
           <w:rPr>
             <w:rStyle w:val="Hyperlink"/>
           </w:rPr>
-          <w:t>Figura 2: exemplo de estrutu</w:t>
-        </w:r>
-        <w:r>
-          <w:rPr>
-            <w:rStyle w:val="Hyperlink"/>
-          </w:rPr>
-          <w:t>r</w:t>
-        </w:r>
-        <w:r>
-          <w:rPr>
-            <w:rStyle w:val="Hyperlink"/>
-          </w:rPr>
-          <w:t>a do padrão DAO para acesso a dados.</w:t>
+          <w:t>Figura 2: exemplo de estrutura do padrão DAO para acesso a dados.</w:t>
         </w:r>
         <w:r>
           <w:rPr>
@@ -2215,21 +2206,7 @@
             <w:rStyle w:val="Hyperlink"/>
             <w:noProof/>
           </w:rPr>
-          <w:t>Tabela 1: exemplo de cron</w:t>
-        </w:r>
-        <w:r>
-          <w:rPr>
-            <w:rStyle w:val="Hyperlink"/>
-            <w:noProof/>
-          </w:rPr>
-          <w:t>o</w:t>
-        </w:r>
-        <w:r>
-          <w:rPr>
-            <w:rStyle w:val="Hyperlink"/>
-            <w:noProof/>
-          </w:rPr>
-          <w:t>grama.</w:t>
+          <w:t>Tabela 1: exemplo de cronograma.</w:t>
         </w:r>
         <w:r>
           <w:rPr>
@@ -2363,36 +2340,57 @@
     <w:p>
       <w:pPr>
         <w:ind w:left="2410" w:hanging="1701"/>
-        <w:rPr>
-          <w:lang w:val="en-US"/>
-        </w:rPr>
-      </w:pPr>
-      <w:r>
-        <w:rPr>
-          <w:lang w:val="en-US"/>
-        </w:rPr>
+      </w:pPr>
+      <w:r>
         <w:t>UML</w:t>
       </w:r>
       <w:r>
-        <w:rPr>
-          <w:lang w:val="en-US"/>
-        </w:rPr>
         <w:tab/>
       </w:r>
       <w:r>
-        <w:rPr>
-          <w:lang w:val="en-US"/>
-        </w:rPr>
         <w:tab/>
       </w:r>
+      <w:proofErr w:type="spellStart"/>
       <w:r>
         <w:rPr>
           <w:i/>
           <w:iCs/>
-          <w:lang w:val="en-US"/>
-        </w:rPr>
-        <w:t>Unified Modeling Language</w:t>
-      </w:r>
+        </w:rPr>
+        <w:t>Unified</w:t>
+      </w:r>
+      <w:proofErr w:type="spellEnd"/>
+      <w:r>
+        <w:rPr>
+          <w:i/>
+          <w:iCs/>
+        </w:rPr>
+        <w:t xml:space="preserve"> </w:t>
+      </w:r>
+      <w:proofErr w:type="spellStart"/>
+      <w:r>
+        <w:rPr>
+          <w:i/>
+          <w:iCs/>
+        </w:rPr>
+        <w:t>Modeling</w:t>
+      </w:r>
+      <w:proofErr w:type="spellEnd"/>
+      <w:r>
+        <w:rPr>
+          <w:i/>
+          <w:iCs/>
+        </w:rPr>
+        <w:t xml:space="preserve"> </w:t>
+      </w:r>
+      <w:proofErr w:type="spellStart"/>
+      <w:r>
+        <w:rPr>
+          <w:i/>
+          <w:iCs/>
+        </w:rPr>
+        <w:t>Language</w:t>
+      </w:r>
+      <w:proofErr w:type="spellEnd"/>
     </w:p>
     <w:p>
       <w:pPr>
@@ -5075,115 +5073,10 @@
     </w:p>
     <w:p>
       <w:r>
-        <w:t xml:space="preserve">A democratização da </w:t>
-      </w:r>
-      <w:r>
-        <w:rPr>
-          <w:b/>
-          <w:bCs/>
-        </w:rPr>
-        <w:t>Internet</w:t>
-      </w:r>
-      <w:r>
-        <w:t xml:space="preserve"> proporcionada pela evolução </w:t>
-      </w:r>
-      <w:r>
-        <w:t>d</w:t>
-      </w:r>
-      <w:r>
-        <w:t>o Hardware e Software em conjunto com as redes de banda larga e fibra óptica transform</w:t>
-      </w:r>
-      <w:r>
-        <w:t>aram</w:t>
-      </w:r>
-      <w:r>
-        <w:t xml:space="preserve"> a sociedade e o acesso </w:t>
-      </w:r>
-      <w:proofErr w:type="spellStart"/>
-      <w:r>
-        <w:t>a</w:t>
-      </w:r>
-      <w:proofErr w:type="spellEnd"/>
-      <w:r>
-        <w:t xml:space="preserve"> informação. </w:t>
-      </w:r>
-      <w:r>
-        <w:t>Nos primórdios da comunicação digital</w:t>
-      </w:r>
-      <w:r>
-        <w:t>, o</w:t>
-      </w:r>
-      <w:r>
-        <w:t xml:space="preserve"> ICQ – primeiro aplicativo de troca de mensagens instantâneas e o</w:t>
-      </w:r>
-      <w:r>
-        <w:t xml:space="preserve"> e-mail era</w:t>
-      </w:r>
-      <w:r>
-        <w:t>m</w:t>
+        <w:t>A democratização da Internet, impulsionada pela evolução das tecnologias digitais, dos dispositivos computacionais e das redes de comunicação, transformou a maneira como as pessoas acessam informações e estabelecem formas de interação. Silva (2018) aborda a relação entre tecnologia, inclusão digital e participação dos indivíduos na sociedade, destacando a importância das tecnologias no processo de formação e integração social. Nos primeiros anos da comunicação digital, ferramentas como o ICQ e o e-mail foram importantes meios de comunicação entre usuários. Entretanto, nas últimas décadas, o surgimento de novos aplicativos de comunicação instantânea e a popularização das redes sociais modificaram esse cenário, ampliando as possibilidades de interação digital.</w:t>
       </w:r>
       <w:r>
         <w:t xml:space="preserve"> </w:t>
-      </w:r>
-      <w:r>
-        <w:t>o</w:t>
-      </w:r>
-      <w:r>
-        <w:t>s</w:t>
-      </w:r>
-      <w:r>
-        <w:t xml:space="preserve"> principa</w:t>
-      </w:r>
-      <w:r>
-        <w:t>is</w:t>
-      </w:r>
-      <w:r>
-        <w:t xml:space="preserve"> </w:t>
-      </w:r>
-      <w:r>
-        <w:t>aplicativos usados para</w:t>
-      </w:r>
-      <w:r>
-        <w:t xml:space="preserve"> </w:t>
-      </w:r>
-      <w:r>
-        <w:t>comunicação</w:t>
-      </w:r>
-      <w:r>
-        <w:t xml:space="preserve"> entre usuários comuns</w:t>
-      </w:r>
-      <w:r>
-        <w:t>. Porém, nas</w:t>
-      </w:r>
-      <w:r>
-        <w:t xml:space="preserve"> últimas </w:t>
-      </w:r>
-      <w:r>
-        <w:t xml:space="preserve">duas </w:t>
-      </w:r>
-      <w:r>
-        <w:t xml:space="preserve">décadas, </w:t>
-      </w:r>
-      <w:r>
-        <w:t xml:space="preserve">o surgimento </w:t>
-      </w:r>
-      <w:r>
-        <w:t xml:space="preserve">de diversos aplicativos de comunicação instantânea </w:t>
-      </w:r>
-      <w:r>
-        <w:t>e massificação d</w:t>
-      </w:r>
-      <w:r>
-        <w:t>as redes sociais</w:t>
-      </w:r>
-      <w:r>
-        <w:t xml:space="preserve">, </w:t>
-      </w:r>
-      <w:r>
-        <w:t xml:space="preserve">o ICQ desapareceu e o e-mail </w:t>
-      </w:r>
-      <w:r>
-        <w:t xml:space="preserve">vem sendo substituído gradativamente. </w:t>
       </w:r>
     </w:p>
     <w:p>
@@ -5474,6 +5367,10 @@
       <w:bookmarkStart w:id="14" w:name="_Toc175908723"/>
       <w:bookmarkStart w:id="15" w:name="_Toc225707933"/>
       <w:r>
+        <w:rPr>
+          <w:u w:val="single"/>
+        </w:rPr>
+        <w:lastRenderedPageBreak/>
         <w:t>justificativa</w:t>
       </w:r>
       <w:bookmarkEnd w:id="12"/>
@@ -5483,137 +5380,15 @@
     </w:p>
     <w:p>
       <w:r>
-        <w:t>O</w:t>
-      </w:r>
-      <w:r>
-        <w:t xml:space="preserve"> avanço da tecnologia e sua popularização transformaram </w:t>
-      </w:r>
-      <w:r>
-        <w:t>de</w:t>
-      </w:r>
-      <w:r>
-        <w:t xml:space="preserve"> maneira significativa dos meios de comunicação. </w:t>
-      </w:r>
-      <w:r>
-        <w:t>D</w:t>
-      </w:r>
-      <w:r>
-        <w:t>e acordo com Castells (2018)</w:t>
-      </w:r>
-      <w:r>
-        <w:t>,</w:t>
-      </w:r>
-      <w:r>
-        <w:t xml:space="preserve"> plataformas como </w:t>
-      </w:r>
-      <w:r>
-        <w:lastRenderedPageBreak/>
-        <w:t xml:space="preserve">Facebook e Instagram tendem a abraçar conteúdos de alcance amplo, o que limita a visibilidade de informações regionais e </w:t>
-      </w:r>
-      <w:r>
-        <w:t>também</w:t>
-      </w:r>
-      <w:r>
-        <w:t xml:space="preserve"> o engajamento </w:t>
-      </w:r>
-      <w:r>
-        <w:t>da comunidade</w:t>
-      </w:r>
-      <w:r>
-        <w:t>.</w:t>
-      </w:r>
-      <w:r>
-        <w:t xml:space="preserve"> Em cidades </w:t>
-      </w:r>
-      <w:r>
-        <w:t xml:space="preserve">de pequeno porte, como Arinos-MG, essa </w:t>
-      </w:r>
-      <w:r>
-        <w:t xml:space="preserve">perspectiva </w:t>
-      </w:r>
-      <w:r>
-        <w:t>é evidenciada p</w:t>
-      </w:r>
-      <w:r>
-        <w:t>e</w:t>
-      </w:r>
-      <w:r>
-        <w:t>la</w:t>
-      </w:r>
-      <w:r>
-        <w:t xml:space="preserve"> escassez de informações regionais</w:t>
-      </w:r>
-      <w:r>
-        <w:t xml:space="preserve"> direcionados ao contexto local dificul</w:t>
-      </w:r>
-      <w:r>
-        <w:t>tando</w:t>
-      </w:r>
-      <w:r>
-        <w:t xml:space="preserve"> </w:t>
-      </w:r>
-      <w:r>
-        <w:t>a</w:t>
-      </w:r>
-      <w:r>
-        <w:t xml:space="preserve"> divulgação de eventos, oportunidades de emprego e iniciativas comunitárias</w:t>
-      </w:r>
-      <w:r>
-        <w:t>. A</w:t>
-      </w:r>
-      <w:r>
-        <w:t xml:space="preserve">lém </w:t>
-      </w:r>
-      <w:r>
-        <w:t xml:space="preserve">disso, </w:t>
-      </w:r>
-      <w:r>
-        <w:t>o alcance de pequenos negócios, que dependem de meios informais para promover seus produtos e serviços</w:t>
-      </w:r>
-      <w:r>
-        <w:t xml:space="preserve"> (panfletos, radio, anúncios)</w:t>
-      </w:r>
-      <w:r>
-        <w:t xml:space="preserve"> fica comprometido</w:t>
-      </w:r>
-      <w:r>
-        <w:t xml:space="preserve">. </w:t>
-      </w:r>
-      <w:r>
-        <w:t>Ess</w:t>
-      </w:r>
-      <w:r>
-        <w:t>as</w:t>
-      </w:r>
-      <w:r>
-        <w:t xml:space="preserve"> limita</w:t>
-      </w:r>
-      <w:r>
-        <w:t>ções</w:t>
-      </w:r>
-      <w:r>
-        <w:t xml:space="preserve"> </w:t>
-      </w:r>
-      <w:r>
-        <w:t>impactam</w:t>
-      </w:r>
-      <w:r>
-        <w:t xml:space="preserve"> </w:t>
-      </w:r>
-      <w:r>
-        <w:t xml:space="preserve">diretamente </w:t>
-      </w:r>
-      <w:r>
-        <w:t>n</w:t>
-      </w:r>
-      <w:r>
-        <w:t xml:space="preserve">o desenvolvimento </w:t>
-      </w:r>
-      <w:r>
-        <w:t>da cidade e região</w:t>
-      </w:r>
-      <w:r>
-        <w:t>.</w:t>
+        <w:t xml:space="preserve">Embora existam diversos meios digitais de comunicação utilizados pela população de Arinos e região, as informações de interesse local encontram-se dispersas em diferentes plataformas, como grupos de WhatsApp, páginas de Facebook, perfis de Instagram e portais de notícias. Essa descentralização dificulta o acesso rápido e organizado a informações relevantes, como vagas de emprego, eventos, oportunidades de negócio e iniciativas comunitárias. À luz de </w:t>
+      </w:r>
+      <w:proofErr w:type="spellStart"/>
+      <w:r>
+        <w:t>Shirky</w:t>
+      </w:r>
+      <w:proofErr w:type="spellEnd"/>
+      <w:r>
+        <w:t xml:space="preserve"> (2008), ferramentas digitais podem favorecer a organização social quando aproximam pessoas em torno de objetivos comuns; por isso, a centralização dessas informações em um ambiente regional pode ampliar a participação comunitária.</w:t>
       </w:r>
     </w:p>
     <w:p>
@@ -5621,46 +5396,7 @@
         <w:tab/>
       </w:r>
       <w:r>
-        <w:t xml:space="preserve">Diante desse cenário, a necessidade de uma plataforma digital que centralize </w:t>
-      </w:r>
-      <w:r>
-        <w:t>nichos de informações locais</w:t>
-      </w:r>
-      <w:r>
-        <w:t xml:space="preserve"> promovendo maior </w:t>
-      </w:r>
-      <w:r>
-        <w:t xml:space="preserve">cultura, </w:t>
-      </w:r>
-      <w:r>
-        <w:t>visibilidade e interação entre os moradores</w:t>
-      </w:r>
-      <w:r>
-        <w:t xml:space="preserve"> </w:t>
-      </w:r>
-      <w:r>
-        <w:t>é notóri</w:t>
-      </w:r>
-      <w:r>
-        <w:t>a</w:t>
-      </w:r>
-      <w:r>
-        <w:t xml:space="preserve">. </w:t>
-      </w:r>
-      <w:r>
-        <w:t>Assim</w:t>
-      </w:r>
-      <w:r>
-        <w:t>, a principal justificativa p</w:t>
-      </w:r>
-      <w:r>
-        <w:t>a</w:t>
-      </w:r>
-      <w:r>
-        <w:t>ra</w:t>
-      </w:r>
-      <w:r>
-        <w:t xml:space="preserve"> criação da </w:t>
+        <w:t xml:space="preserve">Diante desse cenário, surge a proposta da </w:t>
       </w:r>
       <w:proofErr w:type="spellStart"/>
       <w:r>
@@ -5668,106 +5404,15 @@
       </w:r>
       <w:proofErr w:type="spellEnd"/>
       <w:r>
-        <w:t xml:space="preserve">, </w:t>
-      </w:r>
-      <w:r>
-        <w:t xml:space="preserve">é a </w:t>
-      </w:r>
-      <w:r>
-        <w:t xml:space="preserve">ausência de </w:t>
-      </w:r>
-      <w:r>
-        <w:t xml:space="preserve">comunicação regional </w:t>
-      </w:r>
-      <w:r>
-        <w:t>capazes de atender às particularidades e necessidades regionais.</w:t>
-      </w:r>
-      <w:r>
-        <w:t xml:space="preserve"> Além disso, essa</w:t>
-      </w:r>
-      <w:r>
-        <w:t xml:space="preserve"> proposta </w:t>
-      </w:r>
-      <w:r>
-        <w:t>possui</w:t>
-      </w:r>
-      <w:r>
-        <w:t xml:space="preserve"> </w:t>
-      </w:r>
-      <w:r>
-        <w:t>importância</w:t>
-      </w:r>
-      <w:r>
-        <w:t xml:space="preserve"> social e econômica </w:t>
-      </w:r>
-      <w:r>
-        <w:t>e</w:t>
-      </w:r>
-      <w:r>
-        <w:t xml:space="preserve"> proporciona</w:t>
-      </w:r>
-      <w:r>
-        <w:t>rá</w:t>
-      </w:r>
-      <w:r>
-        <w:t xml:space="preserve"> um ambiente seguro, acessível e de baixo custo, que fortaleça </w:t>
-      </w:r>
-      <w:r>
-        <w:t xml:space="preserve">cultura, comércios, empregos </w:t>
-      </w:r>
-      <w:r>
-        <w:t>e laços</w:t>
-      </w:r>
-      <w:r>
-        <w:t xml:space="preserve"> </w:t>
-      </w:r>
-      <w:r>
-        <w:t>comunitários facilitando</w:t>
-      </w:r>
-      <w:r>
-        <w:t xml:space="preserve"> a circulação de informações. </w:t>
+        <w:t>, uma plataforma voltada à centralização e organização dessas informações em um único ambiente digital. A justificativa do projeto está na ausência de um canal regional estruturado, acessível e voltado às particularidades de Arinos e região. Além da relevância social, a proposta possui importância econômica, pois pode facilitar a divulgação de pequenos negócios, serviços, eventos e oportunidades locais, contribuindo para fortalecer cultura, comércio, empregos e laços comunitários.</w:t>
       </w:r>
     </w:p>
     <w:p>
       <w:r>
         <w:tab/>
-        <w:t xml:space="preserve">Em relação a aplicação do aprendizado durante o urso, </w:t>
-      </w:r>
-      <w:r>
-        <w:t>o desenvolvimento da plataforma utiliza</w:t>
-      </w:r>
-      <w:r>
-        <w:t>rá</w:t>
-      </w:r>
-      <w:r>
-        <w:t xml:space="preserve"> frameworks modernos e padrões </w:t>
-      </w:r>
-      <w:r>
-        <w:t xml:space="preserve">de projetos </w:t>
-      </w:r>
-      <w:r>
-        <w:t>consolidados</w:t>
-      </w:r>
-      <w:r>
-        <w:t xml:space="preserve"> que</w:t>
-      </w:r>
-      <w:r>
-        <w:t xml:space="preserve"> contribui</w:t>
-      </w:r>
-      <w:r>
-        <w:t>rão</w:t>
-      </w:r>
-      <w:r>
-        <w:t xml:space="preserve"> para a construção de uma </w:t>
-      </w:r>
-      <w:r>
-        <w:t>plataforma</w:t>
-      </w:r>
-      <w:r>
-        <w:t xml:space="preserve"> eficiente, de fácil manutenção e com potencial de expansão futura.</w:t>
-      </w:r>
-    </w:p>
-    <w:p/>
+        <w:t>Em relação à aplicação do aprendizado durante o curso, o desenvolvimento da plataforma utilizará frameworks modernos e padrões de projeto consolidados, contribuindo para a construção de uma solução eficiente, de fácil manutenção e com potencial de expansão futura.</w:t>
+      </w:r>
+    </w:p>
     <w:p>
       <w:pPr>
         <w:pStyle w:val="Ttulo2"/>
@@ -5973,77 +5618,16 @@
         </w:rPr>
       </w:pPr>
       <w:r>
-        <w:rPr>
-          <w:rFonts w:eastAsia="Arial"/>
-        </w:rPr>
         <w:lastRenderedPageBreak/>
-        <w:t>Definir os componentes da arquitetura do sistema</w:t>
-      </w:r>
-      <w:r>
-        <w:rPr>
-          <w:rFonts w:eastAsia="Arial"/>
-        </w:rPr>
-        <w:t xml:space="preserve"> </w:t>
-      </w:r>
-      <w:r>
-        <w:rPr>
-          <w:rFonts w:eastAsia="Arial"/>
-        </w:rPr>
-        <w:t>baseado</w:t>
-      </w:r>
-      <w:r>
-        <w:rPr>
-          <w:rFonts w:eastAsia="Arial"/>
-        </w:rPr>
-        <w:t xml:space="preserve"> </w:t>
-      </w:r>
-      <w:r>
-        <w:rPr>
-          <w:rFonts w:eastAsia="Arial"/>
-        </w:rPr>
-        <w:t>n</w:t>
-      </w:r>
-      <w:r>
-        <w:rPr>
-          <w:rFonts w:eastAsia="Arial"/>
-        </w:rPr>
-        <w:t>os padrões arquitetônicos existentes</w:t>
-      </w:r>
-      <w:r>
-        <w:rPr>
-          <w:rFonts w:eastAsia="Arial"/>
-        </w:rPr>
-        <w:t xml:space="preserve"> para esta classe de sistema e, </w:t>
-      </w:r>
-      <w:r>
-        <w:rPr>
-          <w:rFonts w:eastAsia="Arial"/>
-        </w:rPr>
-        <w:t xml:space="preserve">considerando </w:t>
-      </w:r>
-      <w:r>
-        <w:rPr>
-          <w:rFonts w:eastAsia="Arial"/>
-        </w:rPr>
-        <w:t xml:space="preserve">que os requisitos chaves são: </w:t>
-      </w:r>
-      <w:r>
-        <w:rPr>
-          <w:rFonts w:eastAsia="Arial"/>
-        </w:rPr>
-        <w:t>necessidade de comunicação</w:t>
-      </w:r>
-      <w:r>
-        <w:rPr>
-          <w:rFonts w:eastAsia="Arial"/>
-        </w:rPr>
-        <w:t xml:space="preserve"> e</w:t>
-      </w:r>
-      <w:r>
-        <w:rPr>
-          <w:rFonts w:eastAsia="Arial"/>
-        </w:rPr>
-        <w:t xml:space="preserve"> interação entre os usuários.</w:t>
+        <w:t xml:space="preserve">Definir os requisitos e os componentes de uma arquitetura escalável para a </w:t>
+      </w:r>
+      <w:proofErr w:type="spellStart"/>
+      <w:r>
+        <w:t>ArinosBay</w:t>
+      </w:r>
+      <w:proofErr w:type="spellEnd"/>
+      <w:r>
+        <w:t>, considerando comunicação, interação entre usuários, manutenção e possibilidade de expansão para outras comunidades.</w:t>
       </w:r>
     </w:p>
     <w:p>
@@ -6058,42 +5642,7 @@
         </w:rPr>
       </w:pPr>
       <w:r>
-        <w:rPr>
-          <w:rFonts w:eastAsia="Arial"/>
-        </w:rPr>
-        <w:t>I</w:t>
-      </w:r>
-      <w:r>
-        <w:rPr>
-          <w:rFonts w:eastAsia="Arial"/>
-        </w:rPr>
-        <w:t xml:space="preserve">mplementar (usando o framework </w:t>
-      </w:r>
-      <w:proofErr w:type="spellStart"/>
-      <w:r>
-        <w:rPr>
-          <w:rFonts w:eastAsia="Arial"/>
-        </w:rPr>
-        <w:t>Thymeleaf</w:t>
-      </w:r>
-      <w:proofErr w:type="spellEnd"/>
-      <w:r>
-        <w:rPr>
-          <w:rFonts w:eastAsia="Arial"/>
-        </w:rPr>
-        <w:t xml:space="preserve">) uma interface amigável que facilite a </w:t>
-      </w:r>
-      <w:r>
-        <w:rPr>
-          <w:rFonts w:eastAsia="Arial"/>
-        </w:rPr>
-        <w:t>navegação</w:t>
-      </w:r>
-      <w:r>
-        <w:rPr>
-          <w:rFonts w:eastAsia="Arial"/>
-        </w:rPr>
-        <w:t xml:space="preserve"> e o engajamento dos usuários.</w:t>
+        <w:t>Modelar e implementar uma base de dados segura e organizada, capaz de armazenar e recuperar eficientemente dados dos usuários, publicações e informações locais.</w:t>
       </w:r>
     </w:p>
     <w:p>
@@ -6108,10 +5657,7 @@
         </w:rPr>
       </w:pPr>
       <w:r>
-        <w:rPr>
-          <w:rFonts w:eastAsia="Arial"/>
-        </w:rPr>
-        <w:t>Modelar e implementar uma base de dados segura e organizada que permita um armazenamento e recuperação eficiente de dados dos usuários.</w:t>
+        <w:t>Modelar e implementar os módulos principais de comunicação, divulgação de informações e interação comunitária.</w:t>
       </w:r>
     </w:p>
     <w:p>
@@ -6126,10 +5672,30 @@
         </w:rPr>
       </w:pPr>
       <w:r>
-        <w:rPr>
-          <w:rFonts w:eastAsia="Arial"/>
-        </w:rPr>
-        <w:t>Modelar e implementar os módulos de comunicação e divulgação de informações.</w:t>
+        <w:t>Propor um modelo de interface de usuário amigável e de fácil navegação, alinhado às necessidades dos moradores de Arinos e região.</w:t>
+      </w:r>
+    </w:p>
+    <w:p>
+      <w:pPr>
+        <w:pStyle w:val="PargrafodaLista"/>
+        <w:numPr>
+          <w:ilvl w:val="0"/>
+          <w:numId w:val="3"/>
+        </w:numPr>
+        <w:rPr>
+          <w:rFonts w:eastAsia="Arial"/>
+        </w:rPr>
+      </w:pPr>
+      <w:r>
+        <w:t xml:space="preserve">Implementar, com o framework </w:t>
+      </w:r>
+      <w:proofErr w:type="spellStart"/>
+      <w:r>
+        <w:t>Thymeleaf</w:t>
+      </w:r>
+      <w:proofErr w:type="spellEnd"/>
+      <w:r>
+        <w:t>, uma interface que facilite a navegação e o engajamento dos usuários.</w:t>
       </w:r>
     </w:p>
     <w:p>
@@ -6312,218 +5878,115 @@
     </w:p>
     <w:p>
       <w:r>
-        <w:t xml:space="preserve">A construção de uma rede social não depende apenas de conhecimentos técnicos, mas também da </w:t>
-      </w:r>
-      <w:r>
-        <w:t xml:space="preserve">compreensão das transformações sociais causadas pelas </w:t>
-      </w:r>
-      <w:r>
-        <w:t>tecnologias</w:t>
-      </w:r>
-      <w:r>
-        <w:t xml:space="preserve"> de informação e comunicação. </w:t>
-      </w:r>
-      <w:r>
-        <w:t xml:space="preserve">Segundo </w:t>
-      </w:r>
-      <w:r>
-        <w:t>Castells</w:t>
-      </w:r>
+        <w:t xml:space="preserve">A construção de uma rede social não depende apenas de conhecimentos técnicos, mas também da compreensão das transformações sociais causadas pelas tecnologias de informação e comunicação. Neste referencial, Castells (2018) contribui para compreender a organização social em rede, </w:t>
+      </w:r>
+      <w:proofErr w:type="spellStart"/>
+      <w:r>
+        <w:t>Shirky</w:t>
+      </w:r>
+      <w:proofErr w:type="spellEnd"/>
+      <w:r>
+        <w:t xml:space="preserve"> (2008) auxilia na discussão sobre colaboração e organização coletiva, e autores da Engenharia de Software, como </w:t>
+      </w:r>
+      <w:proofErr w:type="spellStart"/>
+      <w:r>
+        <w:t>Sommerville</w:t>
+      </w:r>
+      <w:proofErr w:type="spellEnd"/>
+      <w:r>
+        <w:t xml:space="preserve"> (2019), Pressman e Maxim (2016), Nielsen (1994) e Norman (2006), fundamentam as decisões de arquitetura, qualidade e usabilidade que orientarão a </w:t>
+      </w:r>
+      <w:proofErr w:type="spellStart"/>
+      <w:r>
+        <w:t>ArinosBay</w:t>
+      </w:r>
+      <w:proofErr w:type="spellEnd"/>
+      <w:r>
+        <w:t>.</w:t>
+      </w:r>
+    </w:p>
+    <w:p/>
+    <w:p>
+      <w:pPr>
+        <w:rPr>
+          <w:color w:val="002060"/>
+        </w:rPr>
+      </w:pPr>
+    </w:p>
+    <w:p>
+      <w:pPr>
+        <w:pStyle w:val="Ttulo2"/>
+      </w:pPr>
+      <w:bookmarkStart w:id="37" w:name="_Toc225707936"/>
+      <w:r>
+        <w:t>redes</w:t>
+      </w:r>
+      <w:r>
+        <w:t xml:space="preserve"> sociais</w:t>
+      </w:r>
+      <w:bookmarkEnd w:id="37"/>
+    </w:p>
+    <w:p>
+      <w:bookmarkStart w:id="38" w:name="_Toc225707937"/>
+      <w:r>
+        <w:t>A popularização da internet e dos dispositivos móveis transformou as redes sociais em meios essenciais de comunicação diária, eliminando barreiras geográficas e aproximando indivíduos com interesses semelhantes. Além de aproximarem pessoas, essas plataformas combinam perfis de usuários, conexões, publicações, comentários, compartilhamentos e diferentes tipos de mídia, como textos, imagens e vídeos. Essas funções são particularmente importantes para cidades pequenas, como Arinos, porque permitem divulgar eventos, oportunidades de emprego, serviços e iniciativas comunitárias em canais de maior alcance.</w:t>
+      </w:r>
+    </w:p>
+    <w:p>
+      <w:r>
+        <w:tab/>
+        <w:t>Redes sociais são compreendidas como plataformas digitais que permitem a criação, o compartilhamento e a circulação de informações entre indivíduos, grupos e comunidades. Em um sentido mais amplo, uma rede social é formada por pessoas conectadas entre si, seja por interesse, afinidade, objetivos comuns ou vínculos sociais. Em uma plataforma regional, essa mediação pode apoiar tanto interações sociais quanto práticas econômicas locais, como a divulgação de serviços e pequenos negócios, desde que a organização do sistema favoreça clareza, segurança e acesso simples.</w:t>
+      </w:r>
+    </w:p>
+    <w:p>
+      <w:r>
+        <w:tab/>
+        <w:t xml:space="preserve">As redes sociais são entendidas como espaços capazes de reorganizar práticas comunicativas, culturais e econômicas. Castells (2018) contribui para compreender as redes como estruturas flexíveis e interconectadas, enquanto </w:t>
+      </w:r>
+      <w:proofErr w:type="spellStart"/>
+      <w:r>
+        <w:t>Shirky</w:t>
+      </w:r>
+      <w:proofErr w:type="spellEnd"/>
+      <w:r>
+        <w:t xml:space="preserve"> (2008) reforça o papel das ferramentas digitais na ação coletiva. Assim, a </w:t>
+      </w:r>
+      <w:proofErr w:type="spellStart"/>
+      <w:r>
+        <w:t>ArinosBay</w:t>
+      </w:r>
+      <w:proofErr w:type="spellEnd"/>
       <w:r>
         <w:t xml:space="preserve"> </w:t>
       </w:r>
       <w:r>
-        <w:t>(20</w:t>
-      </w:r>
-      <w:r>
-        <w:t>18</w:t>
-      </w:r>
-      <w:r>
-        <w:t>) a sociedade contemporânea se organiza em redes e a circulação de informação influencia relações sociais, identidades e práticas comunitárias.</w:t>
-      </w:r>
-    </w:p>
-    <w:p>
-      <w:pPr>
-        <w:rPr>
-          <w:color w:val="002060"/>
-        </w:rPr>
-      </w:pPr>
+        <w:lastRenderedPageBreak/>
+        <w:t>não deve ser pensada apenas como entretenimento, mas como um ambiente de informação local, participação comunitária e apoio à circulação de oportunidades.</w:t>
+      </w:r>
     </w:p>
     <w:p>
       <w:pPr>
         <w:pStyle w:val="Ttulo2"/>
       </w:pPr>
-      <w:bookmarkStart w:id="37" w:name="_Toc225707936"/>
-      <w:r>
-        <w:t>redes</w:t>
-      </w:r>
-      <w:r>
-        <w:t xml:space="preserve"> sociais</w:t>
-      </w:r>
-      <w:bookmarkEnd w:id="37"/>
-    </w:p>
-    <w:p>
-      <w:r>
-        <w:t>A popularização da internet e dos dispositivos móveis transform</w:t>
-      </w:r>
-      <w:r>
-        <w:t>aram</w:t>
-      </w:r>
-      <w:r>
-        <w:t xml:space="preserve"> as redes sociais em meios essenciais de comunicação diária, eliminando barreiras geográficas e aproximando indivíduos com interesses semelhantes. Essas plataformas facilitam desde conversas informais até a divulgação de eventos, oportunidades de emprego e iniciativas comunitárias — funções particularmente importantes para cidades pequenas, como Arinos.</w:t>
-      </w:r>
-      <w:r>
-        <w:t xml:space="preserve"> </w:t>
-      </w:r>
-      <w:r>
-        <w:t xml:space="preserve">Dessa forma, compreender o conceito de rede social é fundamental para o desenvolvimento da </w:t>
-      </w:r>
-      <w:proofErr w:type="spellStart"/>
-      <w:r>
-        <w:t>ArinosBay</w:t>
-      </w:r>
-      <w:proofErr w:type="spellEnd"/>
-      <w:r>
-        <w:t>, pois a plataforma se propõe a ser um espaço de interação digital voltado especificamente para fortalecer os vínculos entre moradores e valorizar as demandas regionais.</w:t>
-      </w:r>
-    </w:p>
-    <w:p>
+      <w:r>
+        <w:t>Fundamentos de redes sociais</w:t>
+      </w:r>
+      <w:bookmarkEnd w:id="38"/>
+    </w:p>
+    <w:p>
+      <w:r>
+        <w:t xml:space="preserve">No desenvolvimento de uma rede social, é fundamental compreender os princípios que sustentam as interações sociais e as metodologias que norteiam o desenvolvimento de sistemas eficazes. </w:t>
+      </w:r>
       <w:r>
         <w:tab/>
       </w:r>
-      <w:r>
-        <w:t>R</w:t>
-      </w:r>
-      <w:r>
-        <w:t xml:space="preserve">edes sociais </w:t>
-      </w:r>
-      <w:r>
-        <w:t>são</w:t>
-      </w:r>
-      <w:r>
-        <w:t xml:space="preserve"> compreendidas como plataformas digitais que permitem a criação, o compartilhamento e a circulação de informações entre indivíduos, grupos e comunidades. </w:t>
-      </w:r>
-      <w:r>
-        <w:t xml:space="preserve">Em um sentido </w:t>
-      </w:r>
-      <w:r>
-        <w:t xml:space="preserve">mais amplo, uma rede social é formada por pessoas conectadas entre si </w:t>
-      </w:r>
-      <w:r>
-        <w:t>seja por</w:t>
-      </w:r>
-      <w:r>
-        <w:t xml:space="preserve"> interesse, afinidade, objetivos comuns ou vínculos sociais. </w:t>
-      </w:r>
-      <w:r>
-        <w:t>Em um ambiente digital</w:t>
-      </w:r>
-      <w:r>
-        <w:t>, essas relações passam a ser mediadas por tecnologias de informação e comunicação, ampliando significativamente o alcance e a velocidade das interações.</w:t>
-      </w:r>
     </w:p>
     <w:p>
       <w:r>
         <w:tab/>
       </w:r>
       <w:r>
-        <w:t>A</w:t>
-      </w:r>
-      <w:r>
-        <w:t>s redes sociais são entendidas como espaços capazes de reorganizar práticas comunicativas, culturais e econômicas. Para Castells</w:t>
-      </w:r>
-      <w:r>
-        <w:t xml:space="preserve"> </w:t>
-      </w:r>
-      <w:r>
-        <w:t>(20</w:t>
-      </w:r>
-      <w:r>
-        <w:t>18</w:t>
-      </w:r>
-      <w:r>
-        <w:t xml:space="preserve">), as redes são estruturas flexíveis e interconectadas que constituem a base da sociedade. Assim, as redes sociais não </w:t>
-      </w:r>
-      <w:r>
-        <w:t>serve</w:t>
-      </w:r>
-      <w:r>
-        <w:t>m</w:t>
-      </w:r>
-      <w:r>
-        <w:t xml:space="preserve"> apenas </w:t>
-      </w:r>
-      <w:r>
-        <w:t>como</w:t>
-      </w:r>
-      <w:r>
-        <w:t xml:space="preserve"> entretenimento, mas</w:t>
-      </w:r>
-      <w:r>
-        <w:t xml:space="preserve"> como</w:t>
-      </w:r>
-      <w:r>
-        <w:t xml:space="preserve"> </w:t>
-      </w:r>
-      <w:r>
-        <w:t xml:space="preserve">na construção do </w:t>
-      </w:r>
-      <w:r>
-        <w:t>indivíduo</w:t>
-      </w:r>
-      <w:r>
-        <w:t>, no compartilhamento de conteúdo e na formação de comunidades, inclusive em contextos locais.</w:t>
-      </w:r>
-    </w:p>
-    <w:p>
-      <w:pPr>
-        <w:pStyle w:val="Ttulo2"/>
-      </w:pPr>
-      <w:bookmarkStart w:id="38" w:name="_Toc225707937"/>
-      <w:r>
-        <w:lastRenderedPageBreak/>
-        <w:t>Fundamentos de redes sociais</w:t>
-      </w:r>
-      <w:bookmarkEnd w:id="38"/>
-    </w:p>
-    <w:p>
-      <w:r>
-        <w:t xml:space="preserve">No desenvolvimento de uma rede social, é fundamental compreender os princípios que sustentam as interações sociais e as metodologias que norteiam o desenvolvimento de sistemas eficazes. </w:t>
-      </w:r>
-      <w:r>
-        <w:tab/>
-      </w:r>
-    </w:p>
-    <w:p>
-      <w:r>
-        <w:tab/>
-      </w:r>
-      <w:r>
-        <w:t>De acordo com Castells (</w:t>
-      </w:r>
-      <w:r>
-        <w:t>2018</w:t>
-      </w:r>
-      <w:r>
-        <w:t xml:space="preserve">), a sociedade em rede não é apenas uma estrutura tecnológica, mas um modelo </w:t>
-      </w:r>
-      <w:r>
-        <w:t>social</w:t>
-      </w:r>
-      <w:r>
-        <w:t xml:space="preserve"> que organiza as relações entre </w:t>
-      </w:r>
-      <w:r>
-        <w:t xml:space="preserve">indivíduos e instituições. </w:t>
-      </w:r>
-      <w:r>
-        <w:t>Alguns pontos chaves definidos sobre e</w:t>
-      </w:r>
-      <w:r>
-        <w:t xml:space="preserve">ssa perspectiva </w:t>
-      </w:r>
-      <w:r>
-        <w:t>são:</w:t>
+        <w:t>Com base nos autores mobilizados neste projeto, alguns fundamentos são relevantes para orientar tanto a compreensão social da plataforma quanto suas decisões técnicas:</w:t>
       </w:r>
     </w:p>
     <w:p>
@@ -6540,42 +6003,15 @@
         </w:numPr>
       </w:pPr>
       <w:r>
-        <w:rPr>
-          <w:b/>
-          <w:bCs/>
-        </w:rPr>
-        <w:t>Estrutura Global</w:t>
-      </w:r>
-      <w:r>
-        <w:rPr>
-          <w:b/>
-          <w:bCs/>
-        </w:rPr>
-        <w:t xml:space="preserve">: </w:t>
-      </w:r>
-      <w:r>
-        <w:t>a</w:t>
-      </w:r>
-      <w:r>
-        <w:t>s</w:t>
-      </w:r>
-      <w:r>
-        <w:t xml:space="preserve"> redes possuem uma arquitetura descentralizada e expansível, na qual diferentes pontos podem se conectar independentemente de localização geográfica. Essa estrutura permite que informações circulem de forma rápida e contínua, ampliando o alcance da</w:t>
-      </w:r>
-      <w:r>
-        <w:t xml:space="preserve"> informação</w:t>
-      </w:r>
-      <w:r>
-        <w:t xml:space="preserve">. </w:t>
-      </w:r>
-      <w:r>
-        <w:t>Seguindo esse conceito</w:t>
-      </w:r>
-      <w:r>
-        <w:t>, essa característica possibilita que os moradores da região se conectem com facilidade, mesmo estando distantes</w:t>
-      </w:r>
-      <w:r>
-        <w:t>;</w:t>
+        <w:t xml:space="preserve">Estrutura de rede: as redes digitais conectam usuários, conteúdos e interações em uma organização flexível. A partir de Castells (2018), essa característica permite compreender a </w:t>
+      </w:r>
+      <w:proofErr w:type="spellStart"/>
+      <w:r>
+        <w:t>ArinosBay</w:t>
+      </w:r>
+      <w:proofErr w:type="spellEnd"/>
+      <w:r>
+        <w:t xml:space="preserve"> como um ambiente em que diferentes moradores, grupos e iniciativas locais podem se conectar independentemente da localização;</w:t>
       </w:r>
     </w:p>
     <w:p>
@@ -6592,23 +6028,7 @@
         </w:numPr>
       </w:pPr>
       <w:r>
-        <w:rPr>
-          <w:b/>
-          <w:bCs/>
-        </w:rPr>
-        <w:t>Tecnologia da Informação</w:t>
-      </w:r>
-      <w:r>
-        <w:t xml:space="preserve">: </w:t>
-      </w:r>
-      <w:r>
-        <w:t>a tecnologia da</w:t>
-      </w:r>
-      <w:r>
-        <w:t xml:space="preserve"> informação e comunicação constituem a base material da sociedade em rede. São essas tecnologias que possibilitam o surgimento de plataformas, que se tornam ambientes de comunicação, expressão e organização. Portanto, ao desenvolver uma rede social, compreender o papel da tecnologia é essencial para garantir que a plataforma seja eficiente, escalável e capaz de atender às necessidades dos usuários</w:t>
-      </w:r>
-      <w:r>
-        <w:t>;</w:t>
+        <w:t>Tecnologia da Informação e inclusão digital: Silva (2018) e Valente (2016) evidenciam que o acesso às tecnologias envolve também participação social e desafios de inclusão. Por isso, a plataforma deve ser eficiente, leve e acessível, capaz de atender usuários com diferentes níveis de familiaridade tecnológica;</w:t>
       </w:r>
     </w:p>
     <w:p>
@@ -6625,47 +6045,15 @@
         </w:numPr>
       </w:pPr>
       <w:r>
-        <w:rPr>
-          <w:b/>
-          <w:bCs/>
-        </w:rPr>
-        <w:t>Fluxo de Informação</w:t>
-      </w:r>
-      <w:r>
-        <w:t xml:space="preserve">: </w:t>
-      </w:r>
-      <w:r>
-        <w:t>a</w:t>
-      </w:r>
-      <w:r>
-        <w:t xml:space="preserve">s redes sociais existem para permitir a circulação constante de dados, notícias, opiniões e conteúdos pessoais. </w:t>
-      </w:r>
-      <w:r>
-        <w:t>F</w:t>
-      </w:r>
-      <w:r>
-        <w:t xml:space="preserve">luxos </w:t>
-      </w:r>
-      <w:r>
-        <w:t>manipulam</w:t>
-      </w:r>
-      <w:r>
-        <w:t xml:space="preserve"> o comportamento dos usuários e organizam a dinâmica da plataforma. Uma rede social bem projetada deve facilitar esse movimento, garantindo que a informação seja compartilhada de forma ágil e acessível, </w:t>
-      </w:r>
-      <w:r>
-        <w:t>que é extremamente importante para</w:t>
-      </w:r>
-      <w:r>
-        <w:t xml:space="preserve"> </w:t>
-      </w:r>
-      <w:r>
-        <w:t>a</w:t>
-      </w:r>
-      <w:r>
-        <w:t xml:space="preserve"> comunicação rápida e clara</w:t>
-      </w:r>
-      <w:r>
-        <w:t>;</w:t>
+        <w:t xml:space="preserve">Fluxo de informação e organização coletiva: as redes sociais permitem circulação de dados, notícias e conteúdos comunitários. </w:t>
+      </w:r>
+      <w:proofErr w:type="spellStart"/>
+      <w:r>
+        <w:t>Shirky</w:t>
+      </w:r>
+      <w:proofErr w:type="spellEnd"/>
+      <w:r>
+        <w:t xml:space="preserve"> (2008) auxilia a compreender o potencial das ferramentas digitais para organizar ações coletivas, o que reforça a necessidade de facilitar publicações, buscas e divulgação de informações locais;</w:t>
       </w:r>
     </w:p>
     <w:p>
@@ -6682,42 +6070,11 @@
         </w:numPr>
       </w:pPr>
       <w:r>
-        <w:rPr>
-          <w:b/>
-          <w:bCs/>
-        </w:rPr>
-        <w:t>Redefinição de Poder</w:t>
-      </w:r>
-      <w:r>
-        <w:t xml:space="preserve">: </w:t>
-      </w:r>
-      <w:r>
-        <w:t xml:space="preserve">na sociedade em rede o poder está associado à capacidade de produzir e disseminar informação. </w:t>
-      </w:r>
-      <w:r>
-        <w:t xml:space="preserve">Nessa </w:t>
-      </w:r>
-      <w:r>
-        <w:t>lógica</w:t>
-      </w:r>
-      <w:r>
-        <w:t xml:space="preserve"> as </w:t>
-      </w:r>
-      <w:r>
-        <w:t xml:space="preserve">redes </w:t>
+        <w:t xml:space="preserve">Visibilidade e participação local: em ambientes digitais, indivíduos, grupos e pequenos negócios podem ganhar visibilidade e participar mais ativamente da vida comunitária. Para cidades pequenas, isso significa ampliar a divulgação </w:t>
       </w:r>
       <w:r>
         <w:lastRenderedPageBreak/>
-        <w:t xml:space="preserve">sociais alteram a forma como o poder circula, </w:t>
-      </w:r>
-      <w:r>
-        <w:t>permitem</w:t>
-      </w:r>
-      <w:r>
-        <w:t xml:space="preserve"> que indivíduos, grupos e comunidades tenham voz e maior participação social. Para cidades pequenas, isso significa que moradores podem ganhar visibilidade, promover iniciativas e influenciar decisões comunitárias</w:t>
-      </w:r>
-      <w:r>
-        <w:t>;</w:t>
+        <w:t>de eventos, oportunidades e iniciativas que antes ficavam dispersas em canais informais;</w:t>
       </w:r>
     </w:p>
     <w:p>
@@ -6734,35 +6091,15 @@
         </w:numPr>
       </w:pPr>
       <w:r>
-        <w:rPr>
-          <w:b/>
-          <w:bCs/>
-        </w:rPr>
-        <w:t>Identidade e Transformação Social</w:t>
-      </w:r>
-      <w:r>
-        <w:t xml:space="preserve">: </w:t>
-      </w:r>
-      <w:r>
-        <w:t>a</w:t>
-      </w:r>
-      <w:r>
-        <w:t xml:space="preserve"> comunicação digital exerce impacto direto na construção de identidades individuais e coletivas. </w:t>
-      </w:r>
-      <w:r>
-        <w:t>A</w:t>
-      </w:r>
-      <w:r>
-        <w:t xml:space="preserve">o participar de redes sociais, os indivíduos constroem representações de si mesmos e se integram a grupos e comunidades. Para a </w:t>
-      </w:r>
-      <w:r>
-        <w:t>plataforma social</w:t>
-      </w:r>
-      <w:r>
-        <w:t>, significa que pode fortalecer o sentimento de pertencimento local e incentivar práticas sociais que valorizem a cultura regional</w:t>
-      </w:r>
-      <w:r>
-        <w:t>;</w:t>
+        <w:t xml:space="preserve">Usabilidade e experiência: Nielsen (1994) e Norman (2006) reforçam a importância de sistemas claros, simples e centrados no usuário. Para a </w:t>
+      </w:r>
+      <w:proofErr w:type="spellStart"/>
+      <w:r>
+        <w:t>ArinosBay</w:t>
+      </w:r>
+      <w:proofErr w:type="spellEnd"/>
+      <w:r>
+        <w:t>, isso significa projetar telas compreensíveis, com navegação direta e menor risco de erro;</w:t>
       </w:r>
     </w:p>
     <w:p>
@@ -6779,41 +6116,15 @@
         </w:numPr>
       </w:pPr>
       <w:r>
-        <w:rPr>
-          <w:b/>
-          <w:bCs/>
-        </w:rPr>
-        <w:t>Flexibilidade e Adaptabilidade</w:t>
-      </w:r>
-      <w:r>
-        <w:t xml:space="preserve">: </w:t>
-      </w:r>
-      <w:r>
-        <w:t>a</w:t>
-      </w:r>
-      <w:r>
-        <w:t xml:space="preserve">s redes são estruturas abertas e capazes de se reconfigurar rapidamente. </w:t>
-      </w:r>
-      <w:r>
-        <w:t>E</w:t>
-      </w:r>
-      <w:r>
-        <w:t xml:space="preserve">ssa flexibilidade é fundamental para sua sobrevivência em um mundo em constante transformação tecnológica e social. Uma </w:t>
-      </w:r>
-      <w:r>
-        <w:t xml:space="preserve">plataforma </w:t>
-      </w:r>
-      <w:r>
-        <w:t xml:space="preserve">social </w:t>
-      </w:r>
-      <w:r>
-        <w:t>tem que ser bem desenvolvida de modo a</w:t>
-      </w:r>
-      <w:r>
-        <w:t xml:space="preserve"> evoluir, incorporar novas funcionalidades e adaptar-se às demandas dos usuários</w:t>
-      </w:r>
-      <w:r>
-        <w:t>.</w:t>
+        <w:t xml:space="preserve">Flexibilidade e adaptabilidade técnica: </w:t>
+      </w:r>
+      <w:proofErr w:type="spellStart"/>
+      <w:r>
+        <w:t>Sommerville</w:t>
+      </w:r>
+      <w:proofErr w:type="spellEnd"/>
+      <w:r>
+        <w:t xml:space="preserve"> (2019) e Pressman e Maxim (2016) contribuem para compreender que sistemas em evolução precisam de modularidade, separação de responsabilidades e manutenção contínua. Assim, a plataforma deve ser construída de modo a incorporar novas funcionalidades e crescer sem comprometer seu desempenho;</w:t>
       </w:r>
     </w:p>
     <w:p>
@@ -6830,228 +6141,38 @@
         </w:numPr>
       </w:pPr>
       <w:r>
-        <w:rPr>
-          <w:b/>
-          <w:bCs/>
-        </w:rPr>
-        <w:t>Desafios e Desigualdades</w:t>
-      </w:r>
-      <w:r>
-        <w:t xml:space="preserve">: </w:t>
-      </w:r>
-      <w:r>
-        <w:t>a</w:t>
-      </w:r>
-      <w:r>
-        <w:t xml:space="preserve">pesar dos benefícios, </w:t>
-      </w:r>
-      <w:r>
-        <w:t>g</w:t>
-      </w:r>
-      <w:r>
-        <w:t>rupos com meno</w:t>
-      </w:r>
-      <w:r>
-        <w:t>r</w:t>
-      </w:r>
-      <w:r>
-        <w:t xml:space="preserve"> inclusão digital </w:t>
-      </w:r>
-      <w:r>
-        <w:t>encontram</w:t>
-      </w:r>
-      <w:r>
-        <w:t xml:space="preserve"> dificuldades </w:t>
-      </w:r>
-      <w:r>
-        <w:t>para</w:t>
-      </w:r>
-      <w:r>
-        <w:t xml:space="preserve"> participação </w:t>
-      </w:r>
-      <w:r>
-        <w:t>d</w:t>
-      </w:r>
-      <w:r>
-        <w:t>as redes sociais. Esse fator reforça a importância de desenvolver soluções acessíveis, intuitivas e leves, que possam ser utilizadas independentemente da capacidade tecnológica dos usuários</w:t>
-      </w:r>
-      <w:r>
-        <w:t>.</w:t>
+        <w:t xml:space="preserve">Desafios e desigualdades: apesar dos benefícios, grupos com menor </w:t>
+      </w:r>
+      <w:proofErr w:type="gramStart"/>
+      <w:r>
+        <w:t>inclusão digital podem</w:t>
+      </w:r>
+      <w:proofErr w:type="gramEnd"/>
+      <w:r>
+        <w:t xml:space="preserve"> encontrar dificuldades para participar de redes sociais, conforme discutido por Silva (2018) e Valente (2016). Esse fator reforça a importância de desenvolver soluções acessíveis, intuitivas e leves, compatíveis com diferentes realidades de acesso tecnológico.</w:t>
       </w:r>
     </w:p>
     <w:p/>
     <w:p>
       <w:r>
         <w:tab/>
-      </w:r>
-      <w:r>
-        <w:t>Na visão de Castells</w:t>
-      </w:r>
-      <w:r>
-        <w:t xml:space="preserve"> (2018)</w:t>
-      </w:r>
-      <w:r>
-        <w:t xml:space="preserve">, o avanço tecnológico criou uma nova ordem </w:t>
-      </w:r>
-      <w:r>
-        <w:t xml:space="preserve">mundial interconectada </w:t>
-      </w:r>
-      <w:r>
-        <w:t xml:space="preserve">alterando </w:t>
-      </w:r>
-      <w:r>
-        <w:t>as bases fundamentais d</w:t>
-      </w:r>
-      <w:r>
-        <w:t xml:space="preserve">as </w:t>
-      </w:r>
-      <w:r>
-        <w:t>relações sociais, econômicas e culturais.</w:t>
-      </w:r>
-      <w:r>
-        <w:t xml:space="preserve"> </w:t>
-      </w:r>
-      <w:r>
-        <w:t>Reconhecer como o</w:t>
-      </w:r>
-      <w:r>
-        <w:t xml:space="preserve"> avanço tecnol</w:t>
-      </w:r>
-      <w:r>
-        <w:t xml:space="preserve">ógico </w:t>
-      </w:r>
-      <w:r>
-        <w:t>e o surgimento de novas redes de comunicação</w:t>
-      </w:r>
-      <w:r>
-        <w:t xml:space="preserve"> tem contribuído com as mudanças na sociedade é </w:t>
-      </w:r>
-      <w:r>
-        <w:t xml:space="preserve">de suma importância </w:t>
-      </w:r>
-      <w:r>
-        <w:t>para entender o fenômeno das redes sociais, bem como, estas se adaptam aquelas</w:t>
-      </w:r>
-      <w:r>
-        <w:t xml:space="preserve"> </w:t>
-      </w:r>
-      <w:r>
-        <w:t>ao</w:t>
-      </w:r>
-      <w:r>
-        <w:t xml:space="preserve"> introduzi</w:t>
-      </w:r>
-      <w:r>
-        <w:t>r</w:t>
-      </w:r>
-      <w:r>
-        <w:t xml:space="preserve"> o conceito de "comunidades virtuais", destacando </w:t>
-      </w:r>
-      <w:r>
-        <w:t xml:space="preserve">como </w:t>
-      </w:r>
-      <w:r>
-        <w:t xml:space="preserve">a internet </w:t>
-      </w:r>
-      <w:r>
-        <w:t xml:space="preserve">contribui para a </w:t>
-      </w:r>
-      <w:r>
-        <w:t>cria</w:t>
-      </w:r>
-      <w:r>
-        <w:t>ção de</w:t>
-      </w:r>
-      <w:r>
-        <w:t xml:space="preserve"> comunidades fortes mesmo em contextos locais.</w:t>
-      </w:r>
-    </w:p>
-    <w:p>
-      <w:pPr>
-        <w:rPr>
-          <w:color w:val="0000FF"/>
-        </w:rPr>
-      </w:pPr>
-      <w:r>
-        <w:lastRenderedPageBreak/>
+        <w:t xml:space="preserve">Portanto, o referencial teórico indica que a </w:t>
+      </w:r>
+      <w:proofErr w:type="spellStart"/>
+      <w:r>
+        <w:t>ArinosBay</w:t>
+      </w:r>
+      <w:proofErr w:type="spellEnd"/>
+      <w:r>
+        <w:t xml:space="preserve"> deve ser compreendida simultaneamente como rede social local e como sistema de software. A dimensão social orienta a centralização de informações, a participação dos moradores e o fortalecimento de vínculos comunitários; a dimensão técnica orienta decisões de arquitetura, banco de dados, interface, segurança, usabilidade e escalabilidade.</w:t>
+      </w:r>
+    </w:p>
+    <w:p>
+      <w:r>
         <w:tab/>
-      </w:r>
-      <w:r>
-        <w:t>Por conseguinte</w:t>
-      </w:r>
-      <w:r>
-        <w:t xml:space="preserve">, </w:t>
-      </w:r>
-      <w:r>
-        <w:t>conclui</w:t>
-      </w:r>
-      <w:r>
-        <w:t>-se</w:t>
-      </w:r>
-      <w:r>
-        <w:t xml:space="preserve"> que a construção de </w:t>
-      </w:r>
-      <w:r>
-        <w:t xml:space="preserve">uma </w:t>
-      </w:r>
-      <w:r>
-        <w:t>rede socia</w:t>
-      </w:r>
-      <w:r>
-        <w:t>l</w:t>
-      </w:r>
-      <w:r>
-        <w:t xml:space="preserve"> exige algo além de infraestrutura técnica. </w:t>
-      </w:r>
-      <w:r>
-        <w:t>P</w:t>
-      </w:r>
-      <w:r>
-        <w:t>a</w:t>
-      </w:r>
-      <w:r>
-        <w:t>ra tanto, é</w:t>
-      </w:r>
-      <w:r>
-        <w:t xml:space="preserve"> necessário compreender o que essas plataformas entregam e como elas moldam e refletem os </w:t>
-      </w:r>
-      <w:r>
-        <w:t xml:space="preserve">anseios e desejos de </w:t>
-      </w:r>
-      <w:r>
-        <w:t>seus usuários.</w:t>
-      </w:r>
-      <w:r>
-        <w:rPr>
-          <w:color w:val="0000FF"/>
-        </w:rPr>
-        <w:t xml:space="preserve"> </w:t>
-      </w:r>
-      <w:r>
-        <w:t xml:space="preserve">A </w:t>
-      </w:r>
-      <w:r>
-        <w:t>I</w:t>
-      </w:r>
-      <w:r>
-        <w:t>nternet</w:t>
-      </w:r>
-      <w:r>
-        <w:t>,</w:t>
-      </w:r>
-      <w:r>
-        <w:t xml:space="preserve"> </w:t>
-      </w:r>
-      <w:r>
-        <w:t xml:space="preserve">como uma rede global, </w:t>
-      </w:r>
-      <w:r>
-        <w:t>quando bem utilizada, consegue reforçar comunidades, criar novos vínculos e abranger interesses em comum.</w:t>
-      </w:r>
-      <w:r>
-        <w:rPr>
-          <w:color w:val="0000FF"/>
-        </w:rPr>
+        <w:t>Por conseguinte, a construção da plataforma exige algo além de infraestrutura técnica isolada: é necessário relacionar o funcionamento social das redes com escolhas de Engenharia de Software capazes de sustentar o crescimento do sistema. Essa articulação justifica a adoção de uma arquitetura modular, com separação entre interface, regras de negócio e persistência de dados.</w:t>
+      </w:r>
+      <w:r>
         <w:t xml:space="preserve"> </w:t>
       </w:r>
     </w:p>
@@ -7070,6 +6191,7 @@
       <w:bookmarkStart w:id="40" w:name="_Toc225707938"/>
       <w:bookmarkEnd w:id="39"/>
       <w:r>
+        <w:lastRenderedPageBreak/>
         <w:t>Redes Sociais em Comunidades</w:t>
       </w:r>
       <w:bookmarkEnd w:id="40"/>
@@ -7268,51 +6390,51 @@
     </w:p>
     <w:p>
       <w:r>
+        <w:tab/>
+      </w:r>
+      <w:r>
+        <w:t>Nielsen (1994), em seu livro sobre usabilidade, afirma que um sistema bem-sucedido não depende apenas da tecnologia, mas principalmente da facilidade de uso e da satisfação do usuário. Portanto</w:t>
+      </w:r>
+      <w:r>
+        <w:t>,</w:t>
+      </w:r>
+      <w:r>
+        <w:t xml:space="preserve"> a utilização de frameworks </w:t>
+      </w:r>
+      <w:r>
+        <w:t>adequados p</w:t>
+      </w:r>
+      <w:r>
+        <w:t>a</w:t>
+      </w:r>
+      <w:r>
+        <w:t>ra a</w:t>
+      </w:r>
+      <w:r>
+        <w:t xml:space="preserve"> criação de interfaces dinâmicas e amigáveis, não se justifica apenas em praticidade de implementação</w:t>
+      </w:r>
+      <w:r>
+        <w:t>,</w:t>
+      </w:r>
+      <w:r>
+        <w:t xml:space="preserve"> mas </w:t>
+      </w:r>
+      <w:r>
+        <w:t>também</w:t>
+      </w:r>
+      <w:r>
+        <w:t xml:space="preserve"> </w:t>
+      </w:r>
+      <w:r>
+        <w:t>pel</w:t>
+      </w:r>
+      <w:r>
+        <w:t>a necessidade de proporcionar uma experiência fluida ao usuário.</w:t>
+      </w:r>
+    </w:p>
+    <w:p>
+      <w:r>
         <w:lastRenderedPageBreak/>
-        <w:tab/>
-      </w:r>
-      <w:r>
-        <w:t>Nielsen (1994), em seu livro sobre usabilidade, afirma que um sistema bem-sucedido não depende apenas da tecnologia, mas principalmente da facilidade de uso e da satisfação do usuário. Portanto</w:t>
-      </w:r>
-      <w:r>
-        <w:t>,</w:t>
-      </w:r>
-      <w:r>
-        <w:t xml:space="preserve"> a utilização de frameworks </w:t>
-      </w:r>
-      <w:r>
-        <w:t>adequados p</w:t>
-      </w:r>
-      <w:r>
-        <w:t>a</w:t>
-      </w:r>
-      <w:r>
-        <w:t>ra a</w:t>
-      </w:r>
-      <w:r>
-        <w:t xml:space="preserve"> criação de interfaces dinâmicas e amigáveis, não se justifica apenas em praticidade de implementação</w:t>
-      </w:r>
-      <w:r>
-        <w:t>,</w:t>
-      </w:r>
-      <w:r>
-        <w:t xml:space="preserve"> mas </w:t>
-      </w:r>
-      <w:r>
-        <w:t>também</w:t>
-      </w:r>
-      <w:r>
-        <w:t xml:space="preserve"> </w:t>
-      </w:r>
-      <w:r>
-        <w:t>pel</w:t>
-      </w:r>
-      <w:r>
-        <w:t>a necessidade de proporcionar uma experiência fluida ao usuário.</w:t>
-      </w:r>
-    </w:p>
-    <w:p>
-      <w:r>
         <w:tab/>
         <w:t xml:space="preserve">Em relação a avaliação, </w:t>
       </w:r>
@@ -7486,7 +6608,6 @@
     <w:p/>
     <w:p>
       <w:r>
-        <w:lastRenderedPageBreak/>
         <w:tab/>
       </w:r>
       <w:r>
@@ -7575,6 +6696,7 @@
           <w:b/>
           <w:bCs/>
         </w:rPr>
+        <w:lastRenderedPageBreak/>
         <w:t>Confiabilidade</w:t>
       </w:r>
       <w:r>
@@ -7815,69 +6937,18 @@
     </w:p>
     <w:p>
       <w:r>
-        <w:t>As m</w:t>
-      </w:r>
-      <w:r>
-        <w:t xml:space="preserve">étricas </w:t>
-      </w:r>
-      <w:r>
-        <w:t xml:space="preserve">listadas acima </w:t>
-      </w:r>
-      <w:r>
-        <w:t>permit</w:t>
-      </w:r>
-      <w:r>
-        <w:t>irão</w:t>
-      </w:r>
-      <w:r>
-        <w:t xml:space="preserve"> acompanhar </w:t>
-      </w:r>
-      <w:r>
-        <w:t xml:space="preserve">a evolução do produto de software durante </w:t>
-      </w:r>
-      <w:r>
-        <w:t xml:space="preserve">o </w:t>
-      </w:r>
-      <w:r>
-        <w:t xml:space="preserve">seu </w:t>
-      </w:r>
-      <w:r>
-        <w:t xml:space="preserve">desenvolvimento </w:t>
-      </w:r>
-      <w:r>
-        <w:t>avalia</w:t>
-      </w:r>
-      <w:r>
-        <w:t>ndo</w:t>
-      </w:r>
-      <w:r>
-        <w:t xml:space="preserve"> </w:t>
-      </w:r>
-      <w:r>
-        <w:t>cont</w:t>
-      </w:r>
-      <w:r>
-        <w:t>i</w:t>
-      </w:r>
-      <w:r>
-        <w:t>nua</w:t>
-      </w:r>
-      <w:r>
-        <w:t>mente</w:t>
-      </w:r>
-      <w:r>
-        <w:t xml:space="preserve"> o desempenho, segurança e experiência do usuário</w:t>
-      </w:r>
-      <w:r>
-        <w:t xml:space="preserve"> </w:t>
-      </w:r>
-      <w:r>
-        <w:t>a</w:t>
-      </w:r>
-      <w:r>
-        <w:t xml:space="preserve"> cada release produzido.</w:t>
-      </w:r>
-    </w:p>
+        <w:t xml:space="preserve">No caso da </w:t>
+      </w:r>
+      <w:proofErr w:type="spellStart"/>
+      <w:r>
+        <w:t>ArinosBay</w:t>
+      </w:r>
+      <w:proofErr w:type="spellEnd"/>
+      <w:r>
+        <w:t>, essas métricas também serão utilizadas para verificar se a arquitetura permanece adequada quando houver crescimento do número de usuários, publicações e comunidades atendidas. A preocupação com desempenho, segurança, manutenibilidade e escalabilidade evita que o sistema seja apenas um protótipo local sem possibilidade de evolução.</w:t>
+      </w:r>
+    </w:p>
+    <w:p/>
     <w:p>
       <w:pPr>
         <w:pStyle w:val="Ttulo2"/>
@@ -8399,7 +7470,6 @@
       </w:pPr>
     </w:p>
     <w:p>
-      <w:proofErr w:type="spellStart"/>
       <w:r>
         <w:rPr>
           <w:b/>
@@ -8407,7 +7477,6 @@
         </w:rPr>
         <w:t>Singleton</w:t>
       </w:r>
-      <w:proofErr w:type="spellEnd"/>
     </w:p>
     <w:p>
       <w:r>
@@ -8459,7 +7528,6 @@
         </w:rPr>
         <w:t xml:space="preserve">xemplo de padrão </w:t>
       </w:r>
-      <w:proofErr w:type="spellStart"/>
       <w:r>
         <w:rPr>
           <w:rFonts w:ascii="Times New Roman" w:hAnsi="Times New Roman" w:cs="Times New Roman"/>
@@ -8468,7 +7536,6 @@
         </w:rPr>
         <w:t>Singleton</w:t>
       </w:r>
-      <w:proofErr w:type="spellEnd"/>
       <w:r>
         <w:rPr>
           <w:rFonts w:ascii="Times New Roman" w:hAnsi="Times New Roman" w:cs="Times New Roman"/>
@@ -8494,7 +7561,7 @@
           <w:noProof/>
         </w:rPr>
         <w:drawing>
-          <wp:inline distT="0" distB="0" distL="0" distR="0" wp14:anchorId="4885B8E5" wp14:editId="5084118B">
+          <wp:inline distT="0" distB="0" distL="0" distR="0" wp14:anchorId="4885B8E5" wp14:editId="42270FF5">
             <wp:extent cx="4762500" cy="1866900"/>
             <wp:effectExtent l="0" t="0" r="0" b="0"/>
             <wp:docPr id="1462787771" name="Imagem 3" descr="Design Pattern: Singleton. Chegamos a nossa última semana nos… | by  Vinicius Climaco | Medium"/>
@@ -10231,8 +9298,6 @@
       <w:r>
         <w:lastRenderedPageBreak/>
         <w:tab/>
-      </w:r>
-      <w:r>
         <w:t>O</w:t>
       </w:r>
       <w:r>
@@ -10248,10 +9313,7 @@
         <w:t xml:space="preserve">são úteis para </w:t>
       </w:r>
       <w:r>
-        <w:t>garantir</w:t>
-      </w:r>
-      <w:r>
-        <w:t xml:space="preserve"> que o sistema atenda às necessidades </w:t>
+        <w:t xml:space="preserve">garantir que o sistema atenda às necessidades </w:t>
       </w:r>
       <w:r>
         <w:t>do usuário</w:t>
@@ -11412,9 +10474,10 @@
       </w:r>
       <w:proofErr w:type="spellEnd"/>
       <w:r>
-        <w:t xml:space="preserve"> será composta de duas grandes fases: (1) pesquisa teórica sobre redes sociais e (2) desenvolvimento de uma aplicação prática (protótipo).</w:t>
-      </w:r>
-    </w:p>
+        <w:t xml:space="preserve"> será composta de duas grandes fases: (1) pesquisa teórica sobre redes sociais, usabilidade, qualidade e arquitetura de software; e (2) desenvolvimento de uma aplicação prática (protótipo). A primeira fase fundamentará as decisões técnicas da segunda, especialmente a definição de requisitos, arquitetura, banco de dados, interface e testes.</w:t>
+      </w:r>
+    </w:p>
+    <w:p/>
     <w:p/>
     <w:p>
       <w:pPr>
@@ -11438,7 +10501,7 @@
     </w:p>
     <w:p>
       <w:r>
-        <w:t xml:space="preserve">Esta fase consiste no levantamento de informações sobre o domínio do problema (redes sociais). Além disso, pretende-se analisar os principais padrões de usabilidade e design voltados para o desenvolvimento de interfaces de usuários de redes sociais. </w:t>
+        <w:t>Esta fase consiste no levantamento de informações sobre o domínio do problema (redes sociais) e sobre os fundamentos técnicos necessários ao desenvolvimento do sistema. Além disso, pretende-se analisar os principais padrões de usabilidade, design, arquitetura e qualidade voltados para aplicações web de interação social.</w:t>
       </w:r>
     </w:p>
     <w:p/>
@@ -11582,12 +10645,7 @@
         </w:rPr>
       </w:pPr>
       <w:r>
-        <w:rPr>
-          <w:rFonts w:eastAsia="Arial"/>
-          <w:b/>
-          <w:bCs/>
-        </w:rPr>
-        <w:t>Modelagem dos Casos de Uso</w:t>
+        <w:t>Definição da arquitetura e dos casos de uso</w:t>
       </w:r>
     </w:p>
     <w:p>
@@ -11598,22 +10656,8 @@
         </w:rPr>
       </w:pPr>
       <w:r>
-        <w:rPr>
-          <w:rFonts w:eastAsia="Arial"/>
-        </w:rPr>
-        <w:t>Nesta fase, serão modeladas as principais interações entre os usuários e o sistema, utilizando diagramas de casos de uso. A modelagem facilita a compreensão das funcionalidades e orienta as etapas seguintes do desenvolvimento</w:t>
-      </w:r>
-      <w:r>
-        <w:rPr>
-          <w:rFonts w:eastAsia="Arial"/>
-        </w:rPr>
-        <w:t xml:space="preserve"> do sistema</w:t>
-      </w:r>
-      <w:r>
-        <w:rPr>
-          <w:rFonts w:eastAsia="Arial"/>
-        </w:rPr>
-        <w:t>.</w:t>
+        <w:lastRenderedPageBreak/>
+        <w:t>Nesta fase, serão definidos os componentes da arquitetura MVC, os casos de uso principais e a separação entre interface, regras de negócio e persistência de dados. A modelagem facilitará a compreensão das funcionalidades e orientará as etapas seguintes do desenvolvimento do sistema.</w:t>
       </w:r>
     </w:p>
     <w:p>
@@ -11640,19 +10684,7 @@
         </w:rPr>
       </w:pPr>
       <w:r>
-        <w:rPr>
-          <w:rFonts w:eastAsia="Arial"/>
-          <w:b/>
-          <w:bCs/>
-        </w:rPr>
-        <w:lastRenderedPageBreak/>
-        <w:t>Desenvolvimento da Interface</w:t>
-      </w:r>
-      <w:r>
-        <w:rPr>
-          <w:rFonts w:eastAsia="Arial"/>
-        </w:rPr>
-        <w:t xml:space="preserve"> (Protótipo Visual)</w:t>
+        <w:t>Modelagem e implementação da base de dados</w:t>
       </w:r>
     </w:p>
     <w:p>
@@ -11663,10 +10695,7 @@
         </w:rPr>
       </w:pPr>
       <w:r>
-        <w:rPr>
-          <w:rFonts w:eastAsia="Arial"/>
-        </w:rPr>
-        <w:t>Será elaborado um protótipo da interface do sistema, representando de forma visual as telas e fluxos de navegação. O protótipo permitirá avaliar aspectos de usabilidade e experiência do usuário antes da implementação completa.</w:t>
+        <w:t>Será modelada a estrutura inicial do banco PostgreSQL, contemplando usuários, publicações e demais dados necessários à plataforma. Essa etapa dará suporte aos módulos principais antes do refinamento da interface.</w:t>
       </w:r>
     </w:p>
     <w:p>
@@ -11683,98 +10712,20 @@
         </w:rPr>
       </w:pPr>
       <w:r>
+        <w:t>Implementação incremental dos módulos principais</w:t>
+      </w:r>
+    </w:p>
+    <w:p>
+      <w:pPr>
+        <w:pStyle w:val="PargrafodaLista"/>
         <w:rPr>
           <w:rFonts w:eastAsia="Arial"/>
           <w:b/>
           <w:bCs/>
         </w:rPr>
-        <w:t xml:space="preserve">Implementação Incremental do </w:t>
-      </w:r>
-      <w:proofErr w:type="spellStart"/>
-      <w:r>
-        <w:rPr>
-          <w:rFonts w:eastAsia="Arial"/>
-          <w:b/>
-          <w:bCs/>
-        </w:rPr>
-        <w:t>Backend</w:t>
-      </w:r>
-      <w:proofErr w:type="spellEnd"/>
-      <w:r>
-        <w:rPr>
-          <w:rFonts w:eastAsia="Arial"/>
-          <w:b/>
-          <w:bCs/>
-        </w:rPr>
-        <w:t xml:space="preserve"> e </w:t>
-      </w:r>
-      <w:proofErr w:type="spellStart"/>
-      <w:r>
-        <w:rPr>
-          <w:rFonts w:eastAsia="Arial"/>
-          <w:b/>
-          <w:bCs/>
-        </w:rPr>
-        <w:t>Frontend</w:t>
-      </w:r>
-      <w:proofErr w:type="spellEnd"/>
-    </w:p>
-    <w:p>
-      <w:pPr>
-        <w:pStyle w:val="PargrafodaLista"/>
-        <w:rPr>
-          <w:rFonts w:eastAsia="Arial"/>
-          <w:b/>
-          <w:bCs/>
-        </w:rPr>
-      </w:pPr>
-      <w:r>
-        <w:rPr>
-          <w:rFonts w:eastAsia="Arial"/>
-        </w:rPr>
-        <w:t xml:space="preserve">A implementação será realizada de forma incremental, iniciando pelas funcionalidades essenciais. O </w:t>
-      </w:r>
-      <w:proofErr w:type="spellStart"/>
-      <w:r>
-        <w:rPr>
-          <w:rFonts w:eastAsia="Arial"/>
-        </w:rPr>
-        <w:t>backend</w:t>
-      </w:r>
-      <w:proofErr w:type="spellEnd"/>
-      <w:r>
-        <w:rPr>
-          <w:rFonts w:eastAsia="Arial"/>
-        </w:rPr>
-        <w:t xml:space="preserve"> será desenvolvido em Java, enquanto o </w:t>
-      </w:r>
-      <w:proofErr w:type="spellStart"/>
-      <w:r>
-        <w:rPr>
-          <w:rFonts w:eastAsia="Arial"/>
-        </w:rPr>
-        <w:t>frontend</w:t>
-      </w:r>
-      <w:proofErr w:type="spellEnd"/>
-      <w:r>
-        <w:rPr>
-          <w:rFonts w:eastAsia="Arial"/>
-        </w:rPr>
-        <w:t xml:space="preserve"> utilizará o framework </w:t>
-      </w:r>
-      <w:proofErr w:type="spellStart"/>
-      <w:r>
-        <w:rPr>
-          <w:rFonts w:eastAsia="Arial"/>
-        </w:rPr>
-        <w:t>Thymeleaf</w:t>
-      </w:r>
-      <w:proofErr w:type="spellEnd"/>
-      <w:r>
-        <w:rPr>
-          <w:rFonts w:eastAsia="Arial"/>
-        </w:rPr>
-        <w:t xml:space="preserve"> para a construção de páginas dinâmicas e integradas.</w:t>
+      </w:pPr>
+      <w:r>
+        <w:t>A implementação será realizada de forma incremental, iniciando pelas funcionalidades essenciais de cadastro, autenticação, publicações, divulgação de informações e interação comunitária.</w:t>
       </w:r>
     </w:p>
     <w:p>
@@ -11791,12 +10742,41 @@
         </w:rPr>
       </w:pPr>
       <w:r>
+        <w:t xml:space="preserve">Desenvolvimento da interface com </w:t>
+      </w:r>
+      <w:proofErr w:type="spellStart"/>
+      <w:r>
+        <w:t>Thymeleaf</w:t>
+      </w:r>
+      <w:proofErr w:type="spellEnd"/>
+    </w:p>
+    <w:p>
+      <w:pPr>
+        <w:pStyle w:val="PargrafodaLista"/>
         <w:rPr>
           <w:rFonts w:eastAsia="Arial"/>
           <w:b/>
           <w:bCs/>
         </w:rPr>
-        <w:t>Integração com Banco de Dados</w:t>
+      </w:pPr>
+      <w:r>
+        <w:t xml:space="preserve">A interface será desenvolvida com o framework </w:t>
+      </w:r>
+      <w:proofErr w:type="spellStart"/>
+      <w:r>
+        <w:t>Thymeleaf</w:t>
+      </w:r>
+      <w:proofErr w:type="spellEnd"/>
+      <w:r>
+        <w:t xml:space="preserve">, utilizando as diretrizes de UI e UX discutidas no referencial teórico para construir páginas dinâmicas, acessíveis e integradas ao </w:t>
+      </w:r>
+      <w:proofErr w:type="spellStart"/>
+      <w:r>
+        <w:t>backend</w:t>
+      </w:r>
+      <w:proofErr w:type="spellEnd"/>
+      <w:r>
+        <w:t>.</w:t>
       </w:r>
     </w:p>
     <w:p>
@@ -11808,12 +10788,6 @@
           <w:bCs/>
         </w:rPr>
       </w:pPr>
-      <w:r>
-        <w:rPr>
-          <w:rFonts w:eastAsia="Arial"/>
-        </w:rPr>
-        <w:t>O sistema será integrado ao banco de dados PostgreSQL, garantindo o armazenamento seguro e organizado das informações dos usuários, publicações e demais dados da plataforma.</w:t>
-      </w:r>
     </w:p>
     <w:p>
       <w:pPr>
@@ -14851,21 +13825,36 @@
             <w:rPr>
               <w:noProof/>
             </w:rPr>
-            <w:t xml:space="preserve"> Scratch: Programming for all. </w:t>
+            <w:t xml:space="preserve"> </w:t>
+          </w:r>
+          <w:r>
+            <w:rPr>
+              <w:noProof/>
+              <w:lang w:val="en-US"/>
+            </w:rPr>
+            <w:t xml:space="preserve">Scratch: Programming for all. </w:t>
           </w:r>
           <w:r>
             <w:rPr>
               <w:b/>
               <w:bCs/>
               <w:noProof/>
+              <w:lang w:val="en-US"/>
             </w:rPr>
             <w:t>communications of the acm</w:t>
           </w:r>
           <w:r>
             <w:rPr>
               <w:noProof/>
+              <w:lang w:val="en-US"/>
             </w:rPr>
-            <w:t>, 52, n. 1, nov. 2009. 60-67.</w:t>
+            <w:t xml:space="preserve">, 52, n. 1, nov. 2009. </w:t>
+          </w:r>
+          <w:r>
+            <w:rPr>
+              <w:noProof/>
+            </w:rPr>
+            <w:t>60-67.</w:t>
           </w:r>
         </w:p>
         <w:p>
@@ -15008,7 +13997,7 @@
 </file>
 
 <file path=word/endnotes.xml><?xml version="1.0" encoding="utf-8"?>
-<w:endnotes xmlns:wpc="http://schemas.microsoft.com/office/word/2010/wordprocessingCanvas" xmlns:cx="http://schemas.microsoft.com/office/drawing/2014/chartex" xmlns:cx1="http://schemas.microsoft.com/office/drawing/2015/9/8/chartex" xmlns:cx2="http://schemas.microsoft.com/office/drawing/2015/10/21/chartex" xmlns:cx3="http://schemas.microsoft.com/office/drawing/2016/5/9/chartex" xmlns:cx4="http://schemas.microsoft.com/office/drawing/2016/5/10/chartex" xmlns:cx5="http://schemas.microsoft.com/office/drawing/2016/5/11/chartex" xmlns:cx6="http://schemas.microsoft.com/office/drawing/2016/5/12/chartex" xmlns:cx7="http://schemas.microsoft.com/office/drawing/2016/5/13/chartex" xmlns:cx8="http://schemas.microsoft.com/office/drawing/2016/5/14/chartex" xmlns:mc="http://schemas.openxmlformats.org/markup-compatibility/2006" xmlns:aink="http://schemas.microsoft.com/office/drawing/2016/ink" xmlns:am3d="http://schemas.microsoft.com/office/drawing/2017/model3d" xmlns:o="urn:schemas-microsoft-com:office:office" xmlns:oel="http://schemas.microsoft.com/office/2019/extlst" xmlns:r="http://schemas.openxmlformats.org/officeDocument/2006/relationships" xmlns:m="http://schemas.openxmlformats.org/officeDocument/2006/math" xmlns:v="urn:schemas-microsoft-com:vml" xmlns:wp14="http://schemas.microsoft.com/office/word/2010/wordprocessingDrawing" xmlns:wp="http://schemas.openxmlformats.org/drawingml/2006/wordprocessingDrawing" xmlns:w10="urn:schemas-microsoft-com:office:word" xmlns:w="http://schemas.openxmlformats.org/wordprocessingml/2006/main" xmlns:w14="http://schemas.microsoft.com/office/word/2010/wordml" xmlns:w15="http://schemas.microsoft.com/office/word/2012/wordml" xmlns:w16cex="http://schemas.microsoft.com/office/word/2018/wordml/cex" xmlns:w16cid="http://schemas.microsoft.com/office/word/2016/wordml/cid" xmlns:w16="http://schemas.microsoft.com/office/word/2018/wordml" xmlns:w16du="http://schemas.microsoft.com/office/word/2023/wordml/word16du" xmlns:w16sdtdh="http://schemas.microsoft.com/office/word/2020/wordml/sdtdatahash" xmlns:w16sdtfl="http://schemas.microsoft.com/office/word/2024/wordml/sdtformatlock" xmlns:w16se="http://schemas.microsoft.com/office/word/2015/wordml/symex" xmlns:wpg="http://schemas.microsoft.com/office/word/2010/wordprocessingGroup" xmlns:wpi="http://schemas.microsoft.com/office/word/2010/wordprocessingInk" xmlns:wne="http://schemas.microsoft.com/office/word/2006/wordml" xmlns:wps="http://schemas.microsoft.com/office/word/2010/wordprocessingShape" mc:Ignorable="w14 w15 w16se w16cid w16 w16cex w16sdtdh w16sdtfl w16du wp14">
+<w:endnotes xmlns:wpc="http://schemas.microsoft.com/office/word/2010/wordprocessingCanvas" xmlns:cx="http://schemas.microsoft.com/office/drawing/2014/chartex" xmlns:cx1="http://schemas.microsoft.com/office/drawing/2015/9/8/chartex" xmlns:cx2="http://schemas.microsoft.com/office/drawing/2015/10/21/chartex" xmlns:cx3="http://schemas.microsoft.com/office/drawing/2016/5/9/chartex" xmlns:cx4="http://schemas.microsoft.com/office/drawing/2016/5/10/chartex" xmlns:cx5="http://schemas.microsoft.com/office/drawing/2016/5/11/chartex" xmlns:cx6="http://schemas.microsoft.com/office/drawing/2016/5/12/chartex" xmlns:cx7="http://schemas.microsoft.com/office/drawing/2016/5/13/chartex" xmlns:cx8="http://schemas.microsoft.com/office/drawing/2016/5/14/chartex" xmlns:mc="http://schemas.openxmlformats.org/markup-compatibility/2006" xmlns:aink="http://schemas.microsoft.com/office/drawing/2016/ink" xmlns:am3d="http://schemas.microsoft.com/office/drawing/2017/model3d" xmlns:o="urn:schemas-microsoft-com:office:office" xmlns:oel="http://schemas.microsoft.com/office/2019/extlst" xmlns:r="http://schemas.openxmlformats.org/officeDocument/2006/relationships" xmlns:m="http://schemas.openxmlformats.org/officeDocument/2006/math" xmlns:v="urn:schemas-microsoft-com:vml" xmlns:wp14="http://schemas.microsoft.com/office/word/2010/wordprocessingDrawing" xmlns:wp="http://schemas.openxmlformats.org/drawingml/2006/wordprocessingDrawing" xmlns:w10="urn:schemas-microsoft-com:office:word" xmlns:w="http://schemas.openxmlformats.org/wordprocessingml/2006/main" xmlns:w14="http://schemas.microsoft.com/office/word/2010/wordml" xmlns:w15="http://schemas.microsoft.com/office/word/2012/wordml" xmlns:w16cei="http://schemas.microsoft.com/office/word/2026/wordml/cei" xmlns:w16cex="http://schemas.microsoft.com/office/word/2018/wordml/cex" xmlns:w16cid="http://schemas.microsoft.com/office/word/2016/wordml/cid" xmlns:w16="http://schemas.microsoft.com/office/word/2018/wordml" xmlns:w16du="http://schemas.microsoft.com/office/word/2023/wordml/word16du" xmlns:w16sdtdh="http://schemas.microsoft.com/office/word/2020/wordml/sdtdatahash" xmlns:w16sdtfl="http://schemas.microsoft.com/office/word/2024/wordml/sdtformatlock" xmlns:w16se="http://schemas.microsoft.com/office/word/2015/wordml/symex" xmlns:wpg="http://schemas.microsoft.com/office/word/2010/wordprocessingGroup" xmlns:wpi="http://schemas.microsoft.com/office/word/2010/wordprocessingInk" xmlns:wne="http://schemas.microsoft.com/office/word/2006/wordml" xmlns:wps="http://schemas.microsoft.com/office/word/2010/wordprocessingShape" mc:Ignorable="w14 w15 w16se w16cid w16 w16cex w16sdtdh w16sdtfl w16du wp14">
   <w:endnote w:type="separator" w:id="-1">
     <w:p>
       <w:pPr>
@@ -15033,7 +14022,7 @@
 </file>
 
 <file path=word/footer1.xml><?xml version="1.0" encoding="utf-8"?>
-<w:ftr xmlns:wpc="http://schemas.microsoft.com/office/word/2010/wordprocessingCanvas" xmlns:cx="http://schemas.microsoft.com/office/drawing/2014/chartex" xmlns:cx1="http://schemas.microsoft.com/office/drawing/2015/9/8/chartex" xmlns:cx2="http://schemas.microsoft.com/office/drawing/2015/10/21/chartex" xmlns:cx3="http://schemas.microsoft.com/office/drawing/2016/5/9/chartex" xmlns:cx4="http://schemas.microsoft.com/office/drawing/2016/5/10/chartex" xmlns:cx5="http://schemas.microsoft.com/office/drawing/2016/5/11/chartex" xmlns:cx6="http://schemas.microsoft.com/office/drawing/2016/5/12/chartex" xmlns:cx7="http://schemas.microsoft.com/office/drawing/2016/5/13/chartex" xmlns:cx8="http://schemas.microsoft.com/office/drawing/2016/5/14/chartex" xmlns:mc="http://schemas.openxmlformats.org/markup-compatibility/2006" xmlns:aink="http://schemas.microsoft.com/office/drawing/2016/ink" xmlns:am3d="http://schemas.microsoft.com/office/drawing/2017/model3d" xmlns:o="urn:schemas-microsoft-com:office:office" xmlns:oel="http://schemas.microsoft.com/office/2019/extlst" xmlns:r="http://schemas.openxmlformats.org/officeDocument/2006/relationships" xmlns:m="http://schemas.openxmlformats.org/officeDocument/2006/math" xmlns:v="urn:schemas-microsoft-com:vml" xmlns:wp14="http://schemas.microsoft.com/office/word/2010/wordprocessingDrawing" xmlns:wp="http://schemas.openxmlformats.org/drawingml/2006/wordprocessingDrawing" xmlns:w10="urn:schemas-microsoft-com:office:word" xmlns:w="http://schemas.openxmlformats.org/wordprocessingml/2006/main" xmlns:w14="http://schemas.microsoft.com/office/word/2010/wordml" xmlns:w15="http://schemas.microsoft.com/office/word/2012/wordml" xmlns:w16cex="http://schemas.microsoft.com/office/word/2018/wordml/cex" xmlns:w16cid="http://schemas.microsoft.com/office/word/2016/wordml/cid" xmlns:w16="http://schemas.microsoft.com/office/word/2018/wordml" xmlns:w16du="http://schemas.microsoft.com/office/word/2023/wordml/word16du" xmlns:w16sdtdh="http://schemas.microsoft.com/office/word/2020/wordml/sdtdatahash" xmlns:w16sdtfl="http://schemas.microsoft.com/office/word/2024/wordml/sdtformatlock" xmlns:w16se="http://schemas.microsoft.com/office/word/2015/wordml/symex" xmlns:wpg="http://schemas.microsoft.com/office/word/2010/wordprocessingGroup" xmlns:wpi="http://schemas.microsoft.com/office/word/2010/wordprocessingInk" xmlns:wne="http://schemas.microsoft.com/office/word/2006/wordml" xmlns:wps="http://schemas.microsoft.com/office/word/2010/wordprocessingShape" mc:Ignorable="w14 w15 w16se w16cid w16 w16cex w16sdtdh w16sdtfl w16du wp14">
+<w:ftr xmlns:wpc="http://schemas.microsoft.com/office/word/2010/wordprocessingCanvas" xmlns:cx="http://schemas.microsoft.com/office/drawing/2014/chartex" xmlns:cx1="http://schemas.microsoft.com/office/drawing/2015/9/8/chartex" xmlns:cx2="http://schemas.microsoft.com/office/drawing/2015/10/21/chartex" xmlns:cx3="http://schemas.microsoft.com/office/drawing/2016/5/9/chartex" xmlns:cx4="http://schemas.microsoft.com/office/drawing/2016/5/10/chartex" xmlns:cx5="http://schemas.microsoft.com/office/drawing/2016/5/11/chartex" xmlns:cx6="http://schemas.microsoft.com/office/drawing/2016/5/12/chartex" xmlns:cx7="http://schemas.microsoft.com/office/drawing/2016/5/13/chartex" xmlns:cx8="http://schemas.microsoft.com/office/drawing/2016/5/14/chartex" xmlns:mc="http://schemas.openxmlformats.org/markup-compatibility/2006" xmlns:aink="http://schemas.microsoft.com/office/drawing/2016/ink" xmlns:am3d="http://schemas.microsoft.com/office/drawing/2017/model3d" xmlns:o="urn:schemas-microsoft-com:office:office" xmlns:oel="http://schemas.microsoft.com/office/2019/extlst" xmlns:r="http://schemas.openxmlformats.org/officeDocument/2006/relationships" xmlns:m="http://schemas.openxmlformats.org/officeDocument/2006/math" xmlns:v="urn:schemas-microsoft-com:vml" xmlns:wp14="http://schemas.microsoft.com/office/word/2010/wordprocessingDrawing" xmlns:wp="http://schemas.openxmlformats.org/drawingml/2006/wordprocessingDrawing" xmlns:w10="urn:schemas-microsoft-com:office:word" xmlns:w="http://schemas.openxmlformats.org/wordprocessingml/2006/main" xmlns:w14="http://schemas.microsoft.com/office/word/2010/wordml" xmlns:w15="http://schemas.microsoft.com/office/word/2012/wordml" xmlns:w16cei="http://schemas.microsoft.com/office/word/2026/wordml/cei" xmlns:w16cex="http://schemas.microsoft.com/office/word/2018/wordml/cex" xmlns:w16cid="http://schemas.microsoft.com/office/word/2016/wordml/cid" xmlns:w16="http://schemas.microsoft.com/office/word/2018/wordml" xmlns:w16du="http://schemas.microsoft.com/office/word/2023/wordml/word16du" xmlns:w16sdtdh="http://schemas.microsoft.com/office/word/2020/wordml/sdtdatahash" xmlns:w16sdtfl="http://schemas.microsoft.com/office/word/2024/wordml/sdtformatlock" xmlns:w16se="http://schemas.microsoft.com/office/word/2015/wordml/symex" xmlns:wpg="http://schemas.microsoft.com/office/word/2010/wordprocessingGroup" xmlns:wpi="http://schemas.microsoft.com/office/word/2010/wordprocessingInk" xmlns:wne="http://schemas.microsoft.com/office/word/2006/wordml" xmlns:wps="http://schemas.microsoft.com/office/word/2010/wordprocessingShape" mc:Ignorable="w14 w15 w16se w16cid w16 w16cex w16sdtdh w16sdtfl w16du wp14">
   <w:p>
     <w:pPr>
       <w:pStyle w:val="Rodap"/>
@@ -15049,7 +14038,7 @@
 </file>
 
 <file path=word/footer2.xml><?xml version="1.0" encoding="utf-8"?>
-<w:ftr xmlns:wpc="http://schemas.microsoft.com/office/word/2010/wordprocessingCanvas" xmlns:cx="http://schemas.microsoft.com/office/drawing/2014/chartex" xmlns:cx1="http://schemas.microsoft.com/office/drawing/2015/9/8/chartex" xmlns:cx2="http://schemas.microsoft.com/office/drawing/2015/10/21/chartex" xmlns:cx3="http://schemas.microsoft.com/office/drawing/2016/5/9/chartex" xmlns:cx4="http://schemas.microsoft.com/office/drawing/2016/5/10/chartex" xmlns:cx5="http://schemas.microsoft.com/office/drawing/2016/5/11/chartex" xmlns:cx6="http://schemas.microsoft.com/office/drawing/2016/5/12/chartex" xmlns:cx7="http://schemas.microsoft.com/office/drawing/2016/5/13/chartex" xmlns:cx8="http://schemas.microsoft.com/office/drawing/2016/5/14/chartex" xmlns:mc="http://schemas.openxmlformats.org/markup-compatibility/2006" xmlns:aink="http://schemas.microsoft.com/office/drawing/2016/ink" xmlns:am3d="http://schemas.microsoft.com/office/drawing/2017/model3d" xmlns:o="urn:schemas-microsoft-com:office:office" xmlns:oel="http://schemas.microsoft.com/office/2019/extlst" xmlns:r="http://schemas.openxmlformats.org/officeDocument/2006/relationships" xmlns:m="http://schemas.openxmlformats.org/officeDocument/2006/math" xmlns:v="urn:schemas-microsoft-com:vml" xmlns:wp14="http://schemas.microsoft.com/office/word/2010/wordprocessingDrawing" xmlns:wp="http://schemas.openxmlformats.org/drawingml/2006/wordprocessingDrawing" xmlns:w10="urn:schemas-microsoft-com:office:word" xmlns:w="http://schemas.openxmlformats.org/wordprocessingml/2006/main" xmlns:w14="http://schemas.microsoft.com/office/word/2010/wordml" xmlns:w15="http://schemas.microsoft.com/office/word/2012/wordml" xmlns:w16cex="http://schemas.microsoft.com/office/word/2018/wordml/cex" xmlns:w16cid="http://schemas.microsoft.com/office/word/2016/wordml/cid" xmlns:w16="http://schemas.microsoft.com/office/word/2018/wordml" xmlns:w16du="http://schemas.microsoft.com/office/word/2023/wordml/word16du" xmlns:w16sdtdh="http://schemas.microsoft.com/office/word/2020/wordml/sdtdatahash" xmlns:w16sdtfl="http://schemas.microsoft.com/office/word/2024/wordml/sdtformatlock" xmlns:w16se="http://schemas.microsoft.com/office/word/2015/wordml/symex" xmlns:wpg="http://schemas.microsoft.com/office/word/2010/wordprocessingGroup" xmlns:wpi="http://schemas.microsoft.com/office/word/2010/wordprocessingInk" xmlns:wne="http://schemas.microsoft.com/office/word/2006/wordml" xmlns:wps="http://schemas.microsoft.com/office/word/2010/wordprocessingShape" mc:Ignorable="w14 w15 w16se w16cid w16 w16cex w16sdtdh w16sdtfl w16du wp14">
+<w:ftr xmlns:wpc="http://schemas.microsoft.com/office/word/2010/wordprocessingCanvas" xmlns:cx="http://schemas.microsoft.com/office/drawing/2014/chartex" xmlns:cx1="http://schemas.microsoft.com/office/drawing/2015/9/8/chartex" xmlns:cx2="http://schemas.microsoft.com/office/drawing/2015/10/21/chartex" xmlns:cx3="http://schemas.microsoft.com/office/drawing/2016/5/9/chartex" xmlns:cx4="http://schemas.microsoft.com/office/drawing/2016/5/10/chartex" xmlns:cx5="http://schemas.microsoft.com/office/drawing/2016/5/11/chartex" xmlns:cx6="http://schemas.microsoft.com/office/drawing/2016/5/12/chartex" xmlns:cx7="http://schemas.microsoft.com/office/drawing/2016/5/13/chartex" xmlns:cx8="http://schemas.microsoft.com/office/drawing/2016/5/14/chartex" xmlns:mc="http://schemas.openxmlformats.org/markup-compatibility/2006" xmlns:aink="http://schemas.microsoft.com/office/drawing/2016/ink" xmlns:am3d="http://schemas.microsoft.com/office/drawing/2017/model3d" xmlns:o="urn:schemas-microsoft-com:office:office" xmlns:oel="http://schemas.microsoft.com/office/2019/extlst" xmlns:r="http://schemas.openxmlformats.org/officeDocument/2006/relationships" xmlns:m="http://schemas.openxmlformats.org/officeDocument/2006/math" xmlns:v="urn:schemas-microsoft-com:vml" xmlns:wp14="http://schemas.microsoft.com/office/word/2010/wordprocessingDrawing" xmlns:wp="http://schemas.openxmlformats.org/drawingml/2006/wordprocessingDrawing" xmlns:w10="urn:schemas-microsoft-com:office:word" xmlns:w="http://schemas.openxmlformats.org/wordprocessingml/2006/main" xmlns:w14="http://schemas.microsoft.com/office/word/2010/wordml" xmlns:w15="http://schemas.microsoft.com/office/word/2012/wordml" xmlns:w16cei="http://schemas.microsoft.com/office/word/2026/wordml/cei" xmlns:w16cex="http://schemas.microsoft.com/office/word/2018/wordml/cex" xmlns:w16cid="http://schemas.microsoft.com/office/word/2016/wordml/cid" xmlns:w16="http://schemas.microsoft.com/office/word/2018/wordml" xmlns:w16du="http://schemas.microsoft.com/office/word/2023/wordml/word16du" xmlns:w16sdtdh="http://schemas.microsoft.com/office/word/2020/wordml/sdtdatahash" xmlns:w16sdtfl="http://schemas.microsoft.com/office/word/2024/wordml/sdtformatlock" xmlns:w16se="http://schemas.microsoft.com/office/word/2015/wordml/symex" xmlns:wpg="http://schemas.microsoft.com/office/word/2010/wordprocessingGroup" xmlns:wpi="http://schemas.microsoft.com/office/word/2010/wordprocessingInk" xmlns:wne="http://schemas.microsoft.com/office/word/2006/wordml" xmlns:wps="http://schemas.microsoft.com/office/word/2010/wordprocessingShape" mc:Ignorable="w14 w15 w16se w16cid w16 w16cex w16sdtdh w16sdtfl w16du wp14">
   <w:sdt>
     <w:sdtPr>
       <w:id w:val="-1643641921"/>
@@ -15091,7 +14080,7 @@
 </file>
 
 <file path=word/footnotes.xml><?xml version="1.0" encoding="utf-8"?>
-<w:footnotes xmlns:wpc="http://schemas.microsoft.com/office/word/2010/wordprocessingCanvas" xmlns:cx="http://schemas.microsoft.com/office/drawing/2014/chartex" xmlns:cx1="http://schemas.microsoft.com/office/drawing/2015/9/8/chartex" xmlns:cx2="http://schemas.microsoft.com/office/drawing/2015/10/21/chartex" xmlns:cx3="http://schemas.microsoft.com/office/drawing/2016/5/9/chartex" xmlns:cx4="http://schemas.microsoft.com/office/drawing/2016/5/10/chartex" xmlns:cx5="http://schemas.microsoft.com/office/drawing/2016/5/11/chartex" xmlns:cx6="http://schemas.microsoft.com/office/drawing/2016/5/12/chartex" xmlns:cx7="http://schemas.microsoft.com/office/drawing/2016/5/13/chartex" xmlns:cx8="http://schemas.microsoft.com/office/drawing/2016/5/14/chartex" xmlns:mc="http://schemas.openxmlformats.org/markup-compatibility/2006" xmlns:aink="http://schemas.microsoft.com/office/drawing/2016/ink" xmlns:am3d="http://schemas.microsoft.com/office/drawing/2017/model3d" xmlns:o="urn:schemas-microsoft-com:office:office" xmlns:oel="http://schemas.microsoft.com/office/2019/extlst" xmlns:r="http://schemas.openxmlformats.org/officeDocument/2006/relationships" xmlns:m="http://schemas.openxmlformats.org/officeDocument/2006/math" xmlns:v="urn:schemas-microsoft-com:vml" xmlns:wp14="http://schemas.microsoft.com/office/word/2010/wordprocessingDrawing" xmlns:wp="http://schemas.openxmlformats.org/drawingml/2006/wordprocessingDrawing" xmlns:w10="urn:schemas-microsoft-com:office:word" xmlns:w="http://schemas.openxmlformats.org/wordprocessingml/2006/main" xmlns:w14="http://schemas.microsoft.com/office/word/2010/wordml" xmlns:w15="http://schemas.microsoft.com/office/word/2012/wordml" xmlns:w16cex="http://schemas.microsoft.com/office/word/2018/wordml/cex" xmlns:w16cid="http://schemas.microsoft.com/office/word/2016/wordml/cid" xmlns:w16="http://schemas.microsoft.com/office/word/2018/wordml" xmlns:w16du="http://schemas.microsoft.com/office/word/2023/wordml/word16du" xmlns:w16sdtdh="http://schemas.microsoft.com/office/word/2020/wordml/sdtdatahash" xmlns:w16sdtfl="http://schemas.microsoft.com/office/word/2024/wordml/sdtformatlock" xmlns:w16se="http://schemas.microsoft.com/office/word/2015/wordml/symex" xmlns:wpg="http://schemas.microsoft.com/office/word/2010/wordprocessingGroup" xmlns:wpi="http://schemas.microsoft.com/office/word/2010/wordprocessingInk" xmlns:wne="http://schemas.microsoft.com/office/word/2006/wordml" xmlns:wps="http://schemas.microsoft.com/office/word/2010/wordprocessingShape" mc:Ignorable="w14 w15 w16se w16cid w16 w16cex w16sdtdh w16sdtfl w16du wp14">
+<w:footnotes xmlns:wpc="http://schemas.microsoft.com/office/word/2010/wordprocessingCanvas" xmlns:cx="http://schemas.microsoft.com/office/drawing/2014/chartex" xmlns:cx1="http://schemas.microsoft.com/office/drawing/2015/9/8/chartex" xmlns:cx2="http://schemas.microsoft.com/office/drawing/2015/10/21/chartex" xmlns:cx3="http://schemas.microsoft.com/office/drawing/2016/5/9/chartex" xmlns:cx4="http://schemas.microsoft.com/office/drawing/2016/5/10/chartex" xmlns:cx5="http://schemas.microsoft.com/office/drawing/2016/5/11/chartex" xmlns:cx6="http://schemas.microsoft.com/office/drawing/2016/5/12/chartex" xmlns:cx7="http://schemas.microsoft.com/office/drawing/2016/5/13/chartex" xmlns:cx8="http://schemas.microsoft.com/office/drawing/2016/5/14/chartex" xmlns:mc="http://schemas.openxmlformats.org/markup-compatibility/2006" xmlns:aink="http://schemas.microsoft.com/office/drawing/2016/ink" xmlns:am3d="http://schemas.microsoft.com/office/drawing/2017/model3d" xmlns:o="urn:schemas-microsoft-com:office:office" xmlns:oel="http://schemas.microsoft.com/office/2019/extlst" xmlns:r="http://schemas.openxmlformats.org/officeDocument/2006/relationships" xmlns:m="http://schemas.openxmlformats.org/officeDocument/2006/math" xmlns:v="urn:schemas-microsoft-com:vml" xmlns:wp14="http://schemas.microsoft.com/office/word/2010/wordprocessingDrawing" xmlns:wp="http://schemas.openxmlformats.org/drawingml/2006/wordprocessingDrawing" xmlns:w10="urn:schemas-microsoft-com:office:word" xmlns:w="http://schemas.openxmlformats.org/wordprocessingml/2006/main" xmlns:w14="http://schemas.microsoft.com/office/word/2010/wordml" xmlns:w15="http://schemas.microsoft.com/office/word/2012/wordml" xmlns:w16cei="http://schemas.microsoft.com/office/word/2026/wordml/cei" xmlns:w16cex="http://schemas.microsoft.com/office/word/2018/wordml/cex" xmlns:w16cid="http://schemas.microsoft.com/office/word/2016/wordml/cid" xmlns:w16="http://schemas.microsoft.com/office/word/2018/wordml" xmlns:w16du="http://schemas.microsoft.com/office/word/2023/wordml/word16du" xmlns:w16sdtdh="http://schemas.microsoft.com/office/word/2020/wordml/sdtdatahash" xmlns:w16sdtfl="http://schemas.microsoft.com/office/word/2024/wordml/sdtformatlock" xmlns:w16se="http://schemas.microsoft.com/office/word/2015/wordml/symex" xmlns:wpg="http://schemas.microsoft.com/office/word/2010/wordprocessingGroup" xmlns:wpi="http://schemas.microsoft.com/office/word/2010/wordprocessingInk" xmlns:wne="http://schemas.microsoft.com/office/word/2006/wordml" xmlns:wps="http://schemas.microsoft.com/office/word/2010/wordprocessingShape" mc:Ignorable="w14 w15 w16se w16cid w16 w16cex w16sdtdh w16sdtfl w16du wp14">
   <w:footnote w:type="separator" w:id="-1">
     <w:p>
       <w:pPr>
@@ -15116,7 +14105,7 @@
 </file>
 
 <file path=word/numbering.xml><?xml version="1.0" encoding="utf-8"?>
-<w:numbering xmlns:wpc="http://schemas.microsoft.com/office/word/2010/wordprocessingCanvas" xmlns:cx="http://schemas.microsoft.com/office/drawing/2014/chartex" xmlns:cx1="http://schemas.microsoft.com/office/drawing/2015/9/8/chartex" xmlns:cx2="http://schemas.microsoft.com/office/drawing/2015/10/21/chartex" xmlns:cx3="http://schemas.microsoft.com/office/drawing/2016/5/9/chartex" xmlns:cx4="http://schemas.microsoft.com/office/drawing/2016/5/10/chartex" xmlns:cx5="http://schemas.microsoft.com/office/drawing/2016/5/11/chartex" xmlns:cx6="http://schemas.microsoft.com/office/drawing/2016/5/12/chartex" xmlns:cx7="http://schemas.microsoft.com/office/drawing/2016/5/13/chartex" xmlns:cx8="http://schemas.microsoft.com/office/drawing/2016/5/14/chartex" xmlns:mc="http://schemas.openxmlformats.org/markup-compatibility/2006" xmlns:aink="http://schemas.microsoft.com/office/drawing/2016/ink" xmlns:am3d="http://schemas.microsoft.com/office/drawing/2017/model3d" xmlns:o="urn:schemas-microsoft-com:office:office" xmlns:oel="http://schemas.microsoft.com/office/2019/extlst" xmlns:r="http://schemas.openxmlformats.org/officeDocument/2006/relationships" xmlns:m="http://schemas.openxmlformats.org/officeDocument/2006/math" xmlns:v="urn:schemas-microsoft-com:vml" xmlns:wp14="http://schemas.microsoft.com/office/word/2010/wordprocessingDrawing" xmlns:wp="http://schemas.openxmlformats.org/drawingml/2006/wordprocessingDrawing" xmlns:w10="urn:schemas-microsoft-com:office:word" xmlns:w="http://schemas.openxmlformats.org/wordprocessingml/2006/main" xmlns:w14="http://schemas.microsoft.com/office/word/2010/wordml" xmlns:w15="http://schemas.microsoft.com/office/word/2012/wordml" xmlns:w16cex="http://schemas.microsoft.com/office/word/2018/wordml/cex" xmlns:w16cid="http://schemas.microsoft.com/office/word/2016/wordml/cid" xmlns:w16="http://schemas.microsoft.com/office/word/2018/wordml" xmlns:w16du="http://schemas.microsoft.com/office/word/2023/wordml/word16du" xmlns:w16sdtdh="http://schemas.microsoft.com/office/word/2020/wordml/sdtdatahash" xmlns:w16sdtfl="http://schemas.microsoft.com/office/word/2024/wordml/sdtformatlock" xmlns:w16se="http://schemas.microsoft.com/office/word/2015/wordml/symex" xmlns:wpg="http://schemas.microsoft.com/office/word/2010/wordprocessingGroup" xmlns:wpi="http://schemas.microsoft.com/office/word/2010/wordprocessingInk" xmlns:wne="http://schemas.microsoft.com/office/word/2006/wordml" xmlns:wps="http://schemas.microsoft.com/office/word/2010/wordprocessingShape" mc:Ignorable="w14 w15 w16se w16cid w16 w16cex w16sdtdh w16sdtfl w16du wp14">
+<w:numbering xmlns:wpc="http://schemas.microsoft.com/office/word/2010/wordprocessingCanvas" xmlns:cx="http://schemas.microsoft.com/office/drawing/2014/chartex" xmlns:cx1="http://schemas.microsoft.com/office/drawing/2015/9/8/chartex" xmlns:cx2="http://schemas.microsoft.com/office/drawing/2015/10/21/chartex" xmlns:cx3="http://schemas.microsoft.com/office/drawing/2016/5/9/chartex" xmlns:cx4="http://schemas.microsoft.com/office/drawing/2016/5/10/chartex" xmlns:cx5="http://schemas.microsoft.com/office/drawing/2016/5/11/chartex" xmlns:cx6="http://schemas.microsoft.com/office/drawing/2016/5/12/chartex" xmlns:cx7="http://schemas.microsoft.com/office/drawing/2016/5/13/chartex" xmlns:cx8="http://schemas.microsoft.com/office/drawing/2016/5/14/chartex" xmlns:mc="http://schemas.openxmlformats.org/markup-compatibility/2006" xmlns:aink="http://schemas.microsoft.com/office/drawing/2016/ink" xmlns:am3d="http://schemas.microsoft.com/office/drawing/2017/model3d" xmlns:o="urn:schemas-microsoft-com:office:office" xmlns:oel="http://schemas.microsoft.com/office/2019/extlst" xmlns:r="http://schemas.openxmlformats.org/officeDocument/2006/relationships" xmlns:m="http://schemas.openxmlformats.org/officeDocument/2006/math" xmlns:v="urn:schemas-microsoft-com:vml" xmlns:wp14="http://schemas.microsoft.com/office/word/2010/wordprocessingDrawing" xmlns:wp="http://schemas.openxmlformats.org/drawingml/2006/wordprocessingDrawing" xmlns:w10="urn:schemas-microsoft-com:office:word" xmlns:w="http://schemas.openxmlformats.org/wordprocessingml/2006/main" xmlns:w14="http://schemas.microsoft.com/office/word/2010/wordml" xmlns:w15="http://schemas.microsoft.com/office/word/2012/wordml" xmlns:w16cei="http://schemas.microsoft.com/office/word/2026/wordml/cei" xmlns:w16cex="http://schemas.microsoft.com/office/word/2018/wordml/cex" xmlns:w16cid="http://schemas.microsoft.com/office/word/2016/wordml/cid" xmlns:w16="http://schemas.microsoft.com/office/word/2018/wordml" xmlns:w16du="http://schemas.microsoft.com/office/word/2023/wordml/word16du" xmlns:w16sdtdh="http://schemas.microsoft.com/office/word/2020/wordml/sdtdatahash" xmlns:w16sdtfl="http://schemas.microsoft.com/office/word/2024/wordml/sdtformatlock" xmlns:w16se="http://schemas.microsoft.com/office/word/2015/wordml/symex" xmlns:wpg="http://schemas.microsoft.com/office/word/2010/wordprocessingGroup" xmlns:wpi="http://schemas.microsoft.com/office/word/2010/wordprocessingInk" xmlns:wne="http://schemas.microsoft.com/office/word/2006/wordml" xmlns:wps="http://schemas.microsoft.com/office/word/2010/wordprocessingShape" mc:Ignorable="w14 w15 w16se w16cid w16 w16cex w16sdtdh w16sdtfl w16du wp14">
   <w:abstractNum w:abstractNumId="0" w15:restartNumberingAfterBreak="0">
     <w:nsid w:val="090B21F2"/>
     <w:multiLevelType w:val="hybridMultilevel"/>

--- a/pre_projeto/Pre projeto.docx
+++ b/pre_projeto/Pre projeto.docx
@@ -1226,7 +1226,7 @@
           <w:color w:val="000000" w:themeColor="text1"/>
           <w:lang w:val="en-US"/>
         </w:rPr>
-        <w:t xml:space="preserve">In small and medium-sized cities such as </w:t>
+        <w:t xml:space="preserve">Despite the existence of different digital communication channels, such as social media groups and messaging applications, local information is distributed across several environments, making organized access difficult for the community. To address this gap, the main objective of this work is to create a digital platform that connects residents of </w:t>
       </w:r>
       <w:proofErr w:type="spellStart"/>
       <w:r>
@@ -1244,7 +1244,7 @@
           <w:color w:val="000000" w:themeColor="text1"/>
           <w:lang w:val="en-US"/>
         </w:rPr>
-        <w:t xml:space="preserve">, traditional communication channels are often limited, making it difficult to disseminate events, local initiatives, and small business promotions. To address this gap, the main objective of this study is to develop a digital platform that connects residents of </w:t>
+        <w:t xml:space="preserve"> and the surrounding region, strengthening interaction and expanding community ties through the sharing of information related to the city and its region. In this way, content related to the dissemination of information, such as events, job opportunities, services, and community initiatives relevant to residents of these regions, can be better organized. </w:t>
       </w:r>
       <w:proofErr w:type="spellStart"/>
       <w:r>
@@ -1253,7 +1253,7 @@
           <w:color w:val="000000" w:themeColor="text1"/>
           <w:lang w:val="en-US"/>
         </w:rPr>
-        <w:t>Arinos</w:t>
+        <w:t>ArinosBay</w:t>
       </w:r>
       <w:proofErr w:type="spellEnd"/>
       <w:r>
@@ -1262,109 +1262,43 @@
           <w:color w:val="000000" w:themeColor="text1"/>
           <w:lang w:val="en-US"/>
         </w:rPr>
-        <w:t xml:space="preserve"> and the surrounding region, strengthening social interaction and community ties through the sharing of information related to the city and its region. In many cases, content related to local information</w:t>
-      </w:r>
+        <w:t xml:space="preserve"> emerges as a technological solution to this problem. The platform will be a safe and accessible virtual environment where residents of </w:t>
+      </w:r>
+      <w:proofErr w:type="spellStart"/>
       <w:r>
         <w:rPr>
           <w:rFonts w:asciiTheme="majorHAnsi" w:hAnsiTheme="majorHAnsi" w:cstheme="majorHAnsi"/>
           <w:color w:val="000000" w:themeColor="text1"/>
           <w:lang w:val="en-US"/>
         </w:rPr>
-        <w:t xml:space="preserve"> </w:t>
-      </w:r>
+        <w:t>Arinos</w:t>
+      </w:r>
+      <w:proofErr w:type="spellEnd"/>
       <w:r>
         <w:rPr>
           <w:rFonts w:asciiTheme="majorHAnsi" w:hAnsiTheme="majorHAnsi" w:cstheme="majorHAnsi"/>
           <w:color w:val="000000" w:themeColor="text1"/>
           <w:lang w:val="en-US"/>
         </w:rPr>
-        <w:t>such as events, job opportunities, services, and community initiatives</w:t>
-      </w:r>
+        <w:t xml:space="preserve"> will be able to connect, share news, promote local businesses, announce events, and facilitate communication and job opportunities. For this purpose, web software will be developed using Java with the </w:t>
+      </w:r>
+      <w:proofErr w:type="spellStart"/>
       <w:r>
         <w:rPr>
           <w:rFonts w:asciiTheme="majorHAnsi" w:hAnsiTheme="majorHAnsi" w:cstheme="majorHAnsi"/>
           <w:color w:val="000000" w:themeColor="text1"/>
           <w:lang w:val="en-US"/>
         </w:rPr>
-        <w:t xml:space="preserve"> </w:t>
-      </w:r>
+        <w:t>Thymeleaf</w:t>
+      </w:r>
+      <w:proofErr w:type="spellEnd"/>
       <w:r>
         <w:rPr>
           <w:rFonts w:asciiTheme="majorHAnsi" w:hAnsiTheme="majorHAnsi" w:cstheme="majorHAnsi"/>
           <w:color w:val="000000" w:themeColor="text1"/>
           <w:lang w:val="en-US"/>
         </w:rPr>
-        <w:t xml:space="preserve">becomes dispersed on broader platforms, reducing its visibility for residents. In this context, </w:t>
-      </w:r>
-      <w:proofErr w:type="spellStart"/>
-      <w:r>
-        <w:rPr>
-          <w:rFonts w:asciiTheme="majorHAnsi" w:hAnsiTheme="majorHAnsi" w:cstheme="majorHAnsi"/>
-          <w:color w:val="000000" w:themeColor="text1"/>
-          <w:lang w:val="en-US"/>
-        </w:rPr>
-        <w:t>ArinosBay</w:t>
-      </w:r>
-      <w:proofErr w:type="spellEnd"/>
-      <w:r>
-        <w:rPr>
-          <w:rFonts w:asciiTheme="majorHAnsi" w:hAnsiTheme="majorHAnsi" w:cstheme="majorHAnsi"/>
-          <w:color w:val="000000" w:themeColor="text1"/>
-          <w:lang w:val="en-US"/>
-        </w:rPr>
-        <w:t xml:space="preserve"> emerges as a technological solution to this problem. The platform will provide a secure and accessible virtual environment where residents of </w:t>
-      </w:r>
-      <w:proofErr w:type="spellStart"/>
-      <w:r>
-        <w:rPr>
-          <w:rFonts w:asciiTheme="majorHAnsi" w:hAnsiTheme="majorHAnsi" w:cstheme="majorHAnsi"/>
-          <w:color w:val="000000" w:themeColor="text1"/>
-          <w:lang w:val="en-US"/>
-        </w:rPr>
-        <w:t>Arinos</w:t>
-      </w:r>
-      <w:proofErr w:type="spellEnd"/>
-      <w:r>
-        <w:rPr>
-          <w:rFonts w:asciiTheme="majorHAnsi" w:hAnsiTheme="majorHAnsi" w:cstheme="majorHAnsi"/>
-          <w:color w:val="000000" w:themeColor="text1"/>
-          <w:lang w:val="en-US"/>
-        </w:rPr>
-        <w:t xml:space="preserve"> can connect, share news, promote local businesses, announce events, and facilitate communication and job opportunities. The system will be developed as a web application using the Java programming language with the </w:t>
-      </w:r>
-      <w:proofErr w:type="spellStart"/>
-      <w:r>
-        <w:rPr>
-          <w:rFonts w:asciiTheme="majorHAnsi" w:hAnsiTheme="majorHAnsi" w:cstheme="majorHAnsi"/>
-          <w:color w:val="000000" w:themeColor="text1"/>
-          <w:lang w:val="en-US"/>
-        </w:rPr>
-        <w:t>Thymeleaf</w:t>
-      </w:r>
-      <w:proofErr w:type="spellEnd"/>
-      <w:r>
-        <w:rPr>
-          <w:rFonts w:asciiTheme="majorHAnsi" w:hAnsiTheme="majorHAnsi" w:cstheme="majorHAnsi"/>
-          <w:color w:val="000000" w:themeColor="text1"/>
-          <w:lang w:val="en-US"/>
-        </w:rPr>
-        <w:t xml:space="preserve"> framework to build a dynamic </w:t>
-      </w:r>
-      <w:r>
-        <w:rPr>
-          <w:rFonts w:asciiTheme="majorHAnsi" w:hAnsiTheme="majorHAnsi" w:cstheme="majorHAnsi"/>
-          <w:color w:val="000000" w:themeColor="text1"/>
-          <w:lang w:val="en-US"/>
-        </w:rPr>
-        <w:t>and</w:t>
-      </w:r>
-      <w:r>
-        <w:rPr>
-          <w:rFonts w:asciiTheme="majorHAnsi" w:hAnsiTheme="majorHAnsi" w:cstheme="majorHAnsi"/>
-          <w:color w:val="000000" w:themeColor="text1"/>
-          <w:lang w:val="en-US"/>
-        </w:rPr>
-        <w:t xml:space="preserve"> user-friendly interface. Data will be stored in a PostgreSQL database, ensuring security and efficiency within the digital environment.</w:t>
+        <w:t xml:space="preserve"> framework, which will allow the creation of a dynamic and user-friendly interface.</w:t>
       </w:r>
     </w:p>
     <w:p>
@@ -1378,6 +1312,14 @@
           <w:lang w:val="en-US"/>
         </w:rPr>
       </w:pPr>
+      <w:r>
+        <w:rPr>
+          <w:rFonts w:asciiTheme="majorHAnsi" w:hAnsiTheme="majorHAnsi" w:cstheme="majorHAnsi"/>
+          <w:color w:val="000000" w:themeColor="text1"/>
+          <w:lang w:val="en-US"/>
+        </w:rPr>
+        <w:t>Data storage will be carried out in a PostgreSQL database, ensuring greater security and efficiency in the digital environment.</w:t>
+      </w:r>
     </w:p>
     <w:p>
       <w:pPr>
@@ -1432,18 +1374,7 @@
           <w:shd w:val="clear" w:color="auto" w:fill="FFFFFF"/>
           <w:lang w:val="en-US"/>
         </w:rPr>
-        <w:t>social networks; local community; web system; information technology; digital inclusion</w:t>
-      </w:r>
-      <w:r>
-        <w:rPr>
-          <w:rStyle w:val="apple-style-span"/>
-          <w:rFonts w:asciiTheme="minorHAnsi" w:hAnsiTheme="minorHAnsi" w:cstheme="minorHAnsi"/>
-          <w:bCs/>
-          <w:color w:val="000000"/>
-          <w:shd w:val="clear" w:color="auto" w:fill="FFFFFF"/>
-          <w:lang w:val="en-US"/>
-        </w:rPr>
-        <w:t>.</w:t>
+        <w:t>social networks; local community; web system; information technology; digital inclusion.</w:t>
       </w:r>
     </w:p>
     <w:p>
@@ -2473,7 +2404,6 @@
           <w:lang w:val="en-US"/>
         </w:rPr>
       </w:pPr>
-      <w:proofErr w:type="gramStart"/>
       <w:r>
         <w:rPr>
           <w:lang w:val="en-US"/>
@@ -2486,7 +2416,6 @@
         </w:rPr>
         <w:tab/>
       </w:r>
-      <w:proofErr w:type="gramEnd"/>
       <w:r>
         <w:rPr>
           <w:lang w:val="en-US"/>
@@ -2515,7 +2444,6 @@
           <w:lang w:val="en-US"/>
         </w:rPr>
       </w:pPr>
-      <w:proofErr w:type="gramStart"/>
       <w:r>
         <w:rPr>
           <w:lang w:val="en-US"/>
@@ -2528,7 +2456,6 @@
         </w:rPr>
         <w:tab/>
       </w:r>
-      <w:proofErr w:type="gramEnd"/>
       <w:r>
         <w:rPr>
           <w:lang w:val="en-US"/>
@@ -2721,7 +2648,6 @@
         </w:rPr>
         <w:tab/>
       </w:r>
-      <w:proofErr w:type="gramStart"/>
       <w:r>
         <w:rPr>
           <w:lang w:val="en-US"/>
@@ -2734,7 +2660,6 @@
         </w:rPr>
         <w:tab/>
       </w:r>
-      <w:proofErr w:type="gramEnd"/>
       <w:r>
         <w:rPr>
           <w:lang w:val="en-US"/>
@@ -2769,14 +2694,12 @@
         </w:rPr>
         <w:tab/>
       </w:r>
-      <w:proofErr w:type="gramStart"/>
       <w:r>
         <w:t xml:space="preserve">SGBDR  </w:t>
       </w:r>
       <w:r>
         <w:tab/>
       </w:r>
-      <w:proofErr w:type="gramEnd"/>
       <w:r>
         <w:tab/>
       </w:r>
@@ -5314,23 +5237,7 @@
           <w:rFonts w:cs="Times New Roman"/>
           <w:szCs w:val="22"/>
         </w:rPr>
-        <w:t xml:space="preserve"> será focada em interesses locais, como divulgação de eventos, vagas de emprego, notícias regionais, </w:t>
-      </w:r>
-      <w:proofErr w:type="gramStart"/>
-      <w:r>
-        <w:rPr>
-          <w:rFonts w:cs="Times New Roman"/>
-          <w:szCs w:val="22"/>
-        </w:rPr>
-        <w:t>etc..</w:t>
-      </w:r>
-      <w:proofErr w:type="gramEnd"/>
-      <w:r>
-        <w:rPr>
-          <w:rFonts w:cs="Times New Roman"/>
-          <w:szCs w:val="22"/>
-        </w:rPr>
-        <w:t xml:space="preserve"> Assim, Arinos-</w:t>
+        <w:t xml:space="preserve"> será focada em interesses locais, como divulgação de eventos, vagas de emprego, notícias regionais, etc.. Assim, Arinos-</w:t>
       </w:r>
       <w:proofErr w:type="spellStart"/>
       <w:r>
@@ -6141,15 +6048,7 @@
         </w:numPr>
       </w:pPr>
       <w:r>
-        <w:t xml:space="preserve">Desafios e desigualdades: apesar dos benefícios, grupos com menor </w:t>
-      </w:r>
-      <w:proofErr w:type="gramStart"/>
-      <w:r>
-        <w:t>inclusão digital podem</w:t>
-      </w:r>
-      <w:proofErr w:type="gramEnd"/>
-      <w:r>
-        <w:t xml:space="preserve"> encontrar dificuldades para participar de redes sociais, conforme discutido por Silva (2018) e Valente (2016). Esse fator reforça a importância de desenvolver soluções acessíveis, intuitivas e leves, compatíveis com diferentes realidades de acesso tecnológico.</w:t>
+        <w:t>Desafios e desigualdades: apesar dos benefícios, grupos com menor inclusão digital podem encontrar dificuldades para participar de redes sociais, conforme discutido por Silva (2018) e Valente (2016). Esse fator reforça a importância de desenvolver soluções acessíveis, intuitivas e leves, compatíveis com diferentes realidades de acesso tecnológico.</w:t>
       </w:r>
     </w:p>
     <w:p/>
@@ -7170,21 +7069,7 @@
         <w:rPr>
           <w:rFonts w:ascii="Times New Roman" w:hAnsi="Times New Roman" w:cs="Times New Roman"/>
         </w:rPr>
-        <w:t xml:space="preserve"> aplicada </w:t>
-      </w:r>
-      <w:proofErr w:type="gramStart"/>
-      <w:r>
-        <w:rPr>
-          <w:rFonts w:ascii="Times New Roman" w:hAnsi="Times New Roman" w:cs="Times New Roman"/>
-        </w:rPr>
-        <w:t>à</w:t>
-      </w:r>
-      <w:proofErr w:type="gramEnd"/>
-      <w:r>
-        <w:rPr>
-          <w:rFonts w:ascii="Times New Roman" w:hAnsi="Times New Roman" w:cs="Times New Roman"/>
-        </w:rPr>
-        <w:t xml:space="preserve"> aplicações web</w:t>
+        <w:t xml:space="preserve"> aplicada à aplicações web</w:t>
       </w:r>
       <w:r>
         <w:rPr>
@@ -7561,7 +7446,7 @@
           <w:noProof/>
         </w:rPr>
         <w:drawing>
-          <wp:inline distT="0" distB="0" distL="0" distR="0" wp14:anchorId="4885B8E5" wp14:editId="42270FF5">
+          <wp:inline distT="0" distB="0" distL="0" distR="0" wp14:anchorId="4885B8E5" wp14:editId="6DD67CF9">
             <wp:extent cx="4762500" cy="1866900"/>
             <wp:effectExtent l="0" t="0" r="0" b="0"/>
             <wp:docPr id="1462787771" name="Imagem 3" descr="Design Pattern: Singleton. Chegamos a nossa última semana nos… | by  Vinicius Climaco | Medium"/>
